--- a/TS Jatai Ghanam Project/TS 1.5/TS 1.5 Ghanam Malayalam Corrections.docx
+++ b/TS Jatai Ghanam Project/TS 1.5/TS 1.5 Ghanam Malayalam Corrections.docx
@@ -1,7 +1,2697 @@
 
 <file path=word/document.xml><?xml version="1.0" encoding="utf-8"?>
-<w:document xmlns:wpc="http://schemas.microsoft.com/office/word/2010/wordprocessingCanvas" xmlns:cx="http://schemas.microsoft.com/office/drawing/2014/chartex" xmlns:cx1="http://schemas.microsoft.com/office/drawing/2015/9/8/chartex" xmlns:cx2="http://schemas.microsoft.com/office/drawing/2015/10/21/chartex" xmlns:cx3="http://schemas.microsoft.com/office/drawing/2016/5/9/chartex" xmlns:cx4="http://schemas.microsoft.com/office/drawing/2016/5/10/chartex" xmlns:cx5="http://schemas.microsoft.com/office/drawing/2016/5/11/chartex" xmlns:cx6="http://schemas.microsoft.com/office/drawing/2016/5/12/chartex" xmlns:cx7="http://schemas.microsoft.com/office/drawing/2016/5/13/chartex" xmlns:cx8="http://schemas.microsoft.com/office/drawing/2016/5/14/chartex" xmlns:mc="http://schemas.openxmlformats.org/markup-compatibility/2006" xmlns:aink="http://schemas.microsoft.com/office/drawing/2016/ink" xmlns:am3d="http://schemas.microsoft.com/office/drawing/2017/model3d" xmlns:o="urn:schemas-microsoft-com:office:office" xmlns:oel="http://schemas.microsoft.com/office/2019/extlst" xmlns:r="http://schemas.openxmlformats.org/officeDocument/2006/relationships" xmlns:m="http://schemas.openxmlformats.org/officeDocument/2006/math" xmlns:v="urn:schemas-microsoft-com:vml" xmlns:wp14="http://schemas.microsoft.com/office/word/2010/wordprocessingDrawing" xmlns:wp="http://schemas.openxmlformats.org/drawingml/2006/wordprocessingDrawing" xmlns:w10="urn:schemas-microsoft-com:office:word" xmlns:w="http://schemas.openxmlformats.org/wordprocessingml/2006/main" xmlns:w14="http://schemas.microsoft.com/office/word/2010/wordml" xmlns:w15="http://schemas.microsoft.com/office/word/2012/wordml" xmlns:w16cex="http://schemas.microsoft.com/office/word/2018/wordml/cex" xmlns:w16cid="http://schemas.microsoft.com/office/word/2016/wordml/cid" xmlns:w16="http://schemas.microsoft.com/office/word/2018/wordml" xmlns:w16sdtdh="http://schemas.microsoft.com/office/word/2020/wordml/sdtdatahash" xmlns:w16se="http://schemas.microsoft.com/office/word/2015/wordml/symex" xmlns:wpg="http://schemas.microsoft.com/office/word/2010/wordprocessingGroup" xmlns:wpi="http://schemas.microsoft.com/office/word/2010/wordprocessingInk" xmlns:wne="http://schemas.microsoft.com/office/word/2006/wordml" xmlns:wps="http://schemas.microsoft.com/office/word/2010/wordprocessingShape" mc:Ignorable="w14 w15 w16se w16cid w16 w16cex w16sdtdh wp14">
+<w:document xmlns:wpc="http://schemas.microsoft.com/office/word/2010/wordprocessingCanvas" xmlns:cx="http://schemas.microsoft.com/office/drawing/2014/chartex" xmlns:cx1="http://schemas.microsoft.com/office/drawing/2015/9/8/chartex" xmlns:cx2="http://schemas.microsoft.com/office/drawing/2015/10/21/chartex" xmlns:cx3="http://schemas.microsoft.com/office/drawing/2016/5/9/chartex" xmlns:cx4="http://schemas.microsoft.com/office/drawing/2016/5/10/chartex" xmlns:cx5="http://schemas.microsoft.com/office/drawing/2016/5/11/chartex" xmlns:cx6="http://schemas.microsoft.com/office/drawing/2016/5/12/chartex" xmlns:cx7="http://schemas.microsoft.com/office/drawing/2016/5/13/chartex" xmlns:cx8="http://schemas.microsoft.com/office/drawing/2016/5/14/chartex" xmlns:mc="http://schemas.openxmlformats.org/markup-compatibility/2006" xmlns:aink="http://schemas.microsoft.com/office/drawing/2016/ink" xmlns:am3d="http://schemas.microsoft.com/office/drawing/2017/model3d" xmlns:o="urn:schemas-microsoft-com:office:office" xmlns:oel="http://schemas.microsoft.com/office/2019/extlst" xmlns:r="http://schemas.openxmlformats.org/officeDocument/2006/relationships" xmlns:m="http://schemas.openxmlformats.org/officeDocument/2006/math" xmlns:v="urn:schemas-microsoft-com:vml" xmlns:wp14="http://schemas.microsoft.com/office/word/2010/wordprocessingDrawing" xmlns:wp="http://schemas.openxmlformats.org/drawingml/2006/wordprocessingDrawing" xmlns:w10="urn:schemas-microsoft-com:office:word" xmlns:w="http://schemas.openxmlformats.org/wordprocessingml/2006/main" xmlns:w14="http://schemas.microsoft.com/office/word/2010/wordml" xmlns:w15="http://schemas.microsoft.com/office/word/2012/wordml" xmlns:w16cex="http://schemas.microsoft.com/office/word/2018/wordml/cex" xmlns:w16cid="http://schemas.microsoft.com/office/word/2016/wordml/cid" xmlns:w16="http://schemas.microsoft.com/office/word/2018/wordml" xmlns:w16du="http://schemas.microsoft.com/office/word/2023/wordml/word16du" xmlns:w16sdtdh="http://schemas.microsoft.com/office/word/2020/wordml/sdtdatahash" xmlns:w16sdtfl="http://schemas.microsoft.com/office/word/2024/wordml/sdtformatlock" xmlns:w16se="http://schemas.microsoft.com/office/word/2015/wordml/symex" xmlns:wpg="http://schemas.microsoft.com/office/word/2010/wordprocessingGroup" xmlns:wpi="http://schemas.microsoft.com/office/word/2010/wordprocessingInk" xmlns:wne="http://schemas.microsoft.com/office/word/2006/wordml" xmlns:wps="http://schemas.microsoft.com/office/word/2010/wordprocessingShape" mc:Ignorable="w14 w15 w16se w16cid w16 w16cex w16sdtdh w16sdtfl w16du wp14">
   <w:body>
+    <w:p>
+      <w:pPr>
+        <w:spacing w:before="0" w:line="240" w:lineRule="auto"/>
+        <w:jc w:val="center"/>
+        <w:rPr>
+          <w:b/>
+          <w:bCs/>
+          <w:sz w:val="32"/>
+          <w:szCs w:val="32"/>
+          <w:u w:val="single"/>
+        </w:rPr>
+      </w:pPr>
+      <w:r>
+        <w:rPr>
+          <w:b/>
+          <w:bCs/>
+          <w:sz w:val="32"/>
+          <w:szCs w:val="32"/>
+          <w:u w:val="single"/>
+        </w:rPr>
+        <w:t xml:space="preserve">TS </w:t>
+      </w:r>
+      <w:r>
+        <w:rPr>
+          <w:b/>
+          <w:bCs/>
+          <w:sz w:val="32"/>
+          <w:szCs w:val="32"/>
+          <w:u w:val="single"/>
+        </w:rPr>
+        <w:t>Ghanam</w:t>
+      </w:r>
+      <w:r>
+        <w:rPr>
+          <w:b/>
+          <w:bCs/>
+          <w:sz w:val="32"/>
+          <w:szCs w:val="32"/>
+          <w:u w:val="single"/>
+        </w:rPr>
+        <w:t xml:space="preserve"> – TS 1.5 Malayalam Corrections – Observed till </w:t>
+      </w:r>
+      <w:r>
+        <w:rPr>
+          <w:b/>
+          <w:bCs/>
+          <w:sz w:val="32"/>
+          <w:szCs w:val="32"/>
+          <w:highlight w:val="red"/>
+          <w:u w:val="single"/>
+        </w:rPr>
+        <w:t>????</w:t>
+      </w:r>
+    </w:p>
+    <w:p>
+      <w:pPr>
+        <w:spacing w:before="0" w:line="240" w:lineRule="auto"/>
+        <w:jc w:val="center"/>
+        <w:rPr>
+          <w:b/>
+          <w:bCs/>
+          <w:sz w:val="28"/>
+          <w:szCs w:val="32"/>
+        </w:rPr>
+      </w:pPr>
+      <w:r>
+        <w:rPr>
+          <w:b/>
+          <w:bCs/>
+          <w:sz w:val="28"/>
+          <w:szCs w:val="32"/>
+        </w:rPr>
+        <w:t>(ignore those which are already incorporated in your book’s version and date)</w:t>
+      </w:r>
+    </w:p>
+    <w:tbl>
+      <w:tblPr>
+        <w:tblW w:w="14395" w:type="dxa"/>
+        <w:tblInd w:w="-792" w:type="dxa"/>
+        <w:tblBorders>
+          <w:top w:val="single" w:sz="4" w:space="0" w:color="000000"/>
+          <w:left w:val="single" w:sz="4" w:space="0" w:color="000000"/>
+          <w:bottom w:val="single" w:sz="4" w:space="0" w:color="000000"/>
+          <w:right w:val="single" w:sz="4" w:space="0" w:color="000000"/>
+          <w:insideH w:val="single" w:sz="4" w:space="0" w:color="000000"/>
+          <w:insideV w:val="single" w:sz="4" w:space="0" w:color="000000"/>
+        </w:tblBorders>
+        <w:tblLook w:val="04A0" w:firstRow="1" w:lastRow="0" w:firstColumn="1" w:lastColumn="0" w:noHBand="0" w:noVBand="1"/>
+      </w:tblPr>
+      <w:tblGrid>
+        <w:gridCol w:w="7166"/>
+        <w:gridCol w:w="7229"/>
+      </w:tblGrid>
+      <w:tr>
+        <w:tc>
+          <w:tcPr>
+            <w:tcW w:w="7166" w:type="dxa"/>
+          </w:tcPr>
+          <w:p>
+            <w:pPr>
+              <w:spacing w:before="0" w:line="240" w:lineRule="auto"/>
+              <w:jc w:val="center"/>
+              <w:rPr>
+                <w:b/>
+                <w:sz w:val="32"/>
+                <w:szCs w:val="32"/>
+              </w:rPr>
+            </w:pPr>
+            <w:r>
+              <w:rPr>
+                <w:b/>
+                <w:sz w:val="32"/>
+                <w:szCs w:val="32"/>
+              </w:rPr>
+              <w:t>As Printed</w:t>
+            </w:r>
+          </w:p>
+        </w:tc>
+        <w:tc>
+          <w:tcPr>
+            <w:tcW w:w="7229" w:type="dxa"/>
+          </w:tcPr>
+          <w:p>
+            <w:pPr>
+              <w:spacing w:before="0" w:line="240" w:lineRule="auto"/>
+              <w:ind w:right="-18"/>
+              <w:jc w:val="center"/>
+              <w:rPr>
+                <w:b/>
+                <w:sz w:val="32"/>
+                <w:szCs w:val="32"/>
+              </w:rPr>
+            </w:pPr>
+            <w:r>
+              <w:rPr>
+                <w:b/>
+                <w:sz w:val="32"/>
+                <w:szCs w:val="32"/>
+              </w:rPr>
+              <w:t xml:space="preserve">To be read as or corrected as </w:t>
+            </w:r>
+          </w:p>
+        </w:tc>
+      </w:tr>
+      <w:tr>
+        <w:trPr>
+          <w:trHeight w:val="2756"/>
+        </w:trPr>
+        <w:tc>
+          <w:tcPr>
+            <w:tcW w:w="7166" w:type="dxa"/>
+          </w:tcPr>
+          <w:p>
+            <w:pPr>
+              <w:widowControl w:val="0"/>
+              <w:autoSpaceDE w:val="0"/>
+              <w:autoSpaceDN w:val="0"/>
+              <w:adjustRightInd w:val="0"/>
+              <w:spacing w:before="0" w:line="240" w:lineRule="auto"/>
+              <w:rPr>
+                <w:rFonts w:ascii="BRH Malayalam Extra" w:hAnsi="BRH Malayalam Extra" w:cs="BRH Malayalam Extra"/>
+                <w:color w:val="000000"/>
+                <w:sz w:val="32"/>
+                <w:szCs w:val="40"/>
+              </w:rPr>
+            </w:pPr>
+            <w:r>
+              <w:rPr>
+                <w:rFonts w:cs="BRH Malayalam Extra"/>
+                <w:color w:val="000000"/>
+                <w:szCs w:val="40"/>
+              </w:rPr>
+              <w:t>56</w:t>
+            </w:r>
+            <w:r>
+              <w:rPr>
+                <w:rFonts w:ascii="BRH Malayalam Extra" w:hAnsi="BRH Malayalam Extra" w:cs="BRH Malayalam Extra"/>
+                <w:color w:val="000000"/>
+                <w:sz w:val="32"/>
+                <w:szCs w:val="40"/>
+              </w:rPr>
+              <w:t>)</w:t>
+            </w:r>
+            <w:r>
+              <w:rPr>
+                <w:rFonts w:cs="BRH Malayalam Extra"/>
+                <w:color w:val="000000"/>
+                <w:szCs w:val="40"/>
+              </w:rPr>
+              <w:t xml:space="preserve">  1</w:t>
+            </w:r>
+            <w:r>
+              <w:rPr>
+                <w:rFonts w:ascii="BRH Malayalam Extra" w:hAnsi="BRH Malayalam Extra" w:cs="BRH Malayalam Extra"/>
+                <w:color w:val="000000"/>
+                <w:sz w:val="32"/>
+                <w:szCs w:val="40"/>
+              </w:rPr>
+              <w:t>.</w:t>
+            </w:r>
+            <w:r>
+              <w:rPr>
+                <w:rFonts w:cs="BRH Malayalam Extra"/>
+                <w:color w:val="000000"/>
+                <w:szCs w:val="40"/>
+              </w:rPr>
+              <w:t>5</w:t>
+            </w:r>
+            <w:r>
+              <w:rPr>
+                <w:rFonts w:ascii="BRH Malayalam Extra" w:hAnsi="BRH Malayalam Extra" w:cs="BRH Malayalam Extra"/>
+                <w:color w:val="000000"/>
+                <w:sz w:val="32"/>
+                <w:szCs w:val="40"/>
+              </w:rPr>
+              <w:t>.</w:t>
+            </w:r>
+            <w:r>
+              <w:rPr>
+                <w:rFonts w:cs="BRH Malayalam Extra"/>
+                <w:color w:val="000000"/>
+                <w:szCs w:val="40"/>
+              </w:rPr>
+              <w:t>2</w:t>
+            </w:r>
+            <w:r>
+              <w:rPr>
+                <w:rFonts w:ascii="BRH Malayalam Extra" w:hAnsi="BRH Malayalam Extra" w:cs="BRH Malayalam Extra"/>
+                <w:color w:val="000000"/>
+                <w:sz w:val="32"/>
+                <w:szCs w:val="40"/>
+              </w:rPr>
+              <w:t>.</w:t>
+            </w:r>
+            <w:r>
+              <w:rPr>
+                <w:rFonts w:cs="BRH Malayalam Extra"/>
+                <w:color w:val="000000"/>
+                <w:szCs w:val="40"/>
+              </w:rPr>
+              <w:t>1</w:t>
+            </w:r>
+            <w:r>
+              <w:rPr>
+                <w:rFonts w:ascii="BRH Malayalam Extra" w:hAnsi="BRH Malayalam Extra" w:cs="BRH Malayalam Extra"/>
+                <w:color w:val="000000"/>
+                <w:sz w:val="32"/>
+                <w:szCs w:val="40"/>
+              </w:rPr>
+              <w:t>(</w:t>
+            </w:r>
+            <w:r>
+              <w:rPr>
+                <w:rFonts w:cs="BRH Malayalam Extra"/>
+                <w:color w:val="000000"/>
+                <w:szCs w:val="40"/>
+              </w:rPr>
+              <w:t>49</w:t>
+            </w:r>
+            <w:r>
+              <w:rPr>
+                <w:rFonts w:ascii="BRH Malayalam Extra" w:hAnsi="BRH Malayalam Extra" w:cs="BRH Malayalam Extra"/>
+                <w:color w:val="000000"/>
+                <w:sz w:val="32"/>
+                <w:szCs w:val="40"/>
+              </w:rPr>
+              <w:t>)-  e¡d—J | B | c</w:t>
+            </w:r>
+            <w:r>
+              <w:rPr>
+                <w:rFonts w:ascii="BRH Malayalam Extra" w:hAnsi="BRH Malayalam Extra" w:cs="BRH Malayalam Extra"/>
+                <w:color w:val="000000"/>
+                <w:sz w:val="26"/>
+                <w:szCs w:val="40"/>
+                <w:highlight w:val="yellow"/>
+              </w:rPr>
+              <w:t>–</w:t>
+            </w:r>
+            <w:r>
+              <w:rPr>
+                <w:rFonts w:ascii="BRH Malayalam Extra" w:hAnsi="BRH Malayalam Extra" w:cs="BRH Malayalam Extra"/>
+                <w:color w:val="000000"/>
+                <w:sz w:val="32"/>
+                <w:szCs w:val="40"/>
+                <w:highlight w:val="yellow"/>
+              </w:rPr>
+              <w:t>¥À</w:t>
+            </w:r>
+            <w:r>
+              <w:rPr>
+                <w:rFonts w:ascii="BRH Malayalam Extra" w:hAnsi="BRH Malayalam Extra" w:cs="BRH Malayalam Extra"/>
+                <w:color w:val="000000"/>
+                <w:sz w:val="32"/>
+                <w:szCs w:val="40"/>
+              </w:rPr>
+              <w:t xml:space="preserve"> | </w:t>
+            </w:r>
+          </w:p>
+          <w:p>
+            <w:pPr>
+              <w:widowControl w:val="0"/>
+              <w:autoSpaceDE w:val="0"/>
+              <w:autoSpaceDN w:val="0"/>
+              <w:adjustRightInd w:val="0"/>
+              <w:spacing w:before="0" w:line="240" w:lineRule="auto"/>
+              <w:rPr>
+                <w:rFonts w:ascii="BRH Malayalam Extra" w:hAnsi="BRH Malayalam Extra" w:cs="BRH Malayalam Extra"/>
+                <w:color w:val="000000"/>
+                <w:sz w:val="32"/>
+                <w:szCs w:val="40"/>
+              </w:rPr>
+            </w:pPr>
+            <w:r>
+              <w:rPr>
+                <w:rFonts w:ascii="BRH Malayalam Extra" w:hAnsi="BRH Malayalam Extra" w:cs="BRH Malayalam Extra"/>
+                <w:color w:val="000000"/>
+                <w:sz w:val="32"/>
+                <w:szCs w:val="40"/>
+              </w:rPr>
+              <w:t>e¡d</w:t>
+            </w:r>
+            <w:r>
+              <w:rPr>
+                <w:rFonts w:ascii="BRH Malayalam Extra" w:hAnsi="BRH Malayalam Extra" w:cs="BRH Malayalam Extra"/>
+                <w:color w:val="000000"/>
+                <w:sz w:val="26"/>
+                <w:szCs w:val="40"/>
+              </w:rPr>
+              <w:t>–</w:t>
+            </w:r>
+            <w:r>
+              <w:rPr>
+                <w:rFonts w:ascii="BRH Malayalam Extra" w:hAnsi="BRH Malayalam Extra" w:cs="BRH Malayalam Extra"/>
+                <w:color w:val="000000"/>
+                <w:sz w:val="32"/>
+                <w:szCs w:val="40"/>
+              </w:rPr>
+              <w:t>kx e¡d</w:t>
+            </w:r>
+            <w:r>
+              <w:rPr>
+                <w:rFonts w:ascii="BRH Malayalam Extra" w:hAnsi="BRH Malayalam Extra" w:cs="BRH Malayalam Extra"/>
+                <w:color w:val="000000"/>
+                <w:sz w:val="26"/>
+                <w:szCs w:val="40"/>
+              </w:rPr>
+              <w:t>–</w:t>
+            </w:r>
+            <w:r>
+              <w:rPr>
+                <w:rFonts w:ascii="BRH Malayalam Extra" w:hAnsi="BRH Malayalam Extra" w:cs="BRH Malayalam Extra"/>
+                <w:color w:val="000000"/>
+                <w:sz w:val="32"/>
+                <w:szCs w:val="40"/>
+              </w:rPr>
+              <w:t>J e¡d</w:t>
+            </w:r>
+            <w:r>
+              <w:rPr>
+                <w:rFonts w:ascii="BRH Malayalam Extra" w:hAnsi="BRH Malayalam Extra" w:cs="BRH Malayalam Extra"/>
+                <w:color w:val="000000"/>
+                <w:sz w:val="26"/>
+                <w:szCs w:val="40"/>
+              </w:rPr>
+              <w:t>–</w:t>
+            </w:r>
+            <w:r>
+              <w:rPr>
+                <w:rFonts w:ascii="BRH Malayalam Extra" w:hAnsi="BRH Malayalam Extra" w:cs="BRH Malayalam Extra"/>
+                <w:color w:val="000000"/>
+                <w:sz w:val="32"/>
+                <w:szCs w:val="40"/>
+              </w:rPr>
+              <w:t xml:space="preserve">kx </w:t>
+            </w:r>
+            <w:r>
+              <w:rPr>
+                <w:rFonts w:ascii="BRH Malayalam Extra" w:hAnsi="BRH Malayalam Extra" w:cs="BRH Malayalam Extra"/>
+                <w:color w:val="000000"/>
+                <w:sz w:val="32"/>
+                <w:szCs w:val="40"/>
+                <w:highlight w:val="yellow"/>
+              </w:rPr>
+              <w:t>c</w:t>
+            </w:r>
+            <w:r>
+              <w:rPr>
+                <w:rFonts w:ascii="BRH Malayalam Extra" w:hAnsi="BRH Malayalam Extra" w:cs="BRH Malayalam Extra"/>
+                <w:color w:val="000000"/>
+                <w:sz w:val="26"/>
+                <w:szCs w:val="40"/>
+              </w:rPr>
+              <w:t>–</w:t>
+            </w:r>
+            <w:r>
+              <w:rPr>
+                <w:rFonts w:ascii="BRH Malayalam Extra" w:hAnsi="BRH Malayalam Extra" w:cs="BRH Malayalam Extra"/>
+                <w:color w:val="000000"/>
+                <w:sz w:val="32"/>
+                <w:szCs w:val="40"/>
+              </w:rPr>
+              <w:t xml:space="preserve">¥À </w:t>
+            </w:r>
+            <w:r>
+              <w:rPr>
+                <w:rFonts w:ascii="BRH Malayalam Extra" w:hAnsi="BRH Malayalam Extra" w:cs="BRH Malayalam Extra"/>
+                <w:color w:val="000000"/>
+                <w:sz w:val="32"/>
+                <w:szCs w:val="40"/>
+                <w:highlight w:val="yellow"/>
+              </w:rPr>
+              <w:t>c</w:t>
+            </w:r>
+            <w:r>
+              <w:rPr>
+                <w:rFonts w:ascii="BRH Malayalam Extra" w:hAnsi="BRH Malayalam Extra" w:cs="BRH Malayalam Extra"/>
+                <w:color w:val="000000"/>
+                <w:sz w:val="26"/>
+                <w:szCs w:val="40"/>
+                <w:highlight w:val="yellow"/>
+              </w:rPr>
+              <w:t>–</w:t>
+            </w:r>
+            <w:r>
+              <w:rPr>
+                <w:rFonts w:ascii="BRH Malayalam Extra" w:hAnsi="BRH Malayalam Extra" w:cs="BRH Malayalam Extra"/>
+                <w:color w:val="000000"/>
+                <w:sz w:val="32"/>
+                <w:szCs w:val="40"/>
+                <w:highlight w:val="yellow"/>
+              </w:rPr>
+              <w:t>À</w:t>
+            </w:r>
+            <w:r>
+              <w:rPr>
+                <w:rFonts w:ascii="BRH Malayalam Extra" w:hAnsi="BRH Malayalam Extra" w:cs="BRH Malayalam Extra"/>
+                <w:color w:val="000000"/>
+                <w:sz w:val="32"/>
+                <w:szCs w:val="40"/>
+              </w:rPr>
+              <w:t xml:space="preserve"> B e¡d</w:t>
+            </w:r>
+            <w:r>
+              <w:rPr>
+                <w:rFonts w:ascii="BRH Malayalam Extra" w:hAnsi="BRH Malayalam Extra" w:cs="BRH Malayalam Extra"/>
+                <w:color w:val="000000"/>
+                <w:sz w:val="26"/>
+                <w:szCs w:val="40"/>
+              </w:rPr>
+              <w:t>–</w:t>
+            </w:r>
+            <w:r>
+              <w:rPr>
+                <w:rFonts w:ascii="BRH Malayalam Extra" w:hAnsi="BRH Malayalam Extra" w:cs="BRH Malayalam Extra"/>
+                <w:color w:val="000000"/>
+                <w:sz w:val="32"/>
+                <w:szCs w:val="40"/>
+              </w:rPr>
+              <w:t>J e¡d</w:t>
+            </w:r>
+            <w:r>
+              <w:rPr>
+                <w:rFonts w:ascii="BRH Malayalam Extra" w:hAnsi="BRH Malayalam Extra" w:cs="BRH Malayalam Extra"/>
+                <w:color w:val="000000"/>
+                <w:sz w:val="26"/>
+                <w:szCs w:val="40"/>
+              </w:rPr>
+              <w:t>–</w:t>
+            </w:r>
+            <w:r>
+              <w:rPr>
+                <w:rFonts w:ascii="BRH Malayalam Extra" w:hAnsi="BRH Malayalam Extra" w:cs="BRH Malayalam Extra"/>
+                <w:color w:val="000000"/>
+                <w:sz w:val="32"/>
+                <w:szCs w:val="40"/>
+              </w:rPr>
+              <w:t xml:space="preserve">kx </w:t>
+            </w:r>
+            <w:r>
+              <w:rPr>
+                <w:rFonts w:ascii="BRH Malayalam Extra" w:hAnsi="BRH Malayalam Extra" w:cs="BRH Malayalam Extra"/>
+                <w:color w:val="000000"/>
+                <w:sz w:val="32"/>
+                <w:szCs w:val="40"/>
+                <w:highlight w:val="yellow"/>
+              </w:rPr>
+              <w:t>c</w:t>
+            </w:r>
+            <w:r>
+              <w:rPr>
+                <w:rFonts w:ascii="BRH Malayalam Extra" w:hAnsi="BRH Malayalam Extra" w:cs="BRH Malayalam Extra"/>
+                <w:color w:val="000000"/>
+                <w:sz w:val="26"/>
+                <w:szCs w:val="40"/>
+              </w:rPr>
+              <w:t>–</w:t>
+            </w:r>
+            <w:r>
+              <w:rPr>
+                <w:rFonts w:ascii="BRH Malayalam Extra" w:hAnsi="BRH Malayalam Extra" w:cs="BRH Malayalam Extra"/>
+                <w:color w:val="000000"/>
+                <w:sz w:val="32"/>
+                <w:szCs w:val="40"/>
+              </w:rPr>
+              <w:t xml:space="preserve">¥À | </w:t>
+            </w:r>
+          </w:p>
+          <w:p>
+            <w:pPr>
+              <w:widowControl w:val="0"/>
+              <w:autoSpaceDE w:val="0"/>
+              <w:autoSpaceDN w:val="0"/>
+              <w:adjustRightInd w:val="0"/>
+              <w:spacing w:before="0" w:line="240" w:lineRule="auto"/>
+              <w:rPr>
+                <w:rFonts w:ascii="BRH Malayalam Extra" w:hAnsi="BRH Malayalam Extra" w:cs="BRH Malayalam Extra"/>
+                <w:color w:val="000000"/>
+                <w:sz w:val="32"/>
+                <w:szCs w:val="40"/>
+              </w:rPr>
+            </w:pPr>
+            <w:r>
+              <w:rPr>
+                <w:rFonts w:cs="BRH Malayalam Extra"/>
+                <w:color w:val="000000"/>
+                <w:szCs w:val="40"/>
+              </w:rPr>
+              <w:t>57</w:t>
+            </w:r>
+            <w:r>
+              <w:rPr>
+                <w:rFonts w:ascii="BRH Malayalam Extra" w:hAnsi="BRH Malayalam Extra" w:cs="BRH Malayalam Extra"/>
+                <w:color w:val="000000"/>
+                <w:sz w:val="32"/>
+                <w:szCs w:val="40"/>
+              </w:rPr>
+              <w:t>)</w:t>
+            </w:r>
+            <w:r>
+              <w:rPr>
+                <w:rFonts w:cs="BRH Malayalam Extra"/>
+                <w:color w:val="000000"/>
+                <w:szCs w:val="40"/>
+              </w:rPr>
+              <w:t xml:space="preserve">  1</w:t>
+            </w:r>
+            <w:r>
+              <w:rPr>
+                <w:rFonts w:ascii="BRH Malayalam Extra" w:hAnsi="BRH Malayalam Extra" w:cs="BRH Malayalam Extra"/>
+                <w:color w:val="000000"/>
+                <w:sz w:val="32"/>
+                <w:szCs w:val="40"/>
+              </w:rPr>
+              <w:t>.</w:t>
+            </w:r>
+            <w:r>
+              <w:rPr>
+                <w:rFonts w:cs="BRH Malayalam Extra"/>
+                <w:color w:val="000000"/>
+                <w:szCs w:val="40"/>
+              </w:rPr>
+              <w:t>5</w:t>
+            </w:r>
+            <w:r>
+              <w:rPr>
+                <w:rFonts w:ascii="BRH Malayalam Extra" w:hAnsi="BRH Malayalam Extra" w:cs="BRH Malayalam Extra"/>
+                <w:color w:val="000000"/>
+                <w:sz w:val="32"/>
+                <w:szCs w:val="40"/>
+              </w:rPr>
+              <w:t>.</w:t>
+            </w:r>
+            <w:r>
+              <w:rPr>
+                <w:rFonts w:cs="BRH Malayalam Extra"/>
+                <w:color w:val="000000"/>
+                <w:szCs w:val="40"/>
+              </w:rPr>
+              <w:t>2</w:t>
+            </w:r>
+            <w:r>
+              <w:rPr>
+                <w:rFonts w:ascii="BRH Malayalam Extra" w:hAnsi="BRH Malayalam Extra" w:cs="BRH Malayalam Extra"/>
+                <w:color w:val="000000"/>
+                <w:sz w:val="32"/>
+                <w:szCs w:val="40"/>
+              </w:rPr>
+              <w:t>.</w:t>
+            </w:r>
+            <w:r>
+              <w:rPr>
+                <w:rFonts w:cs="BRH Malayalam Extra"/>
+                <w:color w:val="000000"/>
+                <w:szCs w:val="40"/>
+              </w:rPr>
+              <w:t>1</w:t>
+            </w:r>
+            <w:r>
+              <w:rPr>
+                <w:rFonts w:ascii="BRH Malayalam Extra" w:hAnsi="BRH Malayalam Extra" w:cs="BRH Malayalam Extra"/>
+                <w:color w:val="000000"/>
+                <w:sz w:val="32"/>
+                <w:szCs w:val="40"/>
+              </w:rPr>
+              <w:t>(</w:t>
+            </w:r>
+            <w:r>
+              <w:rPr>
+                <w:rFonts w:cs="BRH Malayalam Extra"/>
+                <w:color w:val="000000"/>
+                <w:szCs w:val="40"/>
+              </w:rPr>
+              <w:t>50</w:t>
+            </w:r>
+            <w:r>
+              <w:rPr>
+                <w:rFonts w:ascii="BRH Malayalam Extra" w:hAnsi="BRH Malayalam Extra" w:cs="BRH Malayalam Extra"/>
+                <w:color w:val="000000"/>
+                <w:sz w:val="32"/>
+                <w:szCs w:val="40"/>
+              </w:rPr>
+              <w:t>)-  B | c</w:t>
+            </w:r>
+            <w:r>
+              <w:rPr>
+                <w:rFonts w:ascii="BRH Malayalam Extra" w:hAnsi="BRH Malayalam Extra" w:cs="BRH Malayalam Extra"/>
+                <w:color w:val="000000"/>
+                <w:sz w:val="26"/>
+                <w:szCs w:val="40"/>
+                <w:highlight w:val="yellow"/>
+              </w:rPr>
+              <w:t>–</w:t>
+            </w:r>
+            <w:r>
+              <w:rPr>
+                <w:rFonts w:ascii="BRH Malayalam Extra" w:hAnsi="BRH Malayalam Extra" w:cs="BRH Malayalam Extra"/>
+                <w:color w:val="000000"/>
+                <w:sz w:val="32"/>
+                <w:szCs w:val="40"/>
+                <w:highlight w:val="yellow"/>
+              </w:rPr>
+              <w:t>¥À</w:t>
+            </w:r>
+            <w:r>
+              <w:rPr>
+                <w:rFonts w:ascii="BRH Malayalam Extra" w:hAnsi="BRH Malayalam Extra" w:cs="BRH Malayalam Extra"/>
+                <w:color w:val="000000"/>
+                <w:sz w:val="32"/>
+                <w:szCs w:val="40"/>
+              </w:rPr>
+              <w:t xml:space="preserve"> | q</w:t>
+            </w:r>
+            <w:r>
+              <w:rPr>
+                <w:rFonts w:ascii="BRH Malayalam Extra" w:hAnsi="BRH Malayalam Extra" w:cs="BRH Malayalam Extra"/>
+                <w:color w:val="000000"/>
+                <w:sz w:val="26"/>
+                <w:szCs w:val="40"/>
+              </w:rPr>
+              <w:t>–</w:t>
+            </w:r>
+            <w:r>
+              <w:rPr>
+                <w:rFonts w:ascii="BRH Malayalam Extra" w:hAnsi="BRH Malayalam Extra" w:cs="BRH Malayalam Extra"/>
+                <w:color w:val="000000"/>
+                <w:sz w:val="32"/>
+                <w:szCs w:val="40"/>
+              </w:rPr>
+              <w:t>Zx±—kxJ |</w:t>
+            </w:r>
+          </w:p>
+          <w:p>
+            <w:pPr>
+              <w:widowControl w:val="0"/>
+              <w:autoSpaceDE w:val="0"/>
+              <w:autoSpaceDN w:val="0"/>
+              <w:adjustRightInd w:val="0"/>
+              <w:spacing w:before="0" w:line="240" w:lineRule="auto"/>
+              <w:rPr>
+                <w:rFonts w:ascii="BRH Malayalam Extra" w:hAnsi="BRH Malayalam Extra" w:cs="BRH Malayalam Extra"/>
+                <w:color w:val="000000"/>
+                <w:sz w:val="32"/>
+                <w:szCs w:val="40"/>
+              </w:rPr>
+            </w:pPr>
+            <w:r>
+              <w:rPr>
+                <w:rFonts w:ascii="BRH Malayalam Extra" w:hAnsi="BRH Malayalam Extra" w:cs="BRH Malayalam Extra"/>
+                <w:color w:val="000000"/>
+                <w:sz w:val="32"/>
+                <w:szCs w:val="40"/>
+              </w:rPr>
+              <w:t xml:space="preserve">B </w:t>
+            </w:r>
+            <w:r>
+              <w:rPr>
+                <w:rFonts w:ascii="BRH Malayalam Extra" w:hAnsi="BRH Malayalam Extra" w:cs="BRH Malayalam Extra"/>
+                <w:color w:val="000000"/>
+                <w:sz w:val="32"/>
+                <w:szCs w:val="40"/>
+                <w:highlight w:val="yellow"/>
+              </w:rPr>
+              <w:t>c</w:t>
+            </w:r>
+            <w:r>
+              <w:rPr>
+                <w:rFonts w:ascii="BRH Malayalam Extra" w:hAnsi="BRH Malayalam Extra" w:cs="BRH Malayalam Extra"/>
+                <w:color w:val="000000"/>
+                <w:sz w:val="26"/>
+                <w:szCs w:val="40"/>
+              </w:rPr>
+              <w:t>–</w:t>
+            </w:r>
+            <w:r>
+              <w:rPr>
+                <w:rFonts w:ascii="BRH Malayalam Extra" w:hAnsi="BRH Malayalam Extra" w:cs="BRH Malayalam Extra"/>
+                <w:color w:val="000000"/>
+                <w:sz w:val="32"/>
+                <w:szCs w:val="40"/>
+              </w:rPr>
+              <w:t xml:space="preserve">¥À </w:t>
+            </w:r>
+            <w:r>
+              <w:rPr>
+                <w:rFonts w:ascii="BRH Malayalam Extra" w:hAnsi="BRH Malayalam Extra" w:cs="BRH Malayalam Extra"/>
+                <w:color w:val="000000"/>
+                <w:sz w:val="32"/>
+                <w:szCs w:val="40"/>
+                <w:highlight w:val="yellow"/>
+              </w:rPr>
+              <w:t>c</w:t>
+            </w:r>
+            <w:r>
+              <w:rPr>
+                <w:rFonts w:ascii="BRH Malayalam Extra" w:hAnsi="BRH Malayalam Extra" w:cs="BRH Malayalam Extra"/>
+                <w:color w:val="000000"/>
+                <w:sz w:val="26"/>
+                <w:szCs w:val="40"/>
+                <w:highlight w:val="yellow"/>
+              </w:rPr>
+              <w:t>–</w:t>
+            </w:r>
+            <w:r>
+              <w:rPr>
+                <w:rFonts w:ascii="BRH Malayalam Extra" w:hAnsi="BRH Malayalam Extra" w:cs="BRH Malayalam Extra"/>
+                <w:color w:val="000000"/>
+                <w:sz w:val="32"/>
+                <w:szCs w:val="40"/>
+                <w:highlight w:val="yellow"/>
+              </w:rPr>
+              <w:t>À</w:t>
+            </w:r>
+            <w:r>
+              <w:rPr>
+                <w:rFonts w:ascii="BRH Malayalam Extra" w:hAnsi="BRH Malayalam Extra" w:cs="BRH Malayalam Extra"/>
+                <w:color w:val="000000"/>
+                <w:sz w:val="32"/>
+                <w:szCs w:val="40"/>
+              </w:rPr>
+              <w:t xml:space="preserve"> B </w:t>
+            </w:r>
+            <w:r>
+              <w:rPr>
+                <w:rFonts w:ascii="BRH Malayalam Extra" w:hAnsi="BRH Malayalam Extra" w:cs="BRH Malayalam Extra"/>
+                <w:color w:val="000000"/>
+                <w:sz w:val="32"/>
+                <w:szCs w:val="40"/>
+                <w:highlight w:val="yellow"/>
+              </w:rPr>
+              <w:t>c</w:t>
+            </w:r>
+            <w:r>
+              <w:rPr>
+                <w:rFonts w:ascii="BRH Malayalam Extra" w:hAnsi="BRH Malayalam Extra" w:cs="BRH Malayalam Extra"/>
+                <w:color w:val="000000"/>
+                <w:sz w:val="26"/>
+                <w:szCs w:val="40"/>
+              </w:rPr>
+              <w:t>–</w:t>
+            </w:r>
+            <w:r>
+              <w:rPr>
+                <w:rFonts w:ascii="BRH Malayalam Extra" w:hAnsi="BRH Malayalam Extra" w:cs="BRH Malayalam Extra"/>
+                <w:color w:val="000000"/>
+                <w:sz w:val="32"/>
+                <w:szCs w:val="40"/>
+              </w:rPr>
+              <w:t>¥À q</w:t>
+            </w:r>
+            <w:r>
+              <w:rPr>
+                <w:rFonts w:ascii="BRH Malayalam Extra" w:hAnsi="BRH Malayalam Extra" w:cs="BRH Malayalam Extra"/>
+                <w:color w:val="000000"/>
+                <w:sz w:val="26"/>
+                <w:szCs w:val="40"/>
+              </w:rPr>
+              <w:t>–</w:t>
+            </w:r>
+            <w:r>
+              <w:rPr>
+                <w:rFonts w:ascii="BRH Malayalam Extra" w:hAnsi="BRH Malayalam Extra" w:cs="BRH Malayalam Extra"/>
+                <w:color w:val="000000"/>
+                <w:sz w:val="32"/>
+                <w:szCs w:val="40"/>
+              </w:rPr>
+              <w:t>Zx±—kxJ q</w:t>
+            </w:r>
+            <w:r>
+              <w:rPr>
+                <w:rFonts w:ascii="BRH Malayalam Extra" w:hAnsi="BRH Malayalam Extra" w:cs="BRH Malayalam Extra"/>
+                <w:color w:val="000000"/>
+                <w:sz w:val="26"/>
+                <w:szCs w:val="40"/>
+              </w:rPr>
+              <w:t>–</w:t>
+            </w:r>
+            <w:r>
+              <w:rPr>
+                <w:rFonts w:ascii="BRH Malayalam Extra" w:hAnsi="BRH Malayalam Extra" w:cs="BRH Malayalam Extra"/>
+                <w:color w:val="000000"/>
+                <w:sz w:val="32"/>
+                <w:szCs w:val="40"/>
+              </w:rPr>
+              <w:t xml:space="preserve">Zx±—kx </w:t>
+            </w:r>
+            <w:r>
+              <w:rPr>
+                <w:rFonts w:ascii="BRH Malayalam Extra" w:hAnsi="BRH Malayalam Extra" w:cs="BRH Malayalam Extra"/>
+                <w:color w:val="000000"/>
+                <w:sz w:val="32"/>
+                <w:szCs w:val="40"/>
+                <w:highlight w:val="yellow"/>
+              </w:rPr>
+              <w:t>c</w:t>
+            </w:r>
+            <w:r>
+              <w:rPr>
+                <w:rFonts w:ascii="BRH Malayalam Extra" w:hAnsi="BRH Malayalam Extra" w:cs="BRH Malayalam Extra"/>
+                <w:color w:val="000000"/>
+                <w:sz w:val="26"/>
+                <w:szCs w:val="40"/>
+                <w:highlight w:val="yellow"/>
+              </w:rPr>
+              <w:t>–</w:t>
+            </w:r>
+            <w:r>
+              <w:rPr>
+                <w:rFonts w:ascii="BRH Malayalam Extra" w:hAnsi="BRH Malayalam Extra" w:cs="BRH Malayalam Extra"/>
+                <w:color w:val="000000"/>
+                <w:sz w:val="32"/>
+                <w:szCs w:val="40"/>
+                <w:highlight w:val="yellow"/>
+              </w:rPr>
+              <w:t>À</w:t>
+            </w:r>
+            <w:r>
+              <w:rPr>
+                <w:rFonts w:ascii="BRH Malayalam Extra" w:hAnsi="BRH Malayalam Extra" w:cs="BRH Malayalam Extra"/>
+                <w:color w:val="000000"/>
+                <w:sz w:val="32"/>
+                <w:szCs w:val="40"/>
+              </w:rPr>
+              <w:t xml:space="preserve"> B </w:t>
+            </w:r>
+            <w:r>
+              <w:rPr>
+                <w:rFonts w:ascii="BRH Malayalam Extra" w:hAnsi="BRH Malayalam Extra" w:cs="BRH Malayalam Extra"/>
+                <w:color w:val="000000"/>
+                <w:sz w:val="32"/>
+                <w:szCs w:val="40"/>
+                <w:highlight w:val="yellow"/>
+              </w:rPr>
+              <w:t>c</w:t>
+            </w:r>
+            <w:r>
+              <w:rPr>
+                <w:rFonts w:ascii="BRH Malayalam Extra" w:hAnsi="BRH Malayalam Extra" w:cs="BRH Malayalam Extra"/>
+                <w:color w:val="000000"/>
+                <w:sz w:val="26"/>
+                <w:szCs w:val="40"/>
+                <w:highlight w:val="yellow"/>
+              </w:rPr>
+              <w:t>–</w:t>
+            </w:r>
+            <w:r>
+              <w:rPr>
+                <w:rFonts w:ascii="BRH Malayalam Extra" w:hAnsi="BRH Malayalam Extra" w:cs="BRH Malayalam Extra"/>
+                <w:color w:val="000000"/>
+                <w:sz w:val="32"/>
+                <w:szCs w:val="40"/>
+              </w:rPr>
+              <w:t>¥À q</w:t>
+            </w:r>
+            <w:r>
+              <w:rPr>
+                <w:rFonts w:ascii="BRH Malayalam Extra" w:hAnsi="BRH Malayalam Extra" w:cs="BRH Malayalam Extra"/>
+                <w:color w:val="000000"/>
+                <w:sz w:val="26"/>
+                <w:szCs w:val="40"/>
+              </w:rPr>
+              <w:t>–</w:t>
+            </w:r>
+            <w:r>
+              <w:rPr>
+                <w:rFonts w:ascii="BRH Malayalam Extra" w:hAnsi="BRH Malayalam Extra" w:cs="BRH Malayalam Extra"/>
+                <w:color w:val="000000"/>
+                <w:sz w:val="32"/>
+                <w:szCs w:val="40"/>
+              </w:rPr>
+              <w:t xml:space="preserve">Zx±—kxJ | </w:t>
+            </w:r>
+          </w:p>
+          <w:p>
+            <w:pPr>
+              <w:widowControl w:val="0"/>
+              <w:autoSpaceDE w:val="0"/>
+              <w:autoSpaceDN w:val="0"/>
+              <w:adjustRightInd w:val="0"/>
+              <w:spacing w:before="0" w:line="240" w:lineRule="auto"/>
+              <w:rPr>
+                <w:rFonts w:ascii="BRH Malayalam Extra" w:hAnsi="BRH Malayalam Extra" w:cs="BRH Malayalam Extra"/>
+                <w:color w:val="000000"/>
+                <w:sz w:val="32"/>
+                <w:szCs w:val="40"/>
+              </w:rPr>
+            </w:pPr>
+            <w:r>
+              <w:rPr>
+                <w:rFonts w:cs="BRH Malayalam Extra"/>
+                <w:color w:val="000000"/>
+                <w:szCs w:val="40"/>
+              </w:rPr>
+              <w:t>1</w:t>
+            </w:r>
+            <w:r>
+              <w:rPr>
+                <w:rFonts w:ascii="BRH Malayalam Extra" w:hAnsi="BRH Malayalam Extra" w:cs="BRH Malayalam Extra"/>
+                <w:color w:val="000000"/>
+                <w:sz w:val="32"/>
+                <w:szCs w:val="40"/>
+              </w:rPr>
+              <w:t>)</w:t>
+            </w:r>
+            <w:r>
+              <w:rPr>
+                <w:rFonts w:cs="BRH Malayalam Extra"/>
+                <w:color w:val="000000"/>
+                <w:szCs w:val="40"/>
+              </w:rPr>
+              <w:t xml:space="preserve">  1</w:t>
+            </w:r>
+            <w:r>
+              <w:rPr>
+                <w:rFonts w:ascii="BRH Malayalam Extra" w:hAnsi="BRH Malayalam Extra" w:cs="BRH Malayalam Extra"/>
+                <w:color w:val="000000"/>
+                <w:sz w:val="32"/>
+                <w:szCs w:val="40"/>
+              </w:rPr>
+              <w:t>.</w:t>
+            </w:r>
+            <w:r>
+              <w:rPr>
+                <w:rFonts w:cs="BRH Malayalam Extra"/>
+                <w:color w:val="000000"/>
+                <w:szCs w:val="40"/>
+              </w:rPr>
+              <w:t>5</w:t>
+            </w:r>
+            <w:r>
+              <w:rPr>
+                <w:rFonts w:ascii="BRH Malayalam Extra" w:hAnsi="BRH Malayalam Extra" w:cs="BRH Malayalam Extra"/>
+                <w:color w:val="000000"/>
+                <w:sz w:val="32"/>
+                <w:szCs w:val="40"/>
+              </w:rPr>
+              <w:t>.</w:t>
+            </w:r>
+            <w:r>
+              <w:rPr>
+                <w:rFonts w:cs="BRH Malayalam Extra"/>
+                <w:color w:val="000000"/>
+                <w:szCs w:val="40"/>
+              </w:rPr>
+              <w:t>2</w:t>
+            </w:r>
+            <w:r>
+              <w:rPr>
+                <w:rFonts w:ascii="BRH Malayalam Extra" w:hAnsi="BRH Malayalam Extra" w:cs="BRH Malayalam Extra"/>
+                <w:color w:val="000000"/>
+                <w:sz w:val="32"/>
+                <w:szCs w:val="40"/>
+              </w:rPr>
+              <w:t>.</w:t>
+            </w:r>
+            <w:r>
+              <w:rPr>
+                <w:rFonts w:cs="BRH Malayalam Extra"/>
+                <w:color w:val="000000"/>
+                <w:szCs w:val="40"/>
+              </w:rPr>
+              <w:t>2</w:t>
+            </w:r>
+            <w:r>
+              <w:rPr>
+                <w:rFonts w:ascii="BRH Malayalam Extra" w:hAnsi="BRH Malayalam Extra" w:cs="BRH Malayalam Extra"/>
+                <w:color w:val="000000"/>
+                <w:sz w:val="32"/>
+                <w:szCs w:val="40"/>
+              </w:rPr>
+              <w:t>(</w:t>
+            </w:r>
+            <w:r>
+              <w:rPr>
+                <w:rFonts w:cs="BRH Malayalam Extra"/>
+                <w:color w:val="000000"/>
+                <w:szCs w:val="40"/>
+              </w:rPr>
+              <w:t>1</w:t>
+            </w:r>
+            <w:r>
+              <w:rPr>
+                <w:rFonts w:ascii="BRH Malayalam Extra" w:hAnsi="BRH Malayalam Extra" w:cs="BRH Malayalam Extra"/>
+                <w:color w:val="000000"/>
+                <w:sz w:val="32"/>
+                <w:szCs w:val="40"/>
+              </w:rPr>
+              <w:t>)-  c</w:t>
+            </w:r>
+            <w:r>
+              <w:rPr>
+                <w:rFonts w:ascii="BRH Malayalam Extra" w:hAnsi="BRH Malayalam Extra" w:cs="BRH Malayalam Extra"/>
+                <w:color w:val="000000"/>
+                <w:sz w:val="26"/>
+                <w:szCs w:val="40"/>
+                <w:highlight w:val="yellow"/>
+              </w:rPr>
+              <w:t>–</w:t>
+            </w:r>
+            <w:r>
+              <w:rPr>
+                <w:rFonts w:ascii="BRH Malayalam Extra" w:hAnsi="BRH Malayalam Extra" w:cs="BRH Malayalam Extra"/>
+                <w:color w:val="000000"/>
+                <w:sz w:val="32"/>
+                <w:szCs w:val="40"/>
+                <w:highlight w:val="yellow"/>
+              </w:rPr>
+              <w:t>¥À</w:t>
+            </w:r>
+            <w:r>
+              <w:rPr>
+                <w:rFonts w:ascii="BRH Malayalam Extra" w:hAnsi="BRH Malayalam Extra" w:cs="BRH Malayalam Extra"/>
+                <w:color w:val="000000"/>
+                <w:sz w:val="32"/>
+                <w:szCs w:val="40"/>
+              </w:rPr>
+              <w:t xml:space="preserve"> | q</w:t>
+            </w:r>
+            <w:r>
+              <w:rPr>
+                <w:rFonts w:ascii="BRH Malayalam Extra" w:hAnsi="BRH Malayalam Extra" w:cs="BRH Malayalam Extra"/>
+                <w:color w:val="000000"/>
+                <w:sz w:val="26"/>
+                <w:szCs w:val="40"/>
+              </w:rPr>
+              <w:t>–</w:t>
+            </w:r>
+            <w:r>
+              <w:rPr>
+                <w:rFonts w:ascii="BRH Malayalam Extra" w:hAnsi="BRH Malayalam Extra" w:cs="BRH Malayalam Extra"/>
+                <w:color w:val="000000"/>
+                <w:sz w:val="32"/>
+                <w:szCs w:val="40"/>
+              </w:rPr>
+              <w:t>Zx±—kxJ | h</w:t>
+            </w:r>
+            <w:r>
+              <w:rPr>
+                <w:rFonts w:ascii="BRH Malayalam Extra" w:hAnsi="BRH Malayalam Extra" w:cs="BRH Malayalam Extra"/>
+                <w:color w:val="000000"/>
+                <w:sz w:val="26"/>
+                <w:szCs w:val="40"/>
+              </w:rPr>
+              <w:t>–</w:t>
+            </w:r>
+            <w:r>
+              <w:rPr>
+                <w:rFonts w:ascii="BRH Malayalam Extra" w:hAnsi="BRH Malayalam Extra" w:cs="BRH Malayalam Extra"/>
+                <w:color w:val="000000"/>
+                <w:sz w:val="32"/>
+                <w:szCs w:val="40"/>
+              </w:rPr>
+              <w:t>p</w:t>
+            </w:r>
+            <w:r>
+              <w:rPr>
+                <w:rFonts w:ascii="BRH Malayalam Extra" w:hAnsi="BRH Malayalam Extra" w:cs="BRH Malayalam Extra"/>
+                <w:color w:val="000000"/>
+                <w:sz w:val="26"/>
+                <w:szCs w:val="40"/>
+              </w:rPr>
+              <w:t>–</w:t>
+            </w:r>
+            <w:r>
+              <w:rPr>
+                <w:rFonts w:ascii="BRH Malayalam Extra" w:hAnsi="BRH Malayalam Extra" w:cs="BRH Malayalam Extra"/>
+                <w:color w:val="000000"/>
+                <w:sz w:val="32"/>
+                <w:szCs w:val="40"/>
+              </w:rPr>
+              <w:t>Çy</w:t>
+            </w:r>
+            <w:r>
+              <w:rPr>
+                <w:rFonts w:ascii="BRH Malayalam Extra" w:hAnsi="BRH Malayalam Extra" w:cs="BRH Malayalam Extra"/>
+                <w:color w:val="000000"/>
+                <w:sz w:val="26"/>
+                <w:szCs w:val="40"/>
+              </w:rPr>
+              <w:t>–</w:t>
+            </w:r>
+            <w:r>
+              <w:rPr>
+                <w:rFonts w:ascii="BRH Malayalam Extra" w:hAnsi="BRH Malayalam Extra" w:cs="BRH Malayalam Extra"/>
+                <w:color w:val="000000"/>
+                <w:sz w:val="32"/>
+                <w:szCs w:val="40"/>
+              </w:rPr>
+              <w:t xml:space="preserve"> |</w:t>
+            </w:r>
+          </w:p>
+          <w:p>
+            <w:pPr>
+              <w:widowControl w:val="0"/>
+              <w:autoSpaceDE w:val="0"/>
+              <w:autoSpaceDN w:val="0"/>
+              <w:adjustRightInd w:val="0"/>
+              <w:spacing w:before="0" w:line="240" w:lineRule="auto"/>
+              <w:rPr>
+                <w:rFonts w:ascii="BRH Malayalam Extra" w:hAnsi="BRH Malayalam Extra" w:cs="BRH Malayalam Extra"/>
+                <w:color w:val="000000"/>
+                <w:sz w:val="32"/>
+                <w:szCs w:val="40"/>
+              </w:rPr>
+            </w:pPr>
+            <w:r>
+              <w:rPr>
+                <w:rFonts w:ascii="BRH Malayalam Extra" w:hAnsi="BRH Malayalam Extra" w:cs="BRH Malayalam Extra"/>
+                <w:color w:val="000000"/>
+                <w:sz w:val="32"/>
+                <w:szCs w:val="40"/>
+              </w:rPr>
+              <w:t>c</w:t>
+            </w:r>
+            <w:r>
+              <w:rPr>
+                <w:rFonts w:ascii="BRH Malayalam Extra" w:hAnsi="BRH Malayalam Extra" w:cs="BRH Malayalam Extra"/>
+                <w:color w:val="000000"/>
+                <w:sz w:val="26"/>
+                <w:szCs w:val="40"/>
+                <w:highlight w:val="yellow"/>
+              </w:rPr>
+              <w:t>–</w:t>
+            </w:r>
+            <w:r>
+              <w:rPr>
+                <w:rFonts w:ascii="BRH Malayalam Extra" w:hAnsi="BRH Malayalam Extra" w:cs="BRH Malayalam Extra"/>
+                <w:color w:val="000000"/>
+                <w:sz w:val="32"/>
+                <w:szCs w:val="40"/>
+                <w:highlight w:val="yellow"/>
+              </w:rPr>
+              <w:t>¥À</w:t>
+            </w:r>
+            <w:r>
+              <w:rPr>
+                <w:rFonts w:ascii="BRH Malayalam Extra" w:hAnsi="BRH Malayalam Extra" w:cs="BRH Malayalam Extra"/>
+                <w:color w:val="000000"/>
+                <w:sz w:val="32"/>
+                <w:szCs w:val="40"/>
+              </w:rPr>
+              <w:t xml:space="preserve"> q</w:t>
+            </w:r>
+            <w:r>
+              <w:rPr>
+                <w:rFonts w:ascii="BRH Malayalam Extra" w:hAnsi="BRH Malayalam Extra" w:cs="BRH Malayalam Extra"/>
+                <w:color w:val="000000"/>
+                <w:sz w:val="26"/>
+                <w:szCs w:val="40"/>
+              </w:rPr>
+              <w:t>–</w:t>
+            </w:r>
+            <w:r>
+              <w:rPr>
+                <w:rFonts w:ascii="BRH Malayalam Extra" w:hAnsi="BRH Malayalam Extra" w:cs="BRH Malayalam Extra"/>
+                <w:color w:val="000000"/>
+                <w:sz w:val="32"/>
+                <w:szCs w:val="40"/>
+              </w:rPr>
+              <w:t>Zx±—kxJ q</w:t>
+            </w:r>
+            <w:r>
+              <w:rPr>
+                <w:rFonts w:ascii="BRH Malayalam Extra" w:hAnsi="BRH Malayalam Extra" w:cs="BRH Malayalam Extra"/>
+                <w:color w:val="000000"/>
+                <w:sz w:val="26"/>
+                <w:szCs w:val="40"/>
+              </w:rPr>
+              <w:t>–</w:t>
+            </w:r>
+            <w:r>
+              <w:rPr>
+                <w:rFonts w:ascii="BRH Malayalam Extra" w:hAnsi="BRH Malayalam Extra" w:cs="BRH Malayalam Extra"/>
+                <w:color w:val="000000"/>
+                <w:sz w:val="32"/>
+                <w:szCs w:val="40"/>
+              </w:rPr>
+              <w:t xml:space="preserve">Zx±—kx </w:t>
+            </w:r>
+            <w:r>
+              <w:rPr>
+                <w:rFonts w:ascii="BRH Malayalam Extra" w:hAnsi="BRH Malayalam Extra" w:cs="BRH Malayalam Extra"/>
+                <w:color w:val="000000"/>
+                <w:sz w:val="32"/>
+                <w:szCs w:val="40"/>
+                <w:highlight w:val="yellow"/>
+              </w:rPr>
+              <w:t>c</w:t>
+            </w:r>
+            <w:r>
+              <w:rPr>
+                <w:rFonts w:ascii="BRH Malayalam Extra" w:hAnsi="BRH Malayalam Extra" w:cs="BRH Malayalam Extra"/>
+                <w:color w:val="000000"/>
+                <w:sz w:val="26"/>
+                <w:szCs w:val="40"/>
+              </w:rPr>
+              <w:t>–</w:t>
+            </w:r>
+            <w:r>
+              <w:rPr>
+                <w:rFonts w:ascii="BRH Malayalam Extra" w:hAnsi="BRH Malayalam Extra" w:cs="BRH Malayalam Extra"/>
+                <w:color w:val="000000"/>
+                <w:sz w:val="32"/>
+                <w:szCs w:val="40"/>
+              </w:rPr>
+              <w:t xml:space="preserve">¥À </w:t>
+            </w:r>
+            <w:r>
+              <w:rPr>
+                <w:rFonts w:ascii="BRH Malayalam Extra" w:hAnsi="BRH Malayalam Extra" w:cs="BRH Malayalam Extra"/>
+                <w:color w:val="000000"/>
+                <w:sz w:val="32"/>
+                <w:szCs w:val="40"/>
+                <w:highlight w:val="yellow"/>
+              </w:rPr>
+              <w:t>c</w:t>
+            </w:r>
+            <w:r>
+              <w:rPr>
+                <w:rFonts w:ascii="BRH Malayalam Extra" w:hAnsi="BRH Malayalam Extra" w:cs="BRH Malayalam Extra"/>
+                <w:color w:val="000000"/>
+                <w:sz w:val="26"/>
+                <w:szCs w:val="40"/>
+              </w:rPr>
+              <w:t>–</w:t>
+            </w:r>
+            <w:r>
+              <w:rPr>
+                <w:rFonts w:ascii="BRH Malayalam Extra" w:hAnsi="BRH Malayalam Extra" w:cs="BRH Malayalam Extra"/>
+                <w:color w:val="000000"/>
+                <w:sz w:val="32"/>
+                <w:szCs w:val="40"/>
+              </w:rPr>
+              <w:t xml:space="preserve">¥À </w:t>
+            </w:r>
+          </w:p>
+          <w:p>
+            <w:pPr>
+              <w:widowControl w:val="0"/>
+              <w:autoSpaceDE w:val="0"/>
+              <w:autoSpaceDN w:val="0"/>
+              <w:adjustRightInd w:val="0"/>
+              <w:spacing w:before="0" w:line="240" w:lineRule="auto"/>
+              <w:rPr>
+                <w:rFonts w:cs="BRH Malayalam Extra"/>
+                <w:szCs w:val="40"/>
+              </w:rPr>
+            </w:pPr>
+            <w:r>
+              <w:rPr>
+                <w:rFonts w:ascii="BRH Malayalam Extra" w:hAnsi="BRH Malayalam Extra" w:cs="BRH Malayalam Extra"/>
+                <w:color w:val="000000"/>
+                <w:sz w:val="32"/>
+                <w:szCs w:val="40"/>
+              </w:rPr>
+              <w:t>q</w:t>
+            </w:r>
+            <w:r>
+              <w:rPr>
+                <w:rFonts w:ascii="BRH Malayalam Extra" w:hAnsi="BRH Malayalam Extra" w:cs="BRH Malayalam Extra"/>
+                <w:color w:val="000000"/>
+                <w:sz w:val="26"/>
+                <w:szCs w:val="40"/>
+              </w:rPr>
+              <w:t>–</w:t>
+            </w:r>
+            <w:r>
+              <w:rPr>
+                <w:rFonts w:ascii="BRH Malayalam Extra" w:hAnsi="BRH Malayalam Extra" w:cs="BRH Malayalam Extra"/>
+                <w:color w:val="000000"/>
+                <w:sz w:val="32"/>
+                <w:szCs w:val="40"/>
+              </w:rPr>
+              <w:t>Zx±—kx hpÇy hpÇy q</w:t>
+            </w:r>
+            <w:r>
+              <w:rPr>
+                <w:rFonts w:ascii="BRH Malayalam Extra" w:hAnsi="BRH Malayalam Extra" w:cs="BRH Malayalam Extra"/>
+                <w:color w:val="000000"/>
+                <w:sz w:val="26"/>
+                <w:szCs w:val="40"/>
+              </w:rPr>
+              <w:t>–</w:t>
+            </w:r>
+            <w:r>
+              <w:rPr>
+                <w:rFonts w:ascii="BRH Malayalam Extra" w:hAnsi="BRH Malayalam Extra" w:cs="BRH Malayalam Extra"/>
+                <w:color w:val="000000"/>
+                <w:sz w:val="32"/>
+                <w:szCs w:val="40"/>
+              </w:rPr>
+              <w:t xml:space="preserve">Zx±—kx </w:t>
+            </w:r>
+            <w:r>
+              <w:rPr>
+                <w:rFonts w:ascii="BRH Malayalam Extra" w:hAnsi="BRH Malayalam Extra" w:cs="BRH Malayalam Extra"/>
+                <w:color w:val="000000"/>
+                <w:sz w:val="32"/>
+                <w:szCs w:val="40"/>
+                <w:highlight w:val="yellow"/>
+              </w:rPr>
+              <w:t>c</w:t>
+            </w:r>
+            <w:r>
+              <w:rPr>
+                <w:rFonts w:ascii="BRH Malayalam Extra" w:hAnsi="BRH Malayalam Extra" w:cs="BRH Malayalam Extra"/>
+                <w:color w:val="000000"/>
+                <w:sz w:val="26"/>
+                <w:szCs w:val="40"/>
+                <w:highlight w:val="yellow"/>
+              </w:rPr>
+              <w:t>–</w:t>
+            </w:r>
+            <w:r>
+              <w:rPr>
+                <w:rFonts w:ascii="BRH Malayalam Extra" w:hAnsi="BRH Malayalam Extra" w:cs="BRH Malayalam Extra"/>
+                <w:color w:val="000000"/>
+                <w:sz w:val="32"/>
+                <w:szCs w:val="40"/>
+                <w:highlight w:val="yellow"/>
+              </w:rPr>
+              <w:t>¥</w:t>
+            </w:r>
+            <w:r>
+              <w:rPr>
+                <w:rFonts w:ascii="BRH Malayalam Extra" w:hAnsi="BRH Malayalam Extra" w:cs="BRH Malayalam Extra"/>
+                <w:color w:val="000000"/>
+                <w:sz w:val="32"/>
+                <w:szCs w:val="40"/>
+              </w:rPr>
+              <w:t xml:space="preserve">À </w:t>
+            </w:r>
+            <w:r>
+              <w:rPr>
+                <w:rFonts w:ascii="BRH Malayalam Extra" w:hAnsi="BRH Malayalam Extra" w:cs="BRH Malayalam Extra"/>
+                <w:color w:val="000000"/>
+                <w:sz w:val="32"/>
+                <w:szCs w:val="40"/>
+                <w:highlight w:val="yellow"/>
+              </w:rPr>
+              <w:t>c</w:t>
+            </w:r>
+            <w:r>
+              <w:rPr>
+                <w:rFonts w:ascii="BRH Malayalam Extra" w:hAnsi="BRH Malayalam Extra" w:cs="BRH Malayalam Extra"/>
+                <w:color w:val="000000"/>
+                <w:sz w:val="26"/>
+                <w:szCs w:val="40"/>
+                <w:highlight w:val="yellow"/>
+              </w:rPr>
+              <w:t>–</w:t>
+            </w:r>
+            <w:r>
+              <w:rPr>
+                <w:rFonts w:ascii="BRH Malayalam Extra" w:hAnsi="BRH Malayalam Extra" w:cs="BRH Malayalam Extra"/>
+                <w:color w:val="000000"/>
+                <w:sz w:val="32"/>
+                <w:szCs w:val="40"/>
+              </w:rPr>
+              <w:t>¥À q</w:t>
+            </w:r>
+            <w:r>
+              <w:rPr>
+                <w:rFonts w:ascii="BRH Malayalam Extra" w:hAnsi="BRH Malayalam Extra" w:cs="BRH Malayalam Extra"/>
+                <w:color w:val="000000"/>
+                <w:sz w:val="26"/>
+                <w:szCs w:val="40"/>
+              </w:rPr>
+              <w:t>–</w:t>
+            </w:r>
+            <w:r>
+              <w:rPr>
+                <w:rFonts w:ascii="BRH Malayalam Extra" w:hAnsi="BRH Malayalam Extra" w:cs="BRH Malayalam Extra"/>
+                <w:color w:val="000000"/>
+                <w:sz w:val="32"/>
+                <w:szCs w:val="40"/>
+              </w:rPr>
+              <w:t xml:space="preserve">Zx±—kx hpÇy | </w:t>
+            </w:r>
+          </w:p>
+        </w:tc>
+        <w:tc>
+          <w:tcPr>
+            <w:tcW w:w="7229" w:type="dxa"/>
+          </w:tcPr>
+          <w:p>
+            <w:pPr>
+              <w:widowControl w:val="0"/>
+              <w:autoSpaceDE w:val="0"/>
+              <w:autoSpaceDN w:val="0"/>
+              <w:adjustRightInd w:val="0"/>
+              <w:spacing w:before="0" w:line="240" w:lineRule="auto"/>
+              <w:rPr>
+                <w:rFonts w:cs="Arial"/>
+                <w:color w:val="000000"/>
+                <w:sz w:val="32"/>
+                <w:szCs w:val="40"/>
+              </w:rPr>
+            </w:pPr>
+            <w:r>
+              <w:rPr>
+                <w:rFonts w:cs="BRH Malayalam Extra"/>
+                <w:color w:val="000000"/>
+                <w:szCs w:val="40"/>
+              </w:rPr>
+              <w:t>56</w:t>
+            </w:r>
+            <w:r>
+              <w:rPr>
+                <w:rFonts w:ascii="BRH Malayalam Extra" w:hAnsi="BRH Malayalam Extra" w:cs="BRH Malayalam Extra"/>
+                <w:color w:val="000000"/>
+                <w:sz w:val="32"/>
+                <w:szCs w:val="40"/>
+              </w:rPr>
+              <w:t>)</w:t>
+            </w:r>
+            <w:r>
+              <w:rPr>
+                <w:rFonts w:cs="BRH Malayalam Extra"/>
+                <w:color w:val="000000"/>
+                <w:szCs w:val="40"/>
+              </w:rPr>
+              <w:t xml:space="preserve">  1</w:t>
+            </w:r>
+            <w:r>
+              <w:rPr>
+                <w:rFonts w:ascii="BRH Malayalam Extra" w:hAnsi="BRH Malayalam Extra" w:cs="BRH Malayalam Extra"/>
+                <w:color w:val="000000"/>
+                <w:sz w:val="32"/>
+                <w:szCs w:val="40"/>
+              </w:rPr>
+              <w:t>.</w:t>
+            </w:r>
+            <w:r>
+              <w:rPr>
+                <w:rFonts w:cs="BRH Malayalam Extra"/>
+                <w:color w:val="000000"/>
+                <w:szCs w:val="40"/>
+              </w:rPr>
+              <w:t>5</w:t>
+            </w:r>
+            <w:r>
+              <w:rPr>
+                <w:rFonts w:ascii="BRH Malayalam Extra" w:hAnsi="BRH Malayalam Extra" w:cs="BRH Malayalam Extra"/>
+                <w:color w:val="000000"/>
+                <w:sz w:val="32"/>
+                <w:szCs w:val="40"/>
+              </w:rPr>
+              <w:t>.</w:t>
+            </w:r>
+            <w:r>
+              <w:rPr>
+                <w:rFonts w:cs="BRH Malayalam Extra"/>
+                <w:color w:val="000000"/>
+                <w:szCs w:val="40"/>
+              </w:rPr>
+              <w:t>2</w:t>
+            </w:r>
+            <w:r>
+              <w:rPr>
+                <w:rFonts w:ascii="BRH Malayalam Extra" w:hAnsi="BRH Malayalam Extra" w:cs="BRH Malayalam Extra"/>
+                <w:color w:val="000000"/>
+                <w:sz w:val="32"/>
+                <w:szCs w:val="40"/>
+              </w:rPr>
+              <w:t>.</w:t>
+            </w:r>
+            <w:r>
+              <w:rPr>
+                <w:rFonts w:cs="BRH Malayalam Extra"/>
+                <w:color w:val="000000"/>
+                <w:szCs w:val="40"/>
+              </w:rPr>
+              <w:t>1</w:t>
+            </w:r>
+            <w:r>
+              <w:rPr>
+                <w:rFonts w:ascii="BRH Malayalam Extra" w:hAnsi="BRH Malayalam Extra" w:cs="BRH Malayalam Extra"/>
+                <w:color w:val="000000"/>
+                <w:sz w:val="32"/>
+                <w:szCs w:val="40"/>
+              </w:rPr>
+              <w:t>(</w:t>
+            </w:r>
+            <w:r>
+              <w:rPr>
+                <w:rFonts w:cs="BRH Malayalam Extra"/>
+                <w:color w:val="000000"/>
+                <w:szCs w:val="40"/>
+              </w:rPr>
+              <w:t>49</w:t>
+            </w:r>
+            <w:r>
+              <w:rPr>
+                <w:rFonts w:ascii="BRH Malayalam Extra" w:hAnsi="BRH Malayalam Extra" w:cs="BRH Malayalam Extra"/>
+                <w:color w:val="000000"/>
+                <w:sz w:val="32"/>
+                <w:szCs w:val="40"/>
+              </w:rPr>
+              <w:t>)-  e¡d—J | B | c</w:t>
+            </w:r>
+            <w:r>
+              <w:rPr>
+                <w:rFonts w:ascii="BRH Malayalam Extra" w:hAnsi="BRH Malayalam Extra" w:cs="BRH Malayalam Extra"/>
+                <w:color w:val="000000"/>
+                <w:sz w:val="26"/>
+                <w:szCs w:val="40"/>
+                <w:highlight w:val="yellow"/>
+              </w:rPr>
+              <w:t>–</w:t>
+            </w:r>
+            <w:r>
+              <w:rPr>
+                <w:rFonts w:ascii="BRH Malayalam Extra" w:hAnsi="BRH Malayalam Extra" w:cs="BRH Malayalam Extra"/>
+                <w:color w:val="000000"/>
+                <w:sz w:val="32"/>
+                <w:szCs w:val="40"/>
+                <w:highlight w:val="green"/>
+              </w:rPr>
+              <w:t>¥À</w:t>
+            </w:r>
+            <w:r>
+              <w:rPr>
+                <w:rFonts w:ascii="BRH Malayalam Extra" w:hAnsi="BRH Malayalam Extra" w:cs="BRH Malayalam Extra"/>
+                <w:color w:val="000000"/>
+                <w:sz w:val="26"/>
+                <w:szCs w:val="40"/>
+                <w:highlight w:val="green"/>
+              </w:rPr>
+              <w:t>–</w:t>
+            </w:r>
+            <w:r>
+              <w:rPr>
+                <w:rFonts w:ascii="BRH Malayalam Extra" w:hAnsi="BRH Malayalam Extra" w:cs="BRH Malayalam Extra"/>
+                <w:color w:val="000000"/>
+                <w:sz w:val="32"/>
+                <w:szCs w:val="40"/>
+              </w:rPr>
+              <w:t xml:space="preserve"> | </w:t>
+            </w:r>
+          </w:p>
+          <w:p>
+            <w:pPr>
+              <w:widowControl w:val="0"/>
+              <w:autoSpaceDE w:val="0"/>
+              <w:autoSpaceDN w:val="0"/>
+              <w:adjustRightInd w:val="0"/>
+              <w:spacing w:before="0" w:line="240" w:lineRule="auto"/>
+              <w:rPr>
+                <w:rFonts w:ascii="BRH Malayalam Extra" w:hAnsi="BRH Malayalam Extra" w:cs="BRH Malayalam Extra"/>
+                <w:color w:val="000000"/>
+                <w:sz w:val="32"/>
+                <w:szCs w:val="40"/>
+              </w:rPr>
+            </w:pPr>
+            <w:r>
+              <w:rPr>
+                <w:rFonts w:ascii="BRH Malayalam Extra" w:hAnsi="BRH Malayalam Extra" w:cs="BRH Malayalam Extra"/>
+                <w:color w:val="000000"/>
+                <w:sz w:val="32"/>
+                <w:szCs w:val="40"/>
+              </w:rPr>
+              <w:t>e¡d</w:t>
+            </w:r>
+            <w:r>
+              <w:rPr>
+                <w:rFonts w:ascii="BRH Malayalam Extra" w:hAnsi="BRH Malayalam Extra" w:cs="BRH Malayalam Extra"/>
+                <w:color w:val="000000"/>
+                <w:sz w:val="26"/>
+                <w:szCs w:val="40"/>
+              </w:rPr>
+              <w:t>–</w:t>
+            </w:r>
+            <w:r>
+              <w:rPr>
+                <w:rFonts w:ascii="BRH Malayalam Extra" w:hAnsi="BRH Malayalam Extra" w:cs="BRH Malayalam Extra"/>
+                <w:color w:val="000000"/>
+                <w:sz w:val="32"/>
+                <w:szCs w:val="40"/>
+              </w:rPr>
+              <w:t>kx e¡d</w:t>
+            </w:r>
+            <w:r>
+              <w:rPr>
+                <w:rFonts w:ascii="BRH Malayalam Extra" w:hAnsi="BRH Malayalam Extra" w:cs="BRH Malayalam Extra"/>
+                <w:color w:val="000000"/>
+                <w:sz w:val="26"/>
+                <w:szCs w:val="40"/>
+              </w:rPr>
+              <w:t>–</w:t>
+            </w:r>
+            <w:r>
+              <w:rPr>
+                <w:rFonts w:ascii="BRH Malayalam Extra" w:hAnsi="BRH Malayalam Extra" w:cs="BRH Malayalam Extra"/>
+                <w:color w:val="000000"/>
+                <w:sz w:val="32"/>
+                <w:szCs w:val="40"/>
+              </w:rPr>
+              <w:t>J e¡d</w:t>
+            </w:r>
+            <w:r>
+              <w:rPr>
+                <w:rFonts w:ascii="BRH Malayalam Extra" w:hAnsi="BRH Malayalam Extra" w:cs="BRH Malayalam Extra"/>
+                <w:color w:val="000000"/>
+                <w:sz w:val="26"/>
+                <w:szCs w:val="40"/>
+              </w:rPr>
+              <w:t>–</w:t>
+            </w:r>
+            <w:r>
+              <w:rPr>
+                <w:rFonts w:ascii="BRH Malayalam Extra" w:hAnsi="BRH Malayalam Extra" w:cs="BRH Malayalam Extra"/>
+                <w:color w:val="000000"/>
+                <w:sz w:val="32"/>
+                <w:szCs w:val="40"/>
+              </w:rPr>
+              <w:t xml:space="preserve">kx </w:t>
+            </w:r>
+            <w:r>
+              <w:rPr>
+                <w:rFonts w:ascii="BRH Malayalam Extra" w:hAnsi="BRH Malayalam Extra" w:cs="BRH Malayalam Extra"/>
+                <w:color w:val="000000"/>
+                <w:sz w:val="32"/>
+                <w:szCs w:val="40"/>
+                <w:highlight w:val="green"/>
+              </w:rPr>
+              <w:t>c—</w:t>
+            </w:r>
+            <w:r>
+              <w:rPr>
+                <w:rFonts w:ascii="BRH Malayalam Extra" w:hAnsi="BRH Malayalam Extra" w:cs="BRH Malayalam Extra"/>
+                <w:color w:val="000000"/>
+                <w:sz w:val="32"/>
+                <w:szCs w:val="40"/>
+              </w:rPr>
+              <w:t xml:space="preserve">¥À </w:t>
+            </w:r>
+            <w:r>
+              <w:rPr>
+                <w:rFonts w:ascii="BRH Malayalam Extra" w:hAnsi="BRH Malayalam Extra" w:cs="BRH Malayalam Extra"/>
+                <w:color w:val="000000"/>
+                <w:sz w:val="32"/>
+                <w:szCs w:val="40"/>
+                <w:highlight w:val="green"/>
+              </w:rPr>
+              <w:t>cÀ</w:t>
+            </w:r>
+            <w:r>
+              <w:rPr>
+                <w:rFonts w:ascii="BRH Malayalam Extra" w:hAnsi="BRH Malayalam Extra" w:cs="BRH Malayalam Extra"/>
+                <w:color w:val="000000"/>
+                <w:sz w:val="26"/>
+                <w:szCs w:val="40"/>
+              </w:rPr>
+              <w:t>–</w:t>
+            </w:r>
+            <w:r>
+              <w:rPr>
+                <w:rFonts w:ascii="BRH Malayalam Extra" w:hAnsi="BRH Malayalam Extra" w:cs="BRH Malayalam Extra"/>
+                <w:color w:val="000000"/>
+                <w:sz w:val="32"/>
+                <w:szCs w:val="40"/>
+              </w:rPr>
+              <w:t xml:space="preserve"> B e¡d</w:t>
+            </w:r>
+            <w:r>
+              <w:rPr>
+                <w:rFonts w:ascii="BRH Malayalam Extra" w:hAnsi="BRH Malayalam Extra" w:cs="BRH Malayalam Extra"/>
+                <w:color w:val="000000"/>
+                <w:sz w:val="26"/>
+                <w:szCs w:val="40"/>
+              </w:rPr>
+              <w:t>–</w:t>
+            </w:r>
+            <w:r>
+              <w:rPr>
+                <w:rFonts w:ascii="BRH Malayalam Extra" w:hAnsi="BRH Malayalam Extra" w:cs="BRH Malayalam Extra"/>
+                <w:color w:val="000000"/>
+                <w:sz w:val="32"/>
+                <w:szCs w:val="40"/>
+              </w:rPr>
+              <w:t>J e¡d</w:t>
+            </w:r>
+            <w:r>
+              <w:rPr>
+                <w:rFonts w:ascii="BRH Malayalam Extra" w:hAnsi="BRH Malayalam Extra" w:cs="BRH Malayalam Extra"/>
+                <w:color w:val="000000"/>
+                <w:sz w:val="26"/>
+                <w:szCs w:val="40"/>
+              </w:rPr>
+              <w:t>–</w:t>
+            </w:r>
+            <w:r>
+              <w:rPr>
+                <w:rFonts w:ascii="BRH Malayalam Extra" w:hAnsi="BRH Malayalam Extra" w:cs="BRH Malayalam Extra"/>
+                <w:color w:val="000000"/>
+                <w:sz w:val="32"/>
+                <w:szCs w:val="40"/>
+              </w:rPr>
+              <w:t xml:space="preserve">kx </w:t>
+            </w:r>
+            <w:r>
+              <w:rPr>
+                <w:rFonts w:ascii="BRH Malayalam Extra" w:hAnsi="BRH Malayalam Extra" w:cs="BRH Malayalam Extra"/>
+                <w:color w:val="000000"/>
+                <w:sz w:val="32"/>
+                <w:szCs w:val="40"/>
+                <w:highlight w:val="green"/>
+              </w:rPr>
+              <w:t>c</w:t>
+            </w:r>
+            <w:r>
+              <w:rPr>
+                <w:rFonts w:ascii="BRH Malayalam Extra" w:hAnsi="BRH Malayalam Extra" w:cs="BRH Malayalam Extra"/>
+                <w:color w:val="000000"/>
+                <w:sz w:val="32"/>
+                <w:szCs w:val="40"/>
+              </w:rPr>
+              <w:t xml:space="preserve">—¥À | </w:t>
+            </w:r>
+          </w:p>
+          <w:p>
+            <w:pPr>
+              <w:widowControl w:val="0"/>
+              <w:autoSpaceDE w:val="0"/>
+              <w:autoSpaceDN w:val="0"/>
+              <w:adjustRightInd w:val="0"/>
+              <w:spacing w:before="0" w:line="240" w:lineRule="auto"/>
+              <w:rPr>
+                <w:rFonts w:ascii="BRH Malayalam Extra" w:hAnsi="BRH Malayalam Extra" w:cs="BRH Malayalam Extra"/>
+                <w:color w:val="000000"/>
+                <w:sz w:val="32"/>
+                <w:szCs w:val="40"/>
+              </w:rPr>
+            </w:pPr>
+            <w:r>
+              <w:rPr>
+                <w:rFonts w:cs="BRH Malayalam Extra"/>
+                <w:color w:val="000000"/>
+                <w:szCs w:val="40"/>
+              </w:rPr>
+              <w:t>57</w:t>
+            </w:r>
+            <w:r>
+              <w:rPr>
+                <w:rFonts w:ascii="BRH Malayalam Extra" w:hAnsi="BRH Malayalam Extra" w:cs="BRH Malayalam Extra"/>
+                <w:color w:val="000000"/>
+                <w:sz w:val="32"/>
+                <w:szCs w:val="40"/>
+              </w:rPr>
+              <w:t>)</w:t>
+            </w:r>
+            <w:r>
+              <w:rPr>
+                <w:rFonts w:cs="BRH Malayalam Extra"/>
+                <w:color w:val="000000"/>
+                <w:szCs w:val="40"/>
+              </w:rPr>
+              <w:t xml:space="preserve">  1</w:t>
+            </w:r>
+            <w:r>
+              <w:rPr>
+                <w:rFonts w:ascii="BRH Malayalam Extra" w:hAnsi="BRH Malayalam Extra" w:cs="BRH Malayalam Extra"/>
+                <w:color w:val="000000"/>
+                <w:sz w:val="32"/>
+                <w:szCs w:val="40"/>
+              </w:rPr>
+              <w:t>.</w:t>
+            </w:r>
+            <w:r>
+              <w:rPr>
+                <w:rFonts w:cs="BRH Malayalam Extra"/>
+                <w:color w:val="000000"/>
+                <w:szCs w:val="40"/>
+              </w:rPr>
+              <w:t>5</w:t>
+            </w:r>
+            <w:r>
+              <w:rPr>
+                <w:rFonts w:ascii="BRH Malayalam Extra" w:hAnsi="BRH Malayalam Extra" w:cs="BRH Malayalam Extra"/>
+                <w:color w:val="000000"/>
+                <w:sz w:val="32"/>
+                <w:szCs w:val="40"/>
+              </w:rPr>
+              <w:t>.</w:t>
+            </w:r>
+            <w:r>
+              <w:rPr>
+                <w:rFonts w:cs="BRH Malayalam Extra"/>
+                <w:color w:val="000000"/>
+                <w:szCs w:val="40"/>
+              </w:rPr>
+              <w:t>2</w:t>
+            </w:r>
+            <w:r>
+              <w:rPr>
+                <w:rFonts w:ascii="BRH Malayalam Extra" w:hAnsi="BRH Malayalam Extra" w:cs="BRH Malayalam Extra"/>
+                <w:color w:val="000000"/>
+                <w:sz w:val="32"/>
+                <w:szCs w:val="40"/>
+              </w:rPr>
+              <w:t>.</w:t>
+            </w:r>
+            <w:r>
+              <w:rPr>
+                <w:rFonts w:cs="BRH Malayalam Extra"/>
+                <w:color w:val="000000"/>
+                <w:szCs w:val="40"/>
+              </w:rPr>
+              <w:t>1</w:t>
+            </w:r>
+            <w:r>
+              <w:rPr>
+                <w:rFonts w:ascii="BRH Malayalam Extra" w:hAnsi="BRH Malayalam Extra" w:cs="BRH Malayalam Extra"/>
+                <w:color w:val="000000"/>
+                <w:sz w:val="32"/>
+                <w:szCs w:val="40"/>
+              </w:rPr>
+              <w:t>(</w:t>
+            </w:r>
+            <w:r>
+              <w:rPr>
+                <w:rFonts w:cs="BRH Malayalam Extra"/>
+                <w:color w:val="000000"/>
+                <w:szCs w:val="40"/>
+              </w:rPr>
+              <w:t>50</w:t>
+            </w:r>
+            <w:r>
+              <w:rPr>
+                <w:rFonts w:ascii="BRH Malayalam Extra" w:hAnsi="BRH Malayalam Extra" w:cs="BRH Malayalam Extra"/>
+                <w:color w:val="000000"/>
+                <w:sz w:val="32"/>
+                <w:szCs w:val="40"/>
+              </w:rPr>
+              <w:t>)-  B | c</w:t>
+            </w:r>
+            <w:r>
+              <w:rPr>
+                <w:rFonts w:ascii="BRH Malayalam Extra" w:hAnsi="BRH Malayalam Extra" w:cs="BRH Malayalam Extra"/>
+                <w:color w:val="000000"/>
+                <w:sz w:val="26"/>
+                <w:szCs w:val="40"/>
+                <w:highlight w:val="yellow"/>
+              </w:rPr>
+              <w:t>–</w:t>
+            </w:r>
+            <w:r>
+              <w:rPr>
+                <w:rFonts w:ascii="BRH Malayalam Extra" w:hAnsi="BRH Malayalam Extra" w:cs="BRH Malayalam Extra"/>
+                <w:color w:val="000000"/>
+                <w:sz w:val="32"/>
+                <w:szCs w:val="40"/>
+                <w:highlight w:val="green"/>
+              </w:rPr>
+              <w:t>¥À</w:t>
+            </w:r>
+            <w:r>
+              <w:rPr>
+                <w:rFonts w:ascii="BRH Malayalam Extra" w:hAnsi="BRH Malayalam Extra" w:cs="BRH Malayalam Extra"/>
+                <w:color w:val="000000"/>
+                <w:sz w:val="26"/>
+                <w:szCs w:val="40"/>
+                <w:highlight w:val="green"/>
+              </w:rPr>
+              <w:t>–</w:t>
+            </w:r>
+            <w:r>
+              <w:rPr>
+                <w:rFonts w:ascii="BRH Malayalam Extra" w:hAnsi="BRH Malayalam Extra" w:cs="BRH Malayalam Extra"/>
+                <w:color w:val="000000"/>
+                <w:sz w:val="32"/>
+                <w:szCs w:val="40"/>
+              </w:rPr>
+              <w:t xml:space="preserve"> | q</w:t>
+            </w:r>
+            <w:r>
+              <w:rPr>
+                <w:rFonts w:ascii="BRH Malayalam Extra" w:hAnsi="BRH Malayalam Extra" w:cs="BRH Malayalam Extra"/>
+                <w:color w:val="000000"/>
+                <w:sz w:val="26"/>
+                <w:szCs w:val="40"/>
+              </w:rPr>
+              <w:t>–</w:t>
+            </w:r>
+            <w:r>
+              <w:rPr>
+                <w:rFonts w:ascii="BRH Malayalam Extra" w:hAnsi="BRH Malayalam Extra" w:cs="BRH Malayalam Extra"/>
+                <w:color w:val="000000"/>
+                <w:sz w:val="32"/>
+                <w:szCs w:val="40"/>
+              </w:rPr>
+              <w:t>Zx±—kxJ |</w:t>
+            </w:r>
+          </w:p>
+          <w:p>
+            <w:pPr>
+              <w:widowControl w:val="0"/>
+              <w:autoSpaceDE w:val="0"/>
+              <w:autoSpaceDN w:val="0"/>
+              <w:adjustRightInd w:val="0"/>
+              <w:spacing w:before="0" w:line="240" w:lineRule="auto"/>
+              <w:rPr>
+                <w:rFonts w:ascii="BRH Malayalam Extra" w:hAnsi="BRH Malayalam Extra" w:cs="BRH Malayalam Extra"/>
+                <w:color w:val="000000"/>
+                <w:sz w:val="32"/>
+                <w:szCs w:val="40"/>
+              </w:rPr>
+            </w:pPr>
+            <w:r>
+              <w:rPr>
+                <w:rFonts w:ascii="BRH Malayalam Extra" w:hAnsi="BRH Malayalam Extra" w:cs="BRH Malayalam Extra"/>
+                <w:color w:val="000000"/>
+                <w:sz w:val="32"/>
+                <w:szCs w:val="40"/>
+              </w:rPr>
+              <w:t xml:space="preserve">B </w:t>
+            </w:r>
+            <w:r>
+              <w:rPr>
+                <w:rFonts w:ascii="BRH Malayalam Extra" w:hAnsi="BRH Malayalam Extra" w:cs="BRH Malayalam Extra"/>
+                <w:color w:val="000000"/>
+                <w:sz w:val="32"/>
+                <w:szCs w:val="40"/>
+                <w:highlight w:val="green"/>
+              </w:rPr>
+              <w:t>c—</w:t>
+            </w:r>
+            <w:r>
+              <w:rPr>
+                <w:rFonts w:ascii="BRH Malayalam Extra" w:hAnsi="BRH Malayalam Extra" w:cs="BRH Malayalam Extra"/>
+                <w:color w:val="000000"/>
+                <w:sz w:val="32"/>
+                <w:szCs w:val="40"/>
+              </w:rPr>
+              <w:t xml:space="preserve">¥À </w:t>
+            </w:r>
+            <w:r>
+              <w:rPr>
+                <w:rFonts w:ascii="BRH Malayalam Extra" w:hAnsi="BRH Malayalam Extra" w:cs="BRH Malayalam Extra"/>
+                <w:color w:val="000000"/>
+                <w:sz w:val="32"/>
+                <w:szCs w:val="40"/>
+                <w:highlight w:val="green"/>
+              </w:rPr>
+              <w:t>cÀ</w:t>
+            </w:r>
+            <w:r>
+              <w:rPr>
+                <w:rFonts w:ascii="BRH Malayalam Extra" w:hAnsi="BRH Malayalam Extra" w:cs="BRH Malayalam Extra"/>
+                <w:color w:val="000000"/>
+                <w:sz w:val="26"/>
+                <w:szCs w:val="40"/>
+                <w:highlight w:val="yellow"/>
+              </w:rPr>
+              <w:t>–</w:t>
+            </w:r>
+            <w:r>
+              <w:rPr>
+                <w:rFonts w:ascii="BRH Malayalam Extra" w:hAnsi="BRH Malayalam Extra" w:cs="BRH Malayalam Extra"/>
+                <w:color w:val="000000"/>
+                <w:sz w:val="32"/>
+                <w:szCs w:val="40"/>
+              </w:rPr>
+              <w:t xml:space="preserve"> B </w:t>
+            </w:r>
+            <w:r>
+              <w:rPr>
+                <w:rFonts w:ascii="BRH Malayalam Extra" w:hAnsi="BRH Malayalam Extra" w:cs="BRH Malayalam Extra"/>
+                <w:color w:val="000000"/>
+                <w:sz w:val="32"/>
+                <w:szCs w:val="40"/>
+                <w:highlight w:val="green"/>
+              </w:rPr>
+              <w:t>c</w:t>
+            </w:r>
+            <w:r>
+              <w:rPr>
+                <w:rFonts w:ascii="BRH Malayalam Extra" w:hAnsi="BRH Malayalam Extra" w:cs="BRH Malayalam Extra"/>
+                <w:color w:val="000000"/>
+                <w:sz w:val="32"/>
+                <w:szCs w:val="40"/>
+              </w:rPr>
+              <w:t>—¥À q</w:t>
+            </w:r>
+            <w:r>
+              <w:rPr>
+                <w:rFonts w:ascii="BRH Malayalam Extra" w:hAnsi="BRH Malayalam Extra" w:cs="BRH Malayalam Extra"/>
+                <w:color w:val="000000"/>
+                <w:sz w:val="26"/>
+                <w:szCs w:val="40"/>
+              </w:rPr>
+              <w:t>–</w:t>
+            </w:r>
+            <w:r>
+              <w:rPr>
+                <w:rFonts w:ascii="BRH Malayalam Extra" w:hAnsi="BRH Malayalam Extra" w:cs="BRH Malayalam Extra"/>
+                <w:color w:val="000000"/>
+                <w:sz w:val="32"/>
+                <w:szCs w:val="40"/>
+              </w:rPr>
+              <w:t>Zx±—kxJ q</w:t>
+            </w:r>
+            <w:r>
+              <w:rPr>
+                <w:rFonts w:ascii="BRH Malayalam Extra" w:hAnsi="BRH Malayalam Extra" w:cs="BRH Malayalam Extra"/>
+                <w:color w:val="000000"/>
+                <w:sz w:val="26"/>
+                <w:szCs w:val="40"/>
+              </w:rPr>
+              <w:t>–</w:t>
+            </w:r>
+            <w:r>
+              <w:rPr>
+                <w:rFonts w:ascii="BRH Malayalam Extra" w:hAnsi="BRH Malayalam Extra" w:cs="BRH Malayalam Extra"/>
+                <w:color w:val="000000"/>
+                <w:sz w:val="32"/>
+                <w:szCs w:val="40"/>
+              </w:rPr>
+              <w:t xml:space="preserve">Zx±—kx </w:t>
+            </w:r>
+            <w:r>
+              <w:rPr>
+                <w:rFonts w:ascii="BRH Malayalam Extra" w:hAnsi="BRH Malayalam Extra" w:cs="BRH Malayalam Extra"/>
+                <w:color w:val="000000"/>
+                <w:sz w:val="32"/>
+                <w:szCs w:val="40"/>
+                <w:highlight w:val="green"/>
+              </w:rPr>
+              <w:t>cÀ</w:t>
+            </w:r>
+            <w:r>
+              <w:rPr>
+                <w:rFonts w:ascii="BRH Malayalam Extra" w:hAnsi="BRH Malayalam Extra" w:cs="BRH Malayalam Extra"/>
+                <w:color w:val="000000"/>
+                <w:sz w:val="26"/>
+                <w:szCs w:val="40"/>
+                <w:highlight w:val="green"/>
+              </w:rPr>
+              <w:t>–</w:t>
+            </w:r>
+            <w:r>
+              <w:rPr>
+                <w:rFonts w:ascii="BRH Malayalam Extra" w:hAnsi="BRH Malayalam Extra" w:cs="BRH Malayalam Extra"/>
+                <w:color w:val="000000"/>
+                <w:sz w:val="32"/>
+                <w:szCs w:val="40"/>
+              </w:rPr>
+              <w:t xml:space="preserve"> B </w:t>
+            </w:r>
+            <w:r>
+              <w:rPr>
+                <w:rFonts w:ascii="BRH Malayalam Extra" w:hAnsi="BRH Malayalam Extra" w:cs="BRH Malayalam Extra"/>
+                <w:color w:val="000000"/>
+                <w:sz w:val="32"/>
+                <w:szCs w:val="40"/>
+                <w:highlight w:val="green"/>
+              </w:rPr>
+              <w:t>c—</w:t>
+            </w:r>
+            <w:r>
+              <w:rPr>
+                <w:rFonts w:ascii="BRH Malayalam Extra" w:hAnsi="BRH Malayalam Extra" w:cs="BRH Malayalam Extra"/>
+                <w:color w:val="000000"/>
+                <w:sz w:val="32"/>
+                <w:szCs w:val="40"/>
+              </w:rPr>
+              <w:t>¥À q</w:t>
+            </w:r>
+            <w:r>
+              <w:rPr>
+                <w:rFonts w:ascii="BRH Malayalam Extra" w:hAnsi="BRH Malayalam Extra" w:cs="BRH Malayalam Extra"/>
+                <w:color w:val="000000"/>
+                <w:sz w:val="26"/>
+                <w:szCs w:val="40"/>
+              </w:rPr>
+              <w:t>–</w:t>
+            </w:r>
+            <w:r>
+              <w:rPr>
+                <w:rFonts w:ascii="BRH Malayalam Extra" w:hAnsi="BRH Malayalam Extra" w:cs="BRH Malayalam Extra"/>
+                <w:color w:val="000000"/>
+                <w:sz w:val="32"/>
+                <w:szCs w:val="40"/>
+              </w:rPr>
+              <w:t xml:space="preserve">Zx±—kxJ | </w:t>
+            </w:r>
+          </w:p>
+          <w:p>
+            <w:pPr>
+              <w:widowControl w:val="0"/>
+              <w:autoSpaceDE w:val="0"/>
+              <w:autoSpaceDN w:val="0"/>
+              <w:adjustRightInd w:val="0"/>
+              <w:spacing w:before="0" w:line="240" w:lineRule="auto"/>
+              <w:rPr>
+                <w:rFonts w:ascii="BRH Malayalam Extra" w:hAnsi="BRH Malayalam Extra" w:cs="BRH Malayalam Extra"/>
+                <w:color w:val="000000"/>
+                <w:sz w:val="32"/>
+                <w:szCs w:val="40"/>
+              </w:rPr>
+            </w:pPr>
+            <w:r>
+              <w:rPr>
+                <w:rFonts w:cs="BRH Malayalam Extra"/>
+                <w:color w:val="000000"/>
+                <w:szCs w:val="40"/>
+              </w:rPr>
+              <w:t>1</w:t>
+            </w:r>
+            <w:r>
+              <w:rPr>
+                <w:rFonts w:ascii="BRH Malayalam Extra" w:hAnsi="BRH Malayalam Extra" w:cs="BRH Malayalam Extra"/>
+                <w:color w:val="000000"/>
+                <w:sz w:val="32"/>
+                <w:szCs w:val="40"/>
+              </w:rPr>
+              <w:t>)</w:t>
+            </w:r>
+            <w:r>
+              <w:rPr>
+                <w:rFonts w:cs="BRH Malayalam Extra"/>
+                <w:color w:val="000000"/>
+                <w:szCs w:val="40"/>
+              </w:rPr>
+              <w:t xml:space="preserve">  1</w:t>
+            </w:r>
+            <w:r>
+              <w:rPr>
+                <w:rFonts w:ascii="BRH Malayalam Extra" w:hAnsi="BRH Malayalam Extra" w:cs="BRH Malayalam Extra"/>
+                <w:color w:val="000000"/>
+                <w:sz w:val="32"/>
+                <w:szCs w:val="40"/>
+              </w:rPr>
+              <w:t>.</w:t>
+            </w:r>
+            <w:r>
+              <w:rPr>
+                <w:rFonts w:cs="BRH Malayalam Extra"/>
+                <w:color w:val="000000"/>
+                <w:szCs w:val="40"/>
+              </w:rPr>
+              <w:t>5</w:t>
+            </w:r>
+            <w:r>
+              <w:rPr>
+                <w:rFonts w:ascii="BRH Malayalam Extra" w:hAnsi="BRH Malayalam Extra" w:cs="BRH Malayalam Extra"/>
+                <w:color w:val="000000"/>
+                <w:sz w:val="32"/>
+                <w:szCs w:val="40"/>
+              </w:rPr>
+              <w:t>.</w:t>
+            </w:r>
+            <w:r>
+              <w:rPr>
+                <w:rFonts w:cs="BRH Malayalam Extra"/>
+                <w:color w:val="000000"/>
+                <w:szCs w:val="40"/>
+              </w:rPr>
+              <w:t>2</w:t>
+            </w:r>
+            <w:r>
+              <w:rPr>
+                <w:rFonts w:ascii="BRH Malayalam Extra" w:hAnsi="BRH Malayalam Extra" w:cs="BRH Malayalam Extra"/>
+                <w:color w:val="000000"/>
+                <w:sz w:val="32"/>
+                <w:szCs w:val="40"/>
+              </w:rPr>
+              <w:t>.</w:t>
+            </w:r>
+            <w:r>
+              <w:rPr>
+                <w:rFonts w:cs="BRH Malayalam Extra"/>
+                <w:color w:val="000000"/>
+                <w:szCs w:val="40"/>
+              </w:rPr>
+              <w:t>2</w:t>
+            </w:r>
+            <w:r>
+              <w:rPr>
+                <w:rFonts w:ascii="BRH Malayalam Extra" w:hAnsi="BRH Malayalam Extra" w:cs="BRH Malayalam Extra"/>
+                <w:color w:val="000000"/>
+                <w:sz w:val="32"/>
+                <w:szCs w:val="40"/>
+              </w:rPr>
+              <w:t>(</w:t>
+            </w:r>
+            <w:r>
+              <w:rPr>
+                <w:rFonts w:cs="BRH Malayalam Extra"/>
+                <w:color w:val="000000"/>
+                <w:szCs w:val="40"/>
+              </w:rPr>
+              <w:t>1</w:t>
+            </w:r>
+            <w:r>
+              <w:rPr>
+                <w:rFonts w:ascii="BRH Malayalam Extra" w:hAnsi="BRH Malayalam Extra" w:cs="BRH Malayalam Extra"/>
+                <w:color w:val="000000"/>
+                <w:sz w:val="32"/>
+                <w:szCs w:val="40"/>
+              </w:rPr>
+              <w:t>)-  c</w:t>
+            </w:r>
+            <w:r>
+              <w:rPr>
+                <w:rFonts w:ascii="BRH Malayalam Extra" w:hAnsi="BRH Malayalam Extra" w:cs="BRH Malayalam Extra"/>
+                <w:color w:val="000000"/>
+                <w:sz w:val="26"/>
+                <w:szCs w:val="40"/>
+                <w:highlight w:val="yellow"/>
+              </w:rPr>
+              <w:t>–</w:t>
+            </w:r>
+            <w:r>
+              <w:rPr>
+                <w:rFonts w:ascii="BRH Malayalam Extra" w:hAnsi="BRH Malayalam Extra" w:cs="BRH Malayalam Extra"/>
+                <w:color w:val="000000"/>
+                <w:sz w:val="32"/>
+                <w:szCs w:val="40"/>
+                <w:highlight w:val="green"/>
+              </w:rPr>
+              <w:t>¥À</w:t>
+            </w:r>
+            <w:r>
+              <w:rPr>
+                <w:rFonts w:ascii="BRH Malayalam Extra" w:hAnsi="BRH Malayalam Extra" w:cs="BRH Malayalam Extra"/>
+                <w:color w:val="000000"/>
+                <w:sz w:val="26"/>
+                <w:szCs w:val="40"/>
+                <w:highlight w:val="green"/>
+              </w:rPr>
+              <w:t>–</w:t>
+            </w:r>
+            <w:r>
+              <w:rPr>
+                <w:rFonts w:ascii="BRH Malayalam Extra" w:hAnsi="BRH Malayalam Extra" w:cs="BRH Malayalam Extra"/>
+                <w:color w:val="000000"/>
+                <w:sz w:val="32"/>
+                <w:szCs w:val="40"/>
+              </w:rPr>
+              <w:t xml:space="preserve"> | q</w:t>
+            </w:r>
+            <w:r>
+              <w:rPr>
+                <w:rFonts w:ascii="BRH Malayalam Extra" w:hAnsi="BRH Malayalam Extra" w:cs="BRH Malayalam Extra"/>
+                <w:color w:val="000000"/>
+                <w:sz w:val="26"/>
+                <w:szCs w:val="40"/>
+              </w:rPr>
+              <w:t>–</w:t>
+            </w:r>
+            <w:r>
+              <w:rPr>
+                <w:rFonts w:ascii="BRH Malayalam Extra" w:hAnsi="BRH Malayalam Extra" w:cs="BRH Malayalam Extra"/>
+                <w:color w:val="000000"/>
+                <w:sz w:val="32"/>
+                <w:szCs w:val="40"/>
+              </w:rPr>
+              <w:t>Zx±—kxJ | h</w:t>
+            </w:r>
+            <w:r>
+              <w:rPr>
+                <w:rFonts w:ascii="BRH Malayalam Extra" w:hAnsi="BRH Malayalam Extra" w:cs="BRH Malayalam Extra"/>
+                <w:color w:val="000000"/>
+                <w:sz w:val="26"/>
+                <w:szCs w:val="40"/>
+              </w:rPr>
+              <w:t>–</w:t>
+            </w:r>
+            <w:r>
+              <w:rPr>
+                <w:rFonts w:ascii="BRH Malayalam Extra" w:hAnsi="BRH Malayalam Extra" w:cs="BRH Malayalam Extra"/>
+                <w:color w:val="000000"/>
+                <w:sz w:val="32"/>
+                <w:szCs w:val="40"/>
+              </w:rPr>
+              <w:t>p</w:t>
+            </w:r>
+            <w:r>
+              <w:rPr>
+                <w:rFonts w:ascii="BRH Malayalam Extra" w:hAnsi="BRH Malayalam Extra" w:cs="BRH Malayalam Extra"/>
+                <w:color w:val="000000"/>
+                <w:sz w:val="26"/>
+                <w:szCs w:val="40"/>
+              </w:rPr>
+              <w:t>–</w:t>
+            </w:r>
+            <w:r>
+              <w:rPr>
+                <w:rFonts w:ascii="BRH Malayalam Extra" w:hAnsi="BRH Malayalam Extra" w:cs="BRH Malayalam Extra"/>
+                <w:color w:val="000000"/>
+                <w:sz w:val="32"/>
+                <w:szCs w:val="40"/>
+              </w:rPr>
+              <w:t>Çy</w:t>
+            </w:r>
+            <w:r>
+              <w:rPr>
+                <w:rFonts w:ascii="BRH Malayalam Extra" w:hAnsi="BRH Malayalam Extra" w:cs="BRH Malayalam Extra"/>
+                <w:color w:val="000000"/>
+                <w:sz w:val="26"/>
+                <w:szCs w:val="40"/>
+              </w:rPr>
+              <w:t>–</w:t>
+            </w:r>
+            <w:r>
+              <w:rPr>
+                <w:rFonts w:ascii="BRH Malayalam Extra" w:hAnsi="BRH Malayalam Extra" w:cs="BRH Malayalam Extra"/>
+                <w:color w:val="000000"/>
+                <w:sz w:val="32"/>
+                <w:szCs w:val="40"/>
+              </w:rPr>
+              <w:t xml:space="preserve"> |</w:t>
+            </w:r>
+          </w:p>
+          <w:p>
+            <w:pPr>
+              <w:widowControl w:val="0"/>
+              <w:autoSpaceDE w:val="0"/>
+              <w:autoSpaceDN w:val="0"/>
+              <w:adjustRightInd w:val="0"/>
+              <w:spacing w:before="0" w:line="240" w:lineRule="auto"/>
+              <w:rPr>
+                <w:rFonts w:ascii="BRH Malayalam Extra" w:hAnsi="BRH Malayalam Extra" w:cs="BRH Malayalam Extra"/>
+                <w:color w:val="000000"/>
+                <w:sz w:val="32"/>
+                <w:szCs w:val="40"/>
+              </w:rPr>
+            </w:pPr>
+            <w:r>
+              <w:rPr>
+                <w:rFonts w:ascii="BRH Malayalam Extra" w:hAnsi="BRH Malayalam Extra" w:cs="BRH Malayalam Extra"/>
+                <w:color w:val="000000"/>
+                <w:sz w:val="32"/>
+                <w:szCs w:val="40"/>
+              </w:rPr>
+              <w:t>c</w:t>
+            </w:r>
+            <w:r>
+              <w:rPr>
+                <w:rFonts w:ascii="BRH Malayalam Extra" w:hAnsi="BRH Malayalam Extra" w:cs="BRH Malayalam Extra"/>
+                <w:color w:val="000000"/>
+                <w:sz w:val="26"/>
+                <w:szCs w:val="40"/>
+                <w:highlight w:val="green"/>
+              </w:rPr>
+              <w:t>–</w:t>
+            </w:r>
+            <w:r>
+              <w:rPr>
+                <w:rFonts w:ascii="BRH Malayalam Extra" w:hAnsi="BRH Malayalam Extra" w:cs="BRH Malayalam Extra"/>
+                <w:color w:val="000000"/>
+                <w:sz w:val="32"/>
+                <w:szCs w:val="40"/>
+                <w:highlight w:val="green"/>
+              </w:rPr>
+              <w:t>¥À</w:t>
+            </w:r>
+            <w:r>
+              <w:rPr>
+                <w:rFonts w:ascii="BRH Malayalam Extra" w:hAnsi="BRH Malayalam Extra" w:cs="BRH Malayalam Extra"/>
+                <w:color w:val="000000"/>
+                <w:sz w:val="26"/>
+                <w:szCs w:val="40"/>
+              </w:rPr>
+              <w:t>–</w:t>
+            </w:r>
+            <w:r>
+              <w:rPr>
+                <w:rFonts w:ascii="BRH Malayalam Extra" w:hAnsi="BRH Malayalam Extra" w:cs="BRH Malayalam Extra"/>
+                <w:color w:val="000000"/>
+                <w:sz w:val="32"/>
+                <w:szCs w:val="40"/>
+              </w:rPr>
+              <w:t xml:space="preserve"> q</w:t>
+            </w:r>
+            <w:r>
+              <w:rPr>
+                <w:rFonts w:ascii="BRH Malayalam Extra" w:hAnsi="BRH Malayalam Extra" w:cs="BRH Malayalam Extra"/>
+                <w:color w:val="000000"/>
+                <w:sz w:val="26"/>
+                <w:szCs w:val="40"/>
+              </w:rPr>
+              <w:t>–</w:t>
+            </w:r>
+            <w:r>
+              <w:rPr>
+                <w:rFonts w:ascii="BRH Malayalam Extra" w:hAnsi="BRH Malayalam Extra" w:cs="BRH Malayalam Extra"/>
+                <w:color w:val="000000"/>
+                <w:sz w:val="32"/>
+                <w:szCs w:val="40"/>
+              </w:rPr>
+              <w:t>Zx±—kxJ q</w:t>
+            </w:r>
+            <w:r>
+              <w:rPr>
+                <w:rFonts w:ascii="BRH Malayalam Extra" w:hAnsi="BRH Malayalam Extra" w:cs="BRH Malayalam Extra"/>
+                <w:color w:val="000000"/>
+                <w:sz w:val="26"/>
+                <w:szCs w:val="40"/>
+              </w:rPr>
+              <w:t>–</w:t>
+            </w:r>
+            <w:r>
+              <w:rPr>
+                <w:rFonts w:ascii="BRH Malayalam Extra" w:hAnsi="BRH Malayalam Extra" w:cs="BRH Malayalam Extra"/>
+                <w:color w:val="000000"/>
+                <w:sz w:val="32"/>
+                <w:szCs w:val="40"/>
+              </w:rPr>
+              <w:t xml:space="preserve">Zx±—kx </w:t>
+            </w:r>
+            <w:r>
+              <w:rPr>
+                <w:rFonts w:ascii="BRH Malayalam Extra" w:hAnsi="BRH Malayalam Extra" w:cs="BRH Malayalam Extra"/>
+                <w:color w:val="000000"/>
+                <w:sz w:val="32"/>
+                <w:szCs w:val="40"/>
+                <w:highlight w:val="green"/>
+              </w:rPr>
+              <w:t>c</w:t>
+            </w:r>
+            <w:r>
+              <w:rPr>
+                <w:rFonts w:ascii="BRH Malayalam Extra" w:hAnsi="BRH Malayalam Extra" w:cs="BRH Malayalam Extra"/>
+                <w:color w:val="000000"/>
+                <w:sz w:val="32"/>
+                <w:szCs w:val="40"/>
+              </w:rPr>
+              <w:t xml:space="preserve">¥À </w:t>
+            </w:r>
+            <w:r>
+              <w:rPr>
+                <w:rFonts w:ascii="BRH Malayalam Extra" w:hAnsi="BRH Malayalam Extra" w:cs="BRH Malayalam Extra"/>
+                <w:color w:val="000000"/>
+                <w:sz w:val="32"/>
+                <w:szCs w:val="40"/>
+                <w:highlight w:val="green"/>
+              </w:rPr>
+              <w:t>c</w:t>
+            </w:r>
+            <w:r>
+              <w:rPr>
+                <w:rFonts w:ascii="BRH Malayalam Extra" w:hAnsi="BRH Malayalam Extra" w:cs="BRH Malayalam Extra"/>
+                <w:color w:val="000000"/>
+                <w:sz w:val="32"/>
+                <w:szCs w:val="40"/>
+              </w:rPr>
+              <w:t xml:space="preserve">¥À </w:t>
+            </w:r>
+          </w:p>
+          <w:p>
+            <w:pPr>
+              <w:widowControl w:val="0"/>
+              <w:autoSpaceDE w:val="0"/>
+              <w:autoSpaceDN w:val="0"/>
+              <w:adjustRightInd w:val="0"/>
+              <w:spacing w:before="0" w:line="240" w:lineRule="auto"/>
+              <w:rPr>
+                <w:rFonts w:cs="BRH Malayalam Extra"/>
+                <w:szCs w:val="40"/>
+              </w:rPr>
+            </w:pPr>
+            <w:r>
+              <w:rPr>
+                <w:rFonts w:ascii="BRH Malayalam Extra" w:hAnsi="BRH Malayalam Extra" w:cs="BRH Malayalam Extra"/>
+                <w:color w:val="000000"/>
+                <w:sz w:val="32"/>
+                <w:szCs w:val="40"/>
+              </w:rPr>
+              <w:t>q</w:t>
+            </w:r>
+            <w:r>
+              <w:rPr>
+                <w:rFonts w:ascii="BRH Malayalam Extra" w:hAnsi="BRH Malayalam Extra" w:cs="BRH Malayalam Extra"/>
+                <w:color w:val="000000"/>
+                <w:sz w:val="26"/>
+                <w:szCs w:val="40"/>
+              </w:rPr>
+              <w:t>–</w:t>
+            </w:r>
+            <w:r>
+              <w:rPr>
+                <w:rFonts w:ascii="BRH Malayalam Extra" w:hAnsi="BRH Malayalam Extra" w:cs="BRH Malayalam Extra"/>
+                <w:color w:val="000000"/>
+                <w:sz w:val="32"/>
+                <w:szCs w:val="40"/>
+              </w:rPr>
+              <w:t>Zx±—kx hpÇy hpÇy q</w:t>
+            </w:r>
+            <w:r>
+              <w:rPr>
+                <w:rFonts w:ascii="BRH Malayalam Extra" w:hAnsi="BRH Malayalam Extra" w:cs="BRH Malayalam Extra"/>
+                <w:color w:val="000000"/>
+                <w:sz w:val="26"/>
+                <w:szCs w:val="40"/>
+              </w:rPr>
+              <w:t>–</w:t>
+            </w:r>
+            <w:r>
+              <w:rPr>
+                <w:rFonts w:ascii="BRH Malayalam Extra" w:hAnsi="BRH Malayalam Extra" w:cs="BRH Malayalam Extra"/>
+                <w:color w:val="000000"/>
+                <w:sz w:val="32"/>
+                <w:szCs w:val="40"/>
+              </w:rPr>
+              <w:t xml:space="preserve">Zx±—kx </w:t>
+            </w:r>
+            <w:r>
+              <w:rPr>
+                <w:rFonts w:ascii="BRH Malayalam Extra" w:hAnsi="BRH Malayalam Extra" w:cs="BRH Malayalam Extra"/>
+                <w:color w:val="000000"/>
+                <w:sz w:val="32"/>
+                <w:szCs w:val="40"/>
+                <w:highlight w:val="green"/>
+              </w:rPr>
+              <w:t>c</w:t>
+            </w:r>
+            <w:r>
+              <w:rPr>
+                <w:rFonts w:ascii="BRH Malayalam Extra" w:hAnsi="BRH Malayalam Extra" w:cs="BRH Malayalam Extra"/>
+                <w:color w:val="000000"/>
+                <w:sz w:val="32"/>
+                <w:szCs w:val="40"/>
+              </w:rPr>
+              <w:t xml:space="preserve">¥À </w:t>
+            </w:r>
+            <w:r>
+              <w:rPr>
+                <w:rFonts w:ascii="BRH Malayalam Extra" w:hAnsi="BRH Malayalam Extra" w:cs="BRH Malayalam Extra"/>
+                <w:color w:val="000000"/>
+                <w:sz w:val="32"/>
+                <w:szCs w:val="40"/>
+                <w:highlight w:val="green"/>
+              </w:rPr>
+              <w:t>c</w:t>
+            </w:r>
+            <w:r>
+              <w:rPr>
+                <w:rFonts w:ascii="BRH Malayalam Extra" w:hAnsi="BRH Malayalam Extra" w:cs="BRH Malayalam Extra"/>
+                <w:color w:val="000000"/>
+                <w:sz w:val="32"/>
+                <w:szCs w:val="40"/>
+              </w:rPr>
+              <w:t>¥À q</w:t>
+            </w:r>
+            <w:r>
+              <w:rPr>
+                <w:rFonts w:ascii="BRH Malayalam Extra" w:hAnsi="BRH Malayalam Extra" w:cs="BRH Malayalam Extra"/>
+                <w:color w:val="000000"/>
+                <w:sz w:val="26"/>
+                <w:szCs w:val="40"/>
+              </w:rPr>
+              <w:t>–</w:t>
+            </w:r>
+            <w:r>
+              <w:rPr>
+                <w:rFonts w:ascii="BRH Malayalam Extra" w:hAnsi="BRH Malayalam Extra" w:cs="BRH Malayalam Extra"/>
+                <w:color w:val="000000"/>
+                <w:sz w:val="32"/>
+                <w:szCs w:val="40"/>
+              </w:rPr>
+              <w:t xml:space="preserve">Zx±—kx hpÇy | </w:t>
+            </w:r>
+          </w:p>
+        </w:tc>
+      </w:tr>
+      <w:tr>
+        <w:trPr>
+          <w:trHeight w:val="1197"/>
+        </w:trPr>
+        <w:tc>
+          <w:tcPr>
+            <w:tcW w:w="7166" w:type="dxa"/>
+          </w:tcPr>
+          <w:p>
+            <w:pPr>
+              <w:widowControl w:val="0"/>
+              <w:autoSpaceDE w:val="0"/>
+              <w:autoSpaceDN w:val="0"/>
+              <w:adjustRightInd w:val="0"/>
+              <w:spacing w:before="0" w:line="240" w:lineRule="auto"/>
+              <w:rPr>
+                <w:rFonts w:cs="BRH Malayalam Extra"/>
+                <w:szCs w:val="40"/>
+              </w:rPr>
+            </w:pPr>
+          </w:p>
+        </w:tc>
+        <w:tc>
+          <w:tcPr>
+            <w:tcW w:w="7229" w:type="dxa"/>
+          </w:tcPr>
+          <w:p>
+            <w:pPr>
+              <w:widowControl w:val="0"/>
+              <w:autoSpaceDE w:val="0"/>
+              <w:autoSpaceDN w:val="0"/>
+              <w:adjustRightInd w:val="0"/>
+              <w:spacing w:before="0" w:line="240" w:lineRule="auto"/>
+              <w:rPr>
+                <w:rFonts w:cs="BRH Malayalam Extra"/>
+                <w:b/>
+                <w:bCs/>
+                <w:szCs w:val="40"/>
+              </w:rPr>
+            </w:pPr>
+          </w:p>
+        </w:tc>
+      </w:tr>
+    </w:tbl>
+    <w:p>
+      <w:pPr>
+        <w:spacing w:before="0" w:line="240" w:lineRule="auto"/>
+        <w:jc w:val="center"/>
+        <w:rPr>
+          <w:b/>
+          <w:bCs/>
+          <w:sz w:val="32"/>
+          <w:szCs w:val="32"/>
+          <w:u w:val="single"/>
+        </w:rPr>
+      </w:pPr>
+    </w:p>
+    <w:p>
+      <w:pPr>
+        <w:spacing w:before="0" w:line="240" w:lineRule="auto"/>
+        <w:jc w:val="center"/>
+        <w:rPr>
+          <w:b/>
+          <w:bCs/>
+          <w:sz w:val="32"/>
+          <w:szCs w:val="32"/>
+          <w:u w:val="single"/>
+        </w:rPr>
+      </w:pPr>
+    </w:p>
+    <w:p>
+      <w:pPr>
+        <w:spacing w:before="0" w:line="240" w:lineRule="auto"/>
+        <w:jc w:val="center"/>
+        <w:rPr>
+          <w:b/>
+          <w:bCs/>
+          <w:sz w:val="32"/>
+          <w:szCs w:val="32"/>
+          <w:u w:val="single"/>
+        </w:rPr>
+      </w:pPr>
+    </w:p>
     <w:p>
       <w:pPr>
         <w:spacing w:before="0" w:line="240" w:lineRule="auto"/>
@@ -93,6 +2783,7 @@
           <w:sz w:val="28"/>
           <w:szCs w:val="32"/>
         </w:rPr>
+        <w:lastRenderedPageBreak/>
         <w:t>(ignore those which are already incorporated in your book’s version and date)</w:t>
       </w:r>
     </w:p>
@@ -2429,7 +5120,6 @@
                 <w:rFonts w:cs="BRH Malayalam Extra"/>
                 <w:szCs w:val="40"/>
               </w:rPr>
-              <w:lastRenderedPageBreak/>
               <w:t>57</w:t>
             </w:r>
             <w:r>
@@ -2568,6 +5258,7 @@
                 <w:sz w:val="32"/>
                 <w:szCs w:val="40"/>
               </w:rPr>
+              <w:lastRenderedPageBreak/>
               <w:t>px</w:t>
             </w:r>
             <w:r>
@@ -3960,7 +6651,6 @@
                 <w:rFonts w:cs="BRH Malayalam Extra"/>
                 <w:szCs w:val="40"/>
               </w:rPr>
-              <w:lastRenderedPageBreak/>
               <w:t>57</w:t>
             </w:r>
             <w:r>
@@ -4099,6 +6789,7 @@
                 <w:sz w:val="32"/>
                 <w:szCs w:val="40"/>
               </w:rPr>
+              <w:lastRenderedPageBreak/>
               <w:t>px</w:t>
             </w:r>
             <w:r>
@@ -6077,6 +8768,7 @@
                 <w:rFonts w:ascii="BRH Malayalam Extra" w:hAnsi="BRH Malayalam Extra" w:cs="BRH Malayalam Extra"/>
                 <w:sz w:val="32"/>
                 <w:szCs w:val="32"/>
+                <w:lang w:val="it-IT"/>
               </w:rPr>
             </w:pPr>
             <w:r>
@@ -6084,6 +8776,7 @@
                 <w:rFonts w:ascii="BRH Malayalam Extra" w:hAnsi="BRH Malayalam Extra" w:cs="BRH Malayalam Extra"/>
                 <w:sz w:val="32"/>
                 <w:szCs w:val="32"/>
+                <w:lang w:val="it-IT"/>
               </w:rPr>
               <w:t>i–Ëx</w:t>
             </w:r>
@@ -6093,6 +8786,7 @@
                 <w:sz w:val="32"/>
                 <w:szCs w:val="32"/>
                 <w:highlight w:val="yellow"/>
+                <w:lang w:val="it-IT"/>
               </w:rPr>
               <w:t>bõx—jx–jx</w:t>
             </w:r>
@@ -6101,6 +8795,7 @@
                 <w:rFonts w:ascii="BRH Malayalam Extra" w:hAnsi="BRH Malayalam Extra" w:cs="BRH Malayalam Extra"/>
                 <w:sz w:val="32"/>
                 <w:szCs w:val="32"/>
+                <w:lang w:val="it-IT"/>
               </w:rPr>
               <w:t xml:space="preserve"> | </w:t>
             </w:r>
@@ -6116,12 +8811,14 @@
                 <w:rFonts w:ascii="BRH Malayalam Extra" w:hAnsi="BRH Malayalam Extra" w:cs="BRH Malayalam Extra"/>
                 <w:sz w:val="32"/>
                 <w:szCs w:val="32"/>
+                <w:lang w:val="it-IT"/>
               </w:rPr>
             </w:pPr>
             <w:r>
               <w:rPr>
                 <w:rFonts w:cs="Arial"/>
                 <w:szCs w:val="24"/>
+                <w:lang w:val="it-IT"/>
               </w:rPr>
               <w:t>15)   1.5.3.1(13)-</w:t>
             </w:r>
@@ -6130,6 +8827,7 @@
                 <w:rFonts w:ascii="BRH Malayalam Extra" w:hAnsi="BRH Malayalam Extra" w:cs="BRH Malayalam Extra"/>
                 <w:sz w:val="32"/>
                 <w:szCs w:val="32"/>
+                <w:lang w:val="it-IT"/>
               </w:rPr>
               <w:t xml:space="preserve">  A–Ëx</w:t>
             </w:r>
@@ -6139,6 +8837,7 @@
                 <w:sz w:val="32"/>
                 <w:szCs w:val="32"/>
                 <w:highlight w:val="yellow"/>
+                <w:lang w:val="it-IT"/>
               </w:rPr>
               <w:t>bõx–jx—j</w:t>
             </w:r>
@@ -6147,6 +8846,7 @@
                 <w:rFonts w:ascii="BRH Malayalam Extra" w:hAnsi="BRH Malayalam Extra" w:cs="BRH Malayalam Extra"/>
                 <w:sz w:val="32"/>
                 <w:szCs w:val="32"/>
+                <w:lang w:val="it-IT"/>
               </w:rPr>
               <w:t xml:space="preserve"> | B | b–¥c– ||</w:t>
             </w:r>
@@ -6162,6 +8862,7 @@
                 <w:rFonts w:ascii="BRH Malayalam Extra" w:hAnsi="BRH Malayalam Extra" w:cs="BRH Malayalam Extra"/>
                 <w:sz w:val="32"/>
                 <w:szCs w:val="32"/>
+                <w:lang w:val="it-IT"/>
               </w:rPr>
             </w:pPr>
             <w:r>
@@ -6169,6 +8870,7 @@
                 <w:rFonts w:ascii="BRH Malayalam Extra" w:hAnsi="BRH Malayalam Extra" w:cs="BRH Malayalam Extra"/>
                 <w:sz w:val="32"/>
                 <w:szCs w:val="32"/>
+                <w:lang w:val="it-IT"/>
               </w:rPr>
               <w:t>A–Ëx</w:t>
             </w:r>
@@ -6178,6 +8880,7 @@
                 <w:sz w:val="32"/>
                 <w:szCs w:val="32"/>
                 <w:highlight w:val="yellow"/>
+                <w:lang w:val="it-IT"/>
               </w:rPr>
               <w:t>bõx—jx–j</w:t>
             </w:r>
@@ -6186,6 +8889,7 @@
                 <w:rFonts w:ascii="BRH Malayalam Extra" w:hAnsi="BRH Malayalam Extra" w:cs="BRH Malayalam Extra"/>
                 <w:sz w:val="32"/>
                 <w:szCs w:val="32"/>
+                <w:lang w:val="it-IT"/>
               </w:rPr>
               <w:t>x „Ëx</w:t>
             </w:r>
@@ -6195,6 +8899,7 @@
                 <w:sz w:val="32"/>
                 <w:szCs w:val="32"/>
                 <w:highlight w:val="yellow"/>
+                <w:lang w:val="it-IT"/>
               </w:rPr>
               <w:t>bõx–jx—jx</w:t>
             </w:r>
@@ -6203,6 +8908,7 @@
                 <w:rFonts w:ascii="BRH Malayalam Extra" w:hAnsi="BRH Malayalam Extra" w:cs="BRH Malayalam Extra"/>
                 <w:sz w:val="32"/>
                 <w:szCs w:val="32"/>
+                <w:lang w:val="it-IT"/>
               </w:rPr>
               <w:t>– Ëxb</w:t>
             </w:r>
@@ -6212,6 +8918,7 @@
                 <w:sz w:val="32"/>
                 <w:szCs w:val="32"/>
                 <w:highlight w:val="yellow"/>
+                <w:lang w:val="it-IT"/>
               </w:rPr>
               <w:t>õx—jx–jx</w:t>
             </w:r>
@@ -6220,6 +8927,7 @@
                 <w:rFonts w:ascii="BRH Malayalam Extra" w:hAnsi="BRH Malayalam Extra" w:cs="BRH Malayalam Extra"/>
                 <w:sz w:val="32"/>
                 <w:szCs w:val="32"/>
+                <w:lang w:val="it-IT"/>
               </w:rPr>
               <w:t xml:space="preserve"> b—¥c bc– B „Ëx</w:t>
             </w:r>
@@ -6229,6 +8937,7 @@
                 <w:sz w:val="32"/>
                 <w:szCs w:val="32"/>
                 <w:highlight w:val="yellow"/>
+                <w:lang w:val="it-IT"/>
               </w:rPr>
               <w:t>bõx–jx—jx–</w:t>
             </w:r>
@@ -6237,6 +8946,7 @@
                 <w:rFonts w:ascii="BRH Malayalam Extra" w:hAnsi="BRH Malayalam Extra" w:cs="BRH Malayalam Extra"/>
                 <w:sz w:val="32"/>
                 <w:szCs w:val="32"/>
+                <w:lang w:val="it-IT"/>
               </w:rPr>
               <w:t xml:space="preserve"> Ëx</w:t>
             </w:r>
@@ -6246,6 +8956,7 @@
                 <w:sz w:val="32"/>
                 <w:szCs w:val="32"/>
                 <w:highlight w:val="yellow"/>
+                <w:lang w:val="it-IT"/>
               </w:rPr>
               <w:t>bõx—jx–jx</w:t>
             </w:r>
@@ -6254,6 +8965,7 @@
                 <w:rFonts w:ascii="BRH Malayalam Extra" w:hAnsi="BRH Malayalam Extra" w:cs="BRH Malayalam Extra"/>
                 <w:sz w:val="32"/>
                 <w:szCs w:val="32"/>
+                <w:lang w:val="it-IT"/>
               </w:rPr>
               <w:t xml:space="preserve"> b—¥c | </w:t>
             </w:r>
@@ -6269,12 +8981,14 @@
                 <w:rFonts w:ascii="BRH Malayalam Extra" w:hAnsi="BRH Malayalam Extra" w:cs="BRH Malayalam Extra"/>
                 <w:sz w:val="32"/>
                 <w:szCs w:val="32"/>
+                <w:lang w:val="it-IT"/>
               </w:rPr>
             </w:pPr>
             <w:r>
               <w:rPr>
                 <w:rFonts w:cs="Arial"/>
                 <w:szCs w:val="24"/>
+                <w:lang w:val="it-IT"/>
               </w:rPr>
               <w:t>16)   1.5.3.1(13)-</w:t>
             </w:r>
@@ -6283,6 +8997,7 @@
                 <w:rFonts w:ascii="BRH Malayalam Extra" w:hAnsi="BRH Malayalam Extra" w:cs="BRH Malayalam Extra"/>
                 <w:sz w:val="32"/>
                 <w:szCs w:val="32"/>
+                <w:lang w:val="it-IT"/>
               </w:rPr>
               <w:t xml:space="preserve">  A–Ëx</w:t>
             </w:r>
@@ -6292,6 +9007,7 @@
                 <w:sz w:val="32"/>
                 <w:szCs w:val="32"/>
                 <w:highlight w:val="yellow"/>
+                <w:lang w:val="it-IT"/>
               </w:rPr>
               <w:t>bõx–jx—j</w:t>
             </w:r>
@@ -6300,6 +9016,7 @@
                 <w:rFonts w:ascii="BRH Malayalam Extra" w:hAnsi="BRH Malayalam Extra" w:cs="BRH Malayalam Extra"/>
                 <w:sz w:val="32"/>
                 <w:szCs w:val="32"/>
+                <w:lang w:val="it-IT"/>
               </w:rPr>
               <w:t xml:space="preserve"> |</w:t>
             </w:r>
@@ -6325,6 +9042,7 @@
                 <w:rFonts w:ascii="BRH Malayalam Extra" w:hAnsi="BRH Malayalam Extra" w:cs="BRH Malayalam Extra"/>
                 <w:sz w:val="32"/>
                 <w:szCs w:val="32"/>
+                <w:lang w:val="it-IT"/>
               </w:rPr>
               <w:t xml:space="preserve">A–Ëxbõx–¥jZõ—Ë - Abõx—j | </w:t>
             </w:r>
@@ -7359,6 +10077,7 @@
                 <w:rFonts w:ascii="BRH Malayalam Extra" w:hAnsi="BRH Malayalam Extra" w:cs="BRH Malayalam Extra"/>
                 <w:sz w:val="32"/>
                 <w:szCs w:val="40"/>
+                <w:lang w:val="it-IT"/>
               </w:rPr>
             </w:pPr>
             <w:r>
@@ -7366,6 +10085,7 @@
                 <w:rFonts w:ascii="BRH Malayalam Extra" w:hAnsi="BRH Malayalam Extra" w:cs="BRH Malayalam Extra"/>
                 <w:sz w:val="32"/>
                 <w:szCs w:val="40"/>
+                <w:lang w:val="it-IT"/>
               </w:rPr>
               <w:t>i</w:t>
             </w:r>
@@ -7374,14 +10094,16 @@
                 <w:rFonts w:ascii="BRH Malayalam Extra" w:hAnsi="BRH Malayalam Extra" w:cs="BRH Malayalam Extra"/>
                 <w:sz w:val="25"/>
                 <w:szCs w:val="40"/>
-              </w:rPr>
-              <w:t>–</w:t>
-            </w:r>
-            <w:r>
-              <w:rPr>
-                <w:rFonts w:ascii="BRH Malayalam Extra" w:hAnsi="BRH Malayalam Extra" w:cs="BRH Malayalam Extra"/>
-                <w:sz w:val="32"/>
-                <w:szCs w:val="40"/>
+                <w:lang w:val="it-IT"/>
+              </w:rPr>
+              <w:t>–</w:t>
+            </w:r>
+            <w:r>
+              <w:rPr>
+                <w:rFonts w:ascii="BRH Malayalam Extra" w:hAnsi="BRH Malayalam Extra" w:cs="BRH Malayalam Extra"/>
+                <w:sz w:val="32"/>
+                <w:szCs w:val="40"/>
+                <w:lang w:val="it-IT"/>
               </w:rPr>
               <w:t>Ëx</w:t>
             </w:r>
@@ -7391,6 +10113,7 @@
                 <w:sz w:val="32"/>
                 <w:szCs w:val="40"/>
                 <w:highlight w:val="green"/>
+                <w:lang w:val="it-IT"/>
               </w:rPr>
               <w:t>bõx</w:t>
             </w:r>
@@ -7399,14 +10122,16 @@
                 <w:rFonts w:ascii="BRH Malayalam Extra" w:hAnsi="BRH Malayalam Extra" w:cs="BRH Malayalam Extra"/>
                 <w:sz w:val="25"/>
                 <w:szCs w:val="40"/>
-              </w:rPr>
-              <w:t>–</w:t>
-            </w:r>
-            <w:r>
-              <w:rPr>
-                <w:rFonts w:ascii="BRH Malayalam Extra" w:hAnsi="BRH Malayalam Extra" w:cs="BRH Malayalam Extra"/>
-                <w:sz w:val="32"/>
-                <w:szCs w:val="40"/>
+                <w:lang w:val="it-IT"/>
+              </w:rPr>
+              <w:t>–</w:t>
+            </w:r>
+            <w:r>
+              <w:rPr>
+                <w:rFonts w:ascii="BRH Malayalam Extra" w:hAnsi="BRH Malayalam Extra" w:cs="BRH Malayalam Extra"/>
+                <w:sz w:val="32"/>
+                <w:szCs w:val="40"/>
+                <w:lang w:val="it-IT"/>
               </w:rPr>
               <w:t xml:space="preserve">jx | </w:t>
             </w:r>
@@ -7422,12 +10147,14 @@
                 <w:rFonts w:ascii="BRH Malayalam Extra" w:hAnsi="BRH Malayalam Extra" w:cs="BRH Malayalam Extra"/>
                 <w:sz w:val="32"/>
                 <w:szCs w:val="40"/>
+                <w:lang w:val="it-IT"/>
               </w:rPr>
             </w:pPr>
             <w:r>
               <w:rPr>
                 <w:rFonts w:cs="BRH Malayalam Extra"/>
                 <w:szCs w:val="40"/>
+                <w:lang w:val="it-IT"/>
               </w:rPr>
               <w:t>15</w:t>
             </w:r>
@@ -7436,6 +10163,7 @@
                 <w:rFonts w:ascii="BRH Malayalam Extra" w:hAnsi="BRH Malayalam Extra" w:cs="BRH Malayalam Extra"/>
                 <w:sz w:val="32"/>
                 <w:szCs w:val="40"/>
+                <w:lang w:val="it-IT"/>
               </w:rPr>
               <w:t>)</w:t>
             </w:r>
@@ -7443,6 +10171,7 @@
               <w:rPr>
                 <w:rFonts w:cs="BRH Malayalam Extra"/>
                 <w:szCs w:val="40"/>
+                <w:lang w:val="it-IT"/>
               </w:rPr>
               <w:t xml:space="preserve">  1</w:t>
             </w:r>
@@ -7451,6 +10180,7 @@
                 <w:rFonts w:ascii="BRH Malayalam Extra" w:hAnsi="BRH Malayalam Extra" w:cs="BRH Malayalam Extra"/>
                 <w:sz w:val="32"/>
                 <w:szCs w:val="40"/>
+                <w:lang w:val="it-IT"/>
               </w:rPr>
               <w:t>.</w:t>
             </w:r>
@@ -7458,6 +10188,7 @@
               <w:rPr>
                 <w:rFonts w:cs="BRH Malayalam Extra"/>
                 <w:szCs w:val="40"/>
+                <w:lang w:val="it-IT"/>
               </w:rPr>
               <w:t>5</w:t>
             </w:r>
@@ -7466,6 +10197,7 @@
                 <w:rFonts w:ascii="BRH Malayalam Extra" w:hAnsi="BRH Malayalam Extra" w:cs="BRH Malayalam Extra"/>
                 <w:sz w:val="32"/>
                 <w:szCs w:val="40"/>
+                <w:lang w:val="it-IT"/>
               </w:rPr>
               <w:t>.</w:t>
             </w:r>
@@ -7473,6 +10205,7 @@
               <w:rPr>
                 <w:rFonts w:cs="BRH Malayalam Extra"/>
                 <w:szCs w:val="40"/>
+                <w:lang w:val="it-IT"/>
               </w:rPr>
               <w:t>3</w:t>
             </w:r>
@@ -7481,6 +10214,7 @@
                 <w:rFonts w:ascii="BRH Malayalam Extra" w:hAnsi="BRH Malayalam Extra" w:cs="BRH Malayalam Extra"/>
                 <w:sz w:val="32"/>
                 <w:szCs w:val="40"/>
+                <w:lang w:val="it-IT"/>
               </w:rPr>
               <w:t>.</w:t>
             </w:r>
@@ -7488,6 +10222,7 @@
               <w:rPr>
                 <w:rFonts w:cs="BRH Malayalam Extra"/>
                 <w:szCs w:val="40"/>
+                <w:lang w:val="it-IT"/>
               </w:rPr>
               <w:t>1</w:t>
             </w:r>
@@ -7496,6 +10231,7 @@
                 <w:rFonts w:ascii="BRH Malayalam Extra" w:hAnsi="BRH Malayalam Extra" w:cs="BRH Malayalam Extra"/>
                 <w:sz w:val="32"/>
                 <w:szCs w:val="40"/>
+                <w:lang w:val="it-IT"/>
               </w:rPr>
               <w:t>(</w:t>
             </w:r>
@@ -7503,6 +10239,7 @@
               <w:rPr>
                 <w:rFonts w:cs="BRH Malayalam Extra"/>
                 <w:szCs w:val="40"/>
+                <w:lang w:val="it-IT"/>
               </w:rPr>
               <w:t>13</w:t>
             </w:r>
@@ -7511,6 +10248,7 @@
                 <w:rFonts w:ascii="BRH Malayalam Extra" w:hAnsi="BRH Malayalam Extra" w:cs="BRH Malayalam Extra"/>
                 <w:sz w:val="32"/>
                 <w:szCs w:val="40"/>
+                <w:lang w:val="it-IT"/>
               </w:rPr>
               <w:t xml:space="preserve">)-  </w:t>
             </w:r>
@@ -7520,6 +10258,7 @@
                 <w:sz w:val="32"/>
                 <w:szCs w:val="40"/>
                 <w:highlight w:val="green"/>
+                <w:lang w:val="it-IT"/>
               </w:rPr>
               <w:t>A</w:t>
             </w:r>
@@ -7529,6 +10268,7 @@
                 <w:sz w:val="25"/>
                 <w:szCs w:val="40"/>
                 <w:highlight w:val="green"/>
+                <w:lang w:val="it-IT"/>
               </w:rPr>
               <w:t>–</w:t>
             </w:r>
@@ -7538,6 +10278,7 @@
                 <w:sz w:val="32"/>
                 <w:szCs w:val="40"/>
                 <w:highlight w:val="green"/>
+                <w:lang w:val="it-IT"/>
               </w:rPr>
               <w:t>Ëxbõx—j</w:t>
             </w:r>
@@ -7546,6 +10287,7 @@
                 <w:rFonts w:ascii="BRH Malayalam Extra" w:hAnsi="BRH Malayalam Extra" w:cs="BRH Malayalam Extra"/>
                 <w:sz w:val="32"/>
                 <w:szCs w:val="40"/>
+                <w:lang w:val="it-IT"/>
               </w:rPr>
               <w:t xml:space="preserve"> | B | b</w:t>
             </w:r>
@@ -7554,14 +10296,16 @@
                 <w:rFonts w:ascii="BRH Malayalam Extra" w:hAnsi="BRH Malayalam Extra" w:cs="BRH Malayalam Extra"/>
                 <w:sz w:val="25"/>
                 <w:szCs w:val="40"/>
-              </w:rPr>
-              <w:t>–</w:t>
-            </w:r>
-            <w:r>
-              <w:rPr>
-                <w:rFonts w:ascii="BRH Malayalam Extra" w:hAnsi="BRH Malayalam Extra" w:cs="BRH Malayalam Extra"/>
-                <w:sz w:val="32"/>
-                <w:szCs w:val="40"/>
+                <w:lang w:val="it-IT"/>
+              </w:rPr>
+              <w:t>–</w:t>
+            </w:r>
+            <w:r>
+              <w:rPr>
+                <w:rFonts w:ascii="BRH Malayalam Extra" w:hAnsi="BRH Malayalam Extra" w:cs="BRH Malayalam Extra"/>
+                <w:sz w:val="32"/>
+                <w:szCs w:val="40"/>
+                <w:lang w:val="it-IT"/>
               </w:rPr>
               <w:t>¥c</w:t>
             </w:r>
@@ -7570,14 +10314,16 @@
                 <w:rFonts w:ascii="BRH Malayalam Extra" w:hAnsi="BRH Malayalam Extra" w:cs="BRH Malayalam Extra"/>
                 <w:sz w:val="25"/>
                 <w:szCs w:val="40"/>
-              </w:rPr>
-              <w:t>–</w:t>
-            </w:r>
-            <w:r>
-              <w:rPr>
-                <w:rFonts w:ascii="BRH Malayalam Extra" w:hAnsi="BRH Malayalam Extra" w:cs="BRH Malayalam Extra"/>
-                <w:sz w:val="32"/>
-                <w:szCs w:val="40"/>
+                <w:lang w:val="it-IT"/>
+              </w:rPr>
+              <w:t>–</w:t>
+            </w:r>
+            <w:r>
+              <w:rPr>
+                <w:rFonts w:ascii="BRH Malayalam Extra" w:hAnsi="BRH Malayalam Extra" w:cs="BRH Malayalam Extra"/>
+                <w:sz w:val="32"/>
+                <w:szCs w:val="40"/>
+                <w:lang w:val="it-IT"/>
               </w:rPr>
               <w:t xml:space="preserve"> ||</w:t>
             </w:r>
@@ -7593,6 +10339,7 @@
                 <w:rFonts w:ascii="BRH Malayalam Extra" w:hAnsi="BRH Malayalam Extra" w:cs="BRH Malayalam Extra"/>
                 <w:sz w:val="32"/>
                 <w:szCs w:val="40"/>
+                <w:lang w:val="it-IT"/>
               </w:rPr>
             </w:pPr>
             <w:r>
@@ -7600,6 +10347,7 @@
                 <w:rFonts w:ascii="BRH Malayalam Extra" w:hAnsi="BRH Malayalam Extra" w:cs="BRH Malayalam Extra"/>
                 <w:sz w:val="32"/>
                 <w:szCs w:val="40"/>
+                <w:lang w:val="it-IT"/>
               </w:rPr>
               <w:t>A</w:t>
             </w:r>
@@ -7608,14 +10356,16 @@
                 <w:rFonts w:ascii="BRH Malayalam Extra" w:hAnsi="BRH Malayalam Extra" w:cs="BRH Malayalam Extra"/>
                 <w:sz w:val="25"/>
                 <w:szCs w:val="40"/>
-              </w:rPr>
-              <w:t>–</w:t>
-            </w:r>
-            <w:r>
-              <w:rPr>
-                <w:rFonts w:ascii="BRH Malayalam Extra" w:hAnsi="BRH Malayalam Extra" w:cs="BRH Malayalam Extra"/>
-                <w:sz w:val="32"/>
-                <w:szCs w:val="40"/>
+                <w:lang w:val="it-IT"/>
+              </w:rPr>
+              <w:t>–</w:t>
+            </w:r>
+            <w:r>
+              <w:rPr>
+                <w:rFonts w:ascii="BRH Malayalam Extra" w:hAnsi="BRH Malayalam Extra" w:cs="BRH Malayalam Extra"/>
+                <w:sz w:val="32"/>
+                <w:szCs w:val="40"/>
+                <w:lang w:val="it-IT"/>
               </w:rPr>
               <w:t>Ëxbõx</w:t>
             </w:r>
@@ -7625,6 +10375,7 @@
                 <w:sz w:val="25"/>
                 <w:szCs w:val="40"/>
                 <w:highlight w:val="green"/>
+                <w:lang w:val="it-IT"/>
               </w:rPr>
               <w:t>–</w:t>
             </w:r>
@@ -7634,6 +10385,7 @@
                 <w:sz w:val="32"/>
                 <w:szCs w:val="40"/>
                 <w:highlight w:val="green"/>
+                <w:lang w:val="it-IT"/>
               </w:rPr>
               <w:t>jx</w:t>
             </w:r>
@@ -7642,6 +10394,7 @@
                 <w:rFonts w:ascii="BRH Malayalam Extra" w:hAnsi="BRH Malayalam Extra" w:cs="BRH Malayalam Extra"/>
                 <w:sz w:val="32"/>
                 <w:szCs w:val="40"/>
+                <w:lang w:val="it-IT"/>
               </w:rPr>
               <w:t xml:space="preserve"> „Ëx</w:t>
             </w:r>
@@ -7651,6 +10404,7 @@
                 <w:sz w:val="32"/>
                 <w:szCs w:val="40"/>
                 <w:highlight w:val="green"/>
+                <w:lang w:val="it-IT"/>
               </w:rPr>
               <w:t>bõx</w:t>
             </w:r>
@@ -7659,6 +10413,7 @@
                 <w:rFonts w:ascii="BRH Malayalam Extra" w:hAnsi="BRH Malayalam Extra" w:cs="BRH Malayalam Extra"/>
                 <w:sz w:val="32"/>
                 <w:szCs w:val="40"/>
+                <w:lang w:val="it-IT"/>
               </w:rPr>
               <w:t>—jx</w:t>
             </w:r>
@@ -7667,14 +10422,16 @@
                 <w:rFonts w:ascii="BRH Malayalam Extra" w:hAnsi="BRH Malayalam Extra" w:cs="BRH Malayalam Extra"/>
                 <w:sz w:val="25"/>
                 <w:szCs w:val="40"/>
-              </w:rPr>
-              <w:t>–</w:t>
-            </w:r>
-            <w:r>
-              <w:rPr>
-                <w:rFonts w:ascii="BRH Malayalam Extra" w:hAnsi="BRH Malayalam Extra" w:cs="BRH Malayalam Extra"/>
-                <w:sz w:val="32"/>
-                <w:szCs w:val="40"/>
+                <w:lang w:val="it-IT"/>
+              </w:rPr>
+              <w:t>–</w:t>
+            </w:r>
+            <w:r>
+              <w:rPr>
+                <w:rFonts w:ascii="BRH Malayalam Extra" w:hAnsi="BRH Malayalam Extra" w:cs="BRH Malayalam Extra"/>
+                <w:sz w:val="32"/>
+                <w:szCs w:val="40"/>
+                <w:lang w:val="it-IT"/>
               </w:rPr>
               <w:t xml:space="preserve"> Ëx</w:t>
             </w:r>
@@ -7684,6 +10441,7 @@
                 <w:sz w:val="32"/>
                 <w:szCs w:val="40"/>
                 <w:highlight w:val="green"/>
+                <w:lang w:val="it-IT"/>
               </w:rPr>
               <w:t>bõx</w:t>
             </w:r>
@@ -7693,6 +10451,7 @@
                 <w:sz w:val="25"/>
                 <w:szCs w:val="40"/>
                 <w:highlight w:val="green"/>
+                <w:lang w:val="it-IT"/>
               </w:rPr>
               <w:t>–</w:t>
             </w:r>
@@ -7702,6 +10461,7 @@
                 <w:sz w:val="32"/>
                 <w:szCs w:val="40"/>
                 <w:highlight w:val="green"/>
+                <w:lang w:val="it-IT"/>
               </w:rPr>
               <w:t>jx</w:t>
             </w:r>
@@ -7710,6 +10470,7 @@
                 <w:rFonts w:ascii="BRH Malayalam Extra" w:hAnsi="BRH Malayalam Extra" w:cs="BRH Malayalam Extra"/>
                 <w:sz w:val="32"/>
                 <w:szCs w:val="40"/>
+                <w:lang w:val="it-IT"/>
               </w:rPr>
               <w:t xml:space="preserve"> b—¥c </w:t>
             </w:r>
@@ -7725,6 +10486,7 @@
                 <w:rFonts w:ascii="BRH Malayalam Extra" w:hAnsi="BRH Malayalam Extra" w:cs="BRH Malayalam Extra"/>
                 <w:sz w:val="32"/>
                 <w:szCs w:val="40"/>
+                <w:lang w:val="it-IT"/>
               </w:rPr>
             </w:pPr>
             <w:r>
@@ -7732,6 +10494,7 @@
                 <w:rFonts w:ascii="BRH Malayalam Extra" w:hAnsi="BRH Malayalam Extra" w:cs="BRH Malayalam Extra"/>
                 <w:sz w:val="32"/>
                 <w:szCs w:val="40"/>
+                <w:lang w:val="it-IT"/>
               </w:rPr>
               <w:t>bc</w:t>
             </w:r>
@@ -7740,14 +10503,16 @@
                 <w:rFonts w:ascii="BRH Malayalam Extra" w:hAnsi="BRH Malayalam Extra" w:cs="BRH Malayalam Extra"/>
                 <w:sz w:val="25"/>
                 <w:szCs w:val="40"/>
-              </w:rPr>
-              <w:t>–</w:t>
-            </w:r>
-            <w:r>
-              <w:rPr>
-                <w:rFonts w:ascii="BRH Malayalam Extra" w:hAnsi="BRH Malayalam Extra" w:cs="BRH Malayalam Extra"/>
-                <w:sz w:val="32"/>
-                <w:szCs w:val="40"/>
+                <w:lang w:val="it-IT"/>
+              </w:rPr>
+              <w:t>–</w:t>
+            </w:r>
+            <w:r>
+              <w:rPr>
+                <w:rFonts w:ascii="BRH Malayalam Extra" w:hAnsi="BRH Malayalam Extra" w:cs="BRH Malayalam Extra"/>
+                <w:sz w:val="32"/>
+                <w:szCs w:val="40"/>
+                <w:lang w:val="it-IT"/>
               </w:rPr>
               <w:t xml:space="preserve"> B „Ëx</w:t>
             </w:r>
@@ -7757,6 +10522,7 @@
                 <w:sz w:val="32"/>
                 <w:szCs w:val="40"/>
                 <w:highlight w:val="green"/>
+                <w:lang w:val="it-IT"/>
               </w:rPr>
               <w:t>bõx—jx</w:t>
             </w:r>
@@ -7765,14 +10531,16 @@
                 <w:rFonts w:ascii="BRH Malayalam Extra" w:hAnsi="BRH Malayalam Extra" w:cs="BRH Malayalam Extra"/>
                 <w:sz w:val="25"/>
                 <w:szCs w:val="40"/>
-              </w:rPr>
-              <w:t>–</w:t>
-            </w:r>
-            <w:r>
-              <w:rPr>
-                <w:rFonts w:ascii="BRH Malayalam Extra" w:hAnsi="BRH Malayalam Extra" w:cs="BRH Malayalam Extra"/>
-                <w:sz w:val="32"/>
-                <w:szCs w:val="40"/>
+                <w:lang w:val="it-IT"/>
+              </w:rPr>
+              <w:t>–</w:t>
+            </w:r>
+            <w:r>
+              <w:rPr>
+                <w:rFonts w:ascii="BRH Malayalam Extra" w:hAnsi="BRH Malayalam Extra" w:cs="BRH Malayalam Extra"/>
+                <w:sz w:val="32"/>
+                <w:szCs w:val="40"/>
+                <w:lang w:val="it-IT"/>
               </w:rPr>
               <w:t xml:space="preserve"> Ëx</w:t>
             </w:r>
@@ -7782,6 +10550,7 @@
                 <w:sz w:val="32"/>
                 <w:szCs w:val="40"/>
                 <w:highlight w:val="green"/>
+                <w:lang w:val="it-IT"/>
               </w:rPr>
               <w:t>bõx</w:t>
             </w:r>
@@ -7791,6 +10560,7 @@
                 <w:sz w:val="25"/>
                 <w:szCs w:val="40"/>
                 <w:highlight w:val="green"/>
+                <w:lang w:val="it-IT"/>
               </w:rPr>
               <w:t>–</w:t>
             </w:r>
@@ -7800,6 +10570,7 @@
                 <w:sz w:val="32"/>
                 <w:szCs w:val="40"/>
                 <w:highlight w:val="green"/>
+                <w:lang w:val="it-IT"/>
               </w:rPr>
               <w:t>jx</w:t>
             </w:r>
@@ -7808,6 +10579,7 @@
                 <w:rFonts w:ascii="BRH Malayalam Extra" w:hAnsi="BRH Malayalam Extra" w:cs="BRH Malayalam Extra"/>
                 <w:sz w:val="32"/>
                 <w:szCs w:val="40"/>
+                <w:lang w:val="it-IT"/>
               </w:rPr>
               <w:t xml:space="preserve"> b—¥c | </w:t>
             </w:r>
@@ -7823,12 +10595,14 @@
                 <w:rFonts w:ascii="BRH Malayalam Extra" w:hAnsi="BRH Malayalam Extra" w:cs="BRH Malayalam Extra"/>
                 <w:sz w:val="32"/>
                 <w:szCs w:val="40"/>
+                <w:lang w:val="it-IT"/>
               </w:rPr>
             </w:pPr>
             <w:r>
               <w:rPr>
                 <w:rFonts w:cs="BRH Malayalam Extra"/>
                 <w:szCs w:val="40"/>
+                <w:lang w:val="it-IT"/>
               </w:rPr>
               <w:t>16</w:t>
             </w:r>
@@ -7837,6 +10611,7 @@
                 <w:rFonts w:ascii="BRH Malayalam Extra" w:hAnsi="BRH Malayalam Extra" w:cs="BRH Malayalam Extra"/>
                 <w:sz w:val="32"/>
                 <w:szCs w:val="40"/>
+                <w:lang w:val="it-IT"/>
               </w:rPr>
               <w:t>)</w:t>
             </w:r>
@@ -7844,6 +10619,7 @@
               <w:rPr>
                 <w:rFonts w:cs="BRH Malayalam Extra"/>
                 <w:szCs w:val="40"/>
+                <w:lang w:val="it-IT"/>
               </w:rPr>
               <w:t xml:space="preserve">  1</w:t>
             </w:r>
@@ -7852,6 +10628,7 @@
                 <w:rFonts w:ascii="BRH Malayalam Extra" w:hAnsi="BRH Malayalam Extra" w:cs="BRH Malayalam Extra"/>
                 <w:sz w:val="32"/>
                 <w:szCs w:val="40"/>
+                <w:lang w:val="it-IT"/>
               </w:rPr>
               <w:t>.</w:t>
             </w:r>
@@ -7859,6 +10636,7 @@
               <w:rPr>
                 <w:rFonts w:cs="BRH Malayalam Extra"/>
                 <w:szCs w:val="40"/>
+                <w:lang w:val="it-IT"/>
               </w:rPr>
               <w:t>5</w:t>
             </w:r>
@@ -7867,6 +10645,7 @@
                 <w:rFonts w:ascii="BRH Malayalam Extra" w:hAnsi="BRH Malayalam Extra" w:cs="BRH Malayalam Extra"/>
                 <w:sz w:val="32"/>
                 <w:szCs w:val="40"/>
+                <w:lang w:val="it-IT"/>
               </w:rPr>
               <w:t>.</w:t>
             </w:r>
@@ -7874,6 +10653,7 @@
               <w:rPr>
                 <w:rFonts w:cs="BRH Malayalam Extra"/>
                 <w:szCs w:val="40"/>
+                <w:lang w:val="it-IT"/>
               </w:rPr>
               <w:t>3</w:t>
             </w:r>
@@ -7882,6 +10662,7 @@
                 <w:rFonts w:ascii="BRH Malayalam Extra" w:hAnsi="BRH Malayalam Extra" w:cs="BRH Malayalam Extra"/>
                 <w:sz w:val="32"/>
                 <w:szCs w:val="40"/>
+                <w:lang w:val="it-IT"/>
               </w:rPr>
               <w:t>.</w:t>
             </w:r>
@@ -7889,6 +10670,7 @@
               <w:rPr>
                 <w:rFonts w:cs="BRH Malayalam Extra"/>
                 <w:szCs w:val="40"/>
+                <w:lang w:val="it-IT"/>
               </w:rPr>
               <w:t>1</w:t>
             </w:r>
@@ -7897,6 +10679,7 @@
                 <w:rFonts w:ascii="BRH Malayalam Extra" w:hAnsi="BRH Malayalam Extra" w:cs="BRH Malayalam Extra"/>
                 <w:sz w:val="32"/>
                 <w:szCs w:val="40"/>
+                <w:lang w:val="it-IT"/>
               </w:rPr>
               <w:t>(</w:t>
             </w:r>
@@ -7904,6 +10687,7 @@
               <w:rPr>
                 <w:rFonts w:cs="BRH Malayalam Extra"/>
                 <w:szCs w:val="40"/>
+                <w:lang w:val="it-IT"/>
               </w:rPr>
               <w:t>13</w:t>
             </w:r>
@@ -7912,6 +10696,7 @@
                 <w:rFonts w:ascii="BRH Malayalam Extra" w:hAnsi="BRH Malayalam Extra" w:cs="BRH Malayalam Extra"/>
                 <w:sz w:val="32"/>
                 <w:szCs w:val="40"/>
+                <w:lang w:val="it-IT"/>
               </w:rPr>
               <w:t xml:space="preserve">)-  </w:t>
             </w:r>
@@ -7921,6 +10706,7 @@
                 <w:sz w:val="32"/>
                 <w:szCs w:val="40"/>
                 <w:highlight w:val="green"/>
+                <w:lang w:val="it-IT"/>
               </w:rPr>
               <w:t>A</w:t>
             </w:r>
@@ -7930,6 +10716,7 @@
                 <w:sz w:val="25"/>
                 <w:szCs w:val="40"/>
                 <w:highlight w:val="green"/>
+                <w:lang w:val="it-IT"/>
               </w:rPr>
               <w:t>–</w:t>
             </w:r>
@@ -7939,6 +10726,7 @@
                 <w:sz w:val="32"/>
                 <w:szCs w:val="40"/>
                 <w:highlight w:val="green"/>
+                <w:lang w:val="it-IT"/>
               </w:rPr>
               <w:t>Ëxbõx—j</w:t>
             </w:r>
@@ -7947,6 +10735,7 @@
                 <w:rFonts w:ascii="BRH Malayalam Extra" w:hAnsi="BRH Malayalam Extra" w:cs="BRH Malayalam Extra"/>
                 <w:sz w:val="32"/>
                 <w:szCs w:val="40"/>
+                <w:lang w:val="it-IT"/>
               </w:rPr>
               <w:t xml:space="preserve"> |</w:t>
             </w:r>
@@ -7972,6 +10761,7 @@
                 <w:rFonts w:ascii="BRH Malayalam Extra" w:hAnsi="BRH Malayalam Extra" w:cs="BRH Malayalam Extra"/>
                 <w:sz w:val="32"/>
                 <w:szCs w:val="40"/>
+                <w:lang w:val="it-IT"/>
               </w:rPr>
               <w:t>A</w:t>
             </w:r>
@@ -7980,14 +10770,16 @@
                 <w:rFonts w:ascii="BRH Malayalam Extra" w:hAnsi="BRH Malayalam Extra" w:cs="BRH Malayalam Extra"/>
                 <w:sz w:val="25"/>
                 <w:szCs w:val="40"/>
-              </w:rPr>
-              <w:t>–</w:t>
-            </w:r>
-            <w:r>
-              <w:rPr>
-                <w:rFonts w:ascii="BRH Malayalam Extra" w:hAnsi="BRH Malayalam Extra" w:cs="BRH Malayalam Extra"/>
-                <w:sz w:val="32"/>
-                <w:szCs w:val="40"/>
+                <w:lang w:val="it-IT"/>
+              </w:rPr>
+              <w:t>–</w:t>
+            </w:r>
+            <w:r>
+              <w:rPr>
+                <w:rFonts w:ascii="BRH Malayalam Extra" w:hAnsi="BRH Malayalam Extra" w:cs="BRH Malayalam Extra"/>
+                <w:sz w:val="32"/>
+                <w:szCs w:val="40"/>
+                <w:lang w:val="it-IT"/>
               </w:rPr>
               <w:t>Ëxbõx</w:t>
             </w:r>
@@ -7996,14 +10788,16 @@
                 <w:rFonts w:ascii="BRH Malayalam Extra" w:hAnsi="BRH Malayalam Extra" w:cs="BRH Malayalam Extra"/>
                 <w:sz w:val="25"/>
                 <w:szCs w:val="40"/>
-              </w:rPr>
-              <w:t>–</w:t>
-            </w:r>
-            <w:r>
-              <w:rPr>
-                <w:rFonts w:ascii="BRH Malayalam Extra" w:hAnsi="BRH Malayalam Extra" w:cs="BRH Malayalam Extra"/>
-                <w:sz w:val="32"/>
-                <w:szCs w:val="40"/>
+                <w:lang w:val="it-IT"/>
+              </w:rPr>
+              <w:t>–</w:t>
+            </w:r>
+            <w:r>
+              <w:rPr>
+                <w:rFonts w:ascii="BRH Malayalam Extra" w:hAnsi="BRH Malayalam Extra" w:cs="BRH Malayalam Extra"/>
+                <w:sz w:val="32"/>
+                <w:szCs w:val="40"/>
+                <w:lang w:val="it-IT"/>
               </w:rPr>
               <w:t xml:space="preserve">¥jZõ—Ë - Abõx—j | </w:t>
             </w:r>
@@ -8029,12 +10823,14 @@
                 <w:rFonts w:ascii="BRH Malayalam Extra" w:hAnsi="BRH Malayalam Extra" w:cs="BRH Malayalam Extra"/>
                 <w:sz w:val="32"/>
                 <w:szCs w:val="40"/>
+                <w:lang w:val="it-IT"/>
               </w:rPr>
             </w:pPr>
             <w:r>
               <w:rPr>
                 <w:rFonts w:cs="BRH Malayalam Extra"/>
                 <w:szCs w:val="40"/>
+                <w:lang w:val="it-IT"/>
               </w:rPr>
               <w:t>56</w:t>
             </w:r>
@@ -8043,6 +10839,7 @@
                 <w:rFonts w:ascii="BRH Malayalam Extra" w:hAnsi="BRH Malayalam Extra" w:cs="BRH Malayalam Extra"/>
                 <w:sz w:val="32"/>
                 <w:szCs w:val="40"/>
+                <w:lang w:val="it-IT"/>
               </w:rPr>
               <w:t>)</w:t>
             </w:r>
@@ -8050,6 +10847,7 @@
               <w:rPr>
                 <w:rFonts w:cs="BRH Malayalam Extra"/>
                 <w:szCs w:val="40"/>
+                <w:lang w:val="it-IT"/>
               </w:rPr>
               <w:t xml:space="preserve">  1</w:t>
             </w:r>
@@ -8058,6 +10856,7 @@
                 <w:rFonts w:ascii="BRH Malayalam Extra" w:hAnsi="BRH Malayalam Extra" w:cs="BRH Malayalam Extra"/>
                 <w:sz w:val="32"/>
                 <w:szCs w:val="40"/>
+                <w:lang w:val="it-IT"/>
               </w:rPr>
               <w:t>.</w:t>
             </w:r>
@@ -8065,6 +10864,7 @@
               <w:rPr>
                 <w:rFonts w:cs="BRH Malayalam Extra"/>
                 <w:szCs w:val="40"/>
+                <w:lang w:val="it-IT"/>
               </w:rPr>
               <w:t>5</w:t>
             </w:r>
@@ -8073,6 +10873,7 @@
                 <w:rFonts w:ascii="BRH Malayalam Extra" w:hAnsi="BRH Malayalam Extra" w:cs="BRH Malayalam Extra"/>
                 <w:sz w:val="32"/>
                 <w:szCs w:val="40"/>
+                <w:lang w:val="it-IT"/>
               </w:rPr>
               <w:t>.</w:t>
             </w:r>
@@ -8080,6 +10881,7 @@
               <w:rPr>
                 <w:rFonts w:cs="BRH Malayalam Extra"/>
                 <w:szCs w:val="40"/>
+                <w:lang w:val="it-IT"/>
               </w:rPr>
               <w:t>3</w:t>
             </w:r>
@@ -8088,6 +10890,7 @@
                 <w:rFonts w:ascii="BRH Malayalam Extra" w:hAnsi="BRH Malayalam Extra" w:cs="BRH Malayalam Extra"/>
                 <w:sz w:val="32"/>
                 <w:szCs w:val="40"/>
+                <w:lang w:val="it-IT"/>
               </w:rPr>
               <w:t>.</w:t>
             </w:r>
@@ -8095,6 +10898,7 @@
               <w:rPr>
                 <w:rFonts w:cs="BRH Malayalam Extra"/>
                 <w:szCs w:val="40"/>
+                <w:lang w:val="it-IT"/>
               </w:rPr>
               <w:t>1</w:t>
             </w:r>
@@ -8103,6 +10907,7 @@
                 <w:rFonts w:ascii="BRH Malayalam Extra" w:hAnsi="BRH Malayalam Extra" w:cs="BRH Malayalam Extra"/>
                 <w:sz w:val="32"/>
                 <w:szCs w:val="40"/>
+                <w:lang w:val="it-IT"/>
               </w:rPr>
               <w:t>(</w:t>
             </w:r>
@@ -8110,6 +10915,7 @@
               <w:rPr>
                 <w:rFonts w:cs="BRH Malayalam Extra"/>
                 <w:szCs w:val="40"/>
+                <w:lang w:val="it-IT"/>
               </w:rPr>
               <w:t>50</w:t>
             </w:r>
@@ -8118,6 +10924,7 @@
                 <w:rFonts w:ascii="BRH Malayalam Extra" w:hAnsi="BRH Malayalam Extra" w:cs="BRH Malayalam Extra"/>
                 <w:sz w:val="32"/>
                 <w:szCs w:val="40"/>
+                <w:lang w:val="it-IT"/>
               </w:rPr>
               <w:t>)-  Zûx</w:t>
             </w:r>
@@ -8126,14 +10933,16 @@
                 <w:rFonts w:ascii="BRH Malayalam Extra" w:hAnsi="BRH Malayalam Extra" w:cs="BRH Malayalam Extra"/>
                 <w:sz w:val="25"/>
                 <w:szCs w:val="40"/>
-              </w:rPr>
-              <w:t>–</w:t>
-            </w:r>
-            <w:r>
-              <w:rPr>
-                <w:rFonts w:ascii="BRH Malayalam Extra" w:hAnsi="BRH Malayalam Extra" w:cs="BRH Malayalam Extra"/>
-                <w:sz w:val="32"/>
-                <w:szCs w:val="40"/>
+                <w:lang w:val="it-IT"/>
+              </w:rPr>
+              <w:t>–</w:t>
+            </w:r>
+            <w:r>
+              <w:rPr>
+                <w:rFonts w:ascii="BRH Malayalam Extra" w:hAnsi="BRH Malayalam Extra" w:cs="BRH Malayalam Extra"/>
+                <w:sz w:val="32"/>
+                <w:szCs w:val="40"/>
+                <w:lang w:val="it-IT"/>
               </w:rPr>
               <w:t xml:space="preserve"> | öK¡</w:t>
             </w:r>
@@ -8142,14 +10951,16 @@
                 <w:rFonts w:ascii="BRH Malayalam Extra" w:hAnsi="BRH Malayalam Extra" w:cs="BRH Malayalam Extra"/>
                 <w:sz w:val="25"/>
                 <w:szCs w:val="40"/>
-              </w:rPr>
-              <w:t>–</w:t>
-            </w:r>
-            <w:r>
-              <w:rPr>
-                <w:rFonts w:ascii="BRH Malayalam Extra" w:hAnsi="BRH Malayalam Extra" w:cs="BRH Malayalam Extra"/>
-                <w:sz w:val="32"/>
-                <w:szCs w:val="40"/>
+                <w:lang w:val="it-IT"/>
+              </w:rPr>
+              <w:t>–</w:t>
+            </w:r>
+            <w:r>
+              <w:rPr>
+                <w:rFonts w:ascii="BRH Malayalam Extra" w:hAnsi="BRH Malayalam Extra" w:cs="BRH Malayalam Extra"/>
+                <w:sz w:val="32"/>
+                <w:szCs w:val="40"/>
+                <w:lang w:val="it-IT"/>
               </w:rPr>
               <w:t>ÆJ | e</w:t>
             </w:r>
@@ -8158,14 +10969,16 @@
                 <w:rFonts w:ascii="BRH Malayalam Extra" w:hAnsi="BRH Malayalam Extra" w:cs="BRH Malayalam Extra"/>
                 <w:sz w:val="25"/>
                 <w:szCs w:val="40"/>
-              </w:rPr>
-              <w:t>–</w:t>
-            </w:r>
-            <w:r>
-              <w:rPr>
-                <w:rFonts w:ascii="BRH Malayalam Extra" w:hAnsi="BRH Malayalam Extra" w:cs="BRH Malayalam Extra"/>
-                <w:sz w:val="32"/>
-                <w:szCs w:val="40"/>
+                <w:lang w:val="it-IT"/>
+              </w:rPr>
+              <w:t>–</w:t>
+            </w:r>
+            <w:r>
+              <w:rPr>
+                <w:rFonts w:ascii="BRH Malayalam Extra" w:hAnsi="BRH Malayalam Extra" w:cs="BRH Malayalam Extra"/>
+                <w:sz w:val="32"/>
+                <w:szCs w:val="40"/>
+                <w:lang w:val="it-IT"/>
               </w:rPr>
               <w:t>¥kx</w:t>
             </w:r>
@@ -8174,14 +10987,16 @@
                 <w:rFonts w:ascii="BRH Malayalam Extra" w:hAnsi="BRH Malayalam Extra" w:cs="BRH Malayalam Extra"/>
                 <w:sz w:val="25"/>
                 <w:szCs w:val="40"/>
-              </w:rPr>
-              <w:t>–</w:t>
-            </w:r>
-            <w:r>
-              <w:rPr>
-                <w:rFonts w:ascii="BRH Malayalam Extra" w:hAnsi="BRH Malayalam Extra" w:cs="BRH Malayalam Extra"/>
-                <w:sz w:val="32"/>
-                <w:szCs w:val="40"/>
+                <w:lang w:val="it-IT"/>
+              </w:rPr>
+              <w:t>–</w:t>
+            </w:r>
+            <w:r>
+              <w:rPr>
+                <w:rFonts w:ascii="BRH Malayalam Extra" w:hAnsi="BRH Malayalam Extra" w:cs="BRH Malayalam Extra"/>
+                <w:sz w:val="32"/>
+                <w:szCs w:val="40"/>
+                <w:lang w:val="it-IT"/>
               </w:rPr>
               <w:t>p</w:t>
             </w:r>
@@ -8191,6 +11006,7 @@
                 <w:sz w:val="32"/>
                 <w:szCs w:val="40"/>
                 <w:highlight w:val="yellow"/>
+                <w:lang w:val="it-IT"/>
               </w:rPr>
               <w:t>ep</w:t>
             </w:r>
@@ -8199,6 +11015,7 @@
                 <w:rFonts w:ascii="BRH Malayalam Extra" w:hAnsi="BRH Malayalam Extra" w:cs="BRH Malayalam Extra"/>
                 <w:sz w:val="32"/>
                 <w:szCs w:val="40"/>
+                <w:lang w:val="it-IT"/>
               </w:rPr>
               <w:t>— |</w:t>
             </w:r>
@@ -8214,6 +11031,7 @@
                 <w:rFonts w:ascii="BRH Malayalam Extra" w:hAnsi="BRH Malayalam Extra" w:cs="BRH Malayalam Extra"/>
                 <w:sz w:val="32"/>
                 <w:szCs w:val="40"/>
+                <w:lang w:val="it-IT"/>
               </w:rPr>
             </w:pPr>
             <w:r>
@@ -8221,6 +11039,7 @@
                 <w:rFonts w:ascii="BRH Malayalam Extra" w:hAnsi="BRH Malayalam Extra" w:cs="BRH Malayalam Extra"/>
                 <w:sz w:val="32"/>
                 <w:szCs w:val="40"/>
+                <w:lang w:val="it-IT"/>
               </w:rPr>
               <w:t>Zûx</w:t>
             </w:r>
@@ -8229,14 +11048,16 @@
                 <w:rFonts w:ascii="BRH Malayalam Extra" w:hAnsi="BRH Malayalam Extra" w:cs="BRH Malayalam Extra"/>
                 <w:sz w:val="25"/>
                 <w:szCs w:val="40"/>
-              </w:rPr>
-              <w:t>–</w:t>
-            </w:r>
-            <w:r>
-              <w:rPr>
-                <w:rFonts w:ascii="BRH Malayalam Extra" w:hAnsi="BRH Malayalam Extra" w:cs="BRH Malayalam Extra"/>
-                <w:sz w:val="32"/>
-                <w:szCs w:val="40"/>
+                <w:lang w:val="it-IT"/>
+              </w:rPr>
+              <w:t>–</w:t>
+            </w:r>
+            <w:r>
+              <w:rPr>
+                <w:rFonts w:ascii="BRH Malayalam Extra" w:hAnsi="BRH Malayalam Extra" w:cs="BRH Malayalam Extra"/>
+                <w:sz w:val="32"/>
+                <w:szCs w:val="40"/>
+                <w:lang w:val="it-IT"/>
               </w:rPr>
               <w:t xml:space="preserve"> öK¡</w:t>
             </w:r>
@@ -8245,14 +11066,16 @@
                 <w:rFonts w:ascii="BRH Malayalam Extra" w:hAnsi="BRH Malayalam Extra" w:cs="BRH Malayalam Extra"/>
                 <w:sz w:val="25"/>
                 <w:szCs w:val="40"/>
-              </w:rPr>
-              <w:t>–</w:t>
-            </w:r>
-            <w:r>
-              <w:rPr>
-                <w:rFonts w:ascii="BRH Malayalam Extra" w:hAnsi="BRH Malayalam Extra" w:cs="BRH Malayalam Extra"/>
-                <w:sz w:val="32"/>
-                <w:szCs w:val="40"/>
+                <w:lang w:val="it-IT"/>
+              </w:rPr>
+              <w:t>–</w:t>
+            </w:r>
+            <w:r>
+              <w:rPr>
+                <w:rFonts w:ascii="BRH Malayalam Extra" w:hAnsi="BRH Malayalam Extra" w:cs="BRH Malayalam Extra"/>
+                <w:sz w:val="32"/>
+                <w:szCs w:val="40"/>
+                <w:lang w:val="it-IT"/>
               </w:rPr>
               <w:t>ÆJ öK¡</w:t>
             </w:r>
@@ -8261,14 +11084,16 @@
                 <w:rFonts w:ascii="BRH Malayalam Extra" w:hAnsi="BRH Malayalam Extra" w:cs="BRH Malayalam Extra"/>
                 <w:sz w:val="25"/>
                 <w:szCs w:val="40"/>
-              </w:rPr>
-              <w:t>–</w:t>
-            </w:r>
-            <w:r>
-              <w:rPr>
-                <w:rFonts w:ascii="BRH Malayalam Extra" w:hAnsi="BRH Malayalam Extra" w:cs="BRH Malayalam Extra"/>
-                <w:sz w:val="32"/>
-                <w:szCs w:val="40"/>
+                <w:lang w:val="it-IT"/>
+              </w:rPr>
+              <w:t>–</w:t>
+            </w:r>
+            <w:r>
+              <w:rPr>
+                <w:rFonts w:ascii="BRH Malayalam Extra" w:hAnsi="BRH Malayalam Extra" w:cs="BRH Malayalam Extra"/>
+                <w:sz w:val="32"/>
+                <w:szCs w:val="40"/>
+                <w:lang w:val="it-IT"/>
               </w:rPr>
               <w:t>Æsëûx˜ Zûx öK¡</w:t>
             </w:r>
@@ -8277,14 +11102,16 @@
                 <w:rFonts w:ascii="BRH Malayalam Extra" w:hAnsi="BRH Malayalam Extra" w:cs="BRH Malayalam Extra"/>
                 <w:sz w:val="25"/>
                 <w:szCs w:val="40"/>
-              </w:rPr>
-              <w:t>–</w:t>
-            </w:r>
-            <w:r>
-              <w:rPr>
-                <w:rFonts w:ascii="BRH Malayalam Extra" w:hAnsi="BRH Malayalam Extra" w:cs="BRH Malayalam Extra"/>
-                <w:sz w:val="32"/>
-                <w:szCs w:val="40"/>
+                <w:lang w:val="it-IT"/>
+              </w:rPr>
+              <w:t>–</w:t>
+            </w:r>
+            <w:r>
+              <w:rPr>
+                <w:rFonts w:ascii="BRH Malayalam Extra" w:hAnsi="BRH Malayalam Extra" w:cs="BRH Malayalam Extra"/>
+                <w:sz w:val="32"/>
+                <w:szCs w:val="40"/>
+                <w:lang w:val="it-IT"/>
               </w:rPr>
               <w:t>ÆJ e—¥kx</w:t>
             </w:r>
@@ -8293,14 +11120,16 @@
                 <w:rFonts w:ascii="BRH Malayalam Extra" w:hAnsi="BRH Malayalam Extra" w:cs="BRH Malayalam Extra"/>
                 <w:sz w:val="25"/>
                 <w:szCs w:val="40"/>
-              </w:rPr>
-              <w:t>–</w:t>
-            </w:r>
-            <w:r>
-              <w:rPr>
-                <w:rFonts w:ascii="BRH Malayalam Extra" w:hAnsi="BRH Malayalam Extra" w:cs="BRH Malayalam Extra"/>
-                <w:sz w:val="32"/>
-                <w:szCs w:val="40"/>
+                <w:lang w:val="it-IT"/>
+              </w:rPr>
+              <w:t>–</w:t>
+            </w:r>
+            <w:r>
+              <w:rPr>
+                <w:rFonts w:ascii="BRH Malayalam Extra" w:hAnsi="BRH Malayalam Extra" w:cs="BRH Malayalam Extra"/>
+                <w:sz w:val="32"/>
+                <w:szCs w:val="40"/>
+                <w:lang w:val="it-IT"/>
               </w:rPr>
               <w:t>p</w:t>
             </w:r>
@@ -8310,6 +11139,7 @@
                 <w:sz w:val="32"/>
                 <w:szCs w:val="40"/>
                 <w:highlight w:val="yellow"/>
+                <w:lang w:val="it-IT"/>
               </w:rPr>
               <w:t>ep—</w:t>
             </w:r>
@@ -8318,6 +11148,7 @@
                 <w:rFonts w:ascii="BRH Malayalam Extra" w:hAnsi="BRH Malayalam Extra" w:cs="BRH Malayalam Extra"/>
                 <w:sz w:val="32"/>
                 <w:szCs w:val="40"/>
+                <w:lang w:val="it-IT"/>
               </w:rPr>
               <w:t xml:space="preserve"> </w:t>
             </w:r>
@@ -8333,6 +11164,7 @@
                 <w:rFonts w:ascii="BRH Malayalam Extra" w:hAnsi="BRH Malayalam Extra" w:cs="BRH Malayalam Extra"/>
                 <w:sz w:val="32"/>
                 <w:szCs w:val="40"/>
+                <w:lang w:val="it-IT"/>
               </w:rPr>
             </w:pPr>
             <w:r>
@@ -8340,6 +11172,7 @@
                 <w:rFonts w:ascii="BRH Malayalam Extra" w:hAnsi="BRH Malayalam Extra" w:cs="BRH Malayalam Extra"/>
                 <w:sz w:val="32"/>
                 <w:szCs w:val="40"/>
+                <w:lang w:val="it-IT"/>
               </w:rPr>
               <w:t>e¥kx</w:t>
             </w:r>
@@ -8348,14 +11181,16 @@
                 <w:rFonts w:ascii="BRH Malayalam Extra" w:hAnsi="BRH Malayalam Extra" w:cs="BRH Malayalam Extra"/>
                 <w:sz w:val="25"/>
                 <w:szCs w:val="40"/>
-              </w:rPr>
-              <w:t>–</w:t>
-            </w:r>
-            <w:r>
-              <w:rPr>
-                <w:rFonts w:ascii="BRH Malayalam Extra" w:hAnsi="BRH Malayalam Extra" w:cs="BRH Malayalam Extra"/>
-                <w:sz w:val="32"/>
-                <w:szCs w:val="40"/>
+                <w:lang w:val="it-IT"/>
+              </w:rPr>
+              <w:t>–</w:t>
+            </w:r>
+            <w:r>
+              <w:rPr>
+                <w:rFonts w:ascii="BRH Malayalam Extra" w:hAnsi="BRH Malayalam Extra" w:cs="BRH Malayalam Extra"/>
+                <w:sz w:val="32"/>
+                <w:szCs w:val="40"/>
+                <w:lang w:val="it-IT"/>
               </w:rPr>
               <w:t>p</w:t>
             </w:r>
@@ -8365,6 +11200,7 @@
                 <w:sz w:val="32"/>
                 <w:szCs w:val="40"/>
                 <w:highlight w:val="yellow"/>
+                <w:lang w:val="it-IT"/>
               </w:rPr>
               <w:t>ep</w:t>
             </w:r>
@@ -8373,6 +11209,7 @@
                 <w:rFonts w:ascii="BRH Malayalam Extra" w:hAnsi="BRH Malayalam Extra" w:cs="BRH Malayalam Extra"/>
                 <w:sz w:val="32"/>
                 <w:szCs w:val="40"/>
+                <w:lang w:val="it-IT"/>
               </w:rPr>
               <w:t>— öK¡</w:t>
             </w:r>
@@ -8381,14 +11218,16 @@
                 <w:rFonts w:ascii="BRH Malayalam Extra" w:hAnsi="BRH Malayalam Extra" w:cs="BRH Malayalam Extra"/>
                 <w:sz w:val="25"/>
                 <w:szCs w:val="40"/>
-              </w:rPr>
-              <w:t>–</w:t>
-            </w:r>
-            <w:r>
-              <w:rPr>
-                <w:rFonts w:ascii="BRH Malayalam Extra" w:hAnsi="BRH Malayalam Extra" w:cs="BRH Malayalam Extra"/>
-                <w:sz w:val="32"/>
-                <w:szCs w:val="40"/>
+                <w:lang w:val="it-IT"/>
+              </w:rPr>
+              <w:t>–</w:t>
+            </w:r>
+            <w:r>
+              <w:rPr>
+                <w:rFonts w:ascii="BRH Malayalam Extra" w:hAnsi="BRH Malayalam Extra" w:cs="BRH Malayalam Extra"/>
+                <w:sz w:val="32"/>
+                <w:szCs w:val="40"/>
+                <w:lang w:val="it-IT"/>
               </w:rPr>
               <w:t>Æsëûx˜ Zûx öK¡</w:t>
             </w:r>
@@ -8397,14 +11236,16 @@
                 <w:rFonts w:ascii="BRH Malayalam Extra" w:hAnsi="BRH Malayalam Extra" w:cs="BRH Malayalam Extra"/>
                 <w:sz w:val="25"/>
                 <w:szCs w:val="40"/>
-              </w:rPr>
-              <w:t>–</w:t>
-            </w:r>
-            <w:r>
-              <w:rPr>
-                <w:rFonts w:ascii="BRH Malayalam Extra" w:hAnsi="BRH Malayalam Extra" w:cs="BRH Malayalam Extra"/>
-                <w:sz w:val="32"/>
-                <w:szCs w:val="40"/>
+                <w:lang w:val="it-IT"/>
+              </w:rPr>
+              <w:t>–</w:t>
+            </w:r>
+            <w:r>
+              <w:rPr>
+                <w:rFonts w:ascii="BRH Malayalam Extra" w:hAnsi="BRH Malayalam Extra" w:cs="BRH Malayalam Extra"/>
+                <w:sz w:val="32"/>
+                <w:szCs w:val="40"/>
+                <w:lang w:val="it-IT"/>
               </w:rPr>
               <w:t>ÆJ e—¥kx</w:t>
             </w:r>
@@ -8413,14 +11254,16 @@
                 <w:rFonts w:ascii="BRH Malayalam Extra" w:hAnsi="BRH Malayalam Extra" w:cs="BRH Malayalam Extra"/>
                 <w:sz w:val="25"/>
                 <w:szCs w:val="40"/>
-              </w:rPr>
-              <w:t>–</w:t>
-            </w:r>
-            <w:r>
-              <w:rPr>
-                <w:rFonts w:ascii="BRH Malayalam Extra" w:hAnsi="BRH Malayalam Extra" w:cs="BRH Malayalam Extra"/>
-                <w:sz w:val="32"/>
-                <w:szCs w:val="40"/>
+                <w:lang w:val="it-IT"/>
+              </w:rPr>
+              <w:t>–</w:t>
+            </w:r>
+            <w:r>
+              <w:rPr>
+                <w:rFonts w:ascii="BRH Malayalam Extra" w:hAnsi="BRH Malayalam Extra" w:cs="BRH Malayalam Extra"/>
+                <w:sz w:val="32"/>
+                <w:szCs w:val="40"/>
+                <w:lang w:val="it-IT"/>
               </w:rPr>
               <w:t>p</w:t>
             </w:r>
@@ -8430,6 +11273,7 @@
                 <w:sz w:val="32"/>
                 <w:szCs w:val="40"/>
                 <w:highlight w:val="yellow"/>
+                <w:lang w:val="it-IT"/>
               </w:rPr>
               <w:t>ep</w:t>
             </w:r>
@@ -8438,6 +11282,7 @@
                 <w:rFonts w:ascii="BRH Malayalam Extra" w:hAnsi="BRH Malayalam Extra" w:cs="BRH Malayalam Extra"/>
                 <w:sz w:val="32"/>
                 <w:szCs w:val="40"/>
+                <w:lang w:val="it-IT"/>
               </w:rPr>
               <w:t xml:space="preserve">— | </w:t>
             </w:r>
@@ -8453,6 +11298,7 @@
                 <w:rFonts w:ascii="BRH Malayalam Extra" w:hAnsi="BRH Malayalam Extra" w:cs="BRH Malayalam Extra"/>
                 <w:sz w:val="32"/>
                 <w:szCs w:val="40"/>
+                <w:lang w:val="it-IT"/>
               </w:rPr>
             </w:pPr>
           </w:p>
@@ -8467,14 +11313,15 @@
                 <w:rFonts w:ascii="BRH Malayalam Extra" w:hAnsi="BRH Malayalam Extra" w:cs="BRH Malayalam Extra"/>
                 <w:sz w:val="32"/>
                 <w:szCs w:val="40"/>
+                <w:lang w:val="it-IT"/>
               </w:rPr>
             </w:pPr>
             <w:r>
               <w:rPr>
                 <w:rFonts w:cs="BRH Malayalam Extra"/>
                 <w:szCs w:val="40"/>
-              </w:rPr>
-              <w:lastRenderedPageBreak/>
+                <w:lang w:val="it-IT"/>
+              </w:rPr>
               <w:t>1</w:t>
             </w:r>
             <w:r>
@@ -8482,6 +11329,7 @@
                 <w:rFonts w:ascii="BRH Malayalam Extra" w:hAnsi="BRH Malayalam Extra" w:cs="BRH Malayalam Extra"/>
                 <w:sz w:val="32"/>
                 <w:szCs w:val="40"/>
+                <w:lang w:val="it-IT"/>
               </w:rPr>
               <w:t>)</w:t>
             </w:r>
@@ -8489,6 +11337,7 @@
               <w:rPr>
                 <w:rFonts w:cs="BRH Malayalam Extra"/>
                 <w:szCs w:val="40"/>
+                <w:lang w:val="it-IT"/>
               </w:rPr>
               <w:t xml:space="preserve">  1</w:t>
             </w:r>
@@ -8497,6 +11346,7 @@
                 <w:rFonts w:ascii="BRH Malayalam Extra" w:hAnsi="BRH Malayalam Extra" w:cs="BRH Malayalam Extra"/>
                 <w:sz w:val="32"/>
                 <w:szCs w:val="40"/>
+                <w:lang w:val="it-IT"/>
               </w:rPr>
               <w:t>.</w:t>
             </w:r>
@@ -8504,6 +11354,7 @@
               <w:rPr>
                 <w:rFonts w:cs="BRH Malayalam Extra"/>
                 <w:szCs w:val="40"/>
+                <w:lang w:val="it-IT"/>
               </w:rPr>
               <w:t>5</w:t>
             </w:r>
@@ -8512,6 +11363,7 @@
                 <w:rFonts w:ascii="BRH Malayalam Extra" w:hAnsi="BRH Malayalam Extra" w:cs="BRH Malayalam Extra"/>
                 <w:sz w:val="32"/>
                 <w:szCs w:val="40"/>
+                <w:lang w:val="it-IT"/>
               </w:rPr>
               <w:t>.</w:t>
             </w:r>
@@ -8519,6 +11371,7 @@
               <w:rPr>
                 <w:rFonts w:cs="BRH Malayalam Extra"/>
                 <w:szCs w:val="40"/>
+                <w:lang w:val="it-IT"/>
               </w:rPr>
               <w:t>3</w:t>
             </w:r>
@@ -8527,6 +11380,7 @@
                 <w:rFonts w:ascii="BRH Malayalam Extra" w:hAnsi="BRH Malayalam Extra" w:cs="BRH Malayalam Extra"/>
                 <w:sz w:val="32"/>
                 <w:szCs w:val="40"/>
+                <w:lang w:val="it-IT"/>
               </w:rPr>
               <w:t>.</w:t>
             </w:r>
@@ -8534,6 +11388,7 @@
               <w:rPr>
                 <w:rFonts w:cs="BRH Malayalam Extra"/>
                 <w:szCs w:val="40"/>
+                <w:lang w:val="it-IT"/>
               </w:rPr>
               <w:t>2</w:t>
             </w:r>
@@ -8542,6 +11397,7 @@
                 <w:rFonts w:ascii="BRH Malayalam Extra" w:hAnsi="BRH Malayalam Extra" w:cs="BRH Malayalam Extra"/>
                 <w:sz w:val="32"/>
                 <w:szCs w:val="40"/>
+                <w:lang w:val="it-IT"/>
               </w:rPr>
               <w:t>(</w:t>
             </w:r>
@@ -8549,6 +11405,7 @@
               <w:rPr>
                 <w:rFonts w:cs="BRH Malayalam Extra"/>
                 <w:szCs w:val="40"/>
+                <w:lang w:val="it-IT"/>
               </w:rPr>
               <w:t>1</w:t>
             </w:r>
@@ -8557,6 +11414,7 @@
                 <w:rFonts w:ascii="BRH Malayalam Extra" w:hAnsi="BRH Malayalam Extra" w:cs="BRH Malayalam Extra"/>
                 <w:sz w:val="32"/>
                 <w:szCs w:val="40"/>
+                <w:lang w:val="it-IT"/>
               </w:rPr>
               <w:t>)-  öK¡</w:t>
             </w:r>
@@ -8565,14 +11423,16 @@
                 <w:rFonts w:ascii="BRH Malayalam Extra" w:hAnsi="BRH Malayalam Extra" w:cs="BRH Malayalam Extra"/>
                 <w:sz w:val="25"/>
                 <w:szCs w:val="40"/>
-              </w:rPr>
-              <w:t>–</w:t>
-            </w:r>
-            <w:r>
-              <w:rPr>
-                <w:rFonts w:ascii="BRH Malayalam Extra" w:hAnsi="BRH Malayalam Extra" w:cs="BRH Malayalam Extra"/>
-                <w:sz w:val="32"/>
-                <w:szCs w:val="40"/>
+                <w:lang w:val="it-IT"/>
+              </w:rPr>
+              <w:t>–</w:t>
+            </w:r>
+            <w:r>
+              <w:rPr>
+                <w:rFonts w:ascii="BRH Malayalam Extra" w:hAnsi="BRH Malayalam Extra" w:cs="BRH Malayalam Extra"/>
+                <w:sz w:val="32"/>
+                <w:szCs w:val="40"/>
+                <w:lang w:val="it-IT"/>
               </w:rPr>
               <w:t>ÆJ | e</w:t>
             </w:r>
@@ -8581,14 +11441,16 @@
                 <w:rFonts w:ascii="BRH Malayalam Extra" w:hAnsi="BRH Malayalam Extra" w:cs="BRH Malayalam Extra"/>
                 <w:sz w:val="25"/>
                 <w:szCs w:val="40"/>
-              </w:rPr>
-              <w:t>–</w:t>
-            </w:r>
-            <w:r>
-              <w:rPr>
-                <w:rFonts w:ascii="BRH Malayalam Extra" w:hAnsi="BRH Malayalam Extra" w:cs="BRH Malayalam Extra"/>
-                <w:sz w:val="32"/>
-                <w:szCs w:val="40"/>
+                <w:lang w:val="it-IT"/>
+              </w:rPr>
+              <w:t>–</w:t>
+            </w:r>
+            <w:r>
+              <w:rPr>
+                <w:rFonts w:ascii="BRH Malayalam Extra" w:hAnsi="BRH Malayalam Extra" w:cs="BRH Malayalam Extra"/>
+                <w:sz w:val="32"/>
+                <w:szCs w:val="40"/>
+                <w:lang w:val="it-IT"/>
               </w:rPr>
               <w:t>¥kx</w:t>
             </w:r>
@@ -8597,14 +11459,16 @@
                 <w:rFonts w:ascii="BRH Malayalam Extra" w:hAnsi="BRH Malayalam Extra" w:cs="BRH Malayalam Extra"/>
                 <w:sz w:val="25"/>
                 <w:szCs w:val="40"/>
-              </w:rPr>
-              <w:t>–</w:t>
-            </w:r>
-            <w:r>
-              <w:rPr>
-                <w:rFonts w:ascii="BRH Malayalam Extra" w:hAnsi="BRH Malayalam Extra" w:cs="BRH Malayalam Extra"/>
-                <w:sz w:val="32"/>
-                <w:szCs w:val="40"/>
+                <w:lang w:val="it-IT"/>
+              </w:rPr>
+              <w:t>–</w:t>
+            </w:r>
+            <w:r>
+              <w:rPr>
+                <w:rFonts w:ascii="BRH Malayalam Extra" w:hAnsi="BRH Malayalam Extra" w:cs="BRH Malayalam Extra"/>
+                <w:sz w:val="32"/>
+                <w:szCs w:val="40"/>
+                <w:lang w:val="it-IT"/>
               </w:rPr>
               <w:t>p</w:t>
             </w:r>
@@ -8614,6 +11478,7 @@
                 <w:sz w:val="32"/>
                 <w:szCs w:val="40"/>
                 <w:highlight w:val="yellow"/>
+                <w:lang w:val="it-IT"/>
               </w:rPr>
               <w:t>ep</w:t>
             </w:r>
@@ -8622,6 +11487,7 @@
                 <w:rFonts w:ascii="BRH Malayalam Extra" w:hAnsi="BRH Malayalam Extra" w:cs="BRH Malayalam Extra"/>
                 <w:sz w:val="32"/>
                 <w:szCs w:val="40"/>
+                <w:lang w:val="it-IT"/>
               </w:rPr>
               <w:t>— | i</w:t>
             </w:r>
@@ -8630,14 +11496,16 @@
                 <w:rFonts w:ascii="BRH Malayalam Extra" w:hAnsi="BRH Malayalam Extra" w:cs="BRH Malayalam Extra"/>
                 <w:sz w:val="25"/>
                 <w:szCs w:val="40"/>
-              </w:rPr>
-              <w:t>–</w:t>
-            </w:r>
-            <w:r>
-              <w:rPr>
-                <w:rFonts w:ascii="BRH Malayalam Extra" w:hAnsi="BRH Malayalam Extra" w:cs="BRH Malayalam Extra"/>
-                <w:sz w:val="32"/>
-                <w:szCs w:val="40"/>
+                <w:lang w:val="it-IT"/>
+              </w:rPr>
+              <w:t>–</w:t>
+            </w:r>
+            <w:r>
+              <w:rPr>
+                <w:rFonts w:ascii="BRH Malayalam Extra" w:hAnsi="BRH Malayalam Extra" w:cs="BRH Malayalam Extra"/>
+                <w:sz w:val="32"/>
+                <w:szCs w:val="40"/>
+                <w:lang w:val="it-IT"/>
               </w:rPr>
               <w:t>dõ¡dx˜ |</w:t>
             </w:r>
@@ -8653,6 +11521,7 @@
                 <w:rFonts w:ascii="BRH Malayalam Extra" w:hAnsi="BRH Malayalam Extra" w:cs="BRH Malayalam Extra"/>
                 <w:sz w:val="32"/>
                 <w:szCs w:val="40"/>
+                <w:lang w:val="it-IT"/>
               </w:rPr>
             </w:pPr>
             <w:r>
@@ -8660,6 +11529,7 @@
                 <w:rFonts w:ascii="BRH Malayalam Extra" w:hAnsi="BRH Malayalam Extra" w:cs="BRH Malayalam Extra"/>
                 <w:sz w:val="32"/>
                 <w:szCs w:val="40"/>
+                <w:lang w:val="it-IT"/>
               </w:rPr>
               <w:t>öK¡</w:t>
             </w:r>
@@ -8668,14 +11538,16 @@
                 <w:rFonts w:ascii="BRH Malayalam Extra" w:hAnsi="BRH Malayalam Extra" w:cs="BRH Malayalam Extra"/>
                 <w:sz w:val="25"/>
                 <w:szCs w:val="40"/>
-              </w:rPr>
-              <w:t>–</w:t>
-            </w:r>
-            <w:r>
-              <w:rPr>
-                <w:rFonts w:ascii="BRH Malayalam Extra" w:hAnsi="BRH Malayalam Extra" w:cs="BRH Malayalam Extra"/>
-                <w:sz w:val="32"/>
-                <w:szCs w:val="40"/>
+                <w:lang w:val="it-IT"/>
+              </w:rPr>
+              <w:t>–</w:t>
+            </w:r>
+            <w:r>
+              <w:rPr>
+                <w:rFonts w:ascii="BRH Malayalam Extra" w:hAnsi="BRH Malayalam Extra" w:cs="BRH Malayalam Extra"/>
+                <w:sz w:val="32"/>
+                <w:szCs w:val="40"/>
+                <w:lang w:val="it-IT"/>
               </w:rPr>
               <w:t>ÆJ e—¥kx</w:t>
             </w:r>
@@ -8684,14 +11556,16 @@
                 <w:rFonts w:ascii="BRH Malayalam Extra" w:hAnsi="BRH Malayalam Extra" w:cs="BRH Malayalam Extra"/>
                 <w:sz w:val="25"/>
                 <w:szCs w:val="40"/>
-              </w:rPr>
-              <w:t>–</w:t>
-            </w:r>
-            <w:r>
-              <w:rPr>
-                <w:rFonts w:ascii="BRH Malayalam Extra" w:hAnsi="BRH Malayalam Extra" w:cs="BRH Malayalam Extra"/>
-                <w:sz w:val="32"/>
-                <w:szCs w:val="40"/>
+                <w:lang w:val="it-IT"/>
+              </w:rPr>
+              <w:t>–</w:t>
+            </w:r>
+            <w:r>
+              <w:rPr>
+                <w:rFonts w:ascii="BRH Malayalam Extra" w:hAnsi="BRH Malayalam Extra" w:cs="BRH Malayalam Extra"/>
+                <w:sz w:val="32"/>
+                <w:szCs w:val="40"/>
+                <w:lang w:val="it-IT"/>
               </w:rPr>
               <w:t>p</w:t>
             </w:r>
@@ -8701,6 +11575,7 @@
                 <w:sz w:val="32"/>
                 <w:szCs w:val="40"/>
                 <w:highlight w:val="yellow"/>
+                <w:lang w:val="it-IT"/>
               </w:rPr>
               <w:t>ep</w:t>
             </w:r>
@@ -8709,6 +11584,7 @@
                 <w:rFonts w:ascii="BRH Malayalam Extra" w:hAnsi="BRH Malayalam Extra" w:cs="BRH Malayalam Extra"/>
                 <w:sz w:val="32"/>
                 <w:szCs w:val="40"/>
+                <w:lang w:val="it-IT"/>
               </w:rPr>
               <w:t>— e¥kx</w:t>
             </w:r>
@@ -8717,14 +11593,16 @@
                 <w:rFonts w:ascii="BRH Malayalam Extra" w:hAnsi="BRH Malayalam Extra" w:cs="BRH Malayalam Extra"/>
                 <w:sz w:val="25"/>
                 <w:szCs w:val="40"/>
-              </w:rPr>
-              <w:t>–</w:t>
-            </w:r>
-            <w:r>
-              <w:rPr>
-                <w:rFonts w:ascii="BRH Malayalam Extra" w:hAnsi="BRH Malayalam Extra" w:cs="BRH Malayalam Extra"/>
-                <w:sz w:val="32"/>
-                <w:szCs w:val="40"/>
+                <w:lang w:val="it-IT"/>
+              </w:rPr>
+              <w:t>–</w:t>
+            </w:r>
+            <w:r>
+              <w:rPr>
+                <w:rFonts w:ascii="BRH Malayalam Extra" w:hAnsi="BRH Malayalam Extra" w:cs="BRH Malayalam Extra"/>
+                <w:sz w:val="32"/>
+                <w:szCs w:val="40"/>
+                <w:lang w:val="it-IT"/>
               </w:rPr>
               <w:t>p</w:t>
             </w:r>
@@ -8734,6 +11612,7 @@
                 <w:sz w:val="32"/>
                 <w:szCs w:val="40"/>
                 <w:highlight w:val="yellow"/>
+                <w:lang w:val="it-IT"/>
               </w:rPr>
               <w:t>ep</w:t>
             </w:r>
@@ -8742,6 +11621,7 @@
                 <w:rFonts w:ascii="BRH Malayalam Extra" w:hAnsi="BRH Malayalam Extra" w:cs="BRH Malayalam Extra"/>
                 <w:sz w:val="32"/>
                 <w:szCs w:val="40"/>
+                <w:lang w:val="it-IT"/>
               </w:rPr>
               <w:t>— öK¡</w:t>
             </w:r>
@@ -8750,14 +11630,16 @@
                 <w:rFonts w:ascii="BRH Malayalam Extra" w:hAnsi="BRH Malayalam Extra" w:cs="BRH Malayalam Extra"/>
                 <w:sz w:val="25"/>
                 <w:szCs w:val="40"/>
-              </w:rPr>
-              <w:t>–</w:t>
-            </w:r>
-            <w:r>
-              <w:rPr>
-                <w:rFonts w:ascii="BRH Malayalam Extra" w:hAnsi="BRH Malayalam Extra" w:cs="BRH Malayalam Extra"/>
-                <w:sz w:val="32"/>
-                <w:szCs w:val="40"/>
+                <w:lang w:val="it-IT"/>
+              </w:rPr>
+              <w:t>–</w:t>
+            </w:r>
+            <w:r>
+              <w:rPr>
+                <w:rFonts w:ascii="BRH Malayalam Extra" w:hAnsi="BRH Malayalam Extra" w:cs="BRH Malayalam Extra"/>
+                <w:sz w:val="32"/>
+                <w:szCs w:val="40"/>
+                <w:lang w:val="it-IT"/>
               </w:rPr>
               <w:t>ÆJ öK¡</w:t>
             </w:r>
@@ -8766,14 +11648,16 @@
                 <w:rFonts w:ascii="BRH Malayalam Extra" w:hAnsi="BRH Malayalam Extra" w:cs="BRH Malayalam Extra"/>
                 <w:sz w:val="25"/>
                 <w:szCs w:val="40"/>
-              </w:rPr>
-              <w:t>–</w:t>
-            </w:r>
-            <w:r>
-              <w:rPr>
-                <w:rFonts w:ascii="BRH Malayalam Extra" w:hAnsi="BRH Malayalam Extra" w:cs="BRH Malayalam Extra"/>
-                <w:sz w:val="32"/>
-                <w:szCs w:val="40"/>
+                <w:lang w:val="it-IT"/>
+              </w:rPr>
+              <w:t>–</w:t>
+            </w:r>
+            <w:r>
+              <w:rPr>
+                <w:rFonts w:ascii="BRH Malayalam Extra" w:hAnsi="BRH Malayalam Extra" w:cs="BRH Malayalam Extra"/>
+                <w:sz w:val="32"/>
+                <w:szCs w:val="40"/>
+                <w:lang w:val="it-IT"/>
               </w:rPr>
               <w:t xml:space="preserve">ÆJ </w:t>
             </w:r>
@@ -10310,7 +13194,6 @@
                 <w:rFonts w:cs="BRH Malayalam Extra"/>
                 <w:szCs w:val="40"/>
               </w:rPr>
-              <w:lastRenderedPageBreak/>
               <w:t>1</w:t>
             </w:r>
             <w:r>
@@ -12515,7 +15398,6 @@
                 <w:rFonts w:cs="BRH Malayalam Extra"/>
                 <w:szCs w:val="40"/>
               </w:rPr>
-              <w:lastRenderedPageBreak/>
               <w:t>17</w:t>
             </w:r>
             <w:r>
@@ -14415,7 +17297,6 @@
                 <w:rFonts w:cs="BRH Malayalam Extra"/>
                 <w:szCs w:val="40"/>
               </w:rPr>
-              <w:lastRenderedPageBreak/>
               <w:t>17</w:t>
             </w:r>
             <w:r>
@@ -16652,6 +19533,7 @@
                 <w:szCs w:val="40"/>
                 <w:lang w:val="it-IT"/>
               </w:rPr>
+              <w:lastRenderedPageBreak/>
               <w:t>B—j</w:t>
             </w:r>
             <w:r>
@@ -16801,6 +19683,7 @@
                 <w:szCs w:val="40"/>
                 <w:lang w:val="it-IT"/>
               </w:rPr>
+              <w:lastRenderedPageBreak/>
               <w:t>38</w:t>
             </w:r>
             <w:r>
@@ -17619,6 +20502,7 @@
                 <w:szCs w:val="40"/>
                 <w:lang w:val="it-IT"/>
               </w:rPr>
+              <w:lastRenderedPageBreak/>
               <w:t>B—j</w:t>
             </w:r>
             <w:r>
@@ -17936,6 +20820,7 @@
                 <w:rFonts w:ascii="BRH Malayalam Extra" w:hAnsi="BRH Malayalam Extra" w:cs="BRH Malayalam Extra"/>
                 <w:sz w:val="32"/>
                 <w:szCs w:val="40"/>
+                <w:lang w:val="it-IT"/>
               </w:rPr>
             </w:pPr>
             <w:r>
@@ -17943,6 +20828,7 @@
                 <w:rFonts w:ascii="BRH Malayalam Extra" w:hAnsi="BRH Malayalam Extra" w:cs="BRH Malayalam Extra"/>
                 <w:sz w:val="32"/>
                 <w:szCs w:val="40"/>
+                <w:lang w:val="it-IT"/>
               </w:rPr>
               <w:t>B</w:t>
             </w:r>
@@ -17951,14 +20837,16 @@
                 <w:rFonts w:ascii="BRH Malayalam Extra" w:hAnsi="BRH Malayalam Extra" w:cs="BRH Malayalam Extra"/>
                 <w:sz w:val="25"/>
                 <w:szCs w:val="40"/>
-              </w:rPr>
-              <w:t>–</w:t>
-            </w:r>
-            <w:r>
-              <w:rPr>
-                <w:rFonts w:ascii="BRH Malayalam Extra" w:hAnsi="BRH Malayalam Extra" w:cs="BRH Malayalam Extra"/>
-                <w:sz w:val="32"/>
-                <w:szCs w:val="40"/>
+                <w:lang w:val="it-IT"/>
+              </w:rPr>
+              <w:t>–</w:t>
+            </w:r>
+            <w:r>
+              <w:rPr>
+                <w:rFonts w:ascii="BRH Malayalam Extra" w:hAnsi="BRH Malayalam Extra" w:cs="BRH Malayalam Extra"/>
+                <w:sz w:val="32"/>
+                <w:szCs w:val="40"/>
+                <w:lang w:val="it-IT"/>
               </w:rPr>
               <w:t>j</w:t>
             </w:r>
@@ -17967,14 +20855,16 @@
                 <w:rFonts w:ascii="BRH Malayalam Extra" w:hAnsi="BRH Malayalam Extra" w:cs="BRH Malayalam Extra"/>
                 <w:sz w:val="25"/>
                 <w:szCs w:val="40"/>
-              </w:rPr>
-              <w:t>–</w:t>
-            </w:r>
-            <w:r>
-              <w:rPr>
-                <w:rFonts w:ascii="BRH Malayalam Extra" w:hAnsi="BRH Malayalam Extra" w:cs="BRH Malayalam Extra"/>
-                <w:sz w:val="32"/>
-                <w:szCs w:val="40"/>
+                <w:lang w:val="it-IT"/>
+              </w:rPr>
+              <w:t>–</w:t>
+            </w:r>
+            <w:r>
+              <w:rPr>
+                <w:rFonts w:ascii="BRH Malayalam Extra" w:hAnsi="BRH Malayalam Extra" w:cs="BRH Malayalam Extra"/>
+                <w:sz w:val="32"/>
+                <w:szCs w:val="40"/>
+                <w:lang w:val="it-IT"/>
               </w:rPr>
               <w:t>© ¥Z Z B—j© dx</w:t>
             </w:r>
@@ -17984,6 +20874,7 @@
                 <w:sz w:val="32"/>
                 <w:szCs w:val="40"/>
                 <w:highlight w:val="yellow"/>
+                <w:lang w:val="it-IT"/>
               </w:rPr>
               <w:t>j</w:t>
             </w:r>
@@ -17992,6 +20883,7 @@
                 <w:rFonts w:ascii="BRH Malayalam Extra" w:hAnsi="BRH Malayalam Extra" w:cs="BRH Malayalam Extra"/>
                 <w:sz w:val="32"/>
                 <w:szCs w:val="40"/>
+                <w:lang w:val="it-IT"/>
               </w:rPr>
               <w:t xml:space="preserve">© ¥Z— „i¡rôy—© </w:t>
             </w:r>
@@ -18017,6 +20909,7 @@
                 <w:rFonts w:ascii="BRH Malayalam Extra" w:hAnsi="BRH Malayalam Extra" w:cs="BRH Malayalam Extra"/>
                 <w:sz w:val="32"/>
                 <w:szCs w:val="40"/>
+                <w:lang w:val="it-IT"/>
               </w:rPr>
               <w:t>d</w:t>
             </w:r>
@@ -18025,14 +20918,16 @@
                 <w:rFonts w:ascii="BRH Malayalam Extra" w:hAnsi="BRH Malayalam Extra" w:cs="BRH Malayalam Extra"/>
                 <w:sz w:val="25"/>
                 <w:szCs w:val="40"/>
-              </w:rPr>
-              <w:t>–</w:t>
-            </w:r>
-            <w:r>
-              <w:rPr>
-                <w:rFonts w:ascii="BRH Malayalam Extra" w:hAnsi="BRH Malayalam Extra" w:cs="BRH Malayalam Extra"/>
-                <w:sz w:val="32"/>
-                <w:szCs w:val="40"/>
+                <w:lang w:val="it-IT"/>
+              </w:rPr>
+              <w:t>–</w:t>
+            </w:r>
+            <w:r>
+              <w:rPr>
+                <w:rFonts w:ascii="BRH Malayalam Extra" w:hAnsi="BRH Malayalam Extra" w:cs="BRH Malayalam Extra"/>
+                <w:sz w:val="32"/>
+                <w:szCs w:val="40"/>
+                <w:lang w:val="it-IT"/>
               </w:rPr>
               <w:t>i¡rôy</w:t>
             </w:r>
@@ -18041,14 +20936,16 @@
                 <w:rFonts w:ascii="BRH Malayalam Extra" w:hAnsi="BRH Malayalam Extra" w:cs="BRH Malayalam Extra"/>
                 <w:sz w:val="25"/>
                 <w:szCs w:val="40"/>
-              </w:rPr>
-              <w:t>–</w:t>
-            </w:r>
-            <w:r>
-              <w:rPr>
-                <w:rFonts w:ascii="BRH Malayalam Extra" w:hAnsi="BRH Malayalam Extra" w:cs="BRH Malayalam Extra"/>
-                <w:sz w:val="32"/>
-                <w:szCs w:val="40"/>
+                <w:lang w:val="it-IT"/>
+              </w:rPr>
+              <w:t>–</w:t>
+            </w:r>
+            <w:r>
+              <w:rPr>
+                <w:rFonts w:ascii="BRH Malayalam Extra" w:hAnsi="BRH Malayalam Extra" w:cs="BRH Malayalam Extra"/>
+                <w:sz w:val="32"/>
+                <w:szCs w:val="40"/>
+                <w:lang w:val="it-IT"/>
               </w:rPr>
               <w:t>© Z B—j© dx</w:t>
             </w:r>
@@ -18058,6 +20955,7 @@
                 <w:sz w:val="32"/>
                 <w:szCs w:val="40"/>
                 <w:highlight w:val="yellow"/>
+                <w:lang w:val="it-IT"/>
               </w:rPr>
               <w:t>j</w:t>
             </w:r>
@@ -18066,6 +20964,7 @@
                 <w:rFonts w:ascii="BRH Malayalam Extra" w:hAnsi="BRH Malayalam Extra" w:cs="BRH Malayalam Extra"/>
                 <w:sz w:val="32"/>
                 <w:szCs w:val="40"/>
+                <w:lang w:val="it-IT"/>
               </w:rPr>
               <w:t xml:space="preserve">© ¥Z— „i¡rôyË§— | </w:t>
             </w:r>
@@ -20568,6 +23467,7 @@
                 <w:szCs w:val="40"/>
                 <w:highlight w:val="yellow"/>
               </w:rPr>
+              <w:lastRenderedPageBreak/>
               <w:t>ex—pK ¥dx dJ expK bzby</w:t>
             </w:r>
             <w:r>
@@ -20643,7 +23543,6 @@
                 <w:rFonts w:cs="BRH Malayalam Extra"/>
                 <w:szCs w:val="40"/>
               </w:rPr>
-              <w:lastRenderedPageBreak/>
               <w:t>15</w:t>
             </w:r>
             <w:r>
@@ -22067,6 +24966,7 @@
                 <w:highlight w:val="green"/>
                 <w:lang w:val="it-IT"/>
               </w:rPr>
+              <w:lastRenderedPageBreak/>
               <w:t>ex</w:t>
             </w:r>
             <w:r>
@@ -22355,7 +25255,6 @@
                 <w:szCs w:val="40"/>
                 <w:lang w:val="it-IT"/>
               </w:rPr>
-              <w:lastRenderedPageBreak/>
               <w:t>15</w:t>
             </w:r>
             <w:r>
@@ -24514,6 +27413,7 @@
                 <w:szCs w:val="40"/>
                 <w:lang w:val="it-IT"/>
               </w:rPr>
+              <w:lastRenderedPageBreak/>
               <w:t>px E</w:t>
             </w:r>
             <w:r>
@@ -24800,7 +27700,6 @@
                 <w:szCs w:val="40"/>
                 <w:lang w:val="it-IT"/>
               </w:rPr>
-              <w:lastRenderedPageBreak/>
               <w:t>1</w:t>
             </w:r>
             <w:r>
@@ -25741,6 +28640,7 @@
                 <w:szCs w:val="40"/>
                 <w:lang w:val="it-IT"/>
               </w:rPr>
+              <w:lastRenderedPageBreak/>
               <w:t>px E</w:t>
             </w:r>
             <w:r>
@@ -26058,7 +28958,6 @@
                 <w:szCs w:val="40"/>
                 <w:lang w:val="it-IT"/>
               </w:rPr>
-              <w:lastRenderedPageBreak/>
               <w:t>1</w:t>
             </w:r>
             <w:r>
@@ -27733,6 +30632,7 @@
                 <w:highlight w:val="yellow"/>
                 <w:lang w:val="it-IT"/>
               </w:rPr>
+              <w:lastRenderedPageBreak/>
               <w:t>jx</w:t>
             </w:r>
             <w:r>
@@ -28085,6 +30985,7 @@
                 <w:rFonts w:cs="BRH Malayalam Extra"/>
                 <w:szCs w:val="40"/>
               </w:rPr>
+              <w:lastRenderedPageBreak/>
               <w:t>5</w:t>
             </w:r>
             <w:r>
@@ -28813,6 +31714,7 @@
                 <w:szCs w:val="40"/>
                 <w:highlight w:val="green"/>
               </w:rPr>
+              <w:lastRenderedPageBreak/>
               <w:t>jx</w:t>
             </w:r>
             <w:r>
@@ -31988,6 +34890,7 @@
                 <w:szCs w:val="40"/>
                 <w:lang w:val="it-IT"/>
               </w:rPr>
+              <w:lastRenderedPageBreak/>
               <w:t>40</w:t>
             </w:r>
             <w:r>
@@ -32430,7 +35333,6 @@
                 <w:szCs w:val="40"/>
                 <w:lang w:val="it-IT"/>
               </w:rPr>
-              <w:lastRenderedPageBreak/>
               <w:t>41</w:t>
             </w:r>
             <w:r>
@@ -32830,7 +35732,6 @@
                 <w:szCs w:val="40"/>
                 <w:lang w:val="it-IT"/>
               </w:rPr>
-              <w:lastRenderedPageBreak/>
               <w:t>40</w:t>
             </w:r>
             <w:r>
@@ -33249,7 +36150,6 @@
                 <w:szCs w:val="40"/>
                 <w:lang w:val="it-IT"/>
               </w:rPr>
-              <w:lastRenderedPageBreak/>
               <w:t>41</w:t>
             </w:r>
             <w:r>
@@ -33652,7 +36552,6 @@
                 <w:rFonts w:cs="BRH Malayalam Extra"/>
                 <w:szCs w:val="40"/>
               </w:rPr>
-              <w:lastRenderedPageBreak/>
               <w:t>7</w:t>
             </w:r>
             <w:r>
@@ -34745,7 +37644,16 @@
                 <w:sz w:val="32"/>
                 <w:szCs w:val="40"/>
               </w:rPr>
-              <w:t>— ªPâ</w:t>
+              <w:t xml:space="preserve">— </w:t>
+            </w:r>
+            <w:r>
+              <w:rPr>
+                <w:rFonts w:ascii="BRH Malayalam Extra" w:hAnsi="BRH Malayalam Extra" w:cs="BRH Malayalam Extra"/>
+                <w:sz w:val="32"/>
+                <w:szCs w:val="40"/>
+              </w:rPr>
+              <w:lastRenderedPageBreak/>
+              <w:t>ªPâ</w:t>
             </w:r>
             <w:r>
               <w:rPr>
@@ -34789,6 +37697,7 @@
                 <w:szCs w:val="40"/>
                 <w:lang w:val="it-IT"/>
               </w:rPr>
+              <w:lastRenderedPageBreak/>
               <w:t>32</w:t>
             </w:r>
             <w:r>
@@ -35494,7 +38403,17 @@
                 <w:szCs w:val="40"/>
                 <w:lang w:val="it-IT"/>
               </w:rPr>
-              <w:t xml:space="preserve"> ªPâ</w:t>
+              <w:t xml:space="preserve"> </w:t>
+            </w:r>
+            <w:r>
+              <w:rPr>
+                <w:rFonts w:ascii="BRH Malayalam Extra" w:hAnsi="BRH Malayalam Extra" w:cs="BRH Malayalam Extra"/>
+                <w:sz w:val="32"/>
+                <w:szCs w:val="40"/>
+                <w:lang w:val="it-IT"/>
+              </w:rPr>
+              <w:lastRenderedPageBreak/>
+              <w:t>ªPâ</w:t>
             </w:r>
             <w:r>
               <w:rPr>
@@ -36621,12 +39540,14 @@
                 <w:rFonts w:ascii="BRH Malayalam Extra" w:hAnsi="BRH Malayalam Extra" w:cs="BRH Malayalam Extra"/>
                 <w:sz w:val="32"/>
                 <w:szCs w:val="40"/>
+                <w:lang w:val="it-IT"/>
               </w:rPr>
             </w:pPr>
             <w:r>
               <w:rPr>
                 <w:rFonts w:cs="BRH Malayalam Extra"/>
                 <w:szCs w:val="40"/>
+                <w:lang w:val="it-IT"/>
               </w:rPr>
               <w:t>65</w:t>
             </w:r>
@@ -36635,6 +39556,7 @@
                 <w:rFonts w:ascii="BRH Malayalam Extra" w:hAnsi="BRH Malayalam Extra" w:cs="BRH Malayalam Extra"/>
                 <w:sz w:val="32"/>
                 <w:szCs w:val="40"/>
+                <w:lang w:val="it-IT"/>
               </w:rPr>
               <w:t>)</w:t>
             </w:r>
@@ -36642,6 +39564,7 @@
               <w:rPr>
                 <w:rFonts w:cs="BRH Malayalam Extra"/>
                 <w:szCs w:val="40"/>
+                <w:lang w:val="it-IT"/>
               </w:rPr>
               <w:t xml:space="preserve">  1</w:t>
             </w:r>
@@ -36650,6 +39573,7 @@
                 <w:rFonts w:ascii="BRH Malayalam Extra" w:hAnsi="BRH Malayalam Extra" w:cs="BRH Malayalam Extra"/>
                 <w:sz w:val="32"/>
                 <w:szCs w:val="40"/>
+                <w:lang w:val="it-IT"/>
               </w:rPr>
               <w:t>.</w:t>
             </w:r>
@@ -36657,6 +39581,7 @@
               <w:rPr>
                 <w:rFonts w:cs="BRH Malayalam Extra"/>
                 <w:szCs w:val="40"/>
+                <w:lang w:val="it-IT"/>
               </w:rPr>
               <w:t>5</w:t>
             </w:r>
@@ -36665,6 +39590,7 @@
                 <w:rFonts w:ascii="BRH Malayalam Extra" w:hAnsi="BRH Malayalam Extra" w:cs="BRH Malayalam Extra"/>
                 <w:sz w:val="32"/>
                 <w:szCs w:val="40"/>
+                <w:lang w:val="it-IT"/>
               </w:rPr>
               <w:t>.</w:t>
             </w:r>
@@ -36672,6 +39598,7 @@
               <w:rPr>
                 <w:rFonts w:cs="BRH Malayalam Extra"/>
                 <w:szCs w:val="40"/>
+                <w:lang w:val="it-IT"/>
               </w:rPr>
               <w:t>9</w:t>
             </w:r>
@@ -36680,6 +39607,7 @@
                 <w:rFonts w:ascii="BRH Malayalam Extra" w:hAnsi="BRH Malayalam Extra" w:cs="BRH Malayalam Extra"/>
                 <w:sz w:val="32"/>
                 <w:szCs w:val="40"/>
+                <w:lang w:val="it-IT"/>
               </w:rPr>
               <w:t>.</w:t>
             </w:r>
@@ -36687,6 +39615,7 @@
               <w:rPr>
                 <w:rFonts w:cs="BRH Malayalam Extra"/>
                 <w:szCs w:val="40"/>
+                <w:lang w:val="it-IT"/>
               </w:rPr>
               <w:t>7</w:t>
             </w:r>
@@ -36695,6 +39624,7 @@
                 <w:rFonts w:ascii="BRH Malayalam Extra" w:hAnsi="BRH Malayalam Extra" w:cs="BRH Malayalam Extra"/>
                 <w:sz w:val="32"/>
                 <w:szCs w:val="40"/>
+                <w:lang w:val="it-IT"/>
               </w:rPr>
               <w:t>(</w:t>
             </w:r>
@@ -36702,6 +39632,7 @@
               <w:rPr>
                 <w:rFonts w:cs="BRH Malayalam Extra"/>
                 <w:szCs w:val="40"/>
+                <w:lang w:val="it-IT"/>
               </w:rPr>
               <w:t>51</w:t>
             </w:r>
@@ -36710,6 +39641,7 @@
                 <w:rFonts w:ascii="BRH Malayalam Extra" w:hAnsi="BRH Malayalam Extra" w:cs="BRH Malayalam Extra"/>
                 <w:sz w:val="32"/>
                 <w:szCs w:val="40"/>
+                <w:lang w:val="it-IT"/>
               </w:rPr>
               <w:t>)-  G</w:t>
             </w:r>
@@ -36718,14 +39650,16 @@
                 <w:rFonts w:ascii="BRH Malayalam Extra" w:hAnsi="BRH Malayalam Extra" w:cs="BRH Malayalam Extra"/>
                 <w:sz w:val="25"/>
                 <w:szCs w:val="40"/>
-              </w:rPr>
-              <w:t>–</w:t>
-            </w:r>
-            <w:r>
-              <w:rPr>
-                <w:rFonts w:ascii="BRH Malayalam Extra" w:hAnsi="BRH Malayalam Extra" w:cs="BRH Malayalam Extra"/>
-                <w:sz w:val="32"/>
-                <w:szCs w:val="40"/>
+                <w:lang w:val="it-IT"/>
+              </w:rPr>
+              <w:t>–</w:t>
+            </w:r>
+            <w:r>
+              <w:rPr>
+                <w:rFonts w:ascii="BRH Malayalam Extra" w:hAnsi="BRH Malayalam Extra" w:cs="BRH Malayalam Extra"/>
+                <w:sz w:val="32"/>
+                <w:szCs w:val="40"/>
+                <w:lang w:val="it-IT"/>
               </w:rPr>
               <w:t>Zy</w:t>
             </w:r>
@@ -36734,14 +39668,16 @@
                 <w:rFonts w:ascii="BRH Malayalam Extra" w:hAnsi="BRH Malayalam Extra" w:cs="BRH Malayalam Extra"/>
                 <w:sz w:val="25"/>
                 <w:szCs w:val="40"/>
-              </w:rPr>
-              <w:t>–</w:t>
-            </w:r>
-            <w:r>
-              <w:rPr>
-                <w:rFonts w:ascii="BRH Malayalam Extra" w:hAnsi="BRH Malayalam Extra" w:cs="BRH Malayalam Extra"/>
-                <w:sz w:val="32"/>
-                <w:szCs w:val="40"/>
+                <w:lang w:val="it-IT"/>
+              </w:rPr>
+              <w:t>–</w:t>
+            </w:r>
+            <w:r>
+              <w:rPr>
+                <w:rFonts w:ascii="BRH Malayalam Extra" w:hAnsi="BRH Malayalam Extra" w:cs="BRH Malayalam Extra"/>
+                <w:sz w:val="32"/>
+                <w:szCs w:val="40"/>
+                <w:lang w:val="it-IT"/>
               </w:rPr>
               <w:t xml:space="preserve"> | Kpx—Zykõµ§ | C</w:t>
             </w:r>
@@ -36750,14 +39686,16 @@
                 <w:rFonts w:ascii="BRH Malayalam Extra" w:hAnsi="BRH Malayalam Extra" w:cs="BRH Malayalam Extra"/>
                 <w:sz w:val="25"/>
                 <w:szCs w:val="40"/>
-              </w:rPr>
-              <w:t>–</w:t>
-            </w:r>
-            <w:r>
-              <w:rPr>
-                <w:rFonts w:ascii="BRH Malayalam Extra" w:hAnsi="BRH Malayalam Extra" w:cs="BRH Malayalam Extra"/>
-                <w:sz w:val="32"/>
-                <w:szCs w:val="40"/>
+                <w:lang w:val="it-IT"/>
+              </w:rPr>
+              <w:t>–</w:t>
+            </w:r>
+            <w:r>
+              <w:rPr>
+                <w:rFonts w:ascii="BRH Malayalam Extra" w:hAnsi="BRH Malayalam Extra" w:cs="BRH Malayalam Extra"/>
+                <w:sz w:val="32"/>
+                <w:szCs w:val="40"/>
+                <w:lang w:val="it-IT"/>
               </w:rPr>
               <w:t>p</w:t>
             </w:r>
@@ -36766,14 +39704,16 @@
                 <w:rFonts w:ascii="BRH Malayalam Extra" w:hAnsi="BRH Malayalam Extra" w:cs="BRH Malayalam Extra"/>
                 <w:sz w:val="25"/>
                 <w:szCs w:val="40"/>
-              </w:rPr>
-              <w:t>–</w:t>
-            </w:r>
-            <w:r>
-              <w:rPr>
-                <w:rFonts w:ascii="BRH Malayalam Extra" w:hAnsi="BRH Malayalam Extra" w:cs="BRH Malayalam Extra"/>
-                <w:sz w:val="32"/>
-                <w:szCs w:val="40"/>
+                <w:lang w:val="it-IT"/>
+              </w:rPr>
+              <w:t>–</w:t>
+            </w:r>
+            <w:r>
+              <w:rPr>
+                <w:rFonts w:ascii="BRH Malayalam Extra" w:hAnsi="BRH Malayalam Extra" w:cs="BRH Malayalam Extra"/>
+                <w:sz w:val="32"/>
+                <w:szCs w:val="40"/>
+                <w:lang w:val="it-IT"/>
               </w:rPr>
               <w:t xml:space="preserve"> | (</w:t>
             </w:r>
@@ -36781,6 +39721,7 @@
               <w:rPr>
                 <w:rFonts w:cs="BRH Malayalam Extra"/>
                 <w:szCs w:val="40"/>
+                <w:lang w:val="it-IT"/>
               </w:rPr>
               <w:t>GS1</w:t>
             </w:r>
@@ -36789,6 +39730,7 @@
                 <w:rFonts w:ascii="BRH Malayalam Extra" w:hAnsi="BRH Malayalam Extra" w:cs="BRH Malayalam Extra"/>
                 <w:sz w:val="32"/>
                 <w:szCs w:val="40"/>
+                <w:lang w:val="it-IT"/>
               </w:rPr>
               <w:t>.</w:t>
             </w:r>
@@ -36796,6 +39738,7 @@
               <w:rPr>
                 <w:rFonts w:cs="BRH Malayalam Extra"/>
                 <w:szCs w:val="40"/>
+                <w:lang w:val="it-IT"/>
               </w:rPr>
               <w:t>5</w:t>
             </w:r>
@@ -36804,6 +39747,7 @@
                 <w:rFonts w:ascii="BRH Malayalam Extra" w:hAnsi="BRH Malayalam Extra" w:cs="BRH Malayalam Extra"/>
                 <w:sz w:val="32"/>
                 <w:szCs w:val="40"/>
+                <w:lang w:val="it-IT"/>
               </w:rPr>
               <w:t>-</w:t>
             </w:r>
@@ -36811,6 +39755,7 @@
               <w:rPr>
                 <w:rFonts w:cs="BRH Malayalam Extra"/>
                 <w:szCs w:val="40"/>
+                <w:lang w:val="it-IT"/>
               </w:rPr>
               <w:t>67</w:t>
             </w:r>
@@ -36819,6 +39764,7 @@
                 <w:rFonts w:ascii="BRH Malayalam Extra" w:hAnsi="BRH Malayalam Extra" w:cs="BRH Malayalam Extra"/>
                 <w:sz w:val="32"/>
                 <w:szCs w:val="40"/>
+                <w:lang w:val="it-IT"/>
               </w:rPr>
               <w:t>)</w:t>
             </w:r>
@@ -36833,6 +39779,7 @@
               <w:rPr>
                 <w:rFonts w:cs="BRH Malayalam Extra"/>
                 <w:szCs w:val="40"/>
+                <w:lang w:val="it-IT"/>
               </w:rPr>
             </w:pPr>
             <w:r>
@@ -36840,6 +39787,7 @@
                 <w:rFonts w:ascii="BRH Malayalam Extra" w:hAnsi="BRH Malayalam Extra" w:cs="BRH Malayalam Extra"/>
                 <w:sz w:val="32"/>
                 <w:szCs w:val="40"/>
+                <w:lang w:val="it-IT"/>
               </w:rPr>
               <w:t>G</w:t>
             </w:r>
@@ -36848,14 +39796,16 @@
                 <w:rFonts w:ascii="BRH Malayalam Extra" w:hAnsi="BRH Malayalam Extra" w:cs="BRH Malayalam Extra"/>
                 <w:sz w:val="25"/>
                 <w:szCs w:val="40"/>
-              </w:rPr>
-              <w:t>–</w:t>
-            </w:r>
-            <w:r>
-              <w:rPr>
-                <w:rFonts w:ascii="BRH Malayalam Extra" w:hAnsi="BRH Malayalam Extra" w:cs="BRH Malayalam Extra"/>
-                <w:sz w:val="32"/>
-                <w:szCs w:val="40"/>
+                <w:lang w:val="it-IT"/>
+              </w:rPr>
+              <w:t>–</w:t>
+            </w:r>
+            <w:r>
+              <w:rPr>
+                <w:rFonts w:ascii="BRH Malayalam Extra" w:hAnsi="BRH Malayalam Extra" w:cs="BRH Malayalam Extra"/>
+                <w:sz w:val="32"/>
+                <w:szCs w:val="40"/>
+                <w:lang w:val="it-IT"/>
               </w:rPr>
               <w:t>Zy</w:t>
             </w:r>
@@ -36864,14 +39814,16 @@
                 <w:rFonts w:ascii="BRH Malayalam Extra" w:hAnsi="BRH Malayalam Extra" w:cs="BRH Malayalam Extra"/>
                 <w:sz w:val="25"/>
                 <w:szCs w:val="40"/>
-              </w:rPr>
-              <w:t>–</w:t>
-            </w:r>
-            <w:r>
-              <w:rPr>
-                <w:rFonts w:ascii="BRH Malayalam Extra" w:hAnsi="BRH Malayalam Extra" w:cs="BRH Malayalam Extra"/>
-                <w:sz w:val="32"/>
-                <w:szCs w:val="40"/>
+                <w:lang w:val="it-IT"/>
+              </w:rPr>
+              <w:t>–</w:t>
+            </w:r>
+            <w:r>
+              <w:rPr>
+                <w:rFonts w:ascii="BRH Malayalam Extra" w:hAnsi="BRH Malayalam Extra" w:cs="BRH Malayalam Extra"/>
+                <w:sz w:val="32"/>
+                <w:szCs w:val="40"/>
+                <w:lang w:val="it-IT"/>
               </w:rPr>
               <w:t xml:space="preserve"> Kpx—Zykõ</w:t>
             </w:r>
@@ -36880,14 +39832,16 @@
                 <w:rFonts w:ascii="BRH Malayalam Extra" w:hAnsi="BRH Malayalam Extra" w:cs="BRH Malayalam Extra"/>
                 <w:sz w:val="25"/>
                 <w:szCs w:val="40"/>
-              </w:rPr>
-              <w:t>–</w:t>
-            </w:r>
-            <w:r>
-              <w:rPr>
-                <w:rFonts w:ascii="BRH Malayalam Extra" w:hAnsi="BRH Malayalam Extra" w:cs="BRH Malayalam Extra"/>
-                <w:sz w:val="32"/>
-                <w:szCs w:val="40"/>
+                <w:lang w:val="it-IT"/>
+              </w:rPr>
+              <w:t>–</w:t>
+            </w:r>
+            <w:r>
+              <w:rPr>
+                <w:rFonts w:ascii="BRH Malayalam Extra" w:hAnsi="BRH Malayalam Extra" w:cs="BRH Malayalam Extra"/>
+                <w:sz w:val="32"/>
+                <w:szCs w:val="40"/>
+                <w:lang w:val="it-IT"/>
               </w:rPr>
               <w:t>O§ Kpx—Zy</w:t>
             </w:r>
@@ -36897,6 +39851,7 @@
                 <w:sz w:val="32"/>
                 <w:szCs w:val="40"/>
                 <w:highlight w:val="green"/>
+                <w:lang w:val="it-IT"/>
               </w:rPr>
               <w:t>kõO</w:t>
             </w:r>
@@ -36905,6 +39860,7 @@
                 <w:rFonts w:ascii="BRH Malayalam Extra" w:hAnsi="BRH Malayalam Extra" w:cs="BRH Malayalam Extra"/>
                 <w:sz w:val="32"/>
                 <w:szCs w:val="40"/>
+                <w:lang w:val="it-IT"/>
               </w:rPr>
               <w:t>§ ¥O¥ZõZy</w:t>
             </w:r>
@@ -36913,14 +39869,16 @@
                 <w:rFonts w:ascii="BRH Malayalam Extra" w:hAnsi="BRH Malayalam Extra" w:cs="BRH Malayalam Extra"/>
                 <w:sz w:val="25"/>
                 <w:szCs w:val="40"/>
-              </w:rPr>
-              <w:t>–</w:t>
-            </w:r>
-            <w:r>
-              <w:rPr>
-                <w:rFonts w:ascii="BRH Malayalam Extra" w:hAnsi="BRH Malayalam Extra" w:cs="BRH Malayalam Extra"/>
-                <w:sz w:val="32"/>
-                <w:szCs w:val="40"/>
+                <w:lang w:val="it-IT"/>
+              </w:rPr>
+              <w:t>–</w:t>
+            </w:r>
+            <w:r>
+              <w:rPr>
+                <w:rFonts w:ascii="BRH Malayalam Extra" w:hAnsi="BRH Malayalam Extra" w:cs="BRH Malayalam Extra"/>
+                <w:sz w:val="32"/>
+                <w:szCs w:val="40"/>
+                <w:lang w:val="it-IT"/>
               </w:rPr>
               <w:t xml:space="preserve"> Kpx—ZykõO§ Oy¥p p</w:t>
             </w:r>
@@ -36929,14 +39887,16 @@
                 <w:rFonts w:ascii="BRH Malayalam Extra" w:hAnsi="BRH Malayalam Extra" w:cs="BRH Malayalam Extra"/>
                 <w:sz w:val="25"/>
                 <w:szCs w:val="40"/>
-              </w:rPr>
-              <w:t>–</w:t>
-            </w:r>
-            <w:r>
-              <w:rPr>
-                <w:rFonts w:ascii="BRH Malayalam Extra" w:hAnsi="BRH Malayalam Extra" w:cs="BRH Malayalam Extra"/>
-                <w:sz w:val="32"/>
-                <w:szCs w:val="40"/>
+                <w:lang w:val="it-IT"/>
+              </w:rPr>
+              <w:t>–</w:t>
+            </w:r>
+            <w:r>
+              <w:rPr>
+                <w:rFonts w:ascii="BRH Malayalam Extra" w:hAnsi="BRH Malayalam Extra" w:cs="BRH Malayalam Extra"/>
+                <w:sz w:val="32"/>
+                <w:szCs w:val="40"/>
+                <w:lang w:val="it-IT"/>
               </w:rPr>
               <w:t xml:space="preserve"> Kpx—ZykõO§ ¥O¥ZõZy</w:t>
             </w:r>
@@ -36945,14 +39905,16 @@
                 <w:rFonts w:ascii="BRH Malayalam Extra" w:hAnsi="BRH Malayalam Extra" w:cs="BRH Malayalam Extra"/>
                 <w:sz w:val="25"/>
                 <w:szCs w:val="40"/>
-              </w:rPr>
-              <w:t>–</w:t>
-            </w:r>
-            <w:r>
-              <w:rPr>
-                <w:rFonts w:ascii="BRH Malayalam Extra" w:hAnsi="BRH Malayalam Extra" w:cs="BRH Malayalam Extra"/>
-                <w:sz w:val="32"/>
-                <w:szCs w:val="40"/>
+                <w:lang w:val="it-IT"/>
+              </w:rPr>
+              <w:t>–</w:t>
+            </w:r>
+            <w:r>
+              <w:rPr>
+                <w:rFonts w:ascii="BRH Malayalam Extra" w:hAnsi="BRH Malayalam Extra" w:cs="BRH Malayalam Extra"/>
+                <w:sz w:val="32"/>
+                <w:szCs w:val="40"/>
+                <w:lang w:val="it-IT"/>
               </w:rPr>
               <w:t xml:space="preserve"> Kpx—ZykõO§ Oyp | </w:t>
             </w:r>
@@ -36978,12 +39940,14 @@
                 <w:rFonts w:ascii="BRH Malayalam Extra" w:hAnsi="BRH Malayalam Extra" w:cs="BRH Malayalam Extra"/>
                 <w:sz w:val="32"/>
                 <w:szCs w:val="40"/>
+                <w:lang w:val="it-IT"/>
               </w:rPr>
             </w:pPr>
             <w:r>
               <w:rPr>
                 <w:rFonts w:cs="BRH Malayalam Extra"/>
                 <w:szCs w:val="40"/>
+                <w:lang w:val="it-IT"/>
               </w:rPr>
               <w:t>19</w:t>
             </w:r>
@@ -36992,6 +39956,7 @@
                 <w:rFonts w:ascii="BRH Malayalam Extra" w:hAnsi="BRH Malayalam Extra" w:cs="BRH Malayalam Extra"/>
                 <w:sz w:val="32"/>
                 <w:szCs w:val="40"/>
+                <w:lang w:val="it-IT"/>
               </w:rPr>
               <w:t>)</w:t>
             </w:r>
@@ -36999,6 +39964,7 @@
               <w:rPr>
                 <w:rFonts w:cs="BRH Malayalam Extra"/>
                 <w:szCs w:val="40"/>
+                <w:lang w:val="it-IT"/>
               </w:rPr>
               <w:t xml:space="preserve">  1</w:t>
             </w:r>
@@ -37007,6 +39973,7 @@
                 <w:rFonts w:ascii="BRH Malayalam Extra" w:hAnsi="BRH Malayalam Extra" w:cs="BRH Malayalam Extra"/>
                 <w:sz w:val="32"/>
                 <w:szCs w:val="40"/>
+                <w:lang w:val="it-IT"/>
               </w:rPr>
               <w:t>.</w:t>
             </w:r>
@@ -37014,6 +39981,7 @@
               <w:rPr>
                 <w:rFonts w:cs="BRH Malayalam Extra"/>
                 <w:szCs w:val="40"/>
+                <w:lang w:val="it-IT"/>
               </w:rPr>
               <w:t>5</w:t>
             </w:r>
@@ -37022,6 +39990,7 @@
                 <w:rFonts w:ascii="BRH Malayalam Extra" w:hAnsi="BRH Malayalam Extra" w:cs="BRH Malayalam Extra"/>
                 <w:sz w:val="32"/>
                 <w:szCs w:val="40"/>
+                <w:lang w:val="it-IT"/>
               </w:rPr>
               <w:t>.</w:t>
             </w:r>
@@ -37029,6 +39998,7 @@
               <w:rPr>
                 <w:rFonts w:cs="BRH Malayalam Extra"/>
                 <w:szCs w:val="40"/>
+                <w:lang w:val="it-IT"/>
               </w:rPr>
               <w:t>10</w:t>
             </w:r>
@@ -37037,6 +40007,7 @@
                 <w:rFonts w:ascii="BRH Malayalam Extra" w:hAnsi="BRH Malayalam Extra" w:cs="BRH Malayalam Extra"/>
                 <w:sz w:val="32"/>
                 <w:szCs w:val="40"/>
+                <w:lang w:val="it-IT"/>
               </w:rPr>
               <w:t>.</w:t>
             </w:r>
@@ -37044,6 +40015,7 @@
               <w:rPr>
                 <w:rFonts w:cs="BRH Malayalam Extra"/>
                 <w:szCs w:val="40"/>
+                <w:lang w:val="it-IT"/>
               </w:rPr>
               <w:t>4</w:t>
             </w:r>
@@ -37052,6 +40024,7 @@
                 <w:rFonts w:ascii="BRH Malayalam Extra" w:hAnsi="BRH Malayalam Extra" w:cs="BRH Malayalam Extra"/>
                 <w:sz w:val="32"/>
                 <w:szCs w:val="40"/>
+                <w:lang w:val="it-IT"/>
               </w:rPr>
               <w:t>(</w:t>
             </w:r>
@@ -37059,6 +40032,7 @@
               <w:rPr>
                 <w:rFonts w:cs="BRH Malayalam Extra"/>
                 <w:szCs w:val="40"/>
+                <w:lang w:val="it-IT"/>
               </w:rPr>
               <w:t>17</w:t>
             </w:r>
@@ -37067,6 +40041,7 @@
                 <w:rFonts w:ascii="BRH Malayalam Extra" w:hAnsi="BRH Malayalam Extra" w:cs="BRH Malayalam Extra"/>
                 <w:sz w:val="32"/>
                 <w:szCs w:val="40"/>
+                <w:lang w:val="it-IT"/>
               </w:rPr>
               <w:t>)-  C</w:t>
             </w:r>
@@ -37075,14 +40050,16 @@
                 <w:rFonts w:ascii="BRH Malayalam Extra" w:hAnsi="BRH Malayalam Extra" w:cs="BRH Malayalam Extra"/>
                 <w:sz w:val="25"/>
                 <w:szCs w:val="40"/>
-              </w:rPr>
-              <w:t>–</w:t>
-            </w:r>
-            <w:r>
-              <w:rPr>
-                <w:rFonts w:ascii="BRH Malayalam Extra" w:hAnsi="BRH Malayalam Extra" w:cs="BRH Malayalam Extra"/>
-                <w:sz w:val="32"/>
-                <w:szCs w:val="40"/>
+                <w:lang w:val="it-IT"/>
+              </w:rPr>
+              <w:t>–</w:t>
+            </w:r>
+            <w:r>
+              <w:rPr>
+                <w:rFonts w:ascii="BRH Malayalam Extra" w:hAnsi="BRH Malayalam Extra" w:cs="BRH Malayalam Extra"/>
+                <w:sz w:val="32"/>
+                <w:szCs w:val="40"/>
+                <w:lang w:val="it-IT"/>
               </w:rPr>
               <w:t>Æ§iJ | ¥pby—J | e</w:t>
             </w:r>
@@ -37091,14 +40068,16 @@
                 <w:rFonts w:ascii="BRH Malayalam Extra" w:hAnsi="BRH Malayalam Extra" w:cs="BRH Malayalam Extra"/>
                 <w:sz w:val="25"/>
                 <w:szCs w:val="40"/>
-              </w:rPr>
-              <w:t>–</w:t>
-            </w:r>
-            <w:r>
-              <w:rPr>
-                <w:rFonts w:ascii="BRH Malayalam Extra" w:hAnsi="BRH Malayalam Extra" w:cs="BRH Malayalam Extra"/>
-                <w:sz w:val="32"/>
-                <w:szCs w:val="40"/>
+                <w:lang w:val="it-IT"/>
+              </w:rPr>
+              <w:t>–</w:t>
+            </w:r>
+            <w:r>
+              <w:rPr>
+                <w:rFonts w:ascii="BRH Malayalam Extra" w:hAnsi="BRH Malayalam Extra" w:cs="BRH Malayalam Extra"/>
+                <w:sz w:val="32"/>
+                <w:szCs w:val="40"/>
+                <w:lang w:val="it-IT"/>
               </w:rPr>
               <w:t>ky</w:t>
             </w:r>
@@ -37107,6 +40086,7 @@
                 <w:rFonts w:ascii="BRH Malayalam Extra" w:hAnsi="BRH Malayalam Extra" w:cs="BRH Malayalam Extra"/>
                 <w:sz w:val="25"/>
                 <w:szCs w:val="40"/>
+                <w:lang w:val="it-IT"/>
               </w:rPr>
               <w:t>–</w:t>
             </w:r>
@@ -37116,6 +40096,7 @@
                 <w:sz w:val="32"/>
                 <w:szCs w:val="40"/>
                 <w:highlight w:val="yellow"/>
+                <w:lang w:val="it-IT"/>
               </w:rPr>
               <w:t>c</w:t>
             </w:r>
@@ -37125,14 +40106,16 @@
                 <w:sz w:val="25"/>
                 <w:szCs w:val="40"/>
                 <w:highlight w:val="yellow"/>
-              </w:rPr>
-              <w:t>–</w:t>
-            </w:r>
-            <w:r>
-              <w:rPr>
-                <w:rFonts w:ascii="BRH Malayalam Extra" w:hAnsi="BRH Malayalam Extra" w:cs="BRH Malayalam Extra"/>
-                <w:sz w:val="32"/>
-                <w:szCs w:val="40"/>
+                <w:lang w:val="it-IT"/>
+              </w:rPr>
+              <w:t>–</w:t>
+            </w:r>
+            <w:r>
+              <w:rPr>
+                <w:rFonts w:ascii="BRH Malayalam Extra" w:hAnsi="BRH Malayalam Extra" w:cs="BRH Malayalam Extra"/>
+                <w:sz w:val="32"/>
+                <w:szCs w:val="40"/>
+                <w:lang w:val="it-IT"/>
               </w:rPr>
               <w:t>j—J |</w:t>
             </w:r>
@@ -37148,6 +40131,7 @@
                 <w:rFonts w:ascii="BRH Malayalam Extra" w:hAnsi="BRH Malayalam Extra" w:cs="BRH Malayalam Extra"/>
                 <w:sz w:val="32"/>
                 <w:szCs w:val="40"/>
+                <w:lang w:val="it-IT"/>
               </w:rPr>
             </w:pPr>
             <w:r>
@@ -37155,6 +40139,7 @@
                 <w:rFonts w:ascii="BRH Malayalam Extra" w:hAnsi="BRH Malayalam Extra" w:cs="BRH Malayalam Extra"/>
                 <w:sz w:val="32"/>
                 <w:szCs w:val="40"/>
+                <w:lang w:val="it-IT"/>
               </w:rPr>
               <w:t>C</w:t>
             </w:r>
@@ -37163,14 +40148,16 @@
                 <w:rFonts w:ascii="BRH Malayalam Extra" w:hAnsi="BRH Malayalam Extra" w:cs="BRH Malayalam Extra"/>
                 <w:sz w:val="25"/>
                 <w:szCs w:val="40"/>
-              </w:rPr>
-              <w:t>–</w:t>
-            </w:r>
-            <w:r>
-              <w:rPr>
-                <w:rFonts w:ascii="BRH Malayalam Extra" w:hAnsi="BRH Malayalam Extra" w:cs="BRH Malayalam Extra"/>
-                <w:sz w:val="32"/>
-                <w:szCs w:val="40"/>
+                <w:lang w:val="it-IT"/>
+              </w:rPr>
+              <w:t>–</w:t>
+            </w:r>
+            <w:r>
+              <w:rPr>
+                <w:rFonts w:ascii="BRH Malayalam Extra" w:hAnsi="BRH Malayalam Extra" w:cs="BRH Malayalam Extra"/>
+                <w:sz w:val="32"/>
+                <w:szCs w:val="40"/>
+                <w:lang w:val="it-IT"/>
               </w:rPr>
               <w:t>Æ§¥ix ¥pby</w:t>
             </w:r>
@@ -37179,14 +40166,16 @@
                 <w:rFonts w:ascii="BRH Malayalam Extra" w:hAnsi="BRH Malayalam Extra" w:cs="BRH Malayalam Extra"/>
                 <w:sz w:val="25"/>
                 <w:szCs w:val="40"/>
-              </w:rPr>
-              <w:t>–</w:t>
-            </w:r>
-            <w:r>
-              <w:rPr>
-                <w:rFonts w:ascii="BRH Malayalam Extra" w:hAnsi="BRH Malayalam Extra" w:cs="BRH Malayalam Extra"/>
-                <w:sz w:val="32"/>
-                <w:szCs w:val="40"/>
+                <w:lang w:val="it-IT"/>
+              </w:rPr>
+              <w:t>–</w:t>
+            </w:r>
+            <w:r>
+              <w:rPr>
+                <w:rFonts w:ascii="BRH Malayalam Extra" w:hAnsi="BRH Malayalam Extra" w:cs="BRH Malayalam Extra"/>
+                <w:sz w:val="32"/>
+                <w:szCs w:val="40"/>
+                <w:lang w:val="it-IT"/>
               </w:rPr>
               <w:t>ª ¥pby—ky</w:t>
             </w:r>
@@ -37195,14 +40184,16 @@
                 <w:rFonts w:ascii="BRH Malayalam Extra" w:hAnsi="BRH Malayalam Extra" w:cs="BRH Malayalam Extra"/>
                 <w:sz w:val="25"/>
                 <w:szCs w:val="40"/>
-              </w:rPr>
-              <w:t>–</w:t>
-            </w:r>
-            <w:r>
-              <w:rPr>
-                <w:rFonts w:ascii="BRH Malayalam Extra" w:hAnsi="BRH Malayalam Extra" w:cs="BRH Malayalam Extra"/>
-                <w:sz w:val="32"/>
-                <w:szCs w:val="40"/>
+                <w:lang w:val="it-IT"/>
+              </w:rPr>
+              <w:t>–</w:t>
+            </w:r>
+            <w:r>
+              <w:rPr>
+                <w:rFonts w:ascii="BRH Malayalam Extra" w:hAnsi="BRH Malayalam Extra" w:cs="BRH Malayalam Extra"/>
+                <w:sz w:val="32"/>
+                <w:szCs w:val="40"/>
+                <w:lang w:val="it-IT"/>
               </w:rPr>
               <w:t>Æ§i C</w:t>
             </w:r>
@@ -37211,14 +40202,16 @@
                 <w:rFonts w:ascii="BRH Malayalam Extra" w:hAnsi="BRH Malayalam Extra" w:cs="BRH Malayalam Extra"/>
                 <w:sz w:val="25"/>
                 <w:szCs w:val="40"/>
-              </w:rPr>
-              <w:t>–</w:t>
-            </w:r>
-            <w:r>
-              <w:rPr>
-                <w:rFonts w:ascii="BRH Malayalam Extra" w:hAnsi="BRH Malayalam Extra" w:cs="BRH Malayalam Extra"/>
-                <w:sz w:val="32"/>
-                <w:szCs w:val="40"/>
+                <w:lang w:val="it-IT"/>
+              </w:rPr>
+              <w:t>–</w:t>
+            </w:r>
+            <w:r>
+              <w:rPr>
+                <w:rFonts w:ascii="BRH Malayalam Extra" w:hAnsi="BRH Malayalam Extra" w:cs="BRH Malayalam Extra"/>
+                <w:sz w:val="32"/>
+                <w:szCs w:val="40"/>
+                <w:lang w:val="it-IT"/>
               </w:rPr>
               <w:t>Æ§¥ix ¥pby—J e</w:t>
             </w:r>
@@ -37228,6 +40221,7 @@
                 <w:sz w:val="32"/>
                 <w:szCs w:val="40"/>
                 <w:highlight w:val="yellow"/>
+                <w:lang w:val="it-IT"/>
               </w:rPr>
               <w:t>kyc</w:t>
             </w:r>
@@ -37236,14 +40230,16 @@
                 <w:rFonts w:ascii="BRH Malayalam Extra" w:hAnsi="BRH Malayalam Extra" w:cs="BRH Malayalam Extra"/>
                 <w:sz w:val="25"/>
                 <w:szCs w:val="40"/>
-              </w:rPr>
-              <w:t>–</w:t>
-            </w:r>
-            <w:r>
-              <w:rPr>
-                <w:rFonts w:ascii="BRH Malayalam Extra" w:hAnsi="BRH Malayalam Extra" w:cs="BRH Malayalam Extra"/>
-                <w:sz w:val="32"/>
-                <w:szCs w:val="40"/>
+                <w:lang w:val="it-IT"/>
+              </w:rPr>
+              <w:t>–</w:t>
+            </w:r>
+            <w:r>
+              <w:rPr>
+                <w:rFonts w:ascii="BRH Malayalam Extra" w:hAnsi="BRH Malayalam Extra" w:cs="BRH Malayalam Extra"/>
+                <w:sz w:val="32"/>
+                <w:szCs w:val="40"/>
+                <w:lang w:val="it-IT"/>
               </w:rPr>
               <w:t>j—J e</w:t>
             </w:r>
@@ -37253,6 +40249,7 @@
                 <w:sz w:val="32"/>
                 <w:szCs w:val="40"/>
                 <w:highlight w:val="yellow"/>
+                <w:lang w:val="it-IT"/>
               </w:rPr>
               <w:t>kyc</w:t>
             </w:r>
@@ -37261,14 +40258,16 @@
                 <w:rFonts w:ascii="BRH Malayalam Extra" w:hAnsi="BRH Malayalam Extra" w:cs="BRH Malayalam Extra"/>
                 <w:sz w:val="25"/>
                 <w:szCs w:val="40"/>
-              </w:rPr>
-              <w:t>–</w:t>
-            </w:r>
-            <w:r>
-              <w:rPr>
-                <w:rFonts w:ascii="BRH Malayalam Extra" w:hAnsi="BRH Malayalam Extra" w:cs="BRH Malayalam Extra"/>
-                <w:sz w:val="32"/>
-                <w:szCs w:val="40"/>
+                <w:lang w:val="it-IT"/>
+              </w:rPr>
+              <w:t>–</w:t>
+            </w:r>
+            <w:r>
+              <w:rPr>
+                <w:rFonts w:ascii="BRH Malayalam Extra" w:hAnsi="BRH Malayalam Extra" w:cs="BRH Malayalam Extra"/>
+                <w:sz w:val="32"/>
+                <w:szCs w:val="40"/>
+                <w:lang w:val="it-IT"/>
               </w:rPr>
               <w:t>¥jx— ¥pby—ky</w:t>
             </w:r>
@@ -37277,14 +40276,16 @@
                 <w:rFonts w:ascii="BRH Malayalam Extra" w:hAnsi="BRH Malayalam Extra" w:cs="BRH Malayalam Extra"/>
                 <w:sz w:val="25"/>
                 <w:szCs w:val="40"/>
-              </w:rPr>
-              <w:t>–</w:t>
-            </w:r>
-            <w:r>
-              <w:rPr>
-                <w:rFonts w:ascii="BRH Malayalam Extra" w:hAnsi="BRH Malayalam Extra" w:cs="BRH Malayalam Extra"/>
-                <w:sz w:val="32"/>
-                <w:szCs w:val="40"/>
+                <w:lang w:val="it-IT"/>
+              </w:rPr>
+              <w:t>–</w:t>
+            </w:r>
+            <w:r>
+              <w:rPr>
+                <w:rFonts w:ascii="BRH Malayalam Extra" w:hAnsi="BRH Malayalam Extra" w:cs="BRH Malayalam Extra"/>
+                <w:sz w:val="32"/>
+                <w:szCs w:val="40"/>
+                <w:lang w:val="it-IT"/>
               </w:rPr>
               <w:t>Æ§i C</w:t>
             </w:r>
@@ -37293,14 +40294,16 @@
                 <w:rFonts w:ascii="BRH Malayalam Extra" w:hAnsi="BRH Malayalam Extra" w:cs="BRH Malayalam Extra"/>
                 <w:sz w:val="25"/>
                 <w:szCs w:val="40"/>
-              </w:rPr>
-              <w:t>–</w:t>
-            </w:r>
-            <w:r>
-              <w:rPr>
-                <w:rFonts w:ascii="BRH Malayalam Extra" w:hAnsi="BRH Malayalam Extra" w:cs="BRH Malayalam Extra"/>
-                <w:sz w:val="32"/>
-                <w:szCs w:val="40"/>
+                <w:lang w:val="it-IT"/>
+              </w:rPr>
+              <w:t>–</w:t>
+            </w:r>
+            <w:r>
+              <w:rPr>
+                <w:rFonts w:ascii="BRH Malayalam Extra" w:hAnsi="BRH Malayalam Extra" w:cs="BRH Malayalam Extra"/>
+                <w:sz w:val="32"/>
+                <w:szCs w:val="40"/>
+                <w:lang w:val="it-IT"/>
               </w:rPr>
               <w:t>Æ§¥ix ¥pby—J e</w:t>
             </w:r>
@@ -37310,6 +40313,7 @@
                 <w:sz w:val="32"/>
                 <w:szCs w:val="40"/>
                 <w:highlight w:val="yellow"/>
+                <w:lang w:val="it-IT"/>
               </w:rPr>
               <w:t>kyc</w:t>
             </w:r>
@@ -37318,14 +40322,16 @@
                 <w:rFonts w:ascii="BRH Malayalam Extra" w:hAnsi="BRH Malayalam Extra" w:cs="BRH Malayalam Extra"/>
                 <w:sz w:val="25"/>
                 <w:szCs w:val="40"/>
-              </w:rPr>
-              <w:t>–</w:t>
-            </w:r>
-            <w:r>
-              <w:rPr>
-                <w:rFonts w:ascii="BRH Malayalam Extra" w:hAnsi="BRH Malayalam Extra" w:cs="BRH Malayalam Extra"/>
-                <w:sz w:val="32"/>
-                <w:szCs w:val="40"/>
+                <w:lang w:val="it-IT"/>
+              </w:rPr>
+              <w:t>–</w:t>
+            </w:r>
+            <w:r>
+              <w:rPr>
+                <w:rFonts w:ascii="BRH Malayalam Extra" w:hAnsi="BRH Malayalam Extra" w:cs="BRH Malayalam Extra"/>
+                <w:sz w:val="32"/>
+                <w:szCs w:val="40"/>
+                <w:lang w:val="it-IT"/>
               </w:rPr>
               <w:t xml:space="preserve">j—J | </w:t>
             </w:r>
@@ -37341,12 +40347,14 @@
                 <w:rFonts w:ascii="BRH Malayalam Extra" w:hAnsi="BRH Malayalam Extra" w:cs="BRH Malayalam Extra"/>
                 <w:sz w:val="32"/>
                 <w:szCs w:val="40"/>
+                <w:lang w:val="it-IT"/>
               </w:rPr>
             </w:pPr>
             <w:r>
               <w:rPr>
                 <w:rFonts w:cs="BRH Malayalam Extra"/>
                 <w:szCs w:val="40"/>
+                <w:lang w:val="it-IT"/>
               </w:rPr>
               <w:t>20</w:t>
             </w:r>
@@ -37355,6 +40363,7 @@
                 <w:rFonts w:ascii="BRH Malayalam Extra" w:hAnsi="BRH Malayalam Extra" w:cs="BRH Malayalam Extra"/>
                 <w:sz w:val="32"/>
                 <w:szCs w:val="40"/>
+                <w:lang w:val="it-IT"/>
               </w:rPr>
               <w:t>)</w:t>
             </w:r>
@@ -37362,6 +40371,7 @@
               <w:rPr>
                 <w:rFonts w:cs="BRH Malayalam Extra"/>
                 <w:szCs w:val="40"/>
+                <w:lang w:val="it-IT"/>
               </w:rPr>
               <w:t xml:space="preserve">  1</w:t>
             </w:r>
@@ -37370,6 +40380,7 @@
                 <w:rFonts w:ascii="BRH Malayalam Extra" w:hAnsi="BRH Malayalam Extra" w:cs="BRH Malayalam Extra"/>
                 <w:sz w:val="32"/>
                 <w:szCs w:val="40"/>
+                <w:lang w:val="it-IT"/>
               </w:rPr>
               <w:t>.</w:t>
             </w:r>
@@ -37377,6 +40388,7 @@
               <w:rPr>
                 <w:rFonts w:cs="BRH Malayalam Extra"/>
                 <w:szCs w:val="40"/>
+                <w:lang w:val="it-IT"/>
               </w:rPr>
               <w:t>5</w:t>
             </w:r>
@@ -37385,6 +40397,7 @@
                 <w:rFonts w:ascii="BRH Malayalam Extra" w:hAnsi="BRH Malayalam Extra" w:cs="BRH Malayalam Extra"/>
                 <w:sz w:val="32"/>
                 <w:szCs w:val="40"/>
+                <w:lang w:val="it-IT"/>
               </w:rPr>
               <w:t>.</w:t>
             </w:r>
@@ -37392,6 +40405,7 @@
               <w:rPr>
                 <w:rFonts w:cs="BRH Malayalam Extra"/>
                 <w:szCs w:val="40"/>
+                <w:lang w:val="it-IT"/>
               </w:rPr>
               <w:t>10</w:t>
             </w:r>
@@ -37400,6 +40414,7 @@
                 <w:rFonts w:ascii="BRH Malayalam Extra" w:hAnsi="BRH Malayalam Extra" w:cs="BRH Malayalam Extra"/>
                 <w:sz w:val="32"/>
                 <w:szCs w:val="40"/>
+                <w:lang w:val="it-IT"/>
               </w:rPr>
               <w:t>.</w:t>
             </w:r>
@@ -37407,6 +40422,7 @@
               <w:rPr>
                 <w:rFonts w:cs="BRH Malayalam Extra"/>
                 <w:szCs w:val="40"/>
+                <w:lang w:val="it-IT"/>
               </w:rPr>
               <w:t>4</w:t>
             </w:r>
@@ -37415,6 +40431,7 @@
                 <w:rFonts w:ascii="BRH Malayalam Extra" w:hAnsi="BRH Malayalam Extra" w:cs="BRH Malayalam Extra"/>
                 <w:sz w:val="32"/>
                 <w:szCs w:val="40"/>
+                <w:lang w:val="it-IT"/>
               </w:rPr>
               <w:t>(</w:t>
             </w:r>
@@ -37422,6 +40439,7 @@
               <w:rPr>
                 <w:rFonts w:cs="BRH Malayalam Extra"/>
                 <w:szCs w:val="40"/>
+                <w:lang w:val="it-IT"/>
               </w:rPr>
               <w:t>18</w:t>
             </w:r>
@@ -37430,6 +40448,7 @@
                 <w:rFonts w:ascii="BRH Malayalam Extra" w:hAnsi="BRH Malayalam Extra" w:cs="BRH Malayalam Extra"/>
                 <w:sz w:val="32"/>
                 <w:szCs w:val="40"/>
+                <w:lang w:val="it-IT"/>
               </w:rPr>
               <w:t>)-  ¥pby—J | e</w:t>
             </w:r>
@@ -37438,14 +40457,16 @@
                 <w:rFonts w:ascii="BRH Malayalam Extra" w:hAnsi="BRH Malayalam Extra" w:cs="BRH Malayalam Extra"/>
                 <w:sz w:val="25"/>
                 <w:szCs w:val="40"/>
-              </w:rPr>
-              <w:t>–</w:t>
-            </w:r>
-            <w:r>
-              <w:rPr>
-                <w:rFonts w:ascii="BRH Malayalam Extra" w:hAnsi="BRH Malayalam Extra" w:cs="BRH Malayalam Extra"/>
-                <w:sz w:val="32"/>
-                <w:szCs w:val="40"/>
+                <w:lang w:val="it-IT"/>
+              </w:rPr>
+              <w:t>–</w:t>
+            </w:r>
+            <w:r>
+              <w:rPr>
+                <w:rFonts w:ascii="BRH Malayalam Extra" w:hAnsi="BRH Malayalam Extra" w:cs="BRH Malayalam Extra"/>
+                <w:sz w:val="32"/>
+                <w:szCs w:val="40"/>
+                <w:lang w:val="it-IT"/>
               </w:rPr>
               <w:t>ky</w:t>
             </w:r>
@@ -37454,6 +40475,7 @@
                 <w:rFonts w:ascii="BRH Malayalam Extra" w:hAnsi="BRH Malayalam Extra" w:cs="BRH Malayalam Extra"/>
                 <w:sz w:val="25"/>
                 <w:szCs w:val="40"/>
+                <w:lang w:val="it-IT"/>
               </w:rPr>
               <w:t>–</w:t>
             </w:r>
@@ -37463,6 +40485,7 @@
                 <w:sz w:val="32"/>
                 <w:szCs w:val="40"/>
                 <w:highlight w:val="yellow"/>
+                <w:lang w:val="it-IT"/>
               </w:rPr>
               <w:t>c</w:t>
             </w:r>
@@ -37471,14 +40494,16 @@
                 <w:rFonts w:ascii="BRH Malayalam Extra" w:hAnsi="BRH Malayalam Extra" w:cs="BRH Malayalam Extra"/>
                 <w:sz w:val="25"/>
                 <w:szCs w:val="40"/>
-              </w:rPr>
-              <w:t>–</w:t>
-            </w:r>
-            <w:r>
-              <w:rPr>
-                <w:rFonts w:ascii="BRH Malayalam Extra" w:hAnsi="BRH Malayalam Extra" w:cs="BRH Malayalam Extra"/>
-                <w:sz w:val="32"/>
-                <w:szCs w:val="40"/>
+                <w:lang w:val="it-IT"/>
+              </w:rPr>
+              <w:t>–</w:t>
+            </w:r>
+            <w:r>
+              <w:rPr>
+                <w:rFonts w:ascii="BRH Malayalam Extra" w:hAnsi="BRH Malayalam Extra" w:cs="BRH Malayalam Extra"/>
+                <w:sz w:val="32"/>
+                <w:szCs w:val="40"/>
+                <w:lang w:val="it-IT"/>
               </w:rPr>
               <w:t>j—J | P</w:t>
             </w:r>
@@ -37487,14 +40512,16 @@
                 <w:rFonts w:ascii="BRH Malayalam Extra" w:hAnsi="BRH Malayalam Extra" w:cs="BRH Malayalam Extra"/>
                 <w:sz w:val="25"/>
                 <w:szCs w:val="40"/>
-              </w:rPr>
-              <w:t>–</w:t>
-            </w:r>
-            <w:r>
-              <w:rPr>
-                <w:rFonts w:ascii="BRH Malayalam Extra" w:hAnsi="BRH Malayalam Extra" w:cs="BRH Malayalam Extra"/>
-                <w:sz w:val="32"/>
-                <w:szCs w:val="40"/>
+                <w:lang w:val="it-IT"/>
+              </w:rPr>
+              <w:t>–</w:t>
+            </w:r>
+            <w:r>
+              <w:rPr>
+                <w:rFonts w:ascii="BRH Malayalam Extra" w:hAnsi="BRH Malayalam Extra" w:cs="BRH Malayalam Extra"/>
+                <w:sz w:val="32"/>
+                <w:szCs w:val="40"/>
+                <w:lang w:val="it-IT"/>
               </w:rPr>
               <w:t xml:space="preserve"> |</w:t>
             </w:r>
@@ -37510,6 +40537,7 @@
                 <w:rFonts w:ascii="BRH Malayalam Extra" w:hAnsi="BRH Malayalam Extra" w:cs="BRH Malayalam Extra"/>
                 <w:sz w:val="32"/>
                 <w:szCs w:val="40"/>
+                <w:lang w:val="it-IT"/>
               </w:rPr>
             </w:pPr>
             <w:r>
@@ -37517,6 +40545,7 @@
                 <w:rFonts w:ascii="BRH Malayalam Extra" w:hAnsi="BRH Malayalam Extra" w:cs="BRH Malayalam Extra"/>
                 <w:sz w:val="32"/>
                 <w:szCs w:val="40"/>
+                <w:lang w:val="it-IT"/>
               </w:rPr>
               <w:t>¥pby—J e</w:t>
             </w:r>
@@ -37526,6 +40555,7 @@
                 <w:sz w:val="32"/>
                 <w:szCs w:val="40"/>
                 <w:highlight w:val="yellow"/>
+                <w:lang w:val="it-IT"/>
               </w:rPr>
               <w:t>kyc</w:t>
             </w:r>
@@ -37534,14 +40564,16 @@
                 <w:rFonts w:ascii="BRH Malayalam Extra" w:hAnsi="BRH Malayalam Extra" w:cs="BRH Malayalam Extra"/>
                 <w:sz w:val="25"/>
                 <w:szCs w:val="40"/>
-              </w:rPr>
-              <w:t>–</w:t>
-            </w:r>
-            <w:r>
-              <w:rPr>
-                <w:rFonts w:ascii="BRH Malayalam Extra" w:hAnsi="BRH Malayalam Extra" w:cs="BRH Malayalam Extra"/>
-                <w:sz w:val="32"/>
-                <w:szCs w:val="40"/>
+                <w:lang w:val="it-IT"/>
+              </w:rPr>
+              <w:t>–</w:t>
+            </w:r>
+            <w:r>
+              <w:rPr>
+                <w:rFonts w:ascii="BRH Malayalam Extra" w:hAnsi="BRH Malayalam Extra" w:cs="BRH Malayalam Extra"/>
+                <w:sz w:val="32"/>
+                <w:szCs w:val="40"/>
+                <w:lang w:val="it-IT"/>
               </w:rPr>
               <w:t>j—J e</w:t>
             </w:r>
@@ -37551,6 +40583,7 @@
                 <w:sz w:val="32"/>
                 <w:szCs w:val="40"/>
                 <w:highlight w:val="yellow"/>
+                <w:lang w:val="it-IT"/>
               </w:rPr>
               <w:t>kyc</w:t>
             </w:r>
@@ -37559,14 +40592,16 @@
                 <w:rFonts w:ascii="BRH Malayalam Extra" w:hAnsi="BRH Malayalam Extra" w:cs="BRH Malayalam Extra"/>
                 <w:sz w:val="25"/>
                 <w:szCs w:val="40"/>
-              </w:rPr>
-              <w:t>–</w:t>
-            </w:r>
-            <w:r>
-              <w:rPr>
-                <w:rFonts w:ascii="BRH Malayalam Extra" w:hAnsi="BRH Malayalam Extra" w:cs="BRH Malayalam Extra"/>
-                <w:sz w:val="32"/>
-                <w:szCs w:val="40"/>
+                <w:lang w:val="it-IT"/>
+              </w:rPr>
+              <w:t>–</w:t>
+            </w:r>
+            <w:r>
+              <w:rPr>
+                <w:rFonts w:ascii="BRH Malayalam Extra" w:hAnsi="BRH Malayalam Extra" w:cs="BRH Malayalam Extra"/>
+                <w:sz w:val="32"/>
+                <w:szCs w:val="40"/>
+                <w:lang w:val="it-IT"/>
               </w:rPr>
               <w:t>¥jx— ¥pby</w:t>
             </w:r>
@@ -37575,14 +40610,16 @@
                 <w:rFonts w:ascii="BRH Malayalam Extra" w:hAnsi="BRH Malayalam Extra" w:cs="BRH Malayalam Extra"/>
                 <w:sz w:val="25"/>
                 <w:szCs w:val="40"/>
-              </w:rPr>
-              <w:t>–</w:t>
-            </w:r>
-            <w:r>
-              <w:rPr>
-                <w:rFonts w:ascii="BRH Malayalam Extra" w:hAnsi="BRH Malayalam Extra" w:cs="BRH Malayalam Extra"/>
-                <w:sz w:val="32"/>
-                <w:szCs w:val="40"/>
+                <w:lang w:val="it-IT"/>
+              </w:rPr>
+              <w:t>–</w:t>
+            </w:r>
+            <w:r>
+              <w:rPr>
+                <w:rFonts w:ascii="BRH Malayalam Extra" w:hAnsi="BRH Malayalam Extra" w:cs="BRH Malayalam Extra"/>
+                <w:sz w:val="32"/>
+                <w:szCs w:val="40"/>
+                <w:lang w:val="it-IT"/>
               </w:rPr>
               <w:t>ª ¥pby—J e</w:t>
             </w:r>
@@ -37592,6 +40629,7 @@
                 <w:sz w:val="32"/>
                 <w:szCs w:val="40"/>
                 <w:highlight w:val="yellow"/>
+                <w:lang w:val="it-IT"/>
               </w:rPr>
               <w:t>kyc</w:t>
             </w:r>
@@ -37600,14 +40638,16 @@
                 <w:rFonts w:ascii="BRH Malayalam Extra" w:hAnsi="BRH Malayalam Extra" w:cs="BRH Malayalam Extra"/>
                 <w:sz w:val="25"/>
                 <w:szCs w:val="40"/>
-              </w:rPr>
-              <w:t>–</w:t>
-            </w:r>
-            <w:r>
-              <w:rPr>
-                <w:rFonts w:ascii="BRH Malayalam Extra" w:hAnsi="BRH Malayalam Extra" w:cs="BRH Malayalam Extra"/>
-                <w:sz w:val="32"/>
-                <w:szCs w:val="40"/>
+                <w:lang w:val="it-IT"/>
+              </w:rPr>
+              <w:t>–</w:t>
+            </w:r>
+            <w:r>
+              <w:rPr>
+                <w:rFonts w:ascii="BRH Malayalam Extra" w:hAnsi="BRH Malayalam Extra" w:cs="BRH Malayalam Extra"/>
+                <w:sz w:val="32"/>
+                <w:szCs w:val="40"/>
+                <w:lang w:val="it-IT"/>
               </w:rPr>
               <w:t>j—Ò P e</w:t>
             </w:r>
@@ -37617,6 +40657,7 @@
                 <w:sz w:val="32"/>
                 <w:szCs w:val="40"/>
                 <w:highlight w:val="yellow"/>
+                <w:lang w:val="it-IT"/>
               </w:rPr>
               <w:t>kyc</w:t>
             </w:r>
@@ -37625,14 +40666,16 @@
                 <w:rFonts w:ascii="BRH Malayalam Extra" w:hAnsi="BRH Malayalam Extra" w:cs="BRH Malayalam Extra"/>
                 <w:sz w:val="25"/>
                 <w:szCs w:val="40"/>
-              </w:rPr>
-              <w:t>–</w:t>
-            </w:r>
-            <w:r>
-              <w:rPr>
-                <w:rFonts w:ascii="BRH Malayalam Extra" w:hAnsi="BRH Malayalam Extra" w:cs="BRH Malayalam Extra"/>
-                <w:sz w:val="32"/>
-                <w:szCs w:val="40"/>
+                <w:lang w:val="it-IT"/>
+              </w:rPr>
+              <w:t>–</w:t>
+            </w:r>
+            <w:r>
+              <w:rPr>
+                <w:rFonts w:ascii="BRH Malayalam Extra" w:hAnsi="BRH Malayalam Extra" w:cs="BRH Malayalam Extra"/>
+                <w:sz w:val="32"/>
+                <w:szCs w:val="40"/>
+                <w:lang w:val="it-IT"/>
               </w:rPr>
               <w:t>¥jx— ¥pby</w:t>
             </w:r>
@@ -37641,14 +40684,16 @@
                 <w:rFonts w:ascii="BRH Malayalam Extra" w:hAnsi="BRH Malayalam Extra" w:cs="BRH Malayalam Extra"/>
                 <w:sz w:val="25"/>
                 <w:szCs w:val="40"/>
-              </w:rPr>
-              <w:t>–</w:t>
-            </w:r>
-            <w:r>
-              <w:rPr>
-                <w:rFonts w:ascii="BRH Malayalam Extra" w:hAnsi="BRH Malayalam Extra" w:cs="BRH Malayalam Extra"/>
-                <w:sz w:val="32"/>
-                <w:szCs w:val="40"/>
+                <w:lang w:val="it-IT"/>
+              </w:rPr>
+              <w:t>–</w:t>
+            </w:r>
+            <w:r>
+              <w:rPr>
+                <w:rFonts w:ascii="BRH Malayalam Extra" w:hAnsi="BRH Malayalam Extra" w:cs="BRH Malayalam Extra"/>
+                <w:sz w:val="32"/>
+                <w:szCs w:val="40"/>
+                <w:lang w:val="it-IT"/>
               </w:rPr>
               <w:t>ª ¥pby—J e</w:t>
             </w:r>
@@ -37658,6 +40703,7 @@
                 <w:sz w:val="32"/>
                 <w:szCs w:val="40"/>
                 <w:highlight w:val="yellow"/>
+                <w:lang w:val="it-IT"/>
               </w:rPr>
               <w:t>kyc</w:t>
             </w:r>
@@ -37666,14 +40712,16 @@
                 <w:rFonts w:ascii="BRH Malayalam Extra" w:hAnsi="BRH Malayalam Extra" w:cs="BRH Malayalam Extra"/>
                 <w:sz w:val="25"/>
                 <w:szCs w:val="40"/>
-              </w:rPr>
-              <w:t>–</w:t>
-            </w:r>
-            <w:r>
-              <w:rPr>
-                <w:rFonts w:ascii="BRH Malayalam Extra" w:hAnsi="BRH Malayalam Extra" w:cs="BRH Malayalam Extra"/>
-                <w:sz w:val="32"/>
-                <w:szCs w:val="40"/>
+                <w:lang w:val="it-IT"/>
+              </w:rPr>
+              <w:t>–</w:t>
+            </w:r>
+            <w:r>
+              <w:rPr>
+                <w:rFonts w:ascii="BRH Malayalam Extra" w:hAnsi="BRH Malayalam Extra" w:cs="BRH Malayalam Extra"/>
+                <w:sz w:val="32"/>
+                <w:szCs w:val="40"/>
+                <w:lang w:val="it-IT"/>
               </w:rPr>
               <w:t xml:space="preserve">j—Ò | </w:t>
             </w:r>
@@ -37866,6 +40914,7 @@
                 <w:sz w:val="32"/>
                 <w:szCs w:val="40"/>
               </w:rPr>
+              <w:lastRenderedPageBreak/>
               <w:t>e</w:t>
             </w:r>
             <w:r>
@@ -38098,7 +41147,6 @@
                 <w:rFonts w:cs="BRH Malayalam Extra"/>
                 <w:szCs w:val="40"/>
               </w:rPr>
-              <w:lastRenderedPageBreak/>
               <w:t>22</w:t>
             </w:r>
             <w:r>
@@ -39324,6 +42372,7 @@
                 <w:sz w:val="32"/>
                 <w:szCs w:val="40"/>
               </w:rPr>
+              <w:lastRenderedPageBreak/>
               <w:t>e</w:t>
             </w:r>
             <w:r>
@@ -39591,7 +42640,6 @@
                 <w:rFonts w:cs="BRH Malayalam Extra"/>
                 <w:szCs w:val="40"/>
               </w:rPr>
-              <w:lastRenderedPageBreak/>
               <w:t>22</w:t>
             </w:r>
             <w:r>
@@ -41431,6 +44479,7 @@
                 <w:sz w:val="32"/>
                 <w:szCs w:val="40"/>
               </w:rPr>
+              <w:lastRenderedPageBreak/>
               <w:t>öe</w:t>
             </w:r>
             <w:r>
@@ -41673,16 +44722,7 @@
                 <w:sz w:val="32"/>
                 <w:szCs w:val="40"/>
               </w:rPr>
-              <w:t xml:space="preserve"> </w:t>
-            </w:r>
-            <w:r>
-              <w:rPr>
-                <w:rFonts w:ascii="BRH Malayalam Extra" w:hAnsi="BRH Malayalam Extra" w:cs="BRH Malayalam Extra"/>
-                <w:sz w:val="32"/>
-                <w:szCs w:val="40"/>
-              </w:rPr>
-              <w:lastRenderedPageBreak/>
-              <w:t>kxR</w:t>
+              <w:t xml:space="preserve"> kxR</w:t>
             </w:r>
             <w:r>
               <w:rPr>
@@ -43141,6 +46181,7 @@
                 <w:sz w:val="32"/>
                 <w:szCs w:val="40"/>
               </w:rPr>
+              <w:lastRenderedPageBreak/>
               <w:t>öe</w:t>
             </w:r>
             <w:r>
@@ -43358,16 +46399,7 @@
                 <w:sz w:val="32"/>
                 <w:szCs w:val="40"/>
               </w:rPr>
-              <w:t xml:space="preserve"> </w:t>
-            </w:r>
-            <w:r>
-              <w:rPr>
-                <w:rFonts w:ascii="BRH Malayalam Extra" w:hAnsi="BRH Malayalam Extra" w:cs="BRH Malayalam Extra"/>
-                <w:sz w:val="32"/>
-                <w:szCs w:val="40"/>
-              </w:rPr>
-              <w:lastRenderedPageBreak/>
-              <w:t>kxR</w:t>
+              <w:t xml:space="preserve"> kxR</w:t>
             </w:r>
             <w:r>
               <w:rPr>
@@ -45126,6 +48158,7 @@
                 <w:rFonts w:cs="BRH Malayalam Extra"/>
                 <w:szCs w:val="40"/>
               </w:rPr>
+              <w:lastRenderedPageBreak/>
               <w:t>24</w:t>
             </w:r>
             <w:r>
@@ -46646,7 +49679,7 @@
 </file>
 
 <file path=word/endnotes.xml><?xml version="1.0" encoding="utf-8"?>
-<w:endnotes xmlns:wpc="http://schemas.microsoft.com/office/word/2010/wordprocessingCanvas" xmlns:cx="http://schemas.microsoft.com/office/drawing/2014/chartex" xmlns:cx1="http://schemas.microsoft.com/office/drawing/2015/9/8/chartex" xmlns:cx2="http://schemas.microsoft.com/office/drawing/2015/10/21/chartex" xmlns:cx3="http://schemas.microsoft.com/office/drawing/2016/5/9/chartex" xmlns:cx4="http://schemas.microsoft.com/office/drawing/2016/5/10/chartex" xmlns:cx5="http://schemas.microsoft.com/office/drawing/2016/5/11/chartex" xmlns:cx6="http://schemas.microsoft.com/office/drawing/2016/5/12/chartex" xmlns:cx7="http://schemas.microsoft.com/office/drawing/2016/5/13/chartex" xmlns:cx8="http://schemas.microsoft.com/office/drawing/2016/5/14/chartex" xmlns:mc="http://schemas.openxmlformats.org/markup-compatibility/2006" xmlns:aink="http://schemas.microsoft.com/office/drawing/2016/ink" xmlns:am3d="http://schemas.microsoft.com/office/drawing/2017/model3d" xmlns:o="urn:schemas-microsoft-com:office:office" xmlns:oel="http://schemas.microsoft.com/office/2019/extlst" xmlns:r="http://schemas.openxmlformats.org/officeDocument/2006/relationships" xmlns:m="http://schemas.openxmlformats.org/officeDocument/2006/math" xmlns:v="urn:schemas-microsoft-com:vml" xmlns:wp14="http://schemas.microsoft.com/office/word/2010/wordprocessingDrawing" xmlns:wp="http://schemas.openxmlformats.org/drawingml/2006/wordprocessingDrawing" xmlns:w10="urn:schemas-microsoft-com:office:word" xmlns:w="http://schemas.openxmlformats.org/wordprocessingml/2006/main" xmlns:w14="http://schemas.microsoft.com/office/word/2010/wordml" xmlns:w15="http://schemas.microsoft.com/office/word/2012/wordml" xmlns:w16cex="http://schemas.microsoft.com/office/word/2018/wordml/cex" xmlns:w16cid="http://schemas.microsoft.com/office/word/2016/wordml/cid" xmlns:w16="http://schemas.microsoft.com/office/word/2018/wordml" xmlns:w16sdtdh="http://schemas.microsoft.com/office/word/2020/wordml/sdtdatahash" xmlns:w16se="http://schemas.microsoft.com/office/word/2015/wordml/symex" xmlns:wpg="http://schemas.microsoft.com/office/word/2010/wordprocessingGroup" xmlns:wpi="http://schemas.microsoft.com/office/word/2010/wordprocessingInk" xmlns:wne="http://schemas.microsoft.com/office/word/2006/wordml" xmlns:wps="http://schemas.microsoft.com/office/word/2010/wordprocessingShape" mc:Ignorable="w14 w15 w16se w16cid w16 w16cex w16sdtdh wp14">
+<w:endnotes xmlns:wpc="http://schemas.microsoft.com/office/word/2010/wordprocessingCanvas" xmlns:cx="http://schemas.microsoft.com/office/drawing/2014/chartex" xmlns:cx1="http://schemas.microsoft.com/office/drawing/2015/9/8/chartex" xmlns:cx2="http://schemas.microsoft.com/office/drawing/2015/10/21/chartex" xmlns:cx3="http://schemas.microsoft.com/office/drawing/2016/5/9/chartex" xmlns:cx4="http://schemas.microsoft.com/office/drawing/2016/5/10/chartex" xmlns:cx5="http://schemas.microsoft.com/office/drawing/2016/5/11/chartex" xmlns:cx6="http://schemas.microsoft.com/office/drawing/2016/5/12/chartex" xmlns:cx7="http://schemas.microsoft.com/office/drawing/2016/5/13/chartex" xmlns:cx8="http://schemas.microsoft.com/office/drawing/2016/5/14/chartex" xmlns:mc="http://schemas.openxmlformats.org/markup-compatibility/2006" xmlns:aink="http://schemas.microsoft.com/office/drawing/2016/ink" xmlns:am3d="http://schemas.microsoft.com/office/drawing/2017/model3d" xmlns:o="urn:schemas-microsoft-com:office:office" xmlns:oel="http://schemas.microsoft.com/office/2019/extlst" xmlns:r="http://schemas.openxmlformats.org/officeDocument/2006/relationships" xmlns:m="http://schemas.openxmlformats.org/officeDocument/2006/math" xmlns:v="urn:schemas-microsoft-com:vml" xmlns:wp14="http://schemas.microsoft.com/office/word/2010/wordprocessingDrawing" xmlns:wp="http://schemas.openxmlformats.org/drawingml/2006/wordprocessingDrawing" xmlns:w10="urn:schemas-microsoft-com:office:word" xmlns:w="http://schemas.openxmlformats.org/wordprocessingml/2006/main" xmlns:w14="http://schemas.microsoft.com/office/word/2010/wordml" xmlns:w15="http://schemas.microsoft.com/office/word/2012/wordml" xmlns:w16cex="http://schemas.microsoft.com/office/word/2018/wordml/cex" xmlns:w16cid="http://schemas.microsoft.com/office/word/2016/wordml/cid" xmlns:w16="http://schemas.microsoft.com/office/word/2018/wordml" xmlns:w16du="http://schemas.microsoft.com/office/word/2023/wordml/word16du" xmlns:w16sdtdh="http://schemas.microsoft.com/office/word/2020/wordml/sdtdatahash" xmlns:w16sdtfl="http://schemas.microsoft.com/office/word/2024/wordml/sdtformatlock" xmlns:w16se="http://schemas.microsoft.com/office/word/2015/wordml/symex" xmlns:wpg="http://schemas.microsoft.com/office/word/2010/wordprocessingGroup" xmlns:wpi="http://schemas.microsoft.com/office/word/2010/wordprocessingInk" xmlns:wne="http://schemas.microsoft.com/office/word/2006/wordml" xmlns:wps="http://schemas.microsoft.com/office/word/2010/wordprocessingShape" mc:Ignorable="w14 w15 w16se w16cid w16 w16cex w16sdtdh w16sdtfl w16du wp14">
   <w:endnote w:type="separator" w:id="-1">
     <w:p>
       <w:pPr>
@@ -46671,7 +49704,7 @@
 </file>
 
 <file path=word/footer1.xml><?xml version="1.0" encoding="utf-8"?>
-<w:ftr xmlns:wpc="http://schemas.microsoft.com/office/word/2010/wordprocessingCanvas" xmlns:cx="http://schemas.microsoft.com/office/drawing/2014/chartex" xmlns:cx1="http://schemas.microsoft.com/office/drawing/2015/9/8/chartex" xmlns:cx2="http://schemas.microsoft.com/office/drawing/2015/10/21/chartex" xmlns:cx3="http://schemas.microsoft.com/office/drawing/2016/5/9/chartex" xmlns:cx4="http://schemas.microsoft.com/office/drawing/2016/5/10/chartex" xmlns:cx5="http://schemas.microsoft.com/office/drawing/2016/5/11/chartex" xmlns:cx6="http://schemas.microsoft.com/office/drawing/2016/5/12/chartex" xmlns:cx7="http://schemas.microsoft.com/office/drawing/2016/5/13/chartex" xmlns:cx8="http://schemas.microsoft.com/office/drawing/2016/5/14/chartex" xmlns:mc="http://schemas.openxmlformats.org/markup-compatibility/2006" xmlns:aink="http://schemas.microsoft.com/office/drawing/2016/ink" xmlns:am3d="http://schemas.microsoft.com/office/drawing/2017/model3d" xmlns:o="urn:schemas-microsoft-com:office:office" xmlns:oel="http://schemas.microsoft.com/office/2019/extlst" xmlns:r="http://schemas.openxmlformats.org/officeDocument/2006/relationships" xmlns:m="http://schemas.openxmlformats.org/officeDocument/2006/math" xmlns:v="urn:schemas-microsoft-com:vml" xmlns:wp14="http://schemas.microsoft.com/office/word/2010/wordprocessingDrawing" xmlns:wp="http://schemas.openxmlformats.org/drawingml/2006/wordprocessingDrawing" xmlns:w10="urn:schemas-microsoft-com:office:word" xmlns:w="http://schemas.openxmlformats.org/wordprocessingml/2006/main" xmlns:w14="http://schemas.microsoft.com/office/word/2010/wordml" xmlns:w15="http://schemas.microsoft.com/office/word/2012/wordml" xmlns:w16cex="http://schemas.microsoft.com/office/word/2018/wordml/cex" xmlns:w16cid="http://schemas.microsoft.com/office/word/2016/wordml/cid" xmlns:w16="http://schemas.microsoft.com/office/word/2018/wordml" xmlns:w16sdtdh="http://schemas.microsoft.com/office/word/2020/wordml/sdtdatahash" xmlns:w16se="http://schemas.microsoft.com/office/word/2015/wordml/symex" xmlns:wpg="http://schemas.microsoft.com/office/word/2010/wordprocessingGroup" xmlns:wpi="http://schemas.microsoft.com/office/word/2010/wordprocessingInk" xmlns:wne="http://schemas.microsoft.com/office/word/2006/wordml" xmlns:wps="http://schemas.microsoft.com/office/word/2010/wordprocessingShape" mc:Ignorable="w14 w15 w16se w16cid w16 w16cex w16sdtdh wp14">
+<w:ftr xmlns:wpc="http://schemas.microsoft.com/office/word/2010/wordprocessingCanvas" xmlns:cx="http://schemas.microsoft.com/office/drawing/2014/chartex" xmlns:cx1="http://schemas.microsoft.com/office/drawing/2015/9/8/chartex" xmlns:cx2="http://schemas.microsoft.com/office/drawing/2015/10/21/chartex" xmlns:cx3="http://schemas.microsoft.com/office/drawing/2016/5/9/chartex" xmlns:cx4="http://schemas.microsoft.com/office/drawing/2016/5/10/chartex" xmlns:cx5="http://schemas.microsoft.com/office/drawing/2016/5/11/chartex" xmlns:cx6="http://schemas.microsoft.com/office/drawing/2016/5/12/chartex" xmlns:cx7="http://schemas.microsoft.com/office/drawing/2016/5/13/chartex" xmlns:cx8="http://schemas.microsoft.com/office/drawing/2016/5/14/chartex" xmlns:mc="http://schemas.openxmlformats.org/markup-compatibility/2006" xmlns:aink="http://schemas.microsoft.com/office/drawing/2016/ink" xmlns:am3d="http://schemas.microsoft.com/office/drawing/2017/model3d" xmlns:o="urn:schemas-microsoft-com:office:office" xmlns:oel="http://schemas.microsoft.com/office/2019/extlst" xmlns:r="http://schemas.openxmlformats.org/officeDocument/2006/relationships" xmlns:m="http://schemas.openxmlformats.org/officeDocument/2006/math" xmlns:v="urn:schemas-microsoft-com:vml" xmlns:wp14="http://schemas.microsoft.com/office/word/2010/wordprocessingDrawing" xmlns:wp="http://schemas.openxmlformats.org/drawingml/2006/wordprocessingDrawing" xmlns:w10="urn:schemas-microsoft-com:office:word" xmlns:w="http://schemas.openxmlformats.org/wordprocessingml/2006/main" xmlns:w14="http://schemas.microsoft.com/office/word/2010/wordml" xmlns:w15="http://schemas.microsoft.com/office/word/2012/wordml" xmlns:w16cex="http://schemas.microsoft.com/office/word/2018/wordml/cex" xmlns:w16cid="http://schemas.microsoft.com/office/word/2016/wordml/cid" xmlns:w16="http://schemas.microsoft.com/office/word/2018/wordml" xmlns:w16du="http://schemas.microsoft.com/office/word/2023/wordml/word16du" xmlns:w16sdtdh="http://schemas.microsoft.com/office/word/2020/wordml/sdtdatahash" xmlns:w16sdtfl="http://schemas.microsoft.com/office/word/2024/wordml/sdtformatlock" xmlns:w16se="http://schemas.microsoft.com/office/word/2015/wordml/symex" xmlns:wpg="http://schemas.microsoft.com/office/word/2010/wordprocessingGroup" xmlns:wpi="http://schemas.microsoft.com/office/word/2010/wordprocessingInk" xmlns:wne="http://schemas.microsoft.com/office/word/2006/wordml" xmlns:wps="http://schemas.microsoft.com/office/word/2010/wordprocessingShape" mc:Ignorable="w14 w15 w16se w16cid w16 w16cex w16sdtdh w16sdtfl w16du wp14">
   <w:p>
     <w:pPr>
       <w:pBdr>
@@ -46853,7 +49886,7 @@
 </file>
 
 <file path=word/footer2.xml><?xml version="1.0" encoding="utf-8"?>
-<w:ftr xmlns:wpc="http://schemas.microsoft.com/office/word/2010/wordprocessingCanvas" xmlns:cx="http://schemas.microsoft.com/office/drawing/2014/chartex" xmlns:cx1="http://schemas.microsoft.com/office/drawing/2015/9/8/chartex" xmlns:cx2="http://schemas.microsoft.com/office/drawing/2015/10/21/chartex" xmlns:cx3="http://schemas.microsoft.com/office/drawing/2016/5/9/chartex" xmlns:cx4="http://schemas.microsoft.com/office/drawing/2016/5/10/chartex" xmlns:cx5="http://schemas.microsoft.com/office/drawing/2016/5/11/chartex" xmlns:cx6="http://schemas.microsoft.com/office/drawing/2016/5/12/chartex" xmlns:cx7="http://schemas.microsoft.com/office/drawing/2016/5/13/chartex" xmlns:cx8="http://schemas.microsoft.com/office/drawing/2016/5/14/chartex" xmlns:mc="http://schemas.openxmlformats.org/markup-compatibility/2006" xmlns:aink="http://schemas.microsoft.com/office/drawing/2016/ink" xmlns:am3d="http://schemas.microsoft.com/office/drawing/2017/model3d" xmlns:o="urn:schemas-microsoft-com:office:office" xmlns:oel="http://schemas.microsoft.com/office/2019/extlst" xmlns:r="http://schemas.openxmlformats.org/officeDocument/2006/relationships" xmlns:m="http://schemas.openxmlformats.org/officeDocument/2006/math" xmlns:v="urn:schemas-microsoft-com:vml" xmlns:wp14="http://schemas.microsoft.com/office/word/2010/wordprocessingDrawing" xmlns:wp="http://schemas.openxmlformats.org/drawingml/2006/wordprocessingDrawing" xmlns:w10="urn:schemas-microsoft-com:office:word" xmlns:w="http://schemas.openxmlformats.org/wordprocessingml/2006/main" xmlns:w14="http://schemas.microsoft.com/office/word/2010/wordml" xmlns:w15="http://schemas.microsoft.com/office/word/2012/wordml" xmlns:w16cex="http://schemas.microsoft.com/office/word/2018/wordml/cex" xmlns:w16cid="http://schemas.microsoft.com/office/word/2016/wordml/cid" xmlns:w16="http://schemas.microsoft.com/office/word/2018/wordml" xmlns:w16sdtdh="http://schemas.microsoft.com/office/word/2020/wordml/sdtdatahash" xmlns:w16se="http://schemas.microsoft.com/office/word/2015/wordml/symex" xmlns:wpg="http://schemas.microsoft.com/office/word/2010/wordprocessingGroup" xmlns:wpi="http://schemas.microsoft.com/office/word/2010/wordprocessingInk" xmlns:wne="http://schemas.microsoft.com/office/word/2006/wordml" xmlns:wps="http://schemas.microsoft.com/office/word/2010/wordprocessingShape" mc:Ignorable="w14 w15 w16se w16cid w16 w16cex w16sdtdh wp14">
+<w:ftr xmlns:wpc="http://schemas.microsoft.com/office/word/2010/wordprocessingCanvas" xmlns:cx="http://schemas.microsoft.com/office/drawing/2014/chartex" xmlns:cx1="http://schemas.microsoft.com/office/drawing/2015/9/8/chartex" xmlns:cx2="http://schemas.microsoft.com/office/drawing/2015/10/21/chartex" xmlns:cx3="http://schemas.microsoft.com/office/drawing/2016/5/9/chartex" xmlns:cx4="http://schemas.microsoft.com/office/drawing/2016/5/10/chartex" xmlns:cx5="http://schemas.microsoft.com/office/drawing/2016/5/11/chartex" xmlns:cx6="http://schemas.microsoft.com/office/drawing/2016/5/12/chartex" xmlns:cx7="http://schemas.microsoft.com/office/drawing/2016/5/13/chartex" xmlns:cx8="http://schemas.microsoft.com/office/drawing/2016/5/14/chartex" xmlns:mc="http://schemas.openxmlformats.org/markup-compatibility/2006" xmlns:aink="http://schemas.microsoft.com/office/drawing/2016/ink" xmlns:am3d="http://schemas.microsoft.com/office/drawing/2017/model3d" xmlns:o="urn:schemas-microsoft-com:office:office" xmlns:oel="http://schemas.microsoft.com/office/2019/extlst" xmlns:r="http://schemas.openxmlformats.org/officeDocument/2006/relationships" xmlns:m="http://schemas.openxmlformats.org/officeDocument/2006/math" xmlns:v="urn:schemas-microsoft-com:vml" xmlns:wp14="http://schemas.microsoft.com/office/word/2010/wordprocessingDrawing" xmlns:wp="http://schemas.openxmlformats.org/drawingml/2006/wordprocessingDrawing" xmlns:w10="urn:schemas-microsoft-com:office:word" xmlns:w="http://schemas.openxmlformats.org/wordprocessingml/2006/main" xmlns:w14="http://schemas.microsoft.com/office/word/2010/wordml" xmlns:w15="http://schemas.microsoft.com/office/word/2012/wordml" xmlns:w16cex="http://schemas.microsoft.com/office/word/2018/wordml/cex" xmlns:w16cid="http://schemas.microsoft.com/office/word/2016/wordml/cid" xmlns:w16="http://schemas.microsoft.com/office/word/2018/wordml" xmlns:w16du="http://schemas.microsoft.com/office/word/2023/wordml/word16du" xmlns:w16sdtdh="http://schemas.microsoft.com/office/word/2020/wordml/sdtdatahash" xmlns:w16sdtfl="http://schemas.microsoft.com/office/word/2024/wordml/sdtformatlock" xmlns:w16se="http://schemas.microsoft.com/office/word/2015/wordml/symex" xmlns:wpg="http://schemas.microsoft.com/office/word/2010/wordprocessingGroup" xmlns:wpi="http://schemas.microsoft.com/office/word/2010/wordprocessingInk" xmlns:wne="http://schemas.microsoft.com/office/word/2006/wordml" xmlns:wps="http://schemas.microsoft.com/office/word/2010/wordprocessingShape" mc:Ignorable="w14 w15 w16se w16cid w16 w16cex w16sdtdh w16sdtfl w16du wp14">
   <w:p>
     <w:pPr>
       <w:pBdr>
@@ -47059,7 +50092,7 @@
 </file>
 
 <file path=word/footnotes.xml><?xml version="1.0" encoding="utf-8"?>
-<w:footnotes xmlns:wpc="http://schemas.microsoft.com/office/word/2010/wordprocessingCanvas" xmlns:cx="http://schemas.microsoft.com/office/drawing/2014/chartex" xmlns:cx1="http://schemas.microsoft.com/office/drawing/2015/9/8/chartex" xmlns:cx2="http://schemas.microsoft.com/office/drawing/2015/10/21/chartex" xmlns:cx3="http://schemas.microsoft.com/office/drawing/2016/5/9/chartex" xmlns:cx4="http://schemas.microsoft.com/office/drawing/2016/5/10/chartex" xmlns:cx5="http://schemas.microsoft.com/office/drawing/2016/5/11/chartex" xmlns:cx6="http://schemas.microsoft.com/office/drawing/2016/5/12/chartex" xmlns:cx7="http://schemas.microsoft.com/office/drawing/2016/5/13/chartex" xmlns:cx8="http://schemas.microsoft.com/office/drawing/2016/5/14/chartex" xmlns:mc="http://schemas.openxmlformats.org/markup-compatibility/2006" xmlns:aink="http://schemas.microsoft.com/office/drawing/2016/ink" xmlns:am3d="http://schemas.microsoft.com/office/drawing/2017/model3d" xmlns:o="urn:schemas-microsoft-com:office:office" xmlns:oel="http://schemas.microsoft.com/office/2019/extlst" xmlns:r="http://schemas.openxmlformats.org/officeDocument/2006/relationships" xmlns:m="http://schemas.openxmlformats.org/officeDocument/2006/math" xmlns:v="urn:schemas-microsoft-com:vml" xmlns:wp14="http://schemas.microsoft.com/office/word/2010/wordprocessingDrawing" xmlns:wp="http://schemas.openxmlformats.org/drawingml/2006/wordprocessingDrawing" xmlns:w10="urn:schemas-microsoft-com:office:word" xmlns:w="http://schemas.openxmlformats.org/wordprocessingml/2006/main" xmlns:w14="http://schemas.microsoft.com/office/word/2010/wordml" xmlns:w15="http://schemas.microsoft.com/office/word/2012/wordml" xmlns:w16cex="http://schemas.microsoft.com/office/word/2018/wordml/cex" xmlns:w16cid="http://schemas.microsoft.com/office/word/2016/wordml/cid" xmlns:w16="http://schemas.microsoft.com/office/word/2018/wordml" xmlns:w16sdtdh="http://schemas.microsoft.com/office/word/2020/wordml/sdtdatahash" xmlns:w16se="http://schemas.microsoft.com/office/word/2015/wordml/symex" xmlns:wpg="http://schemas.microsoft.com/office/word/2010/wordprocessingGroup" xmlns:wpi="http://schemas.microsoft.com/office/word/2010/wordprocessingInk" xmlns:wne="http://schemas.microsoft.com/office/word/2006/wordml" xmlns:wps="http://schemas.microsoft.com/office/word/2010/wordprocessingShape" mc:Ignorable="w14 w15 w16se w16cid w16 w16cex w16sdtdh wp14">
+<w:footnotes xmlns:wpc="http://schemas.microsoft.com/office/word/2010/wordprocessingCanvas" xmlns:cx="http://schemas.microsoft.com/office/drawing/2014/chartex" xmlns:cx1="http://schemas.microsoft.com/office/drawing/2015/9/8/chartex" xmlns:cx2="http://schemas.microsoft.com/office/drawing/2015/10/21/chartex" xmlns:cx3="http://schemas.microsoft.com/office/drawing/2016/5/9/chartex" xmlns:cx4="http://schemas.microsoft.com/office/drawing/2016/5/10/chartex" xmlns:cx5="http://schemas.microsoft.com/office/drawing/2016/5/11/chartex" xmlns:cx6="http://schemas.microsoft.com/office/drawing/2016/5/12/chartex" xmlns:cx7="http://schemas.microsoft.com/office/drawing/2016/5/13/chartex" xmlns:cx8="http://schemas.microsoft.com/office/drawing/2016/5/14/chartex" xmlns:mc="http://schemas.openxmlformats.org/markup-compatibility/2006" xmlns:aink="http://schemas.microsoft.com/office/drawing/2016/ink" xmlns:am3d="http://schemas.microsoft.com/office/drawing/2017/model3d" xmlns:o="urn:schemas-microsoft-com:office:office" xmlns:oel="http://schemas.microsoft.com/office/2019/extlst" xmlns:r="http://schemas.openxmlformats.org/officeDocument/2006/relationships" xmlns:m="http://schemas.openxmlformats.org/officeDocument/2006/math" xmlns:v="urn:schemas-microsoft-com:vml" xmlns:wp14="http://schemas.microsoft.com/office/word/2010/wordprocessingDrawing" xmlns:wp="http://schemas.openxmlformats.org/drawingml/2006/wordprocessingDrawing" xmlns:w10="urn:schemas-microsoft-com:office:word" xmlns:w="http://schemas.openxmlformats.org/wordprocessingml/2006/main" xmlns:w14="http://schemas.microsoft.com/office/word/2010/wordml" xmlns:w15="http://schemas.microsoft.com/office/word/2012/wordml" xmlns:w16cex="http://schemas.microsoft.com/office/word/2018/wordml/cex" xmlns:w16cid="http://schemas.microsoft.com/office/word/2016/wordml/cid" xmlns:w16="http://schemas.microsoft.com/office/word/2018/wordml" xmlns:w16du="http://schemas.microsoft.com/office/word/2023/wordml/word16du" xmlns:w16sdtdh="http://schemas.microsoft.com/office/word/2020/wordml/sdtdatahash" xmlns:w16sdtfl="http://schemas.microsoft.com/office/word/2024/wordml/sdtformatlock" xmlns:w16se="http://schemas.microsoft.com/office/word/2015/wordml/symex" xmlns:wpg="http://schemas.microsoft.com/office/word/2010/wordprocessingGroup" xmlns:wpi="http://schemas.microsoft.com/office/word/2010/wordprocessingInk" xmlns:wne="http://schemas.microsoft.com/office/word/2006/wordml" xmlns:wps="http://schemas.microsoft.com/office/word/2010/wordprocessingShape" mc:Ignorable="w14 w15 w16se w16cid w16 w16cex w16sdtdh w16sdtfl w16du wp14">
   <w:footnote w:type="separator" w:id="-1">
     <w:p>
       <w:pPr>
@@ -47084,7 +50117,7 @@
 </file>
 
 <file path=word/header1.xml><?xml version="1.0" encoding="utf-8"?>
-<w:hdr xmlns:wpc="http://schemas.microsoft.com/office/word/2010/wordprocessingCanvas" xmlns:cx="http://schemas.microsoft.com/office/drawing/2014/chartex" xmlns:cx1="http://schemas.microsoft.com/office/drawing/2015/9/8/chartex" xmlns:cx2="http://schemas.microsoft.com/office/drawing/2015/10/21/chartex" xmlns:cx3="http://schemas.microsoft.com/office/drawing/2016/5/9/chartex" xmlns:cx4="http://schemas.microsoft.com/office/drawing/2016/5/10/chartex" xmlns:cx5="http://schemas.microsoft.com/office/drawing/2016/5/11/chartex" xmlns:cx6="http://schemas.microsoft.com/office/drawing/2016/5/12/chartex" xmlns:cx7="http://schemas.microsoft.com/office/drawing/2016/5/13/chartex" xmlns:cx8="http://schemas.microsoft.com/office/drawing/2016/5/14/chartex" xmlns:mc="http://schemas.openxmlformats.org/markup-compatibility/2006" xmlns:aink="http://schemas.microsoft.com/office/drawing/2016/ink" xmlns:am3d="http://schemas.microsoft.com/office/drawing/2017/model3d" xmlns:o="urn:schemas-microsoft-com:office:office" xmlns:oel="http://schemas.microsoft.com/office/2019/extlst" xmlns:r="http://schemas.openxmlformats.org/officeDocument/2006/relationships" xmlns:m="http://schemas.openxmlformats.org/officeDocument/2006/math" xmlns:v="urn:schemas-microsoft-com:vml" xmlns:wp14="http://schemas.microsoft.com/office/word/2010/wordprocessingDrawing" xmlns:wp="http://schemas.openxmlformats.org/drawingml/2006/wordprocessingDrawing" xmlns:w10="urn:schemas-microsoft-com:office:word" xmlns:w="http://schemas.openxmlformats.org/wordprocessingml/2006/main" xmlns:w14="http://schemas.microsoft.com/office/word/2010/wordml" xmlns:w15="http://schemas.microsoft.com/office/word/2012/wordml" xmlns:w16cex="http://schemas.microsoft.com/office/word/2018/wordml/cex" xmlns:w16cid="http://schemas.microsoft.com/office/word/2016/wordml/cid" xmlns:w16="http://schemas.microsoft.com/office/word/2018/wordml" xmlns:w16sdtdh="http://schemas.microsoft.com/office/word/2020/wordml/sdtdatahash" xmlns:w16se="http://schemas.microsoft.com/office/word/2015/wordml/symex" xmlns:wpg="http://schemas.microsoft.com/office/word/2010/wordprocessingGroup" xmlns:wpi="http://schemas.microsoft.com/office/word/2010/wordprocessingInk" xmlns:wne="http://schemas.microsoft.com/office/word/2006/wordml" xmlns:wps="http://schemas.microsoft.com/office/word/2010/wordprocessingShape" mc:Ignorable="w14 w15 w16se w16cid w16 w16cex w16sdtdh wp14">
+<w:hdr xmlns:wpc="http://schemas.microsoft.com/office/word/2010/wordprocessingCanvas" xmlns:cx="http://schemas.microsoft.com/office/drawing/2014/chartex" xmlns:cx1="http://schemas.microsoft.com/office/drawing/2015/9/8/chartex" xmlns:cx2="http://schemas.microsoft.com/office/drawing/2015/10/21/chartex" xmlns:cx3="http://schemas.microsoft.com/office/drawing/2016/5/9/chartex" xmlns:cx4="http://schemas.microsoft.com/office/drawing/2016/5/10/chartex" xmlns:cx5="http://schemas.microsoft.com/office/drawing/2016/5/11/chartex" xmlns:cx6="http://schemas.microsoft.com/office/drawing/2016/5/12/chartex" xmlns:cx7="http://schemas.microsoft.com/office/drawing/2016/5/13/chartex" xmlns:cx8="http://schemas.microsoft.com/office/drawing/2016/5/14/chartex" xmlns:mc="http://schemas.openxmlformats.org/markup-compatibility/2006" xmlns:aink="http://schemas.microsoft.com/office/drawing/2016/ink" xmlns:am3d="http://schemas.microsoft.com/office/drawing/2017/model3d" xmlns:o="urn:schemas-microsoft-com:office:office" xmlns:oel="http://schemas.microsoft.com/office/2019/extlst" xmlns:r="http://schemas.openxmlformats.org/officeDocument/2006/relationships" xmlns:m="http://schemas.openxmlformats.org/officeDocument/2006/math" xmlns:v="urn:schemas-microsoft-com:vml" xmlns:wp14="http://schemas.microsoft.com/office/word/2010/wordprocessingDrawing" xmlns:wp="http://schemas.openxmlformats.org/drawingml/2006/wordprocessingDrawing" xmlns:w10="urn:schemas-microsoft-com:office:word" xmlns:w="http://schemas.openxmlformats.org/wordprocessingml/2006/main" xmlns:w14="http://schemas.microsoft.com/office/word/2010/wordml" xmlns:w15="http://schemas.microsoft.com/office/word/2012/wordml" xmlns:w16cex="http://schemas.microsoft.com/office/word/2018/wordml/cex" xmlns:w16cid="http://schemas.microsoft.com/office/word/2016/wordml/cid" xmlns:w16="http://schemas.microsoft.com/office/word/2018/wordml" xmlns:w16du="http://schemas.microsoft.com/office/word/2023/wordml/word16du" xmlns:w16sdtdh="http://schemas.microsoft.com/office/word/2020/wordml/sdtdatahash" xmlns:w16sdtfl="http://schemas.microsoft.com/office/word/2024/wordml/sdtformatlock" xmlns:w16se="http://schemas.microsoft.com/office/word/2015/wordml/symex" xmlns:wpg="http://schemas.microsoft.com/office/word/2010/wordprocessingGroup" xmlns:wpi="http://schemas.microsoft.com/office/word/2010/wordprocessingInk" xmlns:wne="http://schemas.microsoft.com/office/word/2006/wordml" xmlns:wps="http://schemas.microsoft.com/office/word/2010/wordprocessingShape" mc:Ignorable="w14 w15 w16se w16cid w16 w16cex w16sdtdh w16sdtfl w16du wp14">
   <w:p>
     <w:pPr>
       <w:pStyle w:val="Header"/>
@@ -47105,7 +50138,7 @@
 </file>
 
 <file path=word/header2.xml><?xml version="1.0" encoding="utf-8"?>
-<w:hdr xmlns:wpc="http://schemas.microsoft.com/office/word/2010/wordprocessingCanvas" xmlns:cx="http://schemas.microsoft.com/office/drawing/2014/chartex" xmlns:cx1="http://schemas.microsoft.com/office/drawing/2015/9/8/chartex" xmlns:cx2="http://schemas.microsoft.com/office/drawing/2015/10/21/chartex" xmlns:cx3="http://schemas.microsoft.com/office/drawing/2016/5/9/chartex" xmlns:cx4="http://schemas.microsoft.com/office/drawing/2016/5/10/chartex" xmlns:cx5="http://schemas.microsoft.com/office/drawing/2016/5/11/chartex" xmlns:cx6="http://schemas.microsoft.com/office/drawing/2016/5/12/chartex" xmlns:cx7="http://schemas.microsoft.com/office/drawing/2016/5/13/chartex" xmlns:cx8="http://schemas.microsoft.com/office/drawing/2016/5/14/chartex" xmlns:mc="http://schemas.openxmlformats.org/markup-compatibility/2006" xmlns:aink="http://schemas.microsoft.com/office/drawing/2016/ink" xmlns:am3d="http://schemas.microsoft.com/office/drawing/2017/model3d" xmlns:o="urn:schemas-microsoft-com:office:office" xmlns:oel="http://schemas.microsoft.com/office/2019/extlst" xmlns:r="http://schemas.openxmlformats.org/officeDocument/2006/relationships" xmlns:m="http://schemas.openxmlformats.org/officeDocument/2006/math" xmlns:v="urn:schemas-microsoft-com:vml" xmlns:wp14="http://schemas.microsoft.com/office/word/2010/wordprocessingDrawing" xmlns:wp="http://schemas.openxmlformats.org/drawingml/2006/wordprocessingDrawing" xmlns:w10="urn:schemas-microsoft-com:office:word" xmlns:w="http://schemas.openxmlformats.org/wordprocessingml/2006/main" xmlns:w14="http://schemas.microsoft.com/office/word/2010/wordml" xmlns:w15="http://schemas.microsoft.com/office/word/2012/wordml" xmlns:w16cex="http://schemas.microsoft.com/office/word/2018/wordml/cex" xmlns:w16cid="http://schemas.microsoft.com/office/word/2016/wordml/cid" xmlns:w16="http://schemas.microsoft.com/office/word/2018/wordml" xmlns:w16sdtdh="http://schemas.microsoft.com/office/word/2020/wordml/sdtdatahash" xmlns:w16se="http://schemas.microsoft.com/office/word/2015/wordml/symex" xmlns:wpg="http://schemas.microsoft.com/office/word/2010/wordprocessingGroup" xmlns:wpi="http://schemas.microsoft.com/office/word/2010/wordprocessingInk" xmlns:wne="http://schemas.microsoft.com/office/word/2006/wordml" xmlns:wps="http://schemas.microsoft.com/office/word/2010/wordprocessingShape" mc:Ignorable="w14 w15 w16se w16cid w16 w16cex w16sdtdh wp14">
+<w:hdr xmlns:wpc="http://schemas.microsoft.com/office/word/2010/wordprocessingCanvas" xmlns:cx="http://schemas.microsoft.com/office/drawing/2014/chartex" xmlns:cx1="http://schemas.microsoft.com/office/drawing/2015/9/8/chartex" xmlns:cx2="http://schemas.microsoft.com/office/drawing/2015/10/21/chartex" xmlns:cx3="http://schemas.microsoft.com/office/drawing/2016/5/9/chartex" xmlns:cx4="http://schemas.microsoft.com/office/drawing/2016/5/10/chartex" xmlns:cx5="http://schemas.microsoft.com/office/drawing/2016/5/11/chartex" xmlns:cx6="http://schemas.microsoft.com/office/drawing/2016/5/12/chartex" xmlns:cx7="http://schemas.microsoft.com/office/drawing/2016/5/13/chartex" xmlns:cx8="http://schemas.microsoft.com/office/drawing/2016/5/14/chartex" xmlns:mc="http://schemas.openxmlformats.org/markup-compatibility/2006" xmlns:aink="http://schemas.microsoft.com/office/drawing/2016/ink" xmlns:am3d="http://schemas.microsoft.com/office/drawing/2017/model3d" xmlns:o="urn:schemas-microsoft-com:office:office" xmlns:oel="http://schemas.microsoft.com/office/2019/extlst" xmlns:r="http://schemas.openxmlformats.org/officeDocument/2006/relationships" xmlns:m="http://schemas.openxmlformats.org/officeDocument/2006/math" xmlns:v="urn:schemas-microsoft-com:vml" xmlns:wp14="http://schemas.microsoft.com/office/word/2010/wordprocessingDrawing" xmlns:wp="http://schemas.openxmlformats.org/drawingml/2006/wordprocessingDrawing" xmlns:w10="urn:schemas-microsoft-com:office:word" xmlns:w="http://schemas.openxmlformats.org/wordprocessingml/2006/main" xmlns:w14="http://schemas.microsoft.com/office/word/2010/wordml" xmlns:w15="http://schemas.microsoft.com/office/word/2012/wordml" xmlns:w16cex="http://schemas.microsoft.com/office/word/2018/wordml/cex" xmlns:w16cid="http://schemas.microsoft.com/office/word/2016/wordml/cid" xmlns:w16="http://schemas.microsoft.com/office/word/2018/wordml" xmlns:w16du="http://schemas.microsoft.com/office/word/2023/wordml/word16du" xmlns:w16sdtdh="http://schemas.microsoft.com/office/word/2020/wordml/sdtdatahash" xmlns:w16sdtfl="http://schemas.microsoft.com/office/word/2024/wordml/sdtformatlock" xmlns:w16se="http://schemas.microsoft.com/office/word/2015/wordml/symex" xmlns:wpg="http://schemas.microsoft.com/office/word/2010/wordprocessingGroup" xmlns:wpi="http://schemas.microsoft.com/office/word/2010/wordprocessingInk" xmlns:wne="http://schemas.microsoft.com/office/word/2006/wordml" xmlns:wps="http://schemas.microsoft.com/office/word/2010/wordprocessingShape" mc:Ignorable="w14 w15 w16se w16cid w16 w16cex w16sdtdh w16sdtfl w16du wp14">
   <w:p>
     <w:pPr>
       <w:pStyle w:val="Header"/>
@@ -47118,7 +50151,7 @@
 </file>
 
 <file path=word/styles.xml><?xml version="1.0" encoding="utf-8"?>
-<w:styles xmlns:mc="http://schemas.openxmlformats.org/markup-compatibility/2006" xmlns:r="http://schemas.openxmlformats.org/officeDocument/2006/relationships" xmlns:w="http://schemas.openxmlformats.org/wordprocessingml/2006/main" xmlns:w14="http://schemas.microsoft.com/office/word/2010/wordml" xmlns:w15="http://schemas.microsoft.com/office/word/2012/wordml" xmlns:w16cex="http://schemas.microsoft.com/office/word/2018/wordml/cex" xmlns:w16cid="http://schemas.microsoft.com/office/word/2016/wordml/cid" xmlns:w16="http://schemas.microsoft.com/office/word/2018/wordml" xmlns:w16sdtdh="http://schemas.microsoft.com/office/word/2020/wordml/sdtdatahash" xmlns:w16se="http://schemas.microsoft.com/office/word/2015/wordml/symex" mc:Ignorable="w14 w15 w16se w16cid w16 w16cex w16sdtdh">
+<w:styles xmlns:mc="http://schemas.openxmlformats.org/markup-compatibility/2006" xmlns:r="http://schemas.openxmlformats.org/officeDocument/2006/relationships" xmlns:w="http://schemas.openxmlformats.org/wordprocessingml/2006/main" xmlns:w14="http://schemas.microsoft.com/office/word/2010/wordml" xmlns:w15="http://schemas.microsoft.com/office/word/2012/wordml" xmlns:w16cex="http://schemas.microsoft.com/office/word/2018/wordml/cex" xmlns:w16cid="http://schemas.microsoft.com/office/word/2016/wordml/cid" xmlns:w16="http://schemas.microsoft.com/office/word/2018/wordml" xmlns:w16du="http://schemas.microsoft.com/office/word/2023/wordml/word16du" xmlns:w16sdtdh="http://schemas.microsoft.com/office/word/2020/wordml/sdtdatahash" xmlns:w16sdtfl="http://schemas.microsoft.com/office/word/2024/wordml/sdtformatlock" xmlns:w16se="http://schemas.microsoft.com/office/word/2015/wordml/symex" mc:Ignorable="w14 w15 w16se w16cid w16 w16cex w16sdtdh w16sdtfl w16du">
   <w:docDefaults>
     <w:rPrDefault>
       <w:rPr>

--- a/TS Jatai Ghanam Project/TS 1.5/TS 1.5 Ghanam Malayalam Corrections.docx
+++ b/TS Jatai Ghanam Project/TS 1.5/TS 1.5 Ghanam Malayalam Corrections.docx
@@ -50,10 +50,9 @@
           <w:bCs/>
           <w:sz w:val="32"/>
           <w:szCs w:val="32"/>
-          <w:highlight w:val="red"/>
           <w:u w:val="single"/>
         </w:rPr>
-        <w:t>????</w:t>
+        <w:t>30th June 2026</w:t>
       </w:r>
     </w:p>
     <w:p>
@@ -2609,50 +2608,69 @@
           </w:p>
         </w:tc>
       </w:tr>
-      <w:tr>
-        <w:trPr>
-          <w:trHeight w:val="1197"/>
-        </w:trPr>
-        <w:tc>
-          <w:tcPr>
-            <w:tcW w:w="7166" w:type="dxa"/>
-          </w:tcPr>
-          <w:p>
-            <w:pPr>
-              <w:widowControl w:val="0"/>
-              <w:autoSpaceDE w:val="0"/>
-              <w:autoSpaceDN w:val="0"/>
-              <w:adjustRightInd w:val="0"/>
-              <w:spacing w:before="0" w:line="240" w:lineRule="auto"/>
-              <w:rPr>
-                <w:rFonts w:cs="BRH Malayalam Extra"/>
-                <w:szCs w:val="40"/>
-              </w:rPr>
-            </w:pPr>
-          </w:p>
-        </w:tc>
-        <w:tc>
-          <w:tcPr>
-            <w:tcW w:w="7229" w:type="dxa"/>
-          </w:tcPr>
-          <w:p>
-            <w:pPr>
-              <w:widowControl w:val="0"/>
-              <w:autoSpaceDE w:val="0"/>
-              <w:autoSpaceDN w:val="0"/>
-              <w:adjustRightInd w:val="0"/>
-              <w:spacing w:before="0" w:line="240" w:lineRule="auto"/>
-              <w:rPr>
-                <w:rFonts w:cs="BRH Malayalam Extra"/>
-                <w:b/>
-                <w:bCs/>
-                <w:szCs w:val="40"/>
-              </w:rPr>
-            </w:pPr>
-          </w:p>
-        </w:tc>
-      </w:tr>
     </w:tbl>
+    <w:p>
+      <w:pPr>
+        <w:spacing w:before="0" w:line="240" w:lineRule="auto"/>
+        <w:jc w:val="center"/>
+        <w:rPr>
+          <w:b/>
+          <w:bCs/>
+          <w:sz w:val="32"/>
+          <w:szCs w:val="32"/>
+          <w:u w:val="single"/>
+        </w:rPr>
+      </w:pPr>
+      <w:r>
+        <w:rPr>
+          <w:b/>
+          <w:bCs/>
+          <w:sz w:val="32"/>
+          <w:szCs w:val="32"/>
+          <w:u w:val="single"/>
+        </w:rPr>
+        <w:t>=========</w:t>
+      </w:r>
+    </w:p>
+    <w:p>
+      <w:pPr>
+        <w:spacing w:before="0" w:line="240" w:lineRule="auto"/>
+        <w:jc w:val="center"/>
+        <w:rPr>
+          <w:b/>
+          <w:bCs/>
+          <w:sz w:val="32"/>
+          <w:szCs w:val="32"/>
+          <w:u w:val="single"/>
+        </w:rPr>
+      </w:pPr>
+    </w:p>
+    <w:p>
+      <w:pPr>
+        <w:spacing w:before="0" w:line="240" w:lineRule="auto"/>
+        <w:jc w:val="center"/>
+        <w:rPr>
+          <w:b/>
+          <w:bCs/>
+          <w:sz w:val="32"/>
+          <w:szCs w:val="32"/>
+          <w:u w:val="single"/>
+        </w:rPr>
+      </w:pPr>
+    </w:p>
+    <w:p>
+      <w:pPr>
+        <w:spacing w:before="0" w:line="240" w:lineRule="auto"/>
+        <w:jc w:val="center"/>
+        <w:rPr>
+          <w:b/>
+          <w:bCs/>
+          <w:sz w:val="32"/>
+          <w:szCs w:val="32"/>
+          <w:u w:val="single"/>
+        </w:rPr>
+      </w:pPr>
+    </w:p>
     <w:p>
       <w:pPr>
         <w:spacing w:before="0" w:line="240" w:lineRule="auto"/>
@@ -2712,6 +2730,7 @@
           <w:szCs w:val="32"/>
           <w:u w:val="single"/>
         </w:rPr>
+        <w:lastRenderedPageBreak/>
         <w:t>TS Ghanam – TS 1.</w:t>
       </w:r>
       <w:r>
@@ -2783,7 +2802,6 @@
           <w:sz w:val="28"/>
           <w:szCs w:val="32"/>
         </w:rPr>
-        <w:lastRenderedPageBreak/>
         <w:t>(ignore those which are already incorporated in your book’s version and date)</w:t>
       </w:r>
     </w:p>
@@ -5120,6 +5138,7 @@
                 <w:rFonts w:cs="BRH Malayalam Extra"/>
                 <w:szCs w:val="40"/>
               </w:rPr>
+              <w:lastRenderedPageBreak/>
               <w:t>57</w:t>
             </w:r>
             <w:r>
@@ -5258,7 +5277,6 @@
                 <w:sz w:val="32"/>
                 <w:szCs w:val="40"/>
               </w:rPr>
-              <w:lastRenderedPageBreak/>
               <w:t>px</w:t>
             </w:r>
             <w:r>
@@ -6651,6 +6669,7 @@
                 <w:rFonts w:cs="BRH Malayalam Extra"/>
                 <w:szCs w:val="40"/>
               </w:rPr>
+              <w:lastRenderedPageBreak/>
               <w:t>57</w:t>
             </w:r>
             <w:r>
@@ -6789,7 +6808,6 @@
                 <w:sz w:val="32"/>
                 <w:szCs w:val="40"/>
               </w:rPr>
-              <w:lastRenderedPageBreak/>
               <w:t>px</w:t>
             </w:r>
             <w:r>
@@ -15379,25 +15397,12 @@
                 <w:szCs w:val="40"/>
               </w:rPr>
             </w:pPr>
-          </w:p>
-          <w:p>
-            <w:pPr>
-              <w:widowControl w:val="0"/>
-              <w:autoSpaceDE w:val="0"/>
-              <w:autoSpaceDN w:val="0"/>
-              <w:adjustRightInd w:val="0"/>
-              <w:spacing w:before="0" w:line="240" w:lineRule="auto"/>
-              <w:rPr>
-                <w:rFonts w:ascii="BRH Malayalam Extra" w:hAnsi="BRH Malayalam Extra" w:cs="BRH Malayalam Extra"/>
-                <w:sz w:val="32"/>
-                <w:szCs w:val="40"/>
-              </w:rPr>
-            </w:pPr>
-            <w:r>
-              <w:rPr>
-                <w:rFonts w:cs="BRH Malayalam Extra"/>
-                <w:szCs w:val="40"/>
-              </w:rPr>
+            <w:r>
+              <w:rPr>
+                <w:rFonts w:cs="BRH Malayalam Extra"/>
+                <w:szCs w:val="40"/>
+              </w:rPr>
+              <w:lastRenderedPageBreak/>
               <w:t>17</w:t>
             </w:r>
             <w:r>
@@ -17278,25 +17283,12 @@
                 <w:szCs w:val="40"/>
               </w:rPr>
             </w:pPr>
-          </w:p>
-          <w:p>
-            <w:pPr>
-              <w:widowControl w:val="0"/>
-              <w:autoSpaceDE w:val="0"/>
-              <w:autoSpaceDN w:val="0"/>
-              <w:adjustRightInd w:val="0"/>
-              <w:spacing w:before="0" w:line="240" w:lineRule="auto"/>
-              <w:rPr>
-                <w:rFonts w:ascii="BRH Malayalam Extra" w:hAnsi="BRH Malayalam Extra" w:cs="BRH Malayalam Extra"/>
-                <w:sz w:val="32"/>
-                <w:szCs w:val="40"/>
-              </w:rPr>
-            </w:pPr>
-            <w:r>
-              <w:rPr>
-                <w:rFonts w:cs="BRH Malayalam Extra"/>
-                <w:szCs w:val="40"/>
-              </w:rPr>
+            <w:r>
+              <w:rPr>
+                <w:rFonts w:cs="BRH Malayalam Extra"/>
+                <w:szCs w:val="40"/>
+              </w:rPr>
+              <w:lastRenderedPageBreak/>
               <w:t>17</w:t>
             </w:r>
             <w:r>
@@ -19533,7 +19525,6 @@
                 <w:szCs w:val="40"/>
                 <w:lang w:val="it-IT"/>
               </w:rPr>
-              <w:lastRenderedPageBreak/>
               <w:t>B—j</w:t>
             </w:r>
             <w:r>
@@ -19683,7 +19674,6 @@
                 <w:szCs w:val="40"/>
                 <w:lang w:val="it-IT"/>
               </w:rPr>
-              <w:lastRenderedPageBreak/>
               <w:t>38</w:t>
             </w:r>
             <w:r>
@@ -20502,7 +20492,6 @@
                 <w:szCs w:val="40"/>
                 <w:lang w:val="it-IT"/>
               </w:rPr>
-              <w:lastRenderedPageBreak/>
               <w:t>B—j</w:t>
             </w:r>
             <w:r>
@@ -23467,7 +23456,6 @@
                 <w:szCs w:val="40"/>
                 <w:highlight w:val="yellow"/>
               </w:rPr>
-              <w:lastRenderedPageBreak/>
               <w:t>ex—pK ¥dx dJ expK bzby</w:t>
             </w:r>
             <w:r>
@@ -23510,6 +23498,176 @@
                 <w:szCs w:val="40"/>
               </w:rPr>
             </w:pPr>
+            <w:r>
+              <w:rPr>
+                <w:rFonts w:cs="BRH Malayalam Extra"/>
+                <w:szCs w:val="40"/>
+              </w:rPr>
+              <w:t>15</w:t>
+            </w:r>
+            <w:r>
+              <w:rPr>
+                <w:rFonts w:ascii="BRH Malayalam Extra" w:hAnsi="BRH Malayalam Extra" w:cs="BRH Malayalam Extra"/>
+                <w:sz w:val="32"/>
+                <w:szCs w:val="40"/>
+              </w:rPr>
+              <w:t>)</w:t>
+            </w:r>
+            <w:r>
+              <w:rPr>
+                <w:rFonts w:cs="BRH Malayalam Extra"/>
+                <w:szCs w:val="40"/>
+              </w:rPr>
+              <w:t xml:space="preserve">  1</w:t>
+            </w:r>
+            <w:r>
+              <w:rPr>
+                <w:rFonts w:ascii="BRH Malayalam Extra" w:hAnsi="BRH Malayalam Extra" w:cs="BRH Malayalam Extra"/>
+                <w:sz w:val="32"/>
+                <w:szCs w:val="40"/>
+              </w:rPr>
+              <w:t>.</w:t>
+            </w:r>
+            <w:r>
+              <w:rPr>
+                <w:rFonts w:cs="BRH Malayalam Extra"/>
+                <w:szCs w:val="40"/>
+              </w:rPr>
+              <w:t>5</w:t>
+            </w:r>
+            <w:r>
+              <w:rPr>
+                <w:rFonts w:ascii="BRH Malayalam Extra" w:hAnsi="BRH Malayalam Extra" w:cs="BRH Malayalam Extra"/>
+                <w:sz w:val="32"/>
+                <w:szCs w:val="40"/>
+              </w:rPr>
+              <w:t>.</w:t>
+            </w:r>
+            <w:r>
+              <w:rPr>
+                <w:rFonts w:cs="BRH Malayalam Extra"/>
+                <w:szCs w:val="40"/>
+              </w:rPr>
+              <w:t>5</w:t>
+            </w:r>
+            <w:r>
+              <w:rPr>
+                <w:rFonts w:ascii="BRH Malayalam Extra" w:hAnsi="BRH Malayalam Extra" w:cs="BRH Malayalam Extra"/>
+                <w:sz w:val="32"/>
+                <w:szCs w:val="40"/>
+              </w:rPr>
+              <w:t>.</w:t>
+            </w:r>
+            <w:r>
+              <w:rPr>
+                <w:rFonts w:cs="BRH Malayalam Extra"/>
+                <w:szCs w:val="40"/>
+              </w:rPr>
+              <w:t>3</w:t>
+            </w:r>
+            <w:r>
+              <w:rPr>
+                <w:rFonts w:ascii="BRH Malayalam Extra" w:hAnsi="BRH Malayalam Extra" w:cs="BRH Malayalam Extra"/>
+                <w:sz w:val="32"/>
+                <w:szCs w:val="40"/>
+              </w:rPr>
+              <w:t>(</w:t>
+            </w:r>
+            <w:r>
+              <w:rPr>
+                <w:rFonts w:cs="BRH Malayalam Extra"/>
+                <w:szCs w:val="40"/>
+              </w:rPr>
+              <w:t>15</w:t>
+            </w:r>
+            <w:r>
+              <w:rPr>
+                <w:rFonts w:ascii="BRH Malayalam Extra" w:hAnsi="BRH Malayalam Extra" w:cs="BRH Malayalam Extra"/>
+                <w:sz w:val="32"/>
+                <w:szCs w:val="40"/>
+              </w:rPr>
+              <w:t>)-  ex</w:t>
+            </w:r>
+            <w:r>
+              <w:rPr>
+                <w:rFonts w:ascii="BRH Malayalam Extra" w:hAnsi="BRH Malayalam Extra" w:cs="BRH Malayalam Extra"/>
+                <w:sz w:val="26"/>
+                <w:szCs w:val="40"/>
+              </w:rPr>
+              <w:t>–</w:t>
+            </w:r>
+            <w:r>
+              <w:rPr>
+                <w:rFonts w:ascii="BRH Malayalam Extra" w:hAnsi="BRH Malayalam Extra" w:cs="BRH Malayalam Extra"/>
+                <w:sz w:val="32"/>
+                <w:szCs w:val="40"/>
+              </w:rPr>
+              <w:t>p</w:t>
+            </w:r>
+            <w:r>
+              <w:rPr>
+                <w:rFonts w:ascii="BRH Malayalam Extra" w:hAnsi="BRH Malayalam Extra" w:cs="BRH Malayalam Extra"/>
+                <w:sz w:val="26"/>
+                <w:szCs w:val="40"/>
+              </w:rPr>
+              <w:t>–</w:t>
+            </w:r>
+            <w:r>
+              <w:rPr>
+                <w:rFonts w:ascii="BRH Malayalam Extra" w:hAnsi="BRH Malayalam Extra" w:cs="BRH Malayalam Extra"/>
+                <w:sz w:val="32"/>
+                <w:szCs w:val="40"/>
+              </w:rPr>
+              <w:t>K</w:t>
+            </w:r>
+            <w:r>
+              <w:rPr>
+                <w:rFonts w:ascii="BRH Malayalam Extra" w:hAnsi="BRH Malayalam Extra" w:cs="BRH Malayalam Extra"/>
+                <w:sz w:val="26"/>
+                <w:szCs w:val="40"/>
+              </w:rPr>
+              <w:t>–</w:t>
+            </w:r>
+            <w:r>
+              <w:rPr>
+                <w:rFonts w:ascii="BRH Malayalam Extra" w:hAnsi="BRH Malayalam Extra" w:cs="BRH Malayalam Extra"/>
+                <w:sz w:val="32"/>
+                <w:szCs w:val="40"/>
+              </w:rPr>
+              <w:t xml:space="preserve"> | bz</w:t>
+            </w:r>
+            <w:r>
+              <w:rPr>
+                <w:rFonts w:ascii="BRH Malayalam Extra" w:hAnsi="BRH Malayalam Extra" w:cs="BRH Malayalam Extra"/>
+                <w:sz w:val="26"/>
+                <w:szCs w:val="40"/>
+              </w:rPr>
+              <w:t>–</w:t>
+            </w:r>
+            <w:r>
+              <w:rPr>
+                <w:rFonts w:ascii="BRH Malayalam Extra" w:hAnsi="BRH Malayalam Extra" w:cs="BRH Malayalam Extra"/>
+                <w:sz w:val="32"/>
+                <w:szCs w:val="40"/>
+              </w:rPr>
+              <w:t>by</w:t>
+            </w:r>
+            <w:r>
+              <w:rPr>
+                <w:rFonts w:ascii="BRH Malayalam Extra" w:hAnsi="BRH Malayalam Extra" w:cs="BRH Malayalam Extra"/>
+                <w:sz w:val="26"/>
+                <w:szCs w:val="40"/>
+              </w:rPr>
+              <w:t>–</w:t>
+            </w:r>
+            <w:r>
+              <w:rPr>
+                <w:rFonts w:ascii="BRH Malayalam Extra" w:hAnsi="BRH Malayalam Extra" w:cs="BRH Malayalam Extra"/>
+                <w:sz w:val="32"/>
+                <w:szCs w:val="40"/>
+              </w:rPr>
+              <w:t>pJ | A¥²˜ |</w:t>
+            </w:r>
           </w:p>
           <w:p>
             <w:pPr>
@@ -23524,6 +23682,203 @@
                 <w:szCs w:val="40"/>
               </w:rPr>
             </w:pPr>
+            <w:r>
+              <w:rPr>
+                <w:rFonts w:ascii="BRH Malayalam Extra" w:hAnsi="BRH Malayalam Extra" w:cs="BRH Malayalam Extra"/>
+                <w:sz w:val="32"/>
+                <w:szCs w:val="40"/>
+              </w:rPr>
+              <w:t>ex</w:t>
+            </w:r>
+            <w:r>
+              <w:rPr>
+                <w:rFonts w:ascii="BRH Malayalam Extra" w:hAnsi="BRH Malayalam Extra" w:cs="BRH Malayalam Extra"/>
+                <w:sz w:val="26"/>
+                <w:szCs w:val="40"/>
+              </w:rPr>
+              <w:t>–</w:t>
+            </w:r>
+            <w:r>
+              <w:rPr>
+                <w:rFonts w:ascii="BRH Malayalam Extra" w:hAnsi="BRH Malayalam Extra" w:cs="BRH Malayalam Extra"/>
+                <w:sz w:val="32"/>
+                <w:szCs w:val="40"/>
+              </w:rPr>
+              <w:t>p</w:t>
+            </w:r>
+            <w:r>
+              <w:rPr>
+                <w:rFonts w:ascii="BRH Malayalam Extra" w:hAnsi="BRH Malayalam Extra" w:cs="BRH Malayalam Extra"/>
+                <w:sz w:val="26"/>
+                <w:szCs w:val="40"/>
+              </w:rPr>
+              <w:t>–</w:t>
+            </w:r>
+            <w:r>
+              <w:rPr>
+                <w:rFonts w:ascii="BRH Malayalam Extra" w:hAnsi="BRH Malayalam Extra" w:cs="BRH Malayalam Extra"/>
+                <w:sz w:val="32"/>
+                <w:szCs w:val="40"/>
+              </w:rPr>
+              <w:t>K</w:t>
+            </w:r>
+            <w:r>
+              <w:rPr>
+                <w:rFonts w:ascii="BRH Malayalam Extra" w:hAnsi="BRH Malayalam Extra" w:cs="BRH Malayalam Extra"/>
+                <w:sz w:val="26"/>
+                <w:szCs w:val="40"/>
+              </w:rPr>
+              <w:t>–</w:t>
+            </w:r>
+            <w:r>
+              <w:rPr>
+                <w:rFonts w:ascii="BRH Malayalam Extra" w:hAnsi="BRH Malayalam Extra" w:cs="BRH Malayalam Extra"/>
+                <w:sz w:val="32"/>
+                <w:szCs w:val="40"/>
+              </w:rPr>
+              <w:t xml:space="preserve"> bz</w:t>
+            </w:r>
+            <w:r>
+              <w:rPr>
+                <w:rFonts w:ascii="BRH Malayalam Extra" w:hAnsi="BRH Malayalam Extra" w:cs="BRH Malayalam Extra"/>
+                <w:sz w:val="26"/>
+                <w:szCs w:val="40"/>
+              </w:rPr>
+              <w:t>–</w:t>
+            </w:r>
+            <w:r>
+              <w:rPr>
+                <w:rFonts w:ascii="BRH Malayalam Extra" w:hAnsi="BRH Malayalam Extra" w:cs="BRH Malayalam Extra"/>
+                <w:sz w:val="32"/>
+                <w:szCs w:val="40"/>
+              </w:rPr>
+              <w:t>by</w:t>
+            </w:r>
+            <w:r>
+              <w:rPr>
+                <w:rFonts w:ascii="BRH Malayalam Extra" w:hAnsi="BRH Malayalam Extra" w:cs="BRH Malayalam Extra"/>
+                <w:sz w:val="26"/>
+                <w:szCs w:val="40"/>
+              </w:rPr>
+              <w:t>–</w:t>
+            </w:r>
+            <w:r>
+              <w:rPr>
+                <w:rFonts w:ascii="BRH Malayalam Extra" w:hAnsi="BRH Malayalam Extra" w:cs="BRH Malayalam Extra"/>
+                <w:sz w:val="32"/>
+                <w:szCs w:val="40"/>
+              </w:rPr>
+              <w:t>¥</w:t>
+            </w:r>
+            <w:r>
+              <w:rPr>
+                <w:rFonts w:ascii="BRH Malayalam Extra" w:hAnsi="BRH Malayalam Extra" w:cs="BRH Malayalam Extra"/>
+                <w:sz w:val="32"/>
+                <w:szCs w:val="40"/>
+                <w:highlight w:val="yellow"/>
+              </w:rPr>
+              <w:t>p</w:t>
+            </w:r>
+            <w:r>
+              <w:rPr>
+                <w:rFonts w:ascii="BRH Malayalam Extra" w:hAnsi="BRH Malayalam Extra" w:cs="BRH Malayalam Extra"/>
+                <w:sz w:val="32"/>
+                <w:szCs w:val="40"/>
+              </w:rPr>
+              <w:t xml:space="preserve">x </w:t>
+            </w:r>
+            <w:r>
+              <w:rPr>
+                <w:rFonts w:ascii="BRH Malayalam Extra" w:hAnsi="BRH Malayalam Extra" w:cs="BRH Malayalam Extra"/>
+                <w:sz w:val="32"/>
+                <w:szCs w:val="40"/>
+                <w:highlight w:val="yellow"/>
+              </w:rPr>
+              <w:t>bz</w:t>
+            </w:r>
+            <w:r>
+              <w:rPr>
+                <w:rFonts w:ascii="BRH Malayalam Extra" w:hAnsi="BRH Malayalam Extra" w:cs="BRH Malayalam Extra"/>
+                <w:sz w:val="32"/>
+                <w:szCs w:val="40"/>
+              </w:rPr>
+              <w:t>—by</w:t>
+            </w:r>
+            <w:r>
+              <w:rPr>
+                <w:rFonts w:ascii="BRH Malayalam Extra" w:hAnsi="BRH Malayalam Extra" w:cs="BRH Malayalam Extra"/>
+                <w:sz w:val="26"/>
+                <w:szCs w:val="40"/>
+              </w:rPr>
+              <w:t>–</w:t>
+            </w:r>
+            <w:r>
+              <w:rPr>
+                <w:rFonts w:ascii="BRH Malayalam Extra" w:hAnsi="BRH Malayalam Extra" w:cs="BRH Malayalam Extra"/>
+                <w:sz w:val="32"/>
+                <w:szCs w:val="40"/>
+                <w:highlight w:val="yellow"/>
+              </w:rPr>
+              <w:t>p</w:t>
+            </w:r>
+            <w:r>
+              <w:rPr>
+                <w:rFonts w:ascii="BRH Malayalam Extra" w:hAnsi="BRH Malayalam Extra" w:cs="BRH Malayalam Extra"/>
+                <w:sz w:val="32"/>
+                <w:szCs w:val="40"/>
+              </w:rPr>
+              <w:t xml:space="preserve">J </w:t>
+            </w:r>
+            <w:r>
+              <w:rPr>
+                <w:rFonts w:ascii="BRH Malayalam Extra" w:hAnsi="BRH Malayalam Extra" w:cs="BRH Malayalam Extra"/>
+                <w:sz w:val="32"/>
+                <w:szCs w:val="40"/>
+                <w:highlight w:val="yellow"/>
+              </w:rPr>
+              <w:t>ex—pK expK</w:t>
+            </w:r>
+            <w:r>
+              <w:rPr>
+                <w:rFonts w:ascii="BRH Malayalam Extra" w:hAnsi="BRH Malayalam Extra" w:cs="BRH Malayalam Extra"/>
+                <w:sz w:val="32"/>
+                <w:szCs w:val="40"/>
+              </w:rPr>
+              <w:t xml:space="preserve"> </w:t>
+            </w:r>
+            <w:r>
+              <w:rPr>
+                <w:rFonts w:ascii="BRH Malayalam Extra" w:hAnsi="BRH Malayalam Extra" w:cs="BRH Malayalam Extra"/>
+                <w:sz w:val="32"/>
+                <w:szCs w:val="40"/>
+                <w:highlight w:val="yellow"/>
+              </w:rPr>
+              <w:t>b</w:t>
+            </w:r>
+            <w:r>
+              <w:rPr>
+                <w:rFonts w:ascii="BRH Malayalam Extra" w:hAnsi="BRH Malayalam Extra" w:cs="BRH Malayalam Extra"/>
+                <w:sz w:val="32"/>
+                <w:szCs w:val="40"/>
+              </w:rPr>
+              <w:t>zby</w:t>
+            </w:r>
+            <w:r>
+              <w:rPr>
+                <w:rFonts w:ascii="BRH Malayalam Extra" w:hAnsi="BRH Malayalam Extra" w:cs="BRH Malayalam Extra"/>
+                <w:sz w:val="26"/>
+                <w:szCs w:val="40"/>
+              </w:rPr>
+              <w:t>–</w:t>
+            </w:r>
+            <w:r>
+              <w:rPr>
+                <w:rFonts w:ascii="BRH Malayalam Extra" w:hAnsi="BRH Malayalam Extra" w:cs="BRH Malayalam Extra"/>
+                <w:sz w:val="32"/>
+                <w:szCs w:val="40"/>
+              </w:rPr>
+              <w:t xml:space="preserve">¥px </w:t>
+            </w:r>
           </w:p>
           <w:p>
             <w:pPr>
@@ -23540,405 +23895,11 @@
             </w:pPr>
             <w:r>
               <w:rPr>
-                <w:rFonts w:cs="BRH Malayalam Extra"/>
-                <w:szCs w:val="40"/>
-              </w:rPr>
-              <w:t>15</w:t>
-            </w:r>
-            <w:r>
-              <w:rPr>
-                <w:rFonts w:ascii="BRH Malayalam Extra" w:hAnsi="BRH Malayalam Extra" w:cs="BRH Malayalam Extra"/>
-                <w:sz w:val="32"/>
-                <w:szCs w:val="40"/>
-              </w:rPr>
-              <w:t>)</w:t>
-            </w:r>
-            <w:r>
-              <w:rPr>
-                <w:rFonts w:cs="BRH Malayalam Extra"/>
-                <w:szCs w:val="40"/>
-              </w:rPr>
-              <w:t xml:space="preserve">  1</w:t>
-            </w:r>
-            <w:r>
-              <w:rPr>
-                <w:rFonts w:ascii="BRH Malayalam Extra" w:hAnsi="BRH Malayalam Extra" w:cs="BRH Malayalam Extra"/>
-                <w:sz w:val="32"/>
-                <w:szCs w:val="40"/>
-              </w:rPr>
-              <w:t>.</w:t>
-            </w:r>
-            <w:r>
-              <w:rPr>
-                <w:rFonts w:cs="BRH Malayalam Extra"/>
-                <w:szCs w:val="40"/>
-              </w:rPr>
-              <w:t>5</w:t>
-            </w:r>
-            <w:r>
-              <w:rPr>
-                <w:rFonts w:ascii="BRH Malayalam Extra" w:hAnsi="BRH Malayalam Extra" w:cs="BRH Malayalam Extra"/>
-                <w:sz w:val="32"/>
-                <w:szCs w:val="40"/>
-              </w:rPr>
-              <w:t>.</w:t>
-            </w:r>
-            <w:r>
-              <w:rPr>
-                <w:rFonts w:cs="BRH Malayalam Extra"/>
-                <w:szCs w:val="40"/>
-              </w:rPr>
-              <w:t>5</w:t>
-            </w:r>
-            <w:r>
-              <w:rPr>
-                <w:rFonts w:ascii="BRH Malayalam Extra" w:hAnsi="BRH Malayalam Extra" w:cs="BRH Malayalam Extra"/>
-                <w:sz w:val="32"/>
-                <w:szCs w:val="40"/>
-              </w:rPr>
-              <w:t>.</w:t>
-            </w:r>
-            <w:r>
-              <w:rPr>
-                <w:rFonts w:cs="BRH Malayalam Extra"/>
-                <w:szCs w:val="40"/>
-              </w:rPr>
-              <w:t>3</w:t>
-            </w:r>
-            <w:r>
-              <w:rPr>
-                <w:rFonts w:ascii="BRH Malayalam Extra" w:hAnsi="BRH Malayalam Extra" w:cs="BRH Malayalam Extra"/>
-                <w:sz w:val="32"/>
-                <w:szCs w:val="40"/>
-              </w:rPr>
-              <w:t>(</w:t>
-            </w:r>
-            <w:r>
-              <w:rPr>
-                <w:rFonts w:cs="BRH Malayalam Extra"/>
-                <w:szCs w:val="40"/>
-              </w:rPr>
-              <w:t>15</w:t>
-            </w:r>
-            <w:r>
-              <w:rPr>
-                <w:rFonts w:ascii="BRH Malayalam Extra" w:hAnsi="BRH Malayalam Extra" w:cs="BRH Malayalam Extra"/>
-                <w:sz w:val="32"/>
-                <w:szCs w:val="40"/>
-              </w:rPr>
-              <w:t>)-  ex</w:t>
-            </w:r>
-            <w:r>
-              <w:rPr>
-                <w:rFonts w:ascii="BRH Malayalam Extra" w:hAnsi="BRH Malayalam Extra" w:cs="BRH Malayalam Extra"/>
-                <w:sz w:val="26"/>
-                <w:szCs w:val="40"/>
-              </w:rPr>
-              <w:t>–</w:t>
-            </w:r>
-            <w:r>
-              <w:rPr>
-                <w:rFonts w:ascii="BRH Malayalam Extra" w:hAnsi="BRH Malayalam Extra" w:cs="BRH Malayalam Extra"/>
-                <w:sz w:val="32"/>
-                <w:szCs w:val="40"/>
-              </w:rPr>
-              <w:t>p</w:t>
-            </w:r>
-            <w:r>
-              <w:rPr>
-                <w:rFonts w:ascii="BRH Malayalam Extra" w:hAnsi="BRH Malayalam Extra" w:cs="BRH Malayalam Extra"/>
-                <w:sz w:val="26"/>
-                <w:szCs w:val="40"/>
-              </w:rPr>
-              <w:t>–</w:t>
-            </w:r>
-            <w:r>
-              <w:rPr>
-                <w:rFonts w:ascii="BRH Malayalam Extra" w:hAnsi="BRH Malayalam Extra" w:cs="BRH Malayalam Extra"/>
-                <w:sz w:val="32"/>
-                <w:szCs w:val="40"/>
-              </w:rPr>
-              <w:t>K</w:t>
-            </w:r>
-            <w:r>
-              <w:rPr>
-                <w:rFonts w:ascii="BRH Malayalam Extra" w:hAnsi="BRH Malayalam Extra" w:cs="BRH Malayalam Extra"/>
-                <w:sz w:val="26"/>
-                <w:szCs w:val="40"/>
-              </w:rPr>
-              <w:t>–</w:t>
-            </w:r>
-            <w:r>
-              <w:rPr>
-                <w:rFonts w:ascii="BRH Malayalam Extra" w:hAnsi="BRH Malayalam Extra" w:cs="BRH Malayalam Extra"/>
-                <w:sz w:val="32"/>
-                <w:szCs w:val="40"/>
-              </w:rPr>
-              <w:t xml:space="preserve"> | bz</w:t>
-            </w:r>
-            <w:r>
-              <w:rPr>
-                <w:rFonts w:ascii="BRH Malayalam Extra" w:hAnsi="BRH Malayalam Extra" w:cs="BRH Malayalam Extra"/>
-                <w:sz w:val="26"/>
-                <w:szCs w:val="40"/>
-              </w:rPr>
-              <w:t>–</w:t>
-            </w:r>
-            <w:r>
-              <w:rPr>
-                <w:rFonts w:ascii="BRH Malayalam Extra" w:hAnsi="BRH Malayalam Extra" w:cs="BRH Malayalam Extra"/>
-                <w:sz w:val="32"/>
-                <w:szCs w:val="40"/>
-              </w:rPr>
-              <w:t>by</w:t>
-            </w:r>
-            <w:r>
-              <w:rPr>
-                <w:rFonts w:ascii="BRH Malayalam Extra" w:hAnsi="BRH Malayalam Extra" w:cs="BRH Malayalam Extra"/>
-                <w:sz w:val="26"/>
-                <w:szCs w:val="40"/>
-              </w:rPr>
-              <w:t>–</w:t>
-            </w:r>
-            <w:r>
-              <w:rPr>
-                <w:rFonts w:ascii="BRH Malayalam Extra" w:hAnsi="BRH Malayalam Extra" w:cs="BRH Malayalam Extra"/>
-                <w:sz w:val="32"/>
-                <w:szCs w:val="40"/>
-              </w:rPr>
-              <w:t>pJ | A¥²˜ |</w:t>
-            </w:r>
-          </w:p>
-          <w:p>
-            <w:pPr>
-              <w:widowControl w:val="0"/>
-              <w:autoSpaceDE w:val="0"/>
-              <w:autoSpaceDN w:val="0"/>
-              <w:adjustRightInd w:val="0"/>
-              <w:spacing w:before="0" w:line="240" w:lineRule="auto"/>
-              <w:rPr>
-                <w:rFonts w:ascii="BRH Malayalam Extra" w:hAnsi="BRH Malayalam Extra" w:cs="BRH Malayalam Extra"/>
-                <w:sz w:val="32"/>
-                <w:szCs w:val="40"/>
-              </w:rPr>
-            </w:pPr>
-            <w:r>
-              <w:rPr>
-                <w:rFonts w:ascii="BRH Malayalam Extra" w:hAnsi="BRH Malayalam Extra" w:cs="BRH Malayalam Extra"/>
-                <w:sz w:val="32"/>
-                <w:szCs w:val="40"/>
-              </w:rPr>
-              <w:t>ex</w:t>
-            </w:r>
-            <w:r>
-              <w:rPr>
-                <w:rFonts w:ascii="BRH Malayalam Extra" w:hAnsi="BRH Malayalam Extra" w:cs="BRH Malayalam Extra"/>
-                <w:sz w:val="26"/>
-                <w:szCs w:val="40"/>
-              </w:rPr>
-              <w:t>–</w:t>
-            </w:r>
-            <w:r>
-              <w:rPr>
-                <w:rFonts w:ascii="BRH Malayalam Extra" w:hAnsi="BRH Malayalam Extra" w:cs="BRH Malayalam Extra"/>
-                <w:sz w:val="32"/>
-                <w:szCs w:val="40"/>
-              </w:rPr>
-              <w:t>p</w:t>
-            </w:r>
-            <w:r>
-              <w:rPr>
-                <w:rFonts w:ascii="BRH Malayalam Extra" w:hAnsi="BRH Malayalam Extra" w:cs="BRH Malayalam Extra"/>
-                <w:sz w:val="26"/>
-                <w:szCs w:val="40"/>
-              </w:rPr>
-              <w:t>–</w:t>
-            </w:r>
-            <w:r>
-              <w:rPr>
-                <w:rFonts w:ascii="BRH Malayalam Extra" w:hAnsi="BRH Malayalam Extra" w:cs="BRH Malayalam Extra"/>
-                <w:sz w:val="32"/>
-                <w:szCs w:val="40"/>
-              </w:rPr>
-              <w:t>K</w:t>
-            </w:r>
-            <w:r>
-              <w:rPr>
-                <w:rFonts w:ascii="BRH Malayalam Extra" w:hAnsi="BRH Malayalam Extra" w:cs="BRH Malayalam Extra"/>
-                <w:sz w:val="26"/>
-                <w:szCs w:val="40"/>
-              </w:rPr>
-              <w:t>–</w:t>
-            </w:r>
-            <w:r>
-              <w:rPr>
-                <w:rFonts w:ascii="BRH Malayalam Extra" w:hAnsi="BRH Malayalam Extra" w:cs="BRH Malayalam Extra"/>
-                <w:sz w:val="32"/>
-                <w:szCs w:val="40"/>
-              </w:rPr>
-              <w:t xml:space="preserve"> bz</w:t>
-            </w:r>
-            <w:r>
-              <w:rPr>
-                <w:rFonts w:ascii="BRH Malayalam Extra" w:hAnsi="BRH Malayalam Extra" w:cs="BRH Malayalam Extra"/>
-                <w:sz w:val="26"/>
-                <w:szCs w:val="40"/>
-              </w:rPr>
-              <w:t>–</w:t>
-            </w:r>
-            <w:r>
-              <w:rPr>
-                <w:rFonts w:ascii="BRH Malayalam Extra" w:hAnsi="BRH Malayalam Extra" w:cs="BRH Malayalam Extra"/>
-                <w:sz w:val="32"/>
-                <w:szCs w:val="40"/>
-              </w:rPr>
-              <w:t>by</w:t>
-            </w:r>
-            <w:r>
-              <w:rPr>
-                <w:rFonts w:ascii="BRH Malayalam Extra" w:hAnsi="BRH Malayalam Extra" w:cs="BRH Malayalam Extra"/>
-                <w:sz w:val="26"/>
-                <w:szCs w:val="40"/>
-              </w:rPr>
-              <w:t>–</w:t>
-            </w:r>
-            <w:r>
-              <w:rPr>
-                <w:rFonts w:ascii="BRH Malayalam Extra" w:hAnsi="BRH Malayalam Extra" w:cs="BRH Malayalam Extra"/>
-                <w:sz w:val="32"/>
-                <w:szCs w:val="40"/>
-              </w:rPr>
-              <w:t>¥</w:t>
-            </w:r>
-            <w:r>
-              <w:rPr>
-                <w:rFonts w:ascii="BRH Malayalam Extra" w:hAnsi="BRH Malayalam Extra" w:cs="BRH Malayalam Extra"/>
-                <w:sz w:val="32"/>
-                <w:szCs w:val="40"/>
-                <w:highlight w:val="yellow"/>
-              </w:rPr>
-              <w:t>p</w:t>
-            </w:r>
-            <w:r>
-              <w:rPr>
-                <w:rFonts w:ascii="BRH Malayalam Extra" w:hAnsi="BRH Malayalam Extra" w:cs="BRH Malayalam Extra"/>
-                <w:sz w:val="32"/>
-                <w:szCs w:val="40"/>
-              </w:rPr>
-              <w:t xml:space="preserve">x </w:t>
-            </w:r>
-            <w:r>
-              <w:rPr>
-                <w:rFonts w:ascii="BRH Malayalam Extra" w:hAnsi="BRH Malayalam Extra" w:cs="BRH Malayalam Extra"/>
-                <w:sz w:val="32"/>
-                <w:szCs w:val="40"/>
-                <w:highlight w:val="yellow"/>
-              </w:rPr>
-              <w:t>bz</w:t>
-            </w:r>
-            <w:r>
-              <w:rPr>
-                <w:rFonts w:ascii="BRH Malayalam Extra" w:hAnsi="BRH Malayalam Extra" w:cs="BRH Malayalam Extra"/>
-                <w:sz w:val="32"/>
-                <w:szCs w:val="40"/>
-              </w:rPr>
-              <w:t>—by</w:t>
-            </w:r>
-            <w:r>
-              <w:rPr>
-                <w:rFonts w:ascii="BRH Malayalam Extra" w:hAnsi="BRH Malayalam Extra" w:cs="BRH Malayalam Extra"/>
-                <w:sz w:val="26"/>
-                <w:szCs w:val="40"/>
-              </w:rPr>
-              <w:t>–</w:t>
-            </w:r>
-            <w:r>
-              <w:rPr>
-                <w:rFonts w:ascii="BRH Malayalam Extra" w:hAnsi="BRH Malayalam Extra" w:cs="BRH Malayalam Extra"/>
-                <w:sz w:val="32"/>
-                <w:szCs w:val="40"/>
-                <w:highlight w:val="yellow"/>
-              </w:rPr>
-              <w:t>p</w:t>
-            </w:r>
-            <w:r>
-              <w:rPr>
-                <w:rFonts w:ascii="BRH Malayalam Extra" w:hAnsi="BRH Malayalam Extra" w:cs="BRH Malayalam Extra"/>
-                <w:sz w:val="32"/>
-                <w:szCs w:val="40"/>
-              </w:rPr>
-              <w:t xml:space="preserve">J </w:t>
-            </w:r>
-            <w:r>
-              <w:rPr>
-                <w:rFonts w:ascii="BRH Malayalam Extra" w:hAnsi="BRH Malayalam Extra" w:cs="BRH Malayalam Extra"/>
-                <w:sz w:val="32"/>
-                <w:szCs w:val="40"/>
-                <w:highlight w:val="yellow"/>
-              </w:rPr>
-              <w:t>ex—pK expK</w:t>
-            </w:r>
-            <w:r>
-              <w:rPr>
-                <w:rFonts w:ascii="BRH Malayalam Extra" w:hAnsi="BRH Malayalam Extra" w:cs="BRH Malayalam Extra"/>
-                <w:sz w:val="32"/>
-                <w:szCs w:val="40"/>
-              </w:rPr>
-              <w:t xml:space="preserve"> </w:t>
-            </w:r>
-            <w:r>
-              <w:rPr>
-                <w:rFonts w:ascii="BRH Malayalam Extra" w:hAnsi="BRH Malayalam Extra" w:cs="BRH Malayalam Extra"/>
-                <w:sz w:val="32"/>
-                <w:szCs w:val="40"/>
-                <w:highlight w:val="yellow"/>
-              </w:rPr>
-              <w:t>b</w:t>
-            </w:r>
-            <w:r>
-              <w:rPr>
-                <w:rFonts w:ascii="BRH Malayalam Extra" w:hAnsi="BRH Malayalam Extra" w:cs="BRH Malayalam Extra"/>
-                <w:sz w:val="32"/>
-                <w:szCs w:val="40"/>
-              </w:rPr>
-              <w:t>zby</w:t>
-            </w:r>
-            <w:r>
-              <w:rPr>
-                <w:rFonts w:ascii="BRH Malayalam Extra" w:hAnsi="BRH Malayalam Extra" w:cs="BRH Malayalam Extra"/>
-                <w:sz w:val="26"/>
-                <w:szCs w:val="40"/>
-              </w:rPr>
-              <w:t>–</w:t>
-            </w:r>
-            <w:r>
-              <w:rPr>
-                <w:rFonts w:ascii="BRH Malayalam Extra" w:hAnsi="BRH Malayalam Extra" w:cs="BRH Malayalam Extra"/>
-                <w:sz w:val="32"/>
-                <w:szCs w:val="40"/>
-              </w:rPr>
-              <w:t xml:space="preserve">¥px </w:t>
-            </w:r>
-          </w:p>
-          <w:p>
-            <w:pPr>
-              <w:widowControl w:val="0"/>
-              <w:autoSpaceDE w:val="0"/>
-              <w:autoSpaceDN w:val="0"/>
-              <w:adjustRightInd w:val="0"/>
-              <w:spacing w:before="0" w:line="240" w:lineRule="auto"/>
-              <w:rPr>
-                <w:rFonts w:ascii="BRH Malayalam Extra" w:hAnsi="BRH Malayalam Extra" w:cs="BRH Malayalam Extra"/>
-                <w:sz w:val="32"/>
-                <w:szCs w:val="40"/>
-              </w:rPr>
-            </w:pPr>
-            <w:r>
-              <w:rPr>
-                <w:rFonts w:ascii="BRH Malayalam Extra" w:hAnsi="BRH Malayalam Extra" w:cs="BRH Malayalam Extra"/>
-                <w:sz w:val="32"/>
-                <w:szCs w:val="40"/>
-              </w:rPr>
+                <w:rFonts w:ascii="BRH Malayalam Extra" w:hAnsi="BRH Malayalam Extra" w:cs="BRH Malayalam Extra"/>
+                <w:sz w:val="32"/>
+                <w:szCs w:val="40"/>
+              </w:rPr>
+              <w:lastRenderedPageBreak/>
               <w:t>„¥² „¥²— bz</w:t>
             </w:r>
             <w:r>
@@ -24966,7 +24927,6 @@
                 <w:highlight w:val="green"/>
                 <w:lang w:val="it-IT"/>
               </w:rPr>
-              <w:lastRenderedPageBreak/>
               <w:t>ex</w:t>
             </w:r>
             <w:r>
@@ -25219,6 +25179,218 @@
                 <w:lang w:val="it-IT"/>
               </w:rPr>
             </w:pPr>
+            <w:r>
+              <w:rPr>
+                <w:rFonts w:cs="BRH Malayalam Extra"/>
+                <w:szCs w:val="40"/>
+                <w:lang w:val="it-IT"/>
+              </w:rPr>
+              <w:t>15</w:t>
+            </w:r>
+            <w:r>
+              <w:rPr>
+                <w:rFonts w:ascii="BRH Malayalam Extra" w:hAnsi="BRH Malayalam Extra" w:cs="BRH Malayalam Extra"/>
+                <w:sz w:val="32"/>
+                <w:szCs w:val="40"/>
+                <w:lang w:val="it-IT"/>
+              </w:rPr>
+              <w:t>)</w:t>
+            </w:r>
+            <w:r>
+              <w:rPr>
+                <w:rFonts w:cs="BRH Malayalam Extra"/>
+                <w:szCs w:val="40"/>
+                <w:lang w:val="it-IT"/>
+              </w:rPr>
+              <w:t xml:space="preserve">  1</w:t>
+            </w:r>
+            <w:r>
+              <w:rPr>
+                <w:rFonts w:ascii="BRH Malayalam Extra" w:hAnsi="BRH Malayalam Extra" w:cs="BRH Malayalam Extra"/>
+                <w:sz w:val="32"/>
+                <w:szCs w:val="40"/>
+                <w:lang w:val="it-IT"/>
+              </w:rPr>
+              <w:t>.</w:t>
+            </w:r>
+            <w:r>
+              <w:rPr>
+                <w:rFonts w:cs="BRH Malayalam Extra"/>
+                <w:szCs w:val="40"/>
+                <w:lang w:val="it-IT"/>
+              </w:rPr>
+              <w:t>5</w:t>
+            </w:r>
+            <w:r>
+              <w:rPr>
+                <w:rFonts w:ascii="BRH Malayalam Extra" w:hAnsi="BRH Malayalam Extra" w:cs="BRH Malayalam Extra"/>
+                <w:sz w:val="32"/>
+                <w:szCs w:val="40"/>
+                <w:lang w:val="it-IT"/>
+              </w:rPr>
+              <w:t>.</w:t>
+            </w:r>
+            <w:r>
+              <w:rPr>
+                <w:rFonts w:cs="BRH Malayalam Extra"/>
+                <w:szCs w:val="40"/>
+                <w:lang w:val="it-IT"/>
+              </w:rPr>
+              <w:t>5</w:t>
+            </w:r>
+            <w:r>
+              <w:rPr>
+                <w:rFonts w:ascii="BRH Malayalam Extra" w:hAnsi="BRH Malayalam Extra" w:cs="BRH Malayalam Extra"/>
+                <w:sz w:val="32"/>
+                <w:szCs w:val="40"/>
+                <w:lang w:val="it-IT"/>
+              </w:rPr>
+              <w:t>.</w:t>
+            </w:r>
+            <w:r>
+              <w:rPr>
+                <w:rFonts w:cs="BRH Malayalam Extra"/>
+                <w:szCs w:val="40"/>
+                <w:lang w:val="it-IT"/>
+              </w:rPr>
+              <w:t>3</w:t>
+            </w:r>
+            <w:r>
+              <w:rPr>
+                <w:rFonts w:ascii="BRH Malayalam Extra" w:hAnsi="BRH Malayalam Extra" w:cs="BRH Malayalam Extra"/>
+                <w:sz w:val="32"/>
+                <w:szCs w:val="40"/>
+                <w:lang w:val="it-IT"/>
+              </w:rPr>
+              <w:t>(</w:t>
+            </w:r>
+            <w:r>
+              <w:rPr>
+                <w:rFonts w:cs="BRH Malayalam Extra"/>
+                <w:szCs w:val="40"/>
+                <w:lang w:val="it-IT"/>
+              </w:rPr>
+              <w:t>15</w:t>
+            </w:r>
+            <w:r>
+              <w:rPr>
+                <w:rFonts w:ascii="BRH Malayalam Extra" w:hAnsi="BRH Malayalam Extra" w:cs="BRH Malayalam Extra"/>
+                <w:sz w:val="32"/>
+                <w:szCs w:val="40"/>
+                <w:lang w:val="it-IT"/>
+              </w:rPr>
+              <w:t>)-  ex</w:t>
+            </w:r>
+            <w:r>
+              <w:rPr>
+                <w:rFonts w:ascii="BRH Malayalam Extra" w:hAnsi="BRH Malayalam Extra" w:cs="BRH Malayalam Extra"/>
+                <w:sz w:val="26"/>
+                <w:szCs w:val="40"/>
+                <w:lang w:val="it-IT"/>
+              </w:rPr>
+              <w:t>–</w:t>
+            </w:r>
+            <w:r>
+              <w:rPr>
+                <w:rFonts w:ascii="BRH Malayalam Extra" w:hAnsi="BRH Malayalam Extra" w:cs="BRH Malayalam Extra"/>
+                <w:sz w:val="32"/>
+                <w:szCs w:val="40"/>
+                <w:lang w:val="it-IT"/>
+              </w:rPr>
+              <w:t>p</w:t>
+            </w:r>
+            <w:r>
+              <w:rPr>
+                <w:rFonts w:ascii="BRH Malayalam Extra" w:hAnsi="BRH Malayalam Extra" w:cs="BRH Malayalam Extra"/>
+                <w:sz w:val="26"/>
+                <w:szCs w:val="40"/>
+                <w:lang w:val="it-IT"/>
+              </w:rPr>
+              <w:t>–</w:t>
+            </w:r>
+            <w:r>
+              <w:rPr>
+                <w:rFonts w:ascii="BRH Malayalam Extra" w:hAnsi="BRH Malayalam Extra" w:cs="BRH Malayalam Extra"/>
+                <w:sz w:val="32"/>
+                <w:szCs w:val="40"/>
+                <w:lang w:val="it-IT"/>
+              </w:rPr>
+              <w:t>K</w:t>
+            </w:r>
+            <w:r>
+              <w:rPr>
+                <w:rFonts w:ascii="BRH Malayalam Extra" w:hAnsi="BRH Malayalam Extra" w:cs="BRH Malayalam Extra"/>
+                <w:sz w:val="26"/>
+                <w:szCs w:val="40"/>
+                <w:lang w:val="it-IT"/>
+              </w:rPr>
+              <w:t>–</w:t>
+            </w:r>
+            <w:r>
+              <w:rPr>
+                <w:rFonts w:ascii="BRH Malayalam Extra" w:hAnsi="BRH Malayalam Extra" w:cs="BRH Malayalam Extra"/>
+                <w:sz w:val="32"/>
+                <w:szCs w:val="40"/>
+                <w:lang w:val="it-IT"/>
+              </w:rPr>
+              <w:t xml:space="preserve"> | bz</w:t>
+            </w:r>
+            <w:r>
+              <w:rPr>
+                <w:rFonts w:ascii="BRH Malayalam Extra" w:hAnsi="BRH Malayalam Extra" w:cs="BRH Malayalam Extra"/>
+                <w:sz w:val="26"/>
+                <w:szCs w:val="40"/>
+                <w:lang w:val="it-IT"/>
+              </w:rPr>
+              <w:t>–</w:t>
+            </w:r>
+            <w:r>
+              <w:rPr>
+                <w:rFonts w:ascii="BRH Malayalam Extra" w:hAnsi="BRH Malayalam Extra" w:cs="BRH Malayalam Extra"/>
+                <w:sz w:val="32"/>
+                <w:szCs w:val="40"/>
+                <w:lang w:val="it-IT"/>
+              </w:rPr>
+              <w:t>by</w:t>
+            </w:r>
+            <w:r>
+              <w:rPr>
+                <w:rFonts w:ascii="BRH Malayalam Extra" w:hAnsi="BRH Malayalam Extra" w:cs="BRH Malayalam Extra"/>
+                <w:sz w:val="26"/>
+                <w:szCs w:val="40"/>
+                <w:lang w:val="it-IT"/>
+              </w:rPr>
+              <w:t>–</w:t>
+            </w:r>
+            <w:r>
+              <w:rPr>
+                <w:rFonts w:ascii="BRH Malayalam Extra" w:hAnsi="BRH Malayalam Extra" w:cs="BRH Malayalam Extra"/>
+                <w:sz w:val="32"/>
+                <w:szCs w:val="40"/>
+                <w:highlight w:val="green"/>
+                <w:lang w:val="it-IT"/>
+              </w:rPr>
+              <w:t>p</w:t>
+            </w:r>
+            <w:r>
+              <w:rPr>
+                <w:rFonts w:ascii="BRH Malayalam Extra" w:hAnsi="BRH Malayalam Extra" w:cs="BRH Malayalam Extra"/>
+                <w:sz w:val="26"/>
+                <w:szCs w:val="40"/>
+                <w:highlight w:val="green"/>
+                <w:lang w:val="it-IT"/>
+              </w:rPr>
+              <w:t>–</w:t>
+            </w:r>
+            <w:r>
+              <w:rPr>
+                <w:rFonts w:ascii="BRH Malayalam Extra" w:hAnsi="BRH Malayalam Extra" w:cs="BRH Malayalam Extra"/>
+                <w:sz w:val="32"/>
+                <w:szCs w:val="40"/>
+                <w:lang w:val="it-IT"/>
+              </w:rPr>
+              <w:t>J | A¥²˜ |</w:t>
+            </w:r>
           </w:p>
           <w:p>
             <w:pPr>
@@ -25234,6 +25406,378 @@
                 <w:lang w:val="it-IT"/>
               </w:rPr>
             </w:pPr>
+            <w:r>
+              <w:rPr>
+                <w:rFonts w:ascii="BRH Malayalam Extra" w:hAnsi="BRH Malayalam Extra" w:cs="BRH Malayalam Extra"/>
+                <w:sz w:val="32"/>
+                <w:szCs w:val="40"/>
+                <w:lang w:val="it-IT"/>
+              </w:rPr>
+              <w:t>ex</w:t>
+            </w:r>
+            <w:r>
+              <w:rPr>
+                <w:rFonts w:ascii="BRH Malayalam Extra" w:hAnsi="BRH Malayalam Extra" w:cs="BRH Malayalam Extra"/>
+                <w:sz w:val="26"/>
+                <w:szCs w:val="40"/>
+                <w:lang w:val="it-IT"/>
+              </w:rPr>
+              <w:t>–</w:t>
+            </w:r>
+            <w:r>
+              <w:rPr>
+                <w:rFonts w:ascii="BRH Malayalam Extra" w:hAnsi="BRH Malayalam Extra" w:cs="BRH Malayalam Extra"/>
+                <w:sz w:val="32"/>
+                <w:szCs w:val="40"/>
+                <w:lang w:val="it-IT"/>
+              </w:rPr>
+              <w:t>p</w:t>
+            </w:r>
+            <w:r>
+              <w:rPr>
+                <w:rFonts w:ascii="BRH Malayalam Extra" w:hAnsi="BRH Malayalam Extra" w:cs="BRH Malayalam Extra"/>
+                <w:sz w:val="26"/>
+                <w:szCs w:val="40"/>
+                <w:lang w:val="it-IT"/>
+              </w:rPr>
+              <w:t>–</w:t>
+            </w:r>
+            <w:r>
+              <w:rPr>
+                <w:rFonts w:ascii="BRH Malayalam Extra" w:hAnsi="BRH Malayalam Extra" w:cs="BRH Malayalam Extra"/>
+                <w:sz w:val="32"/>
+                <w:szCs w:val="40"/>
+                <w:lang w:val="it-IT"/>
+              </w:rPr>
+              <w:t>K</w:t>
+            </w:r>
+            <w:r>
+              <w:rPr>
+                <w:rFonts w:ascii="BRH Malayalam Extra" w:hAnsi="BRH Malayalam Extra" w:cs="BRH Malayalam Extra"/>
+                <w:sz w:val="26"/>
+                <w:szCs w:val="40"/>
+                <w:lang w:val="it-IT"/>
+              </w:rPr>
+              <w:t>–</w:t>
+            </w:r>
+            <w:r>
+              <w:rPr>
+                <w:rFonts w:ascii="BRH Malayalam Extra" w:hAnsi="BRH Malayalam Extra" w:cs="BRH Malayalam Extra"/>
+                <w:sz w:val="32"/>
+                <w:szCs w:val="40"/>
+                <w:lang w:val="it-IT"/>
+              </w:rPr>
+              <w:t xml:space="preserve"> bz</w:t>
+            </w:r>
+            <w:r>
+              <w:rPr>
+                <w:rFonts w:ascii="BRH Malayalam Extra" w:hAnsi="BRH Malayalam Extra" w:cs="BRH Malayalam Extra"/>
+                <w:sz w:val="26"/>
+                <w:szCs w:val="40"/>
+                <w:lang w:val="it-IT"/>
+              </w:rPr>
+              <w:t>–</w:t>
+            </w:r>
+            <w:r>
+              <w:rPr>
+                <w:rFonts w:ascii="BRH Malayalam Extra" w:hAnsi="BRH Malayalam Extra" w:cs="BRH Malayalam Extra"/>
+                <w:sz w:val="32"/>
+                <w:szCs w:val="40"/>
+                <w:lang w:val="it-IT"/>
+              </w:rPr>
+              <w:t>by</w:t>
+            </w:r>
+            <w:r>
+              <w:rPr>
+                <w:rFonts w:ascii="BRH Malayalam Extra" w:hAnsi="BRH Malayalam Extra" w:cs="BRH Malayalam Extra"/>
+                <w:sz w:val="26"/>
+                <w:szCs w:val="40"/>
+                <w:lang w:val="it-IT"/>
+              </w:rPr>
+              <w:t>–</w:t>
+            </w:r>
+            <w:r>
+              <w:rPr>
+                <w:rFonts w:ascii="BRH Malayalam Extra" w:hAnsi="BRH Malayalam Extra" w:cs="BRH Malayalam Extra"/>
+                <w:sz w:val="32"/>
+                <w:szCs w:val="40"/>
+                <w:lang w:val="it-IT"/>
+              </w:rPr>
+              <w:t>¥</w:t>
+            </w:r>
+            <w:r>
+              <w:rPr>
+                <w:rFonts w:ascii="BRH Malayalam Extra" w:hAnsi="BRH Malayalam Extra" w:cs="BRH Malayalam Extra"/>
+                <w:sz w:val="32"/>
+                <w:szCs w:val="40"/>
+                <w:highlight w:val="green"/>
+                <w:lang w:val="it-IT"/>
+              </w:rPr>
+              <w:t>p</w:t>
+            </w:r>
+            <w:r>
+              <w:rPr>
+                <w:rFonts w:ascii="BRH Malayalam Extra" w:hAnsi="BRH Malayalam Extra" w:cs="BRH Malayalam Extra"/>
+                <w:sz w:val="26"/>
+                <w:szCs w:val="40"/>
+                <w:highlight w:val="green"/>
+                <w:lang w:val="it-IT"/>
+              </w:rPr>
+              <w:t>–</w:t>
+            </w:r>
+            <w:r>
+              <w:rPr>
+                <w:rFonts w:ascii="BRH Malayalam Extra" w:hAnsi="BRH Malayalam Extra" w:cs="BRH Malayalam Extra"/>
+                <w:sz w:val="32"/>
+                <w:szCs w:val="40"/>
+                <w:lang w:val="it-IT"/>
+              </w:rPr>
+              <w:t xml:space="preserve">x </w:t>
+            </w:r>
+            <w:r>
+              <w:rPr>
+                <w:rFonts w:ascii="BRH Malayalam Extra" w:hAnsi="BRH Malayalam Extra" w:cs="BRH Malayalam Extra"/>
+                <w:sz w:val="32"/>
+                <w:szCs w:val="40"/>
+                <w:highlight w:val="green"/>
+                <w:lang w:val="it-IT"/>
+              </w:rPr>
+              <w:t>bz</w:t>
+            </w:r>
+            <w:r>
+              <w:rPr>
+                <w:rFonts w:ascii="BRH Malayalam Extra" w:hAnsi="BRH Malayalam Extra" w:cs="BRH Malayalam Extra"/>
+                <w:sz w:val="26"/>
+                <w:szCs w:val="40"/>
+                <w:lang w:val="it-IT"/>
+              </w:rPr>
+              <w:t>–</w:t>
+            </w:r>
+            <w:r>
+              <w:rPr>
+                <w:rFonts w:ascii="BRH Malayalam Extra" w:hAnsi="BRH Malayalam Extra" w:cs="BRH Malayalam Extra"/>
+                <w:sz w:val="32"/>
+                <w:szCs w:val="40"/>
+                <w:lang w:val="it-IT"/>
+              </w:rPr>
+              <w:t>by</w:t>
+            </w:r>
+            <w:r>
+              <w:rPr>
+                <w:rFonts w:ascii="BRH Malayalam Extra" w:hAnsi="BRH Malayalam Extra" w:cs="BRH Malayalam Extra"/>
+                <w:sz w:val="26"/>
+                <w:szCs w:val="40"/>
+                <w:lang w:val="it-IT"/>
+              </w:rPr>
+              <w:t>–</w:t>
+            </w:r>
+            <w:r>
+              <w:rPr>
+                <w:rFonts w:ascii="BRH Malayalam Extra" w:hAnsi="BRH Malayalam Extra" w:cs="BRH Malayalam Extra"/>
+                <w:sz w:val="32"/>
+                <w:szCs w:val="40"/>
+                <w:highlight w:val="green"/>
+                <w:lang w:val="it-IT"/>
+              </w:rPr>
+              <w:t>p</w:t>
+            </w:r>
+            <w:r>
+              <w:rPr>
+                <w:rFonts w:ascii="BRH Malayalam Extra" w:hAnsi="BRH Malayalam Extra" w:cs="BRH Malayalam Extra"/>
+                <w:sz w:val="26"/>
+                <w:szCs w:val="40"/>
+                <w:lang w:val="it-IT"/>
+              </w:rPr>
+              <w:t>–</w:t>
+            </w:r>
+            <w:r>
+              <w:rPr>
+                <w:rFonts w:ascii="BRH Malayalam Extra" w:hAnsi="BRH Malayalam Extra" w:cs="BRH Malayalam Extra"/>
+                <w:sz w:val="32"/>
+                <w:szCs w:val="40"/>
+                <w:lang w:val="it-IT"/>
+              </w:rPr>
+              <w:t xml:space="preserve">J </w:t>
+            </w:r>
+            <w:r>
+              <w:rPr>
+                <w:rFonts w:ascii="BRH Malayalam Extra" w:hAnsi="BRH Malayalam Extra" w:cs="BRH Malayalam Extra"/>
+                <w:sz w:val="32"/>
+                <w:szCs w:val="40"/>
+                <w:highlight w:val="green"/>
+                <w:lang w:val="it-IT"/>
+              </w:rPr>
+              <w:t>ex</w:t>
+            </w:r>
+            <w:r>
+              <w:rPr>
+                <w:rFonts w:ascii="BRH Malayalam Extra" w:hAnsi="BRH Malayalam Extra" w:cs="BRH Malayalam Extra"/>
+                <w:sz w:val="26"/>
+                <w:szCs w:val="40"/>
+                <w:lang w:val="it-IT"/>
+              </w:rPr>
+              <w:t>–</w:t>
+            </w:r>
+            <w:r>
+              <w:rPr>
+                <w:rFonts w:ascii="BRH Malayalam Extra" w:hAnsi="BRH Malayalam Extra" w:cs="BRH Malayalam Extra"/>
+                <w:sz w:val="32"/>
+                <w:szCs w:val="40"/>
+                <w:highlight w:val="green"/>
+                <w:lang w:val="it-IT"/>
+              </w:rPr>
+              <w:t>p</w:t>
+            </w:r>
+            <w:r>
+              <w:rPr>
+                <w:rFonts w:ascii="BRH Malayalam Extra" w:hAnsi="BRH Malayalam Extra" w:cs="BRH Malayalam Extra"/>
+                <w:sz w:val="26"/>
+                <w:szCs w:val="40"/>
+                <w:lang w:val="it-IT"/>
+              </w:rPr>
+              <w:t>–</w:t>
+            </w:r>
+            <w:r>
+              <w:rPr>
+                <w:rFonts w:ascii="BRH Malayalam Extra" w:hAnsi="BRH Malayalam Extra" w:cs="BRH Malayalam Extra"/>
+                <w:sz w:val="32"/>
+                <w:szCs w:val="40"/>
+                <w:highlight w:val="green"/>
+                <w:lang w:val="it-IT"/>
+              </w:rPr>
+              <w:t>K</w:t>
+            </w:r>
+            <w:r>
+              <w:rPr>
+                <w:rFonts w:ascii="BRH Malayalam Extra" w:hAnsi="BRH Malayalam Extra" w:cs="BRH Malayalam Extra"/>
+                <w:sz w:val="26"/>
+                <w:szCs w:val="40"/>
+                <w:lang w:val="it-IT"/>
+              </w:rPr>
+              <w:t>–</w:t>
+            </w:r>
+            <w:r>
+              <w:rPr>
+                <w:rFonts w:ascii="BRH Malayalam Extra" w:hAnsi="BRH Malayalam Extra" w:cs="BRH Malayalam Extra"/>
+                <w:sz w:val="32"/>
+                <w:szCs w:val="40"/>
+                <w:lang w:val="it-IT"/>
+              </w:rPr>
+              <w:t xml:space="preserve"> </w:t>
+            </w:r>
+            <w:r>
+              <w:rPr>
+                <w:rFonts w:ascii="BRH Malayalam Extra" w:hAnsi="BRH Malayalam Extra" w:cs="BRH Malayalam Extra"/>
+                <w:sz w:val="32"/>
+                <w:szCs w:val="40"/>
+                <w:highlight w:val="green"/>
+                <w:lang w:val="it-IT"/>
+              </w:rPr>
+              <w:t>ex</w:t>
+            </w:r>
+            <w:r>
+              <w:rPr>
+                <w:rFonts w:ascii="BRH Malayalam Extra" w:hAnsi="BRH Malayalam Extra" w:cs="BRH Malayalam Extra"/>
+                <w:sz w:val="26"/>
+                <w:szCs w:val="40"/>
+                <w:highlight w:val="green"/>
+                <w:lang w:val="it-IT"/>
+              </w:rPr>
+              <w:t>–</w:t>
+            </w:r>
+            <w:r>
+              <w:rPr>
+                <w:rFonts w:ascii="BRH Malayalam Extra" w:hAnsi="BRH Malayalam Extra" w:cs="BRH Malayalam Extra"/>
+                <w:sz w:val="32"/>
+                <w:szCs w:val="40"/>
+                <w:highlight w:val="green"/>
+                <w:lang w:val="it-IT"/>
+              </w:rPr>
+              <w:t>p</w:t>
+            </w:r>
+            <w:r>
+              <w:rPr>
+                <w:rFonts w:ascii="BRH Malayalam Extra" w:hAnsi="BRH Malayalam Extra" w:cs="BRH Malayalam Extra"/>
+                <w:sz w:val="26"/>
+                <w:szCs w:val="40"/>
+                <w:highlight w:val="green"/>
+                <w:lang w:val="it-IT"/>
+              </w:rPr>
+              <w:t>–</w:t>
+            </w:r>
+            <w:r>
+              <w:rPr>
+                <w:rFonts w:ascii="BRH Malayalam Extra" w:hAnsi="BRH Malayalam Extra" w:cs="BRH Malayalam Extra"/>
+                <w:sz w:val="32"/>
+                <w:szCs w:val="40"/>
+                <w:lang w:val="it-IT"/>
+              </w:rPr>
+              <w:t>K</w:t>
+            </w:r>
+            <w:r>
+              <w:rPr>
+                <w:rFonts w:ascii="BRH Malayalam Extra" w:hAnsi="BRH Malayalam Extra" w:cs="BRH Malayalam Extra"/>
+                <w:sz w:val="26"/>
+                <w:szCs w:val="40"/>
+                <w:lang w:val="it-IT"/>
+              </w:rPr>
+              <w:t>–</w:t>
+            </w:r>
+            <w:r>
+              <w:rPr>
+                <w:rFonts w:ascii="BRH Malayalam Extra" w:hAnsi="BRH Malayalam Extra" w:cs="BRH Malayalam Extra"/>
+                <w:sz w:val="32"/>
+                <w:szCs w:val="40"/>
+                <w:lang w:val="it-IT"/>
+              </w:rPr>
+              <w:t xml:space="preserve"> </w:t>
+            </w:r>
+            <w:r>
+              <w:rPr>
+                <w:rFonts w:ascii="BRH Malayalam Extra" w:hAnsi="BRH Malayalam Extra" w:cs="BRH Malayalam Extra"/>
+                <w:sz w:val="32"/>
+                <w:szCs w:val="40"/>
+                <w:highlight w:val="green"/>
+                <w:lang w:val="it-IT"/>
+              </w:rPr>
+              <w:t>bz</w:t>
+            </w:r>
+            <w:r>
+              <w:rPr>
+                <w:rFonts w:ascii="BRH Malayalam Extra" w:hAnsi="BRH Malayalam Extra" w:cs="BRH Malayalam Extra"/>
+                <w:sz w:val="26"/>
+                <w:szCs w:val="40"/>
+                <w:lang w:val="it-IT"/>
+              </w:rPr>
+              <w:t>–</w:t>
+            </w:r>
+            <w:r>
+              <w:rPr>
+                <w:rFonts w:ascii="BRH Malayalam Extra" w:hAnsi="BRH Malayalam Extra" w:cs="BRH Malayalam Extra"/>
+                <w:sz w:val="32"/>
+                <w:szCs w:val="40"/>
+                <w:lang w:val="it-IT"/>
+              </w:rPr>
+              <w:t>by</w:t>
+            </w:r>
+            <w:r>
+              <w:rPr>
+                <w:rFonts w:ascii="BRH Malayalam Extra" w:hAnsi="BRH Malayalam Extra" w:cs="BRH Malayalam Extra"/>
+                <w:sz w:val="26"/>
+                <w:szCs w:val="40"/>
+                <w:lang w:val="it-IT"/>
+              </w:rPr>
+              <w:t>–</w:t>
+            </w:r>
+            <w:r>
+              <w:rPr>
+                <w:rFonts w:ascii="BRH Malayalam Extra" w:hAnsi="BRH Malayalam Extra" w:cs="BRH Malayalam Extra"/>
+                <w:sz w:val="32"/>
+                <w:szCs w:val="40"/>
+                <w:lang w:val="it-IT"/>
+              </w:rPr>
+              <w:t xml:space="preserve">¥px </w:t>
+            </w:r>
           </w:p>
           <w:p>
             <w:pPr>
@@ -25251,625 +25795,12 @@
             </w:pPr>
             <w:r>
               <w:rPr>
-                <w:rFonts w:cs="BRH Malayalam Extra"/>
-                <w:szCs w:val="40"/>
-                <w:lang w:val="it-IT"/>
-              </w:rPr>
-              <w:t>15</w:t>
-            </w:r>
-            <w:r>
-              <w:rPr>
-                <w:rFonts w:ascii="BRH Malayalam Extra" w:hAnsi="BRH Malayalam Extra" w:cs="BRH Malayalam Extra"/>
-                <w:sz w:val="32"/>
-                <w:szCs w:val="40"/>
-                <w:lang w:val="it-IT"/>
-              </w:rPr>
-              <w:t>)</w:t>
-            </w:r>
-            <w:r>
-              <w:rPr>
-                <w:rFonts w:cs="BRH Malayalam Extra"/>
-                <w:szCs w:val="40"/>
-                <w:lang w:val="it-IT"/>
-              </w:rPr>
-              <w:t xml:space="preserve">  1</w:t>
-            </w:r>
-            <w:r>
-              <w:rPr>
-                <w:rFonts w:ascii="BRH Malayalam Extra" w:hAnsi="BRH Malayalam Extra" w:cs="BRH Malayalam Extra"/>
-                <w:sz w:val="32"/>
-                <w:szCs w:val="40"/>
-                <w:lang w:val="it-IT"/>
-              </w:rPr>
-              <w:t>.</w:t>
-            </w:r>
-            <w:r>
-              <w:rPr>
-                <w:rFonts w:cs="BRH Malayalam Extra"/>
-                <w:szCs w:val="40"/>
-                <w:lang w:val="it-IT"/>
-              </w:rPr>
-              <w:t>5</w:t>
-            </w:r>
-            <w:r>
-              <w:rPr>
-                <w:rFonts w:ascii="BRH Malayalam Extra" w:hAnsi="BRH Malayalam Extra" w:cs="BRH Malayalam Extra"/>
-                <w:sz w:val="32"/>
-                <w:szCs w:val="40"/>
-                <w:lang w:val="it-IT"/>
-              </w:rPr>
-              <w:t>.</w:t>
-            </w:r>
-            <w:r>
-              <w:rPr>
-                <w:rFonts w:cs="BRH Malayalam Extra"/>
-                <w:szCs w:val="40"/>
-                <w:lang w:val="it-IT"/>
-              </w:rPr>
-              <w:t>5</w:t>
-            </w:r>
-            <w:r>
-              <w:rPr>
-                <w:rFonts w:ascii="BRH Malayalam Extra" w:hAnsi="BRH Malayalam Extra" w:cs="BRH Malayalam Extra"/>
-                <w:sz w:val="32"/>
-                <w:szCs w:val="40"/>
-                <w:lang w:val="it-IT"/>
-              </w:rPr>
-              <w:t>.</w:t>
-            </w:r>
-            <w:r>
-              <w:rPr>
-                <w:rFonts w:cs="BRH Malayalam Extra"/>
-                <w:szCs w:val="40"/>
-                <w:lang w:val="it-IT"/>
-              </w:rPr>
-              <w:t>3</w:t>
-            </w:r>
-            <w:r>
-              <w:rPr>
-                <w:rFonts w:ascii="BRH Malayalam Extra" w:hAnsi="BRH Malayalam Extra" w:cs="BRH Malayalam Extra"/>
-                <w:sz w:val="32"/>
-                <w:szCs w:val="40"/>
-                <w:lang w:val="it-IT"/>
-              </w:rPr>
-              <w:t>(</w:t>
-            </w:r>
-            <w:r>
-              <w:rPr>
-                <w:rFonts w:cs="BRH Malayalam Extra"/>
-                <w:szCs w:val="40"/>
-                <w:lang w:val="it-IT"/>
-              </w:rPr>
-              <w:t>15</w:t>
-            </w:r>
-            <w:r>
-              <w:rPr>
-                <w:rFonts w:ascii="BRH Malayalam Extra" w:hAnsi="BRH Malayalam Extra" w:cs="BRH Malayalam Extra"/>
-                <w:sz w:val="32"/>
-                <w:szCs w:val="40"/>
-                <w:lang w:val="it-IT"/>
-              </w:rPr>
-              <w:t>)-  ex</w:t>
-            </w:r>
-            <w:r>
-              <w:rPr>
-                <w:rFonts w:ascii="BRH Malayalam Extra" w:hAnsi="BRH Malayalam Extra" w:cs="BRH Malayalam Extra"/>
-                <w:sz w:val="26"/>
-                <w:szCs w:val="40"/>
-                <w:lang w:val="it-IT"/>
-              </w:rPr>
-              <w:t>–</w:t>
-            </w:r>
-            <w:r>
-              <w:rPr>
-                <w:rFonts w:ascii="BRH Malayalam Extra" w:hAnsi="BRH Malayalam Extra" w:cs="BRH Malayalam Extra"/>
-                <w:sz w:val="32"/>
-                <w:szCs w:val="40"/>
-                <w:lang w:val="it-IT"/>
-              </w:rPr>
-              <w:t>p</w:t>
-            </w:r>
-            <w:r>
-              <w:rPr>
-                <w:rFonts w:ascii="BRH Malayalam Extra" w:hAnsi="BRH Malayalam Extra" w:cs="BRH Malayalam Extra"/>
-                <w:sz w:val="26"/>
-                <w:szCs w:val="40"/>
-                <w:lang w:val="it-IT"/>
-              </w:rPr>
-              <w:t>–</w:t>
-            </w:r>
-            <w:r>
-              <w:rPr>
-                <w:rFonts w:ascii="BRH Malayalam Extra" w:hAnsi="BRH Malayalam Extra" w:cs="BRH Malayalam Extra"/>
-                <w:sz w:val="32"/>
-                <w:szCs w:val="40"/>
-                <w:lang w:val="it-IT"/>
-              </w:rPr>
-              <w:t>K</w:t>
-            </w:r>
-            <w:r>
-              <w:rPr>
-                <w:rFonts w:ascii="BRH Malayalam Extra" w:hAnsi="BRH Malayalam Extra" w:cs="BRH Malayalam Extra"/>
-                <w:sz w:val="26"/>
-                <w:szCs w:val="40"/>
-                <w:lang w:val="it-IT"/>
-              </w:rPr>
-              <w:t>–</w:t>
-            </w:r>
-            <w:r>
-              <w:rPr>
-                <w:rFonts w:ascii="BRH Malayalam Extra" w:hAnsi="BRH Malayalam Extra" w:cs="BRH Malayalam Extra"/>
-                <w:sz w:val="32"/>
-                <w:szCs w:val="40"/>
-                <w:lang w:val="it-IT"/>
-              </w:rPr>
-              <w:t xml:space="preserve"> | bz</w:t>
-            </w:r>
-            <w:r>
-              <w:rPr>
-                <w:rFonts w:ascii="BRH Malayalam Extra" w:hAnsi="BRH Malayalam Extra" w:cs="BRH Malayalam Extra"/>
-                <w:sz w:val="26"/>
-                <w:szCs w:val="40"/>
-                <w:lang w:val="it-IT"/>
-              </w:rPr>
-              <w:t>–</w:t>
-            </w:r>
-            <w:r>
-              <w:rPr>
-                <w:rFonts w:ascii="BRH Malayalam Extra" w:hAnsi="BRH Malayalam Extra" w:cs="BRH Malayalam Extra"/>
-                <w:sz w:val="32"/>
-                <w:szCs w:val="40"/>
-                <w:lang w:val="it-IT"/>
-              </w:rPr>
-              <w:t>by</w:t>
-            </w:r>
-            <w:r>
-              <w:rPr>
-                <w:rFonts w:ascii="BRH Malayalam Extra" w:hAnsi="BRH Malayalam Extra" w:cs="BRH Malayalam Extra"/>
-                <w:sz w:val="26"/>
-                <w:szCs w:val="40"/>
-                <w:lang w:val="it-IT"/>
-              </w:rPr>
-              <w:t>–</w:t>
-            </w:r>
-            <w:r>
-              <w:rPr>
-                <w:rFonts w:ascii="BRH Malayalam Extra" w:hAnsi="BRH Malayalam Extra" w:cs="BRH Malayalam Extra"/>
-                <w:sz w:val="32"/>
-                <w:szCs w:val="40"/>
-                <w:highlight w:val="green"/>
-                <w:lang w:val="it-IT"/>
-              </w:rPr>
-              <w:t>p</w:t>
-            </w:r>
-            <w:r>
-              <w:rPr>
-                <w:rFonts w:ascii="BRH Malayalam Extra" w:hAnsi="BRH Malayalam Extra" w:cs="BRH Malayalam Extra"/>
-                <w:sz w:val="26"/>
-                <w:szCs w:val="40"/>
-                <w:highlight w:val="green"/>
-                <w:lang w:val="it-IT"/>
-              </w:rPr>
-              <w:t>–</w:t>
-            </w:r>
-            <w:r>
-              <w:rPr>
-                <w:rFonts w:ascii="BRH Malayalam Extra" w:hAnsi="BRH Malayalam Extra" w:cs="BRH Malayalam Extra"/>
-                <w:sz w:val="32"/>
-                <w:szCs w:val="40"/>
-                <w:lang w:val="it-IT"/>
-              </w:rPr>
-              <w:t>J | A¥²˜ |</w:t>
-            </w:r>
-          </w:p>
-          <w:p>
-            <w:pPr>
-              <w:widowControl w:val="0"/>
-              <w:autoSpaceDE w:val="0"/>
-              <w:autoSpaceDN w:val="0"/>
-              <w:adjustRightInd w:val="0"/>
-              <w:spacing w:before="0" w:line="240" w:lineRule="auto"/>
-              <w:rPr>
-                <w:rFonts w:ascii="BRH Malayalam Extra" w:hAnsi="BRH Malayalam Extra" w:cs="BRH Malayalam Extra"/>
-                <w:sz w:val="32"/>
-                <w:szCs w:val="40"/>
-                <w:lang w:val="it-IT"/>
-              </w:rPr>
-            </w:pPr>
-            <w:r>
-              <w:rPr>
-                <w:rFonts w:ascii="BRH Malayalam Extra" w:hAnsi="BRH Malayalam Extra" w:cs="BRH Malayalam Extra"/>
-                <w:sz w:val="32"/>
-                <w:szCs w:val="40"/>
-                <w:lang w:val="it-IT"/>
-              </w:rPr>
-              <w:t>ex</w:t>
-            </w:r>
-            <w:r>
-              <w:rPr>
-                <w:rFonts w:ascii="BRH Malayalam Extra" w:hAnsi="BRH Malayalam Extra" w:cs="BRH Malayalam Extra"/>
-                <w:sz w:val="26"/>
-                <w:szCs w:val="40"/>
-                <w:lang w:val="it-IT"/>
-              </w:rPr>
-              <w:t>–</w:t>
-            </w:r>
-            <w:r>
-              <w:rPr>
-                <w:rFonts w:ascii="BRH Malayalam Extra" w:hAnsi="BRH Malayalam Extra" w:cs="BRH Malayalam Extra"/>
-                <w:sz w:val="32"/>
-                <w:szCs w:val="40"/>
-                <w:lang w:val="it-IT"/>
-              </w:rPr>
-              <w:t>p</w:t>
-            </w:r>
-            <w:r>
-              <w:rPr>
-                <w:rFonts w:ascii="BRH Malayalam Extra" w:hAnsi="BRH Malayalam Extra" w:cs="BRH Malayalam Extra"/>
-                <w:sz w:val="26"/>
-                <w:szCs w:val="40"/>
-                <w:lang w:val="it-IT"/>
-              </w:rPr>
-              <w:t>–</w:t>
-            </w:r>
-            <w:r>
-              <w:rPr>
-                <w:rFonts w:ascii="BRH Malayalam Extra" w:hAnsi="BRH Malayalam Extra" w:cs="BRH Malayalam Extra"/>
-                <w:sz w:val="32"/>
-                <w:szCs w:val="40"/>
-                <w:lang w:val="it-IT"/>
-              </w:rPr>
-              <w:t>K</w:t>
-            </w:r>
-            <w:r>
-              <w:rPr>
-                <w:rFonts w:ascii="BRH Malayalam Extra" w:hAnsi="BRH Malayalam Extra" w:cs="BRH Malayalam Extra"/>
-                <w:sz w:val="26"/>
-                <w:szCs w:val="40"/>
-                <w:lang w:val="it-IT"/>
-              </w:rPr>
-              <w:t>–</w:t>
-            </w:r>
-            <w:r>
-              <w:rPr>
-                <w:rFonts w:ascii="BRH Malayalam Extra" w:hAnsi="BRH Malayalam Extra" w:cs="BRH Malayalam Extra"/>
-                <w:sz w:val="32"/>
-                <w:szCs w:val="40"/>
-                <w:lang w:val="it-IT"/>
-              </w:rPr>
-              <w:t xml:space="preserve"> bz</w:t>
-            </w:r>
-            <w:r>
-              <w:rPr>
-                <w:rFonts w:ascii="BRH Malayalam Extra" w:hAnsi="BRH Malayalam Extra" w:cs="BRH Malayalam Extra"/>
-                <w:sz w:val="26"/>
-                <w:szCs w:val="40"/>
-                <w:lang w:val="it-IT"/>
-              </w:rPr>
-              <w:t>–</w:t>
-            </w:r>
-            <w:r>
-              <w:rPr>
-                <w:rFonts w:ascii="BRH Malayalam Extra" w:hAnsi="BRH Malayalam Extra" w:cs="BRH Malayalam Extra"/>
-                <w:sz w:val="32"/>
-                <w:szCs w:val="40"/>
-                <w:lang w:val="it-IT"/>
-              </w:rPr>
-              <w:t>by</w:t>
-            </w:r>
-            <w:r>
-              <w:rPr>
-                <w:rFonts w:ascii="BRH Malayalam Extra" w:hAnsi="BRH Malayalam Extra" w:cs="BRH Malayalam Extra"/>
-                <w:sz w:val="26"/>
-                <w:szCs w:val="40"/>
-                <w:lang w:val="it-IT"/>
-              </w:rPr>
-              <w:t>–</w:t>
-            </w:r>
-            <w:r>
-              <w:rPr>
-                <w:rFonts w:ascii="BRH Malayalam Extra" w:hAnsi="BRH Malayalam Extra" w:cs="BRH Malayalam Extra"/>
-                <w:sz w:val="32"/>
-                <w:szCs w:val="40"/>
-                <w:lang w:val="it-IT"/>
-              </w:rPr>
-              <w:t>¥</w:t>
-            </w:r>
-            <w:r>
-              <w:rPr>
-                <w:rFonts w:ascii="BRH Malayalam Extra" w:hAnsi="BRH Malayalam Extra" w:cs="BRH Malayalam Extra"/>
-                <w:sz w:val="32"/>
-                <w:szCs w:val="40"/>
-                <w:highlight w:val="green"/>
-                <w:lang w:val="it-IT"/>
-              </w:rPr>
-              <w:t>p</w:t>
-            </w:r>
-            <w:r>
-              <w:rPr>
-                <w:rFonts w:ascii="BRH Malayalam Extra" w:hAnsi="BRH Malayalam Extra" w:cs="BRH Malayalam Extra"/>
-                <w:sz w:val="26"/>
-                <w:szCs w:val="40"/>
-                <w:highlight w:val="green"/>
-                <w:lang w:val="it-IT"/>
-              </w:rPr>
-              <w:t>–</w:t>
-            </w:r>
-            <w:r>
-              <w:rPr>
-                <w:rFonts w:ascii="BRH Malayalam Extra" w:hAnsi="BRH Malayalam Extra" w:cs="BRH Malayalam Extra"/>
-                <w:sz w:val="32"/>
-                <w:szCs w:val="40"/>
-                <w:lang w:val="it-IT"/>
-              </w:rPr>
-              <w:t xml:space="preserve">x </w:t>
-            </w:r>
-            <w:r>
-              <w:rPr>
-                <w:rFonts w:ascii="BRH Malayalam Extra" w:hAnsi="BRH Malayalam Extra" w:cs="BRH Malayalam Extra"/>
-                <w:sz w:val="32"/>
-                <w:szCs w:val="40"/>
-                <w:highlight w:val="green"/>
-                <w:lang w:val="it-IT"/>
-              </w:rPr>
-              <w:t>bz</w:t>
-            </w:r>
-            <w:r>
-              <w:rPr>
-                <w:rFonts w:ascii="BRH Malayalam Extra" w:hAnsi="BRH Malayalam Extra" w:cs="BRH Malayalam Extra"/>
-                <w:sz w:val="26"/>
-                <w:szCs w:val="40"/>
-                <w:lang w:val="it-IT"/>
-              </w:rPr>
-              <w:t>–</w:t>
-            </w:r>
-            <w:r>
-              <w:rPr>
-                <w:rFonts w:ascii="BRH Malayalam Extra" w:hAnsi="BRH Malayalam Extra" w:cs="BRH Malayalam Extra"/>
-                <w:sz w:val="32"/>
-                <w:szCs w:val="40"/>
-                <w:lang w:val="it-IT"/>
-              </w:rPr>
-              <w:t>by</w:t>
-            </w:r>
-            <w:r>
-              <w:rPr>
-                <w:rFonts w:ascii="BRH Malayalam Extra" w:hAnsi="BRH Malayalam Extra" w:cs="BRH Malayalam Extra"/>
-                <w:sz w:val="26"/>
-                <w:szCs w:val="40"/>
-                <w:lang w:val="it-IT"/>
-              </w:rPr>
-              <w:t>–</w:t>
-            </w:r>
-            <w:r>
-              <w:rPr>
-                <w:rFonts w:ascii="BRH Malayalam Extra" w:hAnsi="BRH Malayalam Extra" w:cs="BRH Malayalam Extra"/>
-                <w:sz w:val="32"/>
-                <w:szCs w:val="40"/>
-                <w:highlight w:val="green"/>
-                <w:lang w:val="it-IT"/>
-              </w:rPr>
-              <w:t>p</w:t>
-            </w:r>
-            <w:r>
-              <w:rPr>
-                <w:rFonts w:ascii="BRH Malayalam Extra" w:hAnsi="BRH Malayalam Extra" w:cs="BRH Malayalam Extra"/>
-                <w:sz w:val="26"/>
-                <w:szCs w:val="40"/>
-                <w:lang w:val="it-IT"/>
-              </w:rPr>
-              <w:t>–</w:t>
-            </w:r>
-            <w:r>
-              <w:rPr>
-                <w:rFonts w:ascii="BRH Malayalam Extra" w:hAnsi="BRH Malayalam Extra" w:cs="BRH Malayalam Extra"/>
-                <w:sz w:val="32"/>
-                <w:szCs w:val="40"/>
-                <w:lang w:val="it-IT"/>
-              </w:rPr>
-              <w:t xml:space="preserve">J </w:t>
-            </w:r>
-            <w:r>
-              <w:rPr>
-                <w:rFonts w:ascii="BRH Malayalam Extra" w:hAnsi="BRH Malayalam Extra" w:cs="BRH Malayalam Extra"/>
-                <w:sz w:val="32"/>
-                <w:szCs w:val="40"/>
-                <w:highlight w:val="green"/>
-                <w:lang w:val="it-IT"/>
-              </w:rPr>
-              <w:t>ex</w:t>
-            </w:r>
-            <w:r>
-              <w:rPr>
-                <w:rFonts w:ascii="BRH Malayalam Extra" w:hAnsi="BRH Malayalam Extra" w:cs="BRH Malayalam Extra"/>
-                <w:sz w:val="26"/>
-                <w:szCs w:val="40"/>
-                <w:lang w:val="it-IT"/>
-              </w:rPr>
-              <w:t>–</w:t>
-            </w:r>
-            <w:r>
-              <w:rPr>
-                <w:rFonts w:ascii="BRH Malayalam Extra" w:hAnsi="BRH Malayalam Extra" w:cs="BRH Malayalam Extra"/>
-                <w:sz w:val="32"/>
-                <w:szCs w:val="40"/>
-                <w:highlight w:val="green"/>
-                <w:lang w:val="it-IT"/>
-              </w:rPr>
-              <w:t>p</w:t>
-            </w:r>
-            <w:r>
-              <w:rPr>
-                <w:rFonts w:ascii="BRH Malayalam Extra" w:hAnsi="BRH Malayalam Extra" w:cs="BRH Malayalam Extra"/>
-                <w:sz w:val="26"/>
-                <w:szCs w:val="40"/>
-                <w:lang w:val="it-IT"/>
-              </w:rPr>
-              <w:t>–</w:t>
-            </w:r>
-            <w:r>
-              <w:rPr>
-                <w:rFonts w:ascii="BRH Malayalam Extra" w:hAnsi="BRH Malayalam Extra" w:cs="BRH Malayalam Extra"/>
-                <w:sz w:val="32"/>
-                <w:szCs w:val="40"/>
-                <w:highlight w:val="green"/>
-                <w:lang w:val="it-IT"/>
-              </w:rPr>
-              <w:t>K</w:t>
-            </w:r>
-            <w:r>
-              <w:rPr>
-                <w:rFonts w:ascii="BRH Malayalam Extra" w:hAnsi="BRH Malayalam Extra" w:cs="BRH Malayalam Extra"/>
-                <w:sz w:val="26"/>
-                <w:szCs w:val="40"/>
-                <w:lang w:val="it-IT"/>
-              </w:rPr>
-              <w:t>–</w:t>
-            </w:r>
-            <w:r>
-              <w:rPr>
-                <w:rFonts w:ascii="BRH Malayalam Extra" w:hAnsi="BRH Malayalam Extra" w:cs="BRH Malayalam Extra"/>
-                <w:sz w:val="32"/>
-                <w:szCs w:val="40"/>
-                <w:lang w:val="it-IT"/>
-              </w:rPr>
-              <w:t xml:space="preserve"> </w:t>
-            </w:r>
-            <w:r>
-              <w:rPr>
-                <w:rFonts w:ascii="BRH Malayalam Extra" w:hAnsi="BRH Malayalam Extra" w:cs="BRH Malayalam Extra"/>
-                <w:sz w:val="32"/>
-                <w:szCs w:val="40"/>
-                <w:highlight w:val="green"/>
-                <w:lang w:val="it-IT"/>
-              </w:rPr>
-              <w:t>ex</w:t>
-            </w:r>
-            <w:r>
-              <w:rPr>
-                <w:rFonts w:ascii="BRH Malayalam Extra" w:hAnsi="BRH Malayalam Extra" w:cs="BRH Malayalam Extra"/>
-                <w:sz w:val="26"/>
-                <w:szCs w:val="40"/>
-                <w:highlight w:val="green"/>
-                <w:lang w:val="it-IT"/>
-              </w:rPr>
-              <w:t>–</w:t>
-            </w:r>
-            <w:r>
-              <w:rPr>
-                <w:rFonts w:ascii="BRH Malayalam Extra" w:hAnsi="BRH Malayalam Extra" w:cs="BRH Malayalam Extra"/>
-                <w:sz w:val="32"/>
-                <w:szCs w:val="40"/>
-                <w:highlight w:val="green"/>
-                <w:lang w:val="it-IT"/>
-              </w:rPr>
-              <w:t>p</w:t>
-            </w:r>
-            <w:r>
-              <w:rPr>
-                <w:rFonts w:ascii="BRH Malayalam Extra" w:hAnsi="BRH Malayalam Extra" w:cs="BRH Malayalam Extra"/>
-                <w:sz w:val="26"/>
-                <w:szCs w:val="40"/>
-                <w:highlight w:val="green"/>
-                <w:lang w:val="it-IT"/>
-              </w:rPr>
-              <w:t>–</w:t>
-            </w:r>
-            <w:r>
-              <w:rPr>
-                <w:rFonts w:ascii="BRH Malayalam Extra" w:hAnsi="BRH Malayalam Extra" w:cs="BRH Malayalam Extra"/>
-                <w:sz w:val="32"/>
-                <w:szCs w:val="40"/>
-                <w:lang w:val="it-IT"/>
-              </w:rPr>
-              <w:t>K</w:t>
-            </w:r>
-            <w:r>
-              <w:rPr>
-                <w:rFonts w:ascii="BRH Malayalam Extra" w:hAnsi="BRH Malayalam Extra" w:cs="BRH Malayalam Extra"/>
-                <w:sz w:val="26"/>
-                <w:szCs w:val="40"/>
-                <w:lang w:val="it-IT"/>
-              </w:rPr>
-              <w:t>–</w:t>
-            </w:r>
-            <w:r>
-              <w:rPr>
-                <w:rFonts w:ascii="BRH Malayalam Extra" w:hAnsi="BRH Malayalam Extra" w:cs="BRH Malayalam Extra"/>
-                <w:sz w:val="32"/>
-                <w:szCs w:val="40"/>
-                <w:lang w:val="it-IT"/>
-              </w:rPr>
-              <w:t xml:space="preserve"> </w:t>
-            </w:r>
-            <w:r>
-              <w:rPr>
-                <w:rFonts w:ascii="BRH Malayalam Extra" w:hAnsi="BRH Malayalam Extra" w:cs="BRH Malayalam Extra"/>
-                <w:sz w:val="32"/>
-                <w:szCs w:val="40"/>
-                <w:highlight w:val="green"/>
-                <w:lang w:val="it-IT"/>
-              </w:rPr>
-              <w:t>bz</w:t>
-            </w:r>
-            <w:r>
-              <w:rPr>
-                <w:rFonts w:ascii="BRH Malayalam Extra" w:hAnsi="BRH Malayalam Extra" w:cs="BRH Malayalam Extra"/>
-                <w:sz w:val="26"/>
-                <w:szCs w:val="40"/>
-                <w:lang w:val="it-IT"/>
-              </w:rPr>
-              <w:t>–</w:t>
-            </w:r>
-            <w:r>
-              <w:rPr>
-                <w:rFonts w:ascii="BRH Malayalam Extra" w:hAnsi="BRH Malayalam Extra" w:cs="BRH Malayalam Extra"/>
-                <w:sz w:val="32"/>
-                <w:szCs w:val="40"/>
-                <w:lang w:val="it-IT"/>
-              </w:rPr>
-              <w:t>by</w:t>
-            </w:r>
-            <w:r>
-              <w:rPr>
-                <w:rFonts w:ascii="BRH Malayalam Extra" w:hAnsi="BRH Malayalam Extra" w:cs="BRH Malayalam Extra"/>
-                <w:sz w:val="26"/>
-                <w:szCs w:val="40"/>
-                <w:lang w:val="it-IT"/>
-              </w:rPr>
-              <w:t>–</w:t>
-            </w:r>
-            <w:r>
-              <w:rPr>
-                <w:rFonts w:ascii="BRH Malayalam Extra" w:hAnsi="BRH Malayalam Extra" w:cs="BRH Malayalam Extra"/>
-                <w:sz w:val="32"/>
-                <w:szCs w:val="40"/>
-                <w:lang w:val="it-IT"/>
-              </w:rPr>
-              <w:t xml:space="preserve">¥px </w:t>
-            </w:r>
-          </w:p>
-          <w:p>
-            <w:pPr>
-              <w:widowControl w:val="0"/>
-              <w:autoSpaceDE w:val="0"/>
-              <w:autoSpaceDN w:val="0"/>
-              <w:adjustRightInd w:val="0"/>
-              <w:spacing w:before="0" w:line="240" w:lineRule="auto"/>
-              <w:rPr>
-                <w:rFonts w:ascii="BRH Malayalam Extra" w:hAnsi="BRH Malayalam Extra" w:cs="BRH Malayalam Extra"/>
-                <w:sz w:val="32"/>
-                <w:szCs w:val="40"/>
-                <w:lang w:val="it-IT"/>
-              </w:rPr>
-            </w:pPr>
-            <w:r>
-              <w:rPr>
-                <w:rFonts w:ascii="BRH Malayalam Extra" w:hAnsi="BRH Malayalam Extra" w:cs="BRH Malayalam Extra"/>
-                <w:sz w:val="32"/>
-                <w:szCs w:val="40"/>
-                <w:lang w:val="it-IT"/>
-              </w:rPr>
+                <w:rFonts w:ascii="BRH Malayalam Extra" w:hAnsi="BRH Malayalam Extra" w:cs="BRH Malayalam Extra"/>
+                <w:sz w:val="32"/>
+                <w:szCs w:val="40"/>
+                <w:lang w:val="it-IT"/>
+              </w:rPr>
+              <w:lastRenderedPageBreak/>
               <w:t>„¥² „¥²</w:t>
             </w:r>
             <w:r>
@@ -27413,7 +27344,6 @@
                 <w:szCs w:val="40"/>
                 <w:lang w:val="it-IT"/>
               </w:rPr>
-              <w:lastRenderedPageBreak/>
               <w:t>px E</w:t>
             </w:r>
             <w:r>
@@ -27664,6 +27594,162 @@
                 <w:lang w:val="it-IT"/>
               </w:rPr>
             </w:pPr>
+            <w:r>
+              <w:rPr>
+                <w:rFonts w:cs="BRH Malayalam Extra"/>
+                <w:szCs w:val="40"/>
+                <w:lang w:val="it-IT"/>
+              </w:rPr>
+              <w:t>1</w:t>
+            </w:r>
+            <w:r>
+              <w:rPr>
+                <w:rFonts w:ascii="BRH Malayalam Extra" w:hAnsi="BRH Malayalam Extra" w:cs="BRH Malayalam Extra"/>
+                <w:sz w:val="32"/>
+                <w:szCs w:val="40"/>
+                <w:lang w:val="it-IT"/>
+              </w:rPr>
+              <w:t>)</w:t>
+            </w:r>
+            <w:r>
+              <w:rPr>
+                <w:rFonts w:cs="BRH Malayalam Extra"/>
+                <w:szCs w:val="40"/>
+                <w:lang w:val="it-IT"/>
+              </w:rPr>
+              <w:t xml:space="preserve">  1</w:t>
+            </w:r>
+            <w:r>
+              <w:rPr>
+                <w:rFonts w:ascii="BRH Malayalam Extra" w:hAnsi="BRH Malayalam Extra" w:cs="BRH Malayalam Extra"/>
+                <w:sz w:val="32"/>
+                <w:szCs w:val="40"/>
+                <w:lang w:val="it-IT"/>
+              </w:rPr>
+              <w:t>.</w:t>
+            </w:r>
+            <w:r>
+              <w:rPr>
+                <w:rFonts w:cs="BRH Malayalam Extra"/>
+                <w:szCs w:val="40"/>
+                <w:lang w:val="it-IT"/>
+              </w:rPr>
+              <w:t>5</w:t>
+            </w:r>
+            <w:r>
+              <w:rPr>
+                <w:rFonts w:ascii="BRH Malayalam Extra" w:hAnsi="BRH Malayalam Extra" w:cs="BRH Malayalam Extra"/>
+                <w:sz w:val="32"/>
+                <w:szCs w:val="40"/>
+                <w:lang w:val="it-IT"/>
+              </w:rPr>
+              <w:t>.</w:t>
+            </w:r>
+            <w:r>
+              <w:rPr>
+                <w:rFonts w:cs="BRH Malayalam Extra"/>
+                <w:szCs w:val="40"/>
+                <w:lang w:val="it-IT"/>
+              </w:rPr>
+              <w:t>7</w:t>
+            </w:r>
+            <w:r>
+              <w:rPr>
+                <w:rFonts w:ascii="BRH Malayalam Extra" w:hAnsi="BRH Malayalam Extra" w:cs="BRH Malayalam Extra"/>
+                <w:sz w:val="32"/>
+                <w:szCs w:val="40"/>
+                <w:lang w:val="it-IT"/>
+              </w:rPr>
+              <w:t>.</w:t>
+            </w:r>
+            <w:r>
+              <w:rPr>
+                <w:rFonts w:cs="BRH Malayalam Extra"/>
+                <w:szCs w:val="40"/>
+                <w:lang w:val="it-IT"/>
+              </w:rPr>
+              <w:t>3</w:t>
+            </w:r>
+            <w:r>
+              <w:rPr>
+                <w:rFonts w:ascii="BRH Malayalam Extra" w:hAnsi="BRH Malayalam Extra" w:cs="BRH Malayalam Extra"/>
+                <w:sz w:val="32"/>
+                <w:szCs w:val="40"/>
+                <w:lang w:val="it-IT"/>
+              </w:rPr>
+              <w:t>(</w:t>
+            </w:r>
+            <w:r>
+              <w:rPr>
+                <w:rFonts w:cs="BRH Malayalam Extra"/>
+                <w:szCs w:val="40"/>
+                <w:lang w:val="it-IT"/>
+              </w:rPr>
+              <w:t>1</w:t>
+            </w:r>
+            <w:r>
+              <w:rPr>
+                <w:rFonts w:ascii="BRH Malayalam Extra" w:hAnsi="BRH Malayalam Extra" w:cs="BRH Malayalam Extra"/>
+                <w:sz w:val="32"/>
+                <w:szCs w:val="40"/>
+                <w:lang w:val="it-IT"/>
+              </w:rPr>
+              <w:t>)-  E</w:t>
+            </w:r>
+            <w:r>
+              <w:rPr>
+                <w:rFonts w:ascii="BRH Malayalam Extra" w:hAnsi="BRH Malayalam Extra" w:cs="BRH Malayalam Extra"/>
+                <w:sz w:val="26"/>
+                <w:szCs w:val="40"/>
+                <w:lang w:val="it-IT"/>
+              </w:rPr>
+              <w:t>–</w:t>
+            </w:r>
+            <w:r>
+              <w:rPr>
+                <w:rFonts w:ascii="BRH Malayalam Extra" w:hAnsi="BRH Malayalam Extra" w:cs="BRH Malayalam Extra"/>
+                <w:sz w:val="32"/>
+                <w:szCs w:val="40"/>
+                <w:lang w:val="it-IT"/>
+              </w:rPr>
+              <w:t>Zp—J | E</w:t>
+            </w:r>
+            <w:r>
+              <w:rPr>
+                <w:rFonts w:ascii="BRH Malayalam Extra" w:hAnsi="BRH Malayalam Extra" w:cs="BRH Malayalam Extra"/>
+                <w:sz w:val="26"/>
+                <w:szCs w:val="40"/>
+                <w:lang w:val="it-IT"/>
+              </w:rPr>
+              <w:t>–</w:t>
+            </w:r>
+            <w:r>
+              <w:rPr>
+                <w:rFonts w:ascii="BRH Malayalam Extra" w:hAnsi="BRH Malayalam Extra" w:cs="BRH Malayalam Extra"/>
+                <w:sz w:val="32"/>
+                <w:szCs w:val="40"/>
+                <w:lang w:val="it-IT"/>
+              </w:rPr>
+              <w:t>Z¡r¡— | G</w:t>
+            </w:r>
+            <w:r>
+              <w:rPr>
+                <w:rFonts w:ascii="BRH Malayalam Extra" w:hAnsi="BRH Malayalam Extra" w:cs="BRH Malayalam Extra"/>
+                <w:sz w:val="26"/>
+                <w:szCs w:val="40"/>
+                <w:lang w:val="it-IT"/>
+              </w:rPr>
+              <w:t>–</w:t>
+            </w:r>
+            <w:r>
+              <w:rPr>
+                <w:rFonts w:ascii="BRH Malayalam Extra" w:hAnsi="BRH Malayalam Extra" w:cs="BRH Malayalam Extra"/>
+                <w:sz w:val="32"/>
+                <w:szCs w:val="40"/>
+                <w:lang w:val="it-IT"/>
+              </w:rPr>
+              <w:t xml:space="preserve">p | </w:t>
+            </w:r>
           </w:p>
           <w:p>
             <w:pPr>
@@ -27679,6 +27765,243 @@
                 <w:lang w:val="it-IT"/>
               </w:rPr>
             </w:pPr>
+            <w:r>
+              <w:rPr>
+                <w:rFonts w:ascii="BRH Malayalam Extra" w:hAnsi="BRH Malayalam Extra" w:cs="BRH Malayalam Extra"/>
+                <w:sz w:val="32"/>
+                <w:szCs w:val="40"/>
+                <w:lang w:val="it-IT"/>
+              </w:rPr>
+              <w:t>E</w:t>
+            </w:r>
+            <w:r>
+              <w:rPr>
+                <w:rFonts w:ascii="BRH Malayalam Extra" w:hAnsi="BRH Malayalam Extra" w:cs="BRH Malayalam Extra"/>
+                <w:sz w:val="26"/>
+                <w:szCs w:val="40"/>
+                <w:lang w:val="it-IT"/>
+              </w:rPr>
+              <w:t>–</w:t>
+            </w:r>
+            <w:r>
+              <w:rPr>
+                <w:rFonts w:ascii="BRH Malayalam Extra" w:hAnsi="BRH Malayalam Extra" w:cs="BRH Malayalam Extra"/>
+                <w:sz w:val="32"/>
+                <w:szCs w:val="40"/>
+                <w:lang w:val="it-IT"/>
+              </w:rPr>
+              <w:t>Zp— E</w:t>
+            </w:r>
+            <w:r>
+              <w:rPr>
+                <w:rFonts w:ascii="BRH Malayalam Extra" w:hAnsi="BRH Malayalam Extra" w:cs="BRH Malayalam Extra"/>
+                <w:sz w:val="26"/>
+                <w:szCs w:val="40"/>
+                <w:lang w:val="it-IT"/>
+              </w:rPr>
+              <w:t>–</w:t>
+            </w:r>
+            <w:r>
+              <w:rPr>
+                <w:rFonts w:ascii="BRH Malayalam Extra" w:hAnsi="BRH Malayalam Extra" w:cs="BRH Malayalam Extra"/>
+                <w:sz w:val="32"/>
+                <w:szCs w:val="40"/>
+                <w:lang w:val="it-IT"/>
+              </w:rPr>
+              <w:t>Z¡</w:t>
+            </w:r>
+            <w:r>
+              <w:rPr>
+                <w:rFonts w:ascii="BRH Malayalam Extra" w:hAnsi="BRH Malayalam Extra" w:cs="BRH Malayalam Extra"/>
+                <w:sz w:val="32"/>
+                <w:szCs w:val="40"/>
+                <w:highlight w:val="yellow"/>
+                <w:lang w:val="it-IT"/>
+              </w:rPr>
+              <w:t>r¡— E</w:t>
+            </w:r>
+            <w:r>
+              <w:rPr>
+                <w:rFonts w:ascii="BRH Malayalam Extra" w:hAnsi="BRH Malayalam Extra" w:cs="BRH Malayalam Extra"/>
+                <w:sz w:val="26"/>
+                <w:szCs w:val="40"/>
+                <w:lang w:val="it-IT"/>
+              </w:rPr>
+              <w:t>–</w:t>
+            </w:r>
+            <w:r>
+              <w:rPr>
+                <w:rFonts w:ascii="BRH Malayalam Extra" w:hAnsi="BRH Malayalam Extra" w:cs="BRH Malayalam Extra"/>
+                <w:sz w:val="32"/>
+                <w:szCs w:val="40"/>
+                <w:lang w:val="it-IT"/>
+              </w:rPr>
+              <w:t>Z¡</w:t>
+            </w:r>
+            <w:r>
+              <w:rPr>
+                <w:rFonts w:ascii="BRH Malayalam Extra" w:hAnsi="BRH Malayalam Extra" w:cs="BRH Malayalam Extra"/>
+                <w:sz w:val="32"/>
+                <w:szCs w:val="40"/>
+                <w:highlight w:val="yellow"/>
+                <w:lang w:val="it-IT"/>
+              </w:rPr>
+              <w:t>r¡— E</w:t>
+            </w:r>
+            <w:r>
+              <w:rPr>
+                <w:rFonts w:ascii="BRH Malayalam Extra" w:hAnsi="BRH Malayalam Extra" w:cs="BRH Malayalam Extra"/>
+                <w:sz w:val="26"/>
+                <w:szCs w:val="40"/>
+                <w:lang w:val="it-IT"/>
+              </w:rPr>
+              <w:t>–</w:t>
+            </w:r>
+            <w:r>
+              <w:rPr>
+                <w:rFonts w:ascii="BRH Malayalam Extra" w:hAnsi="BRH Malayalam Extra" w:cs="BRH Malayalam Extra"/>
+                <w:sz w:val="32"/>
+                <w:szCs w:val="40"/>
+                <w:lang w:val="it-IT"/>
+              </w:rPr>
+              <w:t>Zp— E</w:t>
+            </w:r>
+            <w:r>
+              <w:rPr>
+                <w:rFonts w:ascii="BRH Malayalam Extra" w:hAnsi="BRH Malayalam Extra" w:cs="BRH Malayalam Extra"/>
+                <w:sz w:val="26"/>
+                <w:szCs w:val="40"/>
+                <w:lang w:val="it-IT"/>
+              </w:rPr>
+              <w:t>–</w:t>
+            </w:r>
+            <w:r>
+              <w:rPr>
+                <w:rFonts w:ascii="BRH Malayalam Extra" w:hAnsi="BRH Malayalam Extra" w:cs="BRH Malayalam Extra"/>
+                <w:sz w:val="32"/>
+                <w:szCs w:val="40"/>
+                <w:lang w:val="it-IT"/>
+              </w:rPr>
+              <w:t>Zp— E</w:t>
+            </w:r>
+            <w:r>
+              <w:rPr>
+                <w:rFonts w:ascii="BRH Malayalam Extra" w:hAnsi="BRH Malayalam Extra" w:cs="BRH Malayalam Extra"/>
+                <w:sz w:val="26"/>
+                <w:szCs w:val="40"/>
+                <w:lang w:val="it-IT"/>
+              </w:rPr>
+              <w:t>–</w:t>
+            </w:r>
+            <w:r>
+              <w:rPr>
+                <w:rFonts w:ascii="BRH Malayalam Extra" w:hAnsi="BRH Malayalam Extra" w:cs="BRH Malayalam Extra"/>
+                <w:sz w:val="32"/>
+                <w:szCs w:val="40"/>
+                <w:lang w:val="it-IT"/>
+              </w:rPr>
+              <w:t>Z¡¥rû</w:t>
+            </w:r>
+            <w:r>
+              <w:rPr>
+                <w:rFonts w:ascii="BRH Malayalam Extra" w:hAnsi="BRH Malayalam Extra" w:cs="BRH Malayalam Extra"/>
+                <w:sz w:val="26"/>
+                <w:szCs w:val="40"/>
+                <w:lang w:val="it-IT"/>
+              </w:rPr>
+              <w:t>–</w:t>
+            </w:r>
+            <w:r>
+              <w:rPr>
+                <w:rFonts w:ascii="BRH Malayalam Extra" w:hAnsi="BRH Malayalam Extra" w:cs="BRH Malayalam Extra"/>
+                <w:sz w:val="32"/>
+                <w:szCs w:val="40"/>
+                <w:lang w:val="it-IT"/>
+              </w:rPr>
+              <w:t>¤¤pp ªZ¡</w:t>
+            </w:r>
+            <w:r>
+              <w:rPr>
+                <w:rFonts w:ascii="BRH Malayalam Extra" w:hAnsi="BRH Malayalam Extra" w:cs="BRH Malayalam Extra"/>
+                <w:sz w:val="32"/>
+                <w:szCs w:val="40"/>
+                <w:highlight w:val="yellow"/>
+                <w:lang w:val="it-IT"/>
+              </w:rPr>
+              <w:t>r¡— E</w:t>
+            </w:r>
+            <w:r>
+              <w:rPr>
+                <w:rFonts w:ascii="BRH Malayalam Extra" w:hAnsi="BRH Malayalam Extra" w:cs="BRH Malayalam Extra"/>
+                <w:sz w:val="26"/>
+                <w:szCs w:val="40"/>
+                <w:lang w:val="it-IT"/>
+              </w:rPr>
+              <w:t>–</w:t>
+            </w:r>
+            <w:r>
+              <w:rPr>
+                <w:rFonts w:ascii="BRH Malayalam Extra" w:hAnsi="BRH Malayalam Extra" w:cs="BRH Malayalam Extra"/>
+                <w:sz w:val="32"/>
+                <w:szCs w:val="40"/>
+                <w:lang w:val="it-IT"/>
+              </w:rPr>
+              <w:t>Zp— E</w:t>
+            </w:r>
+            <w:r>
+              <w:rPr>
+                <w:rFonts w:ascii="BRH Malayalam Extra" w:hAnsi="BRH Malayalam Extra" w:cs="BRH Malayalam Extra"/>
+                <w:sz w:val="26"/>
+                <w:szCs w:val="40"/>
+                <w:lang w:val="it-IT"/>
+              </w:rPr>
+              <w:t>–</w:t>
+            </w:r>
+            <w:r>
+              <w:rPr>
+                <w:rFonts w:ascii="BRH Malayalam Extra" w:hAnsi="BRH Malayalam Extra" w:cs="BRH Malayalam Extra"/>
+                <w:sz w:val="32"/>
+                <w:szCs w:val="40"/>
+                <w:lang w:val="it-IT"/>
+              </w:rPr>
+              <w:t>Zp— E</w:t>
+            </w:r>
+            <w:r>
+              <w:rPr>
+                <w:rFonts w:ascii="BRH Malayalam Extra" w:hAnsi="BRH Malayalam Extra" w:cs="BRH Malayalam Extra"/>
+                <w:sz w:val="26"/>
+                <w:szCs w:val="40"/>
+                <w:lang w:val="it-IT"/>
+              </w:rPr>
+              <w:t>–</w:t>
+            </w:r>
+            <w:r>
+              <w:rPr>
+                <w:rFonts w:ascii="BRH Malayalam Extra" w:hAnsi="BRH Malayalam Extra" w:cs="BRH Malayalam Extra"/>
+                <w:sz w:val="32"/>
+                <w:szCs w:val="40"/>
+                <w:lang w:val="it-IT"/>
+              </w:rPr>
+              <w:t>Z¡¥rû</w:t>
+            </w:r>
+            <w:r>
+              <w:rPr>
+                <w:rFonts w:ascii="BRH Malayalam Extra" w:hAnsi="BRH Malayalam Extra" w:cs="BRH Malayalam Extra"/>
+                <w:sz w:val="26"/>
+                <w:szCs w:val="40"/>
+                <w:lang w:val="it-IT"/>
+              </w:rPr>
+              <w:t>–</w:t>
+            </w:r>
+            <w:r>
+              <w:rPr>
+                <w:rFonts w:ascii="BRH Malayalam Extra" w:hAnsi="BRH Malayalam Extra" w:cs="BRH Malayalam Extra"/>
+                <w:sz w:val="32"/>
+                <w:szCs w:val="40"/>
+                <w:lang w:val="it-IT"/>
+              </w:rPr>
+              <w:t xml:space="preserve">p | </w:t>
+            </w:r>
           </w:p>
           <w:p>
             <w:pPr>
@@ -27700,429 +28023,7 @@
                 <w:szCs w:val="40"/>
                 <w:lang w:val="it-IT"/>
               </w:rPr>
-              <w:t>1</w:t>
-            </w:r>
-            <w:r>
-              <w:rPr>
-                <w:rFonts w:ascii="BRH Malayalam Extra" w:hAnsi="BRH Malayalam Extra" w:cs="BRH Malayalam Extra"/>
-                <w:sz w:val="32"/>
-                <w:szCs w:val="40"/>
-                <w:lang w:val="it-IT"/>
-              </w:rPr>
-              <w:t>)</w:t>
-            </w:r>
-            <w:r>
-              <w:rPr>
-                <w:rFonts w:cs="BRH Malayalam Extra"/>
-                <w:szCs w:val="40"/>
-                <w:lang w:val="it-IT"/>
-              </w:rPr>
-              <w:t xml:space="preserve">  1</w:t>
-            </w:r>
-            <w:r>
-              <w:rPr>
-                <w:rFonts w:ascii="BRH Malayalam Extra" w:hAnsi="BRH Malayalam Extra" w:cs="BRH Malayalam Extra"/>
-                <w:sz w:val="32"/>
-                <w:szCs w:val="40"/>
-                <w:lang w:val="it-IT"/>
-              </w:rPr>
-              <w:t>.</w:t>
-            </w:r>
-            <w:r>
-              <w:rPr>
-                <w:rFonts w:cs="BRH Malayalam Extra"/>
-                <w:szCs w:val="40"/>
-                <w:lang w:val="it-IT"/>
-              </w:rPr>
-              <w:t>5</w:t>
-            </w:r>
-            <w:r>
-              <w:rPr>
-                <w:rFonts w:ascii="BRH Malayalam Extra" w:hAnsi="BRH Malayalam Extra" w:cs="BRH Malayalam Extra"/>
-                <w:sz w:val="32"/>
-                <w:szCs w:val="40"/>
-                <w:lang w:val="it-IT"/>
-              </w:rPr>
-              <w:t>.</w:t>
-            </w:r>
-            <w:r>
-              <w:rPr>
-                <w:rFonts w:cs="BRH Malayalam Extra"/>
-                <w:szCs w:val="40"/>
-                <w:lang w:val="it-IT"/>
-              </w:rPr>
-              <w:t>7</w:t>
-            </w:r>
-            <w:r>
-              <w:rPr>
-                <w:rFonts w:ascii="BRH Malayalam Extra" w:hAnsi="BRH Malayalam Extra" w:cs="BRH Malayalam Extra"/>
-                <w:sz w:val="32"/>
-                <w:szCs w:val="40"/>
-                <w:lang w:val="it-IT"/>
-              </w:rPr>
-              <w:t>.</w:t>
-            </w:r>
-            <w:r>
-              <w:rPr>
-                <w:rFonts w:cs="BRH Malayalam Extra"/>
-                <w:szCs w:val="40"/>
-                <w:lang w:val="it-IT"/>
-              </w:rPr>
-              <w:t>3</w:t>
-            </w:r>
-            <w:r>
-              <w:rPr>
-                <w:rFonts w:ascii="BRH Malayalam Extra" w:hAnsi="BRH Malayalam Extra" w:cs="BRH Malayalam Extra"/>
-                <w:sz w:val="32"/>
-                <w:szCs w:val="40"/>
-                <w:lang w:val="it-IT"/>
-              </w:rPr>
-              <w:t>(</w:t>
-            </w:r>
-            <w:r>
-              <w:rPr>
-                <w:rFonts w:cs="BRH Malayalam Extra"/>
-                <w:szCs w:val="40"/>
-                <w:lang w:val="it-IT"/>
-              </w:rPr>
-              <w:t>1</w:t>
-            </w:r>
-            <w:r>
-              <w:rPr>
-                <w:rFonts w:ascii="BRH Malayalam Extra" w:hAnsi="BRH Malayalam Extra" w:cs="BRH Malayalam Extra"/>
-                <w:sz w:val="32"/>
-                <w:szCs w:val="40"/>
-                <w:lang w:val="it-IT"/>
-              </w:rPr>
-              <w:t>)-  E</w:t>
-            </w:r>
-            <w:r>
-              <w:rPr>
-                <w:rFonts w:ascii="BRH Malayalam Extra" w:hAnsi="BRH Malayalam Extra" w:cs="BRH Malayalam Extra"/>
-                <w:sz w:val="26"/>
-                <w:szCs w:val="40"/>
-                <w:lang w:val="it-IT"/>
-              </w:rPr>
-              <w:t>–</w:t>
-            </w:r>
-            <w:r>
-              <w:rPr>
-                <w:rFonts w:ascii="BRH Malayalam Extra" w:hAnsi="BRH Malayalam Extra" w:cs="BRH Malayalam Extra"/>
-                <w:sz w:val="32"/>
-                <w:szCs w:val="40"/>
-                <w:lang w:val="it-IT"/>
-              </w:rPr>
-              <w:t>Zp—J | E</w:t>
-            </w:r>
-            <w:r>
-              <w:rPr>
-                <w:rFonts w:ascii="BRH Malayalam Extra" w:hAnsi="BRH Malayalam Extra" w:cs="BRH Malayalam Extra"/>
-                <w:sz w:val="26"/>
-                <w:szCs w:val="40"/>
-                <w:lang w:val="it-IT"/>
-              </w:rPr>
-              <w:t>–</w:t>
-            </w:r>
-            <w:r>
-              <w:rPr>
-                <w:rFonts w:ascii="BRH Malayalam Extra" w:hAnsi="BRH Malayalam Extra" w:cs="BRH Malayalam Extra"/>
-                <w:sz w:val="32"/>
-                <w:szCs w:val="40"/>
-                <w:lang w:val="it-IT"/>
-              </w:rPr>
-              <w:t>Z¡r¡— | G</w:t>
-            </w:r>
-            <w:r>
-              <w:rPr>
-                <w:rFonts w:ascii="BRH Malayalam Extra" w:hAnsi="BRH Malayalam Extra" w:cs="BRH Malayalam Extra"/>
-                <w:sz w:val="26"/>
-                <w:szCs w:val="40"/>
-                <w:lang w:val="it-IT"/>
-              </w:rPr>
-              <w:t>–</w:t>
-            </w:r>
-            <w:r>
-              <w:rPr>
-                <w:rFonts w:ascii="BRH Malayalam Extra" w:hAnsi="BRH Malayalam Extra" w:cs="BRH Malayalam Extra"/>
-                <w:sz w:val="32"/>
-                <w:szCs w:val="40"/>
-                <w:lang w:val="it-IT"/>
-              </w:rPr>
-              <w:t xml:space="preserve">p | </w:t>
-            </w:r>
-          </w:p>
-          <w:p>
-            <w:pPr>
-              <w:widowControl w:val="0"/>
-              <w:autoSpaceDE w:val="0"/>
-              <w:autoSpaceDN w:val="0"/>
-              <w:adjustRightInd w:val="0"/>
-              <w:spacing w:before="0" w:line="240" w:lineRule="auto"/>
-              <w:rPr>
-                <w:rFonts w:ascii="BRH Malayalam Extra" w:hAnsi="BRH Malayalam Extra" w:cs="BRH Malayalam Extra"/>
-                <w:sz w:val="32"/>
-                <w:szCs w:val="40"/>
-                <w:lang w:val="it-IT"/>
-              </w:rPr>
-            </w:pPr>
-            <w:r>
-              <w:rPr>
-                <w:rFonts w:ascii="BRH Malayalam Extra" w:hAnsi="BRH Malayalam Extra" w:cs="BRH Malayalam Extra"/>
-                <w:sz w:val="32"/>
-                <w:szCs w:val="40"/>
-                <w:lang w:val="it-IT"/>
-              </w:rPr>
-              <w:t>E</w:t>
-            </w:r>
-            <w:r>
-              <w:rPr>
-                <w:rFonts w:ascii="BRH Malayalam Extra" w:hAnsi="BRH Malayalam Extra" w:cs="BRH Malayalam Extra"/>
-                <w:sz w:val="26"/>
-                <w:szCs w:val="40"/>
-                <w:lang w:val="it-IT"/>
-              </w:rPr>
-              <w:t>–</w:t>
-            </w:r>
-            <w:r>
-              <w:rPr>
-                <w:rFonts w:ascii="BRH Malayalam Extra" w:hAnsi="BRH Malayalam Extra" w:cs="BRH Malayalam Extra"/>
-                <w:sz w:val="32"/>
-                <w:szCs w:val="40"/>
-                <w:lang w:val="it-IT"/>
-              </w:rPr>
-              <w:t>Zp— E</w:t>
-            </w:r>
-            <w:r>
-              <w:rPr>
-                <w:rFonts w:ascii="BRH Malayalam Extra" w:hAnsi="BRH Malayalam Extra" w:cs="BRH Malayalam Extra"/>
-                <w:sz w:val="26"/>
-                <w:szCs w:val="40"/>
-                <w:lang w:val="it-IT"/>
-              </w:rPr>
-              <w:t>–</w:t>
-            </w:r>
-            <w:r>
-              <w:rPr>
-                <w:rFonts w:ascii="BRH Malayalam Extra" w:hAnsi="BRH Malayalam Extra" w:cs="BRH Malayalam Extra"/>
-                <w:sz w:val="32"/>
-                <w:szCs w:val="40"/>
-                <w:lang w:val="it-IT"/>
-              </w:rPr>
-              <w:t>Z¡</w:t>
-            </w:r>
-            <w:r>
-              <w:rPr>
-                <w:rFonts w:ascii="BRH Malayalam Extra" w:hAnsi="BRH Malayalam Extra" w:cs="BRH Malayalam Extra"/>
-                <w:sz w:val="32"/>
-                <w:szCs w:val="40"/>
-                <w:highlight w:val="yellow"/>
-                <w:lang w:val="it-IT"/>
-              </w:rPr>
-              <w:t>r¡— E</w:t>
-            </w:r>
-            <w:r>
-              <w:rPr>
-                <w:rFonts w:ascii="BRH Malayalam Extra" w:hAnsi="BRH Malayalam Extra" w:cs="BRH Malayalam Extra"/>
-                <w:sz w:val="26"/>
-                <w:szCs w:val="40"/>
-                <w:lang w:val="it-IT"/>
-              </w:rPr>
-              <w:t>–</w:t>
-            </w:r>
-            <w:r>
-              <w:rPr>
-                <w:rFonts w:ascii="BRH Malayalam Extra" w:hAnsi="BRH Malayalam Extra" w:cs="BRH Malayalam Extra"/>
-                <w:sz w:val="32"/>
-                <w:szCs w:val="40"/>
-                <w:lang w:val="it-IT"/>
-              </w:rPr>
-              <w:t>Z¡</w:t>
-            </w:r>
-            <w:r>
-              <w:rPr>
-                <w:rFonts w:ascii="BRH Malayalam Extra" w:hAnsi="BRH Malayalam Extra" w:cs="BRH Malayalam Extra"/>
-                <w:sz w:val="32"/>
-                <w:szCs w:val="40"/>
-                <w:highlight w:val="yellow"/>
-                <w:lang w:val="it-IT"/>
-              </w:rPr>
-              <w:t>r¡— E</w:t>
-            </w:r>
-            <w:r>
-              <w:rPr>
-                <w:rFonts w:ascii="BRH Malayalam Extra" w:hAnsi="BRH Malayalam Extra" w:cs="BRH Malayalam Extra"/>
-                <w:sz w:val="26"/>
-                <w:szCs w:val="40"/>
-                <w:lang w:val="it-IT"/>
-              </w:rPr>
-              <w:t>–</w:t>
-            </w:r>
-            <w:r>
-              <w:rPr>
-                <w:rFonts w:ascii="BRH Malayalam Extra" w:hAnsi="BRH Malayalam Extra" w:cs="BRH Malayalam Extra"/>
-                <w:sz w:val="32"/>
-                <w:szCs w:val="40"/>
-                <w:lang w:val="it-IT"/>
-              </w:rPr>
-              <w:t>Zp— E</w:t>
-            </w:r>
-            <w:r>
-              <w:rPr>
-                <w:rFonts w:ascii="BRH Malayalam Extra" w:hAnsi="BRH Malayalam Extra" w:cs="BRH Malayalam Extra"/>
-                <w:sz w:val="26"/>
-                <w:szCs w:val="40"/>
-                <w:lang w:val="it-IT"/>
-              </w:rPr>
-              <w:t>–</w:t>
-            </w:r>
-            <w:r>
-              <w:rPr>
-                <w:rFonts w:ascii="BRH Malayalam Extra" w:hAnsi="BRH Malayalam Extra" w:cs="BRH Malayalam Extra"/>
-                <w:sz w:val="32"/>
-                <w:szCs w:val="40"/>
-                <w:lang w:val="it-IT"/>
-              </w:rPr>
-              <w:t>Zp— E</w:t>
-            </w:r>
-            <w:r>
-              <w:rPr>
-                <w:rFonts w:ascii="BRH Malayalam Extra" w:hAnsi="BRH Malayalam Extra" w:cs="BRH Malayalam Extra"/>
-                <w:sz w:val="26"/>
-                <w:szCs w:val="40"/>
-                <w:lang w:val="it-IT"/>
-              </w:rPr>
-              <w:t>–</w:t>
-            </w:r>
-            <w:r>
-              <w:rPr>
-                <w:rFonts w:ascii="BRH Malayalam Extra" w:hAnsi="BRH Malayalam Extra" w:cs="BRH Malayalam Extra"/>
-                <w:sz w:val="32"/>
-                <w:szCs w:val="40"/>
-                <w:lang w:val="it-IT"/>
-              </w:rPr>
-              <w:t>Z¡¥rû</w:t>
-            </w:r>
-            <w:r>
-              <w:rPr>
-                <w:rFonts w:ascii="BRH Malayalam Extra" w:hAnsi="BRH Malayalam Extra" w:cs="BRH Malayalam Extra"/>
-                <w:sz w:val="26"/>
-                <w:szCs w:val="40"/>
-                <w:lang w:val="it-IT"/>
-              </w:rPr>
-              <w:t>–</w:t>
-            </w:r>
-            <w:r>
-              <w:rPr>
-                <w:rFonts w:ascii="BRH Malayalam Extra" w:hAnsi="BRH Malayalam Extra" w:cs="BRH Malayalam Extra"/>
-                <w:sz w:val="32"/>
-                <w:szCs w:val="40"/>
-                <w:lang w:val="it-IT"/>
-              </w:rPr>
-              <w:t>¤¤pp ªZ¡</w:t>
-            </w:r>
-            <w:r>
-              <w:rPr>
-                <w:rFonts w:ascii="BRH Malayalam Extra" w:hAnsi="BRH Malayalam Extra" w:cs="BRH Malayalam Extra"/>
-                <w:sz w:val="32"/>
-                <w:szCs w:val="40"/>
-                <w:highlight w:val="yellow"/>
-                <w:lang w:val="it-IT"/>
-              </w:rPr>
-              <w:t>r¡— E</w:t>
-            </w:r>
-            <w:r>
-              <w:rPr>
-                <w:rFonts w:ascii="BRH Malayalam Extra" w:hAnsi="BRH Malayalam Extra" w:cs="BRH Malayalam Extra"/>
-                <w:sz w:val="26"/>
-                <w:szCs w:val="40"/>
-                <w:lang w:val="it-IT"/>
-              </w:rPr>
-              <w:t>–</w:t>
-            </w:r>
-            <w:r>
-              <w:rPr>
-                <w:rFonts w:ascii="BRH Malayalam Extra" w:hAnsi="BRH Malayalam Extra" w:cs="BRH Malayalam Extra"/>
-                <w:sz w:val="32"/>
-                <w:szCs w:val="40"/>
-                <w:lang w:val="it-IT"/>
-              </w:rPr>
-              <w:t>Zp— E</w:t>
-            </w:r>
-            <w:r>
-              <w:rPr>
-                <w:rFonts w:ascii="BRH Malayalam Extra" w:hAnsi="BRH Malayalam Extra" w:cs="BRH Malayalam Extra"/>
-                <w:sz w:val="26"/>
-                <w:szCs w:val="40"/>
-                <w:lang w:val="it-IT"/>
-              </w:rPr>
-              <w:t>–</w:t>
-            </w:r>
-            <w:r>
-              <w:rPr>
-                <w:rFonts w:ascii="BRH Malayalam Extra" w:hAnsi="BRH Malayalam Extra" w:cs="BRH Malayalam Extra"/>
-                <w:sz w:val="32"/>
-                <w:szCs w:val="40"/>
-                <w:lang w:val="it-IT"/>
-              </w:rPr>
-              <w:t>Zp— E</w:t>
-            </w:r>
-            <w:r>
-              <w:rPr>
-                <w:rFonts w:ascii="BRH Malayalam Extra" w:hAnsi="BRH Malayalam Extra" w:cs="BRH Malayalam Extra"/>
-                <w:sz w:val="26"/>
-                <w:szCs w:val="40"/>
-                <w:lang w:val="it-IT"/>
-              </w:rPr>
-              <w:t>–</w:t>
-            </w:r>
-            <w:r>
-              <w:rPr>
-                <w:rFonts w:ascii="BRH Malayalam Extra" w:hAnsi="BRH Malayalam Extra" w:cs="BRH Malayalam Extra"/>
-                <w:sz w:val="32"/>
-                <w:szCs w:val="40"/>
-                <w:lang w:val="it-IT"/>
-              </w:rPr>
-              <w:t>Z¡¥rû</w:t>
-            </w:r>
-            <w:r>
-              <w:rPr>
-                <w:rFonts w:ascii="BRH Malayalam Extra" w:hAnsi="BRH Malayalam Extra" w:cs="BRH Malayalam Extra"/>
-                <w:sz w:val="26"/>
-                <w:szCs w:val="40"/>
-                <w:lang w:val="it-IT"/>
-              </w:rPr>
-              <w:t>–</w:t>
-            </w:r>
-            <w:r>
-              <w:rPr>
-                <w:rFonts w:ascii="BRH Malayalam Extra" w:hAnsi="BRH Malayalam Extra" w:cs="BRH Malayalam Extra"/>
-                <w:sz w:val="32"/>
-                <w:szCs w:val="40"/>
-                <w:lang w:val="it-IT"/>
-              </w:rPr>
-              <w:t xml:space="preserve">p | </w:t>
-            </w:r>
-          </w:p>
-          <w:p>
-            <w:pPr>
-              <w:widowControl w:val="0"/>
-              <w:autoSpaceDE w:val="0"/>
-              <w:autoSpaceDN w:val="0"/>
-              <w:adjustRightInd w:val="0"/>
-              <w:spacing w:before="0" w:line="240" w:lineRule="auto"/>
-              <w:rPr>
-                <w:rFonts w:ascii="BRH Malayalam Extra" w:hAnsi="BRH Malayalam Extra" w:cs="BRH Malayalam Extra"/>
-                <w:sz w:val="32"/>
-                <w:szCs w:val="40"/>
-                <w:lang w:val="it-IT"/>
-              </w:rPr>
-            </w:pPr>
-            <w:r>
-              <w:rPr>
-                <w:rFonts w:cs="BRH Malayalam Extra"/>
-                <w:szCs w:val="40"/>
-                <w:lang w:val="it-IT"/>
-              </w:rPr>
+              <w:lastRenderedPageBreak/>
               <w:t>2</w:t>
             </w:r>
             <w:r>
@@ -28640,7 +28541,6 @@
                 <w:szCs w:val="40"/>
                 <w:lang w:val="it-IT"/>
               </w:rPr>
-              <w:lastRenderedPageBreak/>
               <w:t>px E</w:t>
             </w:r>
             <w:r>
@@ -28922,6 +28822,181 @@
                 <w:lang w:val="it-IT"/>
               </w:rPr>
             </w:pPr>
+            <w:r>
+              <w:rPr>
+                <w:rFonts w:cs="BRH Malayalam Extra"/>
+                <w:szCs w:val="40"/>
+                <w:lang w:val="it-IT"/>
+              </w:rPr>
+              <w:t>1</w:t>
+            </w:r>
+            <w:r>
+              <w:rPr>
+                <w:rFonts w:ascii="BRH Malayalam Extra" w:hAnsi="BRH Malayalam Extra" w:cs="BRH Malayalam Extra"/>
+                <w:sz w:val="32"/>
+                <w:szCs w:val="40"/>
+                <w:lang w:val="it-IT"/>
+              </w:rPr>
+              <w:t>)</w:t>
+            </w:r>
+            <w:r>
+              <w:rPr>
+                <w:rFonts w:cs="BRH Malayalam Extra"/>
+                <w:szCs w:val="40"/>
+                <w:lang w:val="it-IT"/>
+              </w:rPr>
+              <w:t xml:space="preserve">  </w:t>
+            </w:r>
+            <w:bookmarkStart w:id="3" w:name="_Hlk128842256"/>
+            <w:r>
+              <w:rPr>
+                <w:rFonts w:cs="BRH Malayalam Extra"/>
+                <w:szCs w:val="40"/>
+                <w:lang w:val="it-IT"/>
+              </w:rPr>
+              <w:t>1</w:t>
+            </w:r>
+            <w:r>
+              <w:rPr>
+                <w:rFonts w:ascii="BRH Malayalam Extra" w:hAnsi="BRH Malayalam Extra" w:cs="BRH Malayalam Extra"/>
+                <w:sz w:val="32"/>
+                <w:szCs w:val="40"/>
+                <w:lang w:val="it-IT"/>
+              </w:rPr>
+              <w:t>.</w:t>
+            </w:r>
+            <w:r>
+              <w:rPr>
+                <w:rFonts w:cs="BRH Malayalam Extra"/>
+                <w:szCs w:val="40"/>
+                <w:lang w:val="it-IT"/>
+              </w:rPr>
+              <w:t>5</w:t>
+            </w:r>
+            <w:r>
+              <w:rPr>
+                <w:rFonts w:ascii="BRH Malayalam Extra" w:hAnsi="BRH Malayalam Extra" w:cs="BRH Malayalam Extra"/>
+                <w:sz w:val="32"/>
+                <w:szCs w:val="40"/>
+                <w:lang w:val="it-IT"/>
+              </w:rPr>
+              <w:t>.</w:t>
+            </w:r>
+            <w:r>
+              <w:rPr>
+                <w:rFonts w:cs="BRH Malayalam Extra"/>
+                <w:szCs w:val="40"/>
+                <w:lang w:val="it-IT"/>
+              </w:rPr>
+              <w:t>7</w:t>
+            </w:r>
+            <w:r>
+              <w:rPr>
+                <w:rFonts w:ascii="BRH Malayalam Extra" w:hAnsi="BRH Malayalam Extra" w:cs="BRH Malayalam Extra"/>
+                <w:sz w:val="32"/>
+                <w:szCs w:val="40"/>
+                <w:lang w:val="it-IT"/>
+              </w:rPr>
+              <w:t>.</w:t>
+            </w:r>
+            <w:r>
+              <w:rPr>
+                <w:rFonts w:cs="BRH Malayalam Extra"/>
+                <w:szCs w:val="40"/>
+                <w:lang w:val="it-IT"/>
+              </w:rPr>
+              <w:t>3</w:t>
+            </w:r>
+            <w:r>
+              <w:rPr>
+                <w:rFonts w:ascii="BRH Malayalam Extra" w:hAnsi="BRH Malayalam Extra" w:cs="BRH Malayalam Extra"/>
+                <w:sz w:val="32"/>
+                <w:szCs w:val="40"/>
+                <w:lang w:val="it-IT"/>
+              </w:rPr>
+              <w:t>(</w:t>
+            </w:r>
+            <w:r>
+              <w:rPr>
+                <w:rFonts w:cs="BRH Malayalam Extra"/>
+                <w:szCs w:val="40"/>
+                <w:lang w:val="it-IT"/>
+              </w:rPr>
+              <w:t>1</w:t>
+            </w:r>
+            <w:r>
+              <w:rPr>
+                <w:rFonts w:ascii="BRH Malayalam Extra" w:hAnsi="BRH Malayalam Extra" w:cs="BRH Malayalam Extra"/>
+                <w:sz w:val="32"/>
+                <w:szCs w:val="40"/>
+                <w:lang w:val="it-IT"/>
+              </w:rPr>
+              <w:t xml:space="preserve">)-  </w:t>
+            </w:r>
+            <w:bookmarkEnd w:id="3"/>
+            <w:r>
+              <w:rPr>
+                <w:rFonts w:ascii="BRH Malayalam Extra" w:hAnsi="BRH Malayalam Extra" w:cs="BRH Malayalam Extra"/>
+                <w:sz w:val="32"/>
+                <w:szCs w:val="40"/>
+                <w:lang w:val="it-IT"/>
+              </w:rPr>
+              <w:t>E</w:t>
+            </w:r>
+            <w:r>
+              <w:rPr>
+                <w:rFonts w:ascii="BRH Malayalam Extra" w:hAnsi="BRH Malayalam Extra" w:cs="BRH Malayalam Extra"/>
+                <w:sz w:val="26"/>
+                <w:szCs w:val="40"/>
+                <w:lang w:val="it-IT"/>
+              </w:rPr>
+              <w:t>–</w:t>
+            </w:r>
+            <w:r>
+              <w:rPr>
+                <w:rFonts w:ascii="BRH Malayalam Extra" w:hAnsi="BRH Malayalam Extra" w:cs="BRH Malayalam Extra"/>
+                <w:sz w:val="32"/>
+                <w:szCs w:val="40"/>
+                <w:lang w:val="it-IT"/>
+              </w:rPr>
+              <w:t>Zp—J | E</w:t>
+            </w:r>
+            <w:r>
+              <w:rPr>
+                <w:rFonts w:ascii="BRH Malayalam Extra" w:hAnsi="BRH Malayalam Extra" w:cs="BRH Malayalam Extra"/>
+                <w:sz w:val="26"/>
+                <w:szCs w:val="40"/>
+                <w:lang w:val="it-IT"/>
+              </w:rPr>
+              <w:t>–</w:t>
+            </w:r>
+            <w:r>
+              <w:rPr>
+                <w:rFonts w:ascii="BRH Malayalam Extra" w:hAnsi="BRH Malayalam Extra" w:cs="BRH Malayalam Extra"/>
+                <w:sz w:val="32"/>
+                <w:szCs w:val="40"/>
+                <w:lang w:val="it-IT"/>
+              </w:rPr>
+              <w:t>Z¡r¡— | G</w:t>
+            </w:r>
+            <w:r>
+              <w:rPr>
+                <w:rFonts w:ascii="BRH Malayalam Extra" w:hAnsi="BRH Malayalam Extra" w:cs="BRH Malayalam Extra"/>
+                <w:sz w:val="26"/>
+                <w:szCs w:val="40"/>
+                <w:lang w:val="it-IT"/>
+              </w:rPr>
+              <w:t>–</w:t>
+            </w:r>
+            <w:r>
+              <w:rPr>
+                <w:rFonts w:ascii="BRH Malayalam Extra" w:hAnsi="BRH Malayalam Extra" w:cs="BRH Malayalam Extra"/>
+                <w:sz w:val="32"/>
+                <w:szCs w:val="40"/>
+                <w:lang w:val="it-IT"/>
+              </w:rPr>
+              <w:t xml:space="preserve">p | </w:t>
+            </w:r>
           </w:p>
           <w:p>
             <w:pPr>
@@ -28937,6 +29012,193 @@
                 <w:lang w:val="it-IT"/>
               </w:rPr>
             </w:pPr>
+            <w:r>
+              <w:rPr>
+                <w:rFonts w:ascii="BRH Malayalam Extra" w:hAnsi="BRH Malayalam Extra" w:cs="BRH Malayalam Extra"/>
+                <w:sz w:val="32"/>
+                <w:szCs w:val="40"/>
+                <w:lang w:val="it-IT"/>
+              </w:rPr>
+              <w:t>E</w:t>
+            </w:r>
+            <w:r>
+              <w:rPr>
+                <w:rFonts w:ascii="BRH Malayalam Extra" w:hAnsi="BRH Malayalam Extra" w:cs="BRH Malayalam Extra"/>
+                <w:sz w:val="26"/>
+                <w:szCs w:val="40"/>
+                <w:lang w:val="it-IT"/>
+              </w:rPr>
+              <w:t>–</w:t>
+            </w:r>
+            <w:r>
+              <w:rPr>
+                <w:rFonts w:ascii="BRH Malayalam Extra" w:hAnsi="BRH Malayalam Extra" w:cs="BRH Malayalam Extra"/>
+                <w:sz w:val="32"/>
+                <w:szCs w:val="40"/>
+                <w:lang w:val="it-IT"/>
+              </w:rPr>
+              <w:t>Zp— E</w:t>
+            </w:r>
+            <w:r>
+              <w:rPr>
+                <w:rFonts w:ascii="BRH Malayalam Extra" w:hAnsi="BRH Malayalam Extra" w:cs="BRH Malayalam Extra"/>
+                <w:sz w:val="26"/>
+                <w:szCs w:val="40"/>
+                <w:lang w:val="it-IT"/>
+              </w:rPr>
+              <w:t>–</w:t>
+            </w:r>
+            <w:r>
+              <w:rPr>
+                <w:rFonts w:ascii="BRH Malayalam Extra" w:hAnsi="BRH Malayalam Extra" w:cs="BRH Malayalam Extra"/>
+                <w:sz w:val="32"/>
+                <w:szCs w:val="40"/>
+                <w:lang w:val="it-IT"/>
+              </w:rPr>
+              <w:t>Z¡</w:t>
+            </w:r>
+            <w:r>
+              <w:rPr>
+                <w:rFonts w:ascii="BRH Malayalam Extra" w:hAnsi="BRH Malayalam Extra" w:cs="BRH Malayalam Extra"/>
+                <w:sz w:val="32"/>
+                <w:szCs w:val="40"/>
+                <w:highlight w:val="green"/>
+                <w:lang w:val="it-IT"/>
+              </w:rPr>
+              <w:t>rû</w:t>
+            </w:r>
+            <w:r>
+              <w:rPr>
+                <w:rFonts w:ascii="BRH Malayalam Extra" w:hAnsi="BRH Malayalam Extra" w:cs="BRH Malayalam Extra"/>
+                <w:sz w:val="26"/>
+                <w:szCs w:val="40"/>
+                <w:highlight w:val="green"/>
+                <w:lang w:val="it-IT"/>
+              </w:rPr>
+              <w:t>–</w:t>
+            </w:r>
+            <w:r>
+              <w:rPr>
+                <w:rFonts w:ascii="BRH Malayalam Extra" w:hAnsi="BRH Malayalam Extra" w:cs="BRH Malayalam Extra"/>
+                <w:sz w:val="32"/>
+                <w:szCs w:val="40"/>
+                <w:highlight w:val="green"/>
+                <w:lang w:val="it-IT"/>
+              </w:rPr>
+              <w:t>ª</w:t>
+            </w:r>
+            <w:r>
+              <w:rPr>
+                <w:rFonts w:ascii="BRH Malayalam Extra" w:hAnsi="BRH Malayalam Extra" w:cs="BRH Malayalam Extra"/>
+                <w:sz w:val="32"/>
+                <w:szCs w:val="40"/>
+                <w:lang w:val="it-IT"/>
+              </w:rPr>
+              <w:t>Z¡</w:t>
+            </w:r>
+            <w:r>
+              <w:rPr>
+                <w:rFonts w:ascii="BRH Malayalam Extra" w:hAnsi="BRH Malayalam Extra" w:cs="BRH Malayalam Extra"/>
+                <w:sz w:val="32"/>
+                <w:szCs w:val="40"/>
+                <w:highlight w:val="green"/>
+                <w:lang w:val="it-IT"/>
+              </w:rPr>
+              <w:t xml:space="preserve"> rû</w:t>
+            </w:r>
+            <w:r>
+              <w:rPr>
+                <w:rFonts w:ascii="BRH Malayalam Extra" w:hAnsi="BRH Malayalam Extra" w:cs="BRH Malayalam Extra"/>
+                <w:sz w:val="26"/>
+                <w:szCs w:val="40"/>
+                <w:highlight w:val="green"/>
+                <w:lang w:val="it-IT"/>
+              </w:rPr>
+              <w:t>–</w:t>
+            </w:r>
+            <w:r>
+              <w:rPr>
+                <w:rFonts w:ascii="BRH Malayalam Extra" w:hAnsi="BRH Malayalam Extra" w:cs="BRH Malayalam Extra"/>
+                <w:sz w:val="32"/>
+                <w:szCs w:val="40"/>
+                <w:highlight w:val="green"/>
+                <w:lang w:val="it-IT"/>
+              </w:rPr>
+              <w:t>ª</w:t>
+            </w:r>
+            <w:r>
+              <w:rPr>
+                <w:rFonts w:ascii="BRH Malayalam Extra" w:hAnsi="BRH Malayalam Extra" w:cs="BRH Malayalam Extra"/>
+                <w:sz w:val="32"/>
+                <w:szCs w:val="40"/>
+                <w:highlight w:val="green"/>
+                <w:lang w:val="it-IT"/>
+              </w:rPr>
+              <w:t>Zp</w:t>
+            </w:r>
+            <w:r>
+              <w:rPr>
+                <w:rFonts w:ascii="BRH Malayalam Extra" w:hAnsi="BRH Malayalam Extra" w:cs="BRH Malayalam Extra"/>
+                <w:sz w:val="32"/>
+                <w:szCs w:val="40"/>
+                <w:lang w:val="it-IT"/>
+              </w:rPr>
+              <w:t>— E</w:t>
+            </w:r>
+            <w:r>
+              <w:rPr>
+                <w:rFonts w:ascii="BRH Malayalam Extra" w:hAnsi="BRH Malayalam Extra" w:cs="BRH Malayalam Extra"/>
+                <w:sz w:val="26"/>
+                <w:szCs w:val="40"/>
+                <w:lang w:val="it-IT"/>
+              </w:rPr>
+              <w:t>–</w:t>
+            </w:r>
+            <w:r>
+              <w:rPr>
+                <w:rFonts w:ascii="BRH Malayalam Extra" w:hAnsi="BRH Malayalam Extra" w:cs="BRH Malayalam Extra"/>
+                <w:sz w:val="32"/>
+                <w:szCs w:val="40"/>
+                <w:lang w:val="it-IT"/>
+              </w:rPr>
+              <w:t>Zp— E</w:t>
+            </w:r>
+            <w:r>
+              <w:rPr>
+                <w:rFonts w:ascii="BRH Malayalam Extra" w:hAnsi="BRH Malayalam Extra" w:cs="BRH Malayalam Extra"/>
+                <w:sz w:val="26"/>
+                <w:szCs w:val="40"/>
+                <w:lang w:val="it-IT"/>
+              </w:rPr>
+              <w:t>–</w:t>
+            </w:r>
+            <w:r>
+              <w:rPr>
+                <w:rFonts w:ascii="BRH Malayalam Extra" w:hAnsi="BRH Malayalam Extra" w:cs="BRH Malayalam Extra"/>
+                <w:sz w:val="32"/>
+                <w:szCs w:val="40"/>
+                <w:lang w:val="it-IT"/>
+              </w:rPr>
+              <w:t>Z¡¥rû</w:t>
+            </w:r>
+            <w:r>
+              <w:rPr>
+                <w:rFonts w:ascii="BRH Malayalam Extra" w:hAnsi="BRH Malayalam Extra" w:cs="BRH Malayalam Extra"/>
+                <w:sz w:val="26"/>
+                <w:szCs w:val="40"/>
+                <w:lang w:val="it-IT"/>
+              </w:rPr>
+              <w:t>–</w:t>
+            </w:r>
+            <w:r>
+              <w:rPr>
+                <w:rFonts w:ascii="BRH Malayalam Extra" w:hAnsi="BRH Malayalam Extra" w:cs="BRH Malayalam Extra"/>
+                <w:sz w:val="32"/>
+                <w:szCs w:val="40"/>
+                <w:lang w:val="it-IT"/>
+              </w:rPr>
+              <w:t xml:space="preserve">¤¤pp </w:t>
+            </w:r>
           </w:p>
           <w:p>
             <w:pPr>
@@ -28954,142 +29216,51 @@
             </w:pPr>
             <w:r>
               <w:rPr>
-                <w:rFonts w:cs="BRH Malayalam Extra"/>
-                <w:szCs w:val="40"/>
-                <w:lang w:val="it-IT"/>
-              </w:rPr>
-              <w:t>1</w:t>
-            </w:r>
-            <w:r>
-              <w:rPr>
-                <w:rFonts w:ascii="BRH Malayalam Extra" w:hAnsi="BRH Malayalam Extra" w:cs="BRH Malayalam Extra"/>
-                <w:sz w:val="32"/>
-                <w:szCs w:val="40"/>
-                <w:lang w:val="it-IT"/>
-              </w:rPr>
-              <w:t>)</w:t>
-            </w:r>
-            <w:r>
-              <w:rPr>
-                <w:rFonts w:cs="BRH Malayalam Extra"/>
-                <w:szCs w:val="40"/>
-                <w:lang w:val="it-IT"/>
-              </w:rPr>
-              <w:t xml:space="preserve">  </w:t>
-            </w:r>
-            <w:bookmarkStart w:id="3" w:name="_Hlk128842256"/>
-            <w:r>
-              <w:rPr>
-                <w:rFonts w:cs="BRH Malayalam Extra"/>
-                <w:szCs w:val="40"/>
-                <w:lang w:val="it-IT"/>
-              </w:rPr>
-              <w:t>1</w:t>
-            </w:r>
-            <w:r>
-              <w:rPr>
-                <w:rFonts w:ascii="BRH Malayalam Extra" w:hAnsi="BRH Malayalam Extra" w:cs="BRH Malayalam Extra"/>
-                <w:sz w:val="32"/>
-                <w:szCs w:val="40"/>
-                <w:lang w:val="it-IT"/>
-              </w:rPr>
-              <w:t>.</w:t>
-            </w:r>
-            <w:r>
-              <w:rPr>
-                <w:rFonts w:cs="BRH Malayalam Extra"/>
-                <w:szCs w:val="40"/>
-                <w:lang w:val="it-IT"/>
-              </w:rPr>
-              <w:t>5</w:t>
-            </w:r>
-            <w:r>
-              <w:rPr>
-                <w:rFonts w:ascii="BRH Malayalam Extra" w:hAnsi="BRH Malayalam Extra" w:cs="BRH Malayalam Extra"/>
-                <w:sz w:val="32"/>
-                <w:szCs w:val="40"/>
-                <w:lang w:val="it-IT"/>
-              </w:rPr>
-              <w:t>.</w:t>
-            </w:r>
-            <w:r>
-              <w:rPr>
-                <w:rFonts w:cs="BRH Malayalam Extra"/>
-                <w:szCs w:val="40"/>
-                <w:lang w:val="it-IT"/>
-              </w:rPr>
-              <w:t>7</w:t>
-            </w:r>
-            <w:r>
-              <w:rPr>
-                <w:rFonts w:ascii="BRH Malayalam Extra" w:hAnsi="BRH Malayalam Extra" w:cs="BRH Malayalam Extra"/>
-                <w:sz w:val="32"/>
-                <w:szCs w:val="40"/>
-                <w:lang w:val="it-IT"/>
-              </w:rPr>
-              <w:t>.</w:t>
-            </w:r>
-            <w:r>
-              <w:rPr>
-                <w:rFonts w:cs="BRH Malayalam Extra"/>
-                <w:szCs w:val="40"/>
-                <w:lang w:val="it-IT"/>
-              </w:rPr>
-              <w:t>3</w:t>
-            </w:r>
-            <w:r>
-              <w:rPr>
-                <w:rFonts w:ascii="BRH Malayalam Extra" w:hAnsi="BRH Malayalam Extra" w:cs="BRH Malayalam Extra"/>
-                <w:sz w:val="32"/>
-                <w:szCs w:val="40"/>
-                <w:lang w:val="it-IT"/>
-              </w:rPr>
-              <w:t>(</w:t>
-            </w:r>
-            <w:r>
-              <w:rPr>
-                <w:rFonts w:cs="BRH Malayalam Extra"/>
-                <w:szCs w:val="40"/>
-                <w:lang w:val="it-IT"/>
-              </w:rPr>
-              <w:t>1</w:t>
-            </w:r>
-            <w:r>
-              <w:rPr>
-                <w:rFonts w:ascii="BRH Malayalam Extra" w:hAnsi="BRH Malayalam Extra" w:cs="BRH Malayalam Extra"/>
-                <w:sz w:val="32"/>
-                <w:szCs w:val="40"/>
-                <w:lang w:val="it-IT"/>
-              </w:rPr>
-              <w:t xml:space="preserve">)-  </w:t>
-            </w:r>
-            <w:bookmarkEnd w:id="3"/>
-            <w:r>
-              <w:rPr>
-                <w:rFonts w:ascii="BRH Malayalam Extra" w:hAnsi="BRH Malayalam Extra" w:cs="BRH Malayalam Extra"/>
-                <w:sz w:val="32"/>
-                <w:szCs w:val="40"/>
-                <w:lang w:val="it-IT"/>
-              </w:rPr>
-              <w:t>E</w:t>
+                <w:rFonts w:ascii="BRH Malayalam Extra" w:hAnsi="BRH Malayalam Extra" w:cs="BRH Malayalam Extra"/>
+                <w:sz w:val="32"/>
+                <w:szCs w:val="40"/>
+                <w:lang w:val="it-IT"/>
+              </w:rPr>
+              <w:t>ªZ¡</w:t>
+            </w:r>
+            <w:r>
+              <w:rPr>
+                <w:rFonts w:ascii="BRH Malayalam Extra" w:hAnsi="BRH Malayalam Extra" w:cs="BRH Malayalam Extra"/>
+                <w:sz w:val="32"/>
+                <w:szCs w:val="40"/>
+                <w:highlight w:val="green"/>
+                <w:lang w:val="it-IT"/>
+              </w:rPr>
+              <w:t xml:space="preserve"> rû</w:t>
             </w:r>
             <w:r>
               <w:rPr>
                 <w:rFonts w:ascii="BRH Malayalam Extra" w:hAnsi="BRH Malayalam Extra" w:cs="BRH Malayalam Extra"/>
                 <w:sz w:val="26"/>
                 <w:szCs w:val="40"/>
-                <w:lang w:val="it-IT"/>
-              </w:rPr>
-              <w:t>–</w:t>
-            </w:r>
-            <w:r>
-              <w:rPr>
-                <w:rFonts w:ascii="BRH Malayalam Extra" w:hAnsi="BRH Malayalam Extra" w:cs="BRH Malayalam Extra"/>
-                <w:sz w:val="32"/>
-                <w:szCs w:val="40"/>
-                <w:lang w:val="it-IT"/>
-              </w:rPr>
-              <w:t>Zp—J | E</w:t>
+                <w:highlight w:val="green"/>
+                <w:lang w:val="it-IT"/>
+              </w:rPr>
+              <w:t>–</w:t>
+            </w:r>
+            <w:r>
+              <w:rPr>
+                <w:rFonts w:ascii="BRH Malayalam Extra" w:hAnsi="BRH Malayalam Extra" w:cs="BRH Malayalam Extra"/>
+                <w:sz w:val="32"/>
+                <w:szCs w:val="40"/>
+                <w:highlight w:val="green"/>
+                <w:lang w:val="it-IT"/>
+              </w:rPr>
+              <w:t>ª</w:t>
+            </w:r>
+            <w:r>
+              <w:rPr>
+                <w:rFonts w:ascii="BRH Malayalam Extra" w:hAnsi="BRH Malayalam Extra" w:cs="BRH Malayalam Extra"/>
+                <w:sz w:val="32"/>
+                <w:szCs w:val="40"/>
+                <w:lang w:val="it-IT"/>
+              </w:rPr>
+              <w:t>Zp— E</w:t>
             </w:r>
             <w:r>
               <w:rPr>
@@ -29107,7 +29278,25 @@
                 <w:szCs w:val="40"/>
                 <w:lang w:val="it-IT"/>
               </w:rPr>
-              <w:t>Z¡r¡— | G</w:t>
+              <w:t>Zp— E</w:t>
+            </w:r>
+            <w:r>
+              <w:rPr>
+                <w:rFonts w:ascii="BRH Malayalam Extra" w:hAnsi="BRH Malayalam Extra" w:cs="BRH Malayalam Extra"/>
+                <w:sz w:val="26"/>
+                <w:szCs w:val="40"/>
+                <w:lang w:val="it-IT"/>
+              </w:rPr>
+              <w:t>–</w:t>
+            </w:r>
+            <w:r>
+              <w:rPr>
+                <w:rFonts w:ascii="BRH Malayalam Extra" w:hAnsi="BRH Malayalam Extra" w:cs="BRH Malayalam Extra"/>
+                <w:sz w:val="32"/>
+                <w:szCs w:val="40"/>
+                <w:lang w:val="it-IT"/>
+              </w:rPr>
+              <w:t>Z¡¥rû</w:t>
             </w:r>
             <w:r>
               <w:rPr>
@@ -29144,329 +29333,11 @@
             </w:pPr>
             <w:r>
               <w:rPr>
-                <w:rFonts w:ascii="BRH Malayalam Extra" w:hAnsi="BRH Malayalam Extra" w:cs="BRH Malayalam Extra"/>
-                <w:sz w:val="32"/>
-                <w:szCs w:val="40"/>
-                <w:lang w:val="it-IT"/>
-              </w:rPr>
-              <w:t>E</w:t>
-            </w:r>
-            <w:r>
-              <w:rPr>
-                <w:rFonts w:ascii="BRH Malayalam Extra" w:hAnsi="BRH Malayalam Extra" w:cs="BRH Malayalam Extra"/>
-                <w:sz w:val="26"/>
-                <w:szCs w:val="40"/>
-                <w:lang w:val="it-IT"/>
-              </w:rPr>
-              <w:t>–</w:t>
-            </w:r>
-            <w:r>
-              <w:rPr>
-                <w:rFonts w:ascii="BRH Malayalam Extra" w:hAnsi="BRH Malayalam Extra" w:cs="BRH Malayalam Extra"/>
-                <w:sz w:val="32"/>
-                <w:szCs w:val="40"/>
-                <w:lang w:val="it-IT"/>
-              </w:rPr>
-              <w:t>Zp— E</w:t>
-            </w:r>
-            <w:r>
-              <w:rPr>
-                <w:rFonts w:ascii="BRH Malayalam Extra" w:hAnsi="BRH Malayalam Extra" w:cs="BRH Malayalam Extra"/>
-                <w:sz w:val="26"/>
-                <w:szCs w:val="40"/>
-                <w:lang w:val="it-IT"/>
-              </w:rPr>
-              <w:t>–</w:t>
-            </w:r>
-            <w:r>
-              <w:rPr>
-                <w:rFonts w:ascii="BRH Malayalam Extra" w:hAnsi="BRH Malayalam Extra" w:cs="BRH Malayalam Extra"/>
-                <w:sz w:val="32"/>
-                <w:szCs w:val="40"/>
-                <w:lang w:val="it-IT"/>
-              </w:rPr>
-              <w:t>Z¡</w:t>
-            </w:r>
-            <w:r>
-              <w:rPr>
-                <w:rFonts w:ascii="BRH Malayalam Extra" w:hAnsi="BRH Malayalam Extra" w:cs="BRH Malayalam Extra"/>
-                <w:sz w:val="32"/>
-                <w:szCs w:val="40"/>
-                <w:highlight w:val="green"/>
-                <w:lang w:val="it-IT"/>
-              </w:rPr>
-              <w:t>rû</w:t>
-            </w:r>
-            <w:r>
-              <w:rPr>
-                <w:rFonts w:ascii="BRH Malayalam Extra" w:hAnsi="BRH Malayalam Extra" w:cs="BRH Malayalam Extra"/>
-                <w:sz w:val="26"/>
-                <w:szCs w:val="40"/>
-                <w:highlight w:val="green"/>
-                <w:lang w:val="it-IT"/>
-              </w:rPr>
-              <w:t>–</w:t>
-            </w:r>
-            <w:r>
-              <w:rPr>
-                <w:rFonts w:ascii="BRH Malayalam Extra" w:hAnsi="BRH Malayalam Extra" w:cs="BRH Malayalam Extra"/>
-                <w:sz w:val="32"/>
-                <w:szCs w:val="40"/>
-                <w:highlight w:val="green"/>
-                <w:lang w:val="it-IT"/>
-              </w:rPr>
-              <w:t>ª</w:t>
-            </w:r>
-            <w:r>
-              <w:rPr>
-                <w:rFonts w:ascii="BRH Malayalam Extra" w:hAnsi="BRH Malayalam Extra" w:cs="BRH Malayalam Extra"/>
-                <w:sz w:val="32"/>
-                <w:szCs w:val="40"/>
-                <w:lang w:val="it-IT"/>
-              </w:rPr>
-              <w:t>Z¡</w:t>
-            </w:r>
-            <w:r>
-              <w:rPr>
-                <w:rFonts w:ascii="BRH Malayalam Extra" w:hAnsi="BRH Malayalam Extra" w:cs="BRH Malayalam Extra"/>
-                <w:sz w:val="32"/>
-                <w:szCs w:val="40"/>
-                <w:highlight w:val="green"/>
-                <w:lang w:val="it-IT"/>
-              </w:rPr>
-              <w:t xml:space="preserve"> rû</w:t>
-            </w:r>
-            <w:r>
-              <w:rPr>
-                <w:rFonts w:ascii="BRH Malayalam Extra" w:hAnsi="BRH Malayalam Extra" w:cs="BRH Malayalam Extra"/>
-                <w:sz w:val="26"/>
-                <w:szCs w:val="40"/>
-                <w:highlight w:val="green"/>
-                <w:lang w:val="it-IT"/>
-              </w:rPr>
-              <w:t>–</w:t>
-            </w:r>
-            <w:r>
-              <w:rPr>
-                <w:rFonts w:ascii="BRH Malayalam Extra" w:hAnsi="BRH Malayalam Extra" w:cs="BRH Malayalam Extra"/>
-                <w:sz w:val="32"/>
-                <w:szCs w:val="40"/>
-                <w:highlight w:val="green"/>
-                <w:lang w:val="it-IT"/>
-              </w:rPr>
-              <w:t>ª</w:t>
-            </w:r>
-            <w:r>
-              <w:rPr>
-                <w:rFonts w:ascii="BRH Malayalam Extra" w:hAnsi="BRH Malayalam Extra" w:cs="BRH Malayalam Extra"/>
-                <w:sz w:val="32"/>
-                <w:szCs w:val="40"/>
-                <w:highlight w:val="green"/>
-                <w:lang w:val="it-IT"/>
-              </w:rPr>
-              <w:t>Zp</w:t>
-            </w:r>
-            <w:r>
-              <w:rPr>
-                <w:rFonts w:ascii="BRH Malayalam Extra" w:hAnsi="BRH Malayalam Extra" w:cs="BRH Malayalam Extra"/>
-                <w:sz w:val="32"/>
-                <w:szCs w:val="40"/>
-                <w:lang w:val="it-IT"/>
-              </w:rPr>
-              <w:t>— E</w:t>
-            </w:r>
-            <w:r>
-              <w:rPr>
-                <w:rFonts w:ascii="BRH Malayalam Extra" w:hAnsi="BRH Malayalam Extra" w:cs="BRH Malayalam Extra"/>
-                <w:sz w:val="26"/>
-                <w:szCs w:val="40"/>
-                <w:lang w:val="it-IT"/>
-              </w:rPr>
-              <w:t>–</w:t>
-            </w:r>
-            <w:r>
-              <w:rPr>
-                <w:rFonts w:ascii="BRH Malayalam Extra" w:hAnsi="BRH Malayalam Extra" w:cs="BRH Malayalam Extra"/>
-                <w:sz w:val="32"/>
-                <w:szCs w:val="40"/>
-                <w:lang w:val="it-IT"/>
-              </w:rPr>
-              <w:t>Zp— E</w:t>
-            </w:r>
-            <w:r>
-              <w:rPr>
-                <w:rFonts w:ascii="BRH Malayalam Extra" w:hAnsi="BRH Malayalam Extra" w:cs="BRH Malayalam Extra"/>
-                <w:sz w:val="26"/>
-                <w:szCs w:val="40"/>
-                <w:lang w:val="it-IT"/>
-              </w:rPr>
-              <w:t>–</w:t>
-            </w:r>
-            <w:r>
-              <w:rPr>
-                <w:rFonts w:ascii="BRH Malayalam Extra" w:hAnsi="BRH Malayalam Extra" w:cs="BRH Malayalam Extra"/>
-                <w:sz w:val="32"/>
-                <w:szCs w:val="40"/>
-                <w:lang w:val="it-IT"/>
-              </w:rPr>
-              <w:t>Z¡¥rû</w:t>
-            </w:r>
-            <w:r>
-              <w:rPr>
-                <w:rFonts w:ascii="BRH Malayalam Extra" w:hAnsi="BRH Malayalam Extra" w:cs="BRH Malayalam Extra"/>
-                <w:sz w:val="26"/>
-                <w:szCs w:val="40"/>
-                <w:lang w:val="it-IT"/>
-              </w:rPr>
-              <w:t>–</w:t>
-            </w:r>
-            <w:r>
-              <w:rPr>
-                <w:rFonts w:ascii="BRH Malayalam Extra" w:hAnsi="BRH Malayalam Extra" w:cs="BRH Malayalam Extra"/>
-                <w:sz w:val="32"/>
-                <w:szCs w:val="40"/>
-                <w:lang w:val="it-IT"/>
-              </w:rPr>
-              <w:t xml:space="preserve">¤¤pp </w:t>
-            </w:r>
-          </w:p>
-          <w:p>
-            <w:pPr>
-              <w:widowControl w:val="0"/>
-              <w:autoSpaceDE w:val="0"/>
-              <w:autoSpaceDN w:val="0"/>
-              <w:adjustRightInd w:val="0"/>
-              <w:spacing w:before="0" w:line="240" w:lineRule="auto"/>
-              <w:rPr>
-                <w:rFonts w:ascii="BRH Malayalam Extra" w:hAnsi="BRH Malayalam Extra" w:cs="BRH Malayalam Extra"/>
-                <w:sz w:val="32"/>
-                <w:szCs w:val="40"/>
-                <w:lang w:val="it-IT"/>
-              </w:rPr>
-            </w:pPr>
-            <w:r>
-              <w:rPr>
-                <w:rFonts w:ascii="BRH Malayalam Extra" w:hAnsi="BRH Malayalam Extra" w:cs="BRH Malayalam Extra"/>
-                <w:sz w:val="32"/>
-                <w:szCs w:val="40"/>
-                <w:lang w:val="it-IT"/>
-              </w:rPr>
-              <w:t>ªZ¡</w:t>
-            </w:r>
-            <w:r>
-              <w:rPr>
-                <w:rFonts w:ascii="BRH Malayalam Extra" w:hAnsi="BRH Malayalam Extra" w:cs="BRH Malayalam Extra"/>
-                <w:sz w:val="32"/>
-                <w:szCs w:val="40"/>
-                <w:highlight w:val="green"/>
-                <w:lang w:val="it-IT"/>
-              </w:rPr>
-              <w:t xml:space="preserve"> rû</w:t>
-            </w:r>
-            <w:r>
-              <w:rPr>
-                <w:rFonts w:ascii="BRH Malayalam Extra" w:hAnsi="BRH Malayalam Extra" w:cs="BRH Malayalam Extra"/>
-                <w:sz w:val="26"/>
-                <w:szCs w:val="40"/>
-                <w:highlight w:val="green"/>
-                <w:lang w:val="it-IT"/>
-              </w:rPr>
-              <w:t>–</w:t>
-            </w:r>
-            <w:r>
-              <w:rPr>
-                <w:rFonts w:ascii="BRH Malayalam Extra" w:hAnsi="BRH Malayalam Extra" w:cs="BRH Malayalam Extra"/>
-                <w:sz w:val="32"/>
-                <w:szCs w:val="40"/>
-                <w:highlight w:val="green"/>
-                <w:lang w:val="it-IT"/>
-              </w:rPr>
-              <w:t>ª</w:t>
-            </w:r>
-            <w:r>
-              <w:rPr>
-                <w:rFonts w:ascii="BRH Malayalam Extra" w:hAnsi="BRH Malayalam Extra" w:cs="BRH Malayalam Extra"/>
-                <w:sz w:val="32"/>
-                <w:szCs w:val="40"/>
-                <w:lang w:val="it-IT"/>
-              </w:rPr>
-              <w:t>Zp— E</w:t>
-            </w:r>
-            <w:r>
-              <w:rPr>
-                <w:rFonts w:ascii="BRH Malayalam Extra" w:hAnsi="BRH Malayalam Extra" w:cs="BRH Malayalam Extra"/>
-                <w:sz w:val="26"/>
-                <w:szCs w:val="40"/>
-                <w:lang w:val="it-IT"/>
-              </w:rPr>
-              <w:t>–</w:t>
-            </w:r>
-            <w:r>
-              <w:rPr>
-                <w:rFonts w:ascii="BRH Malayalam Extra" w:hAnsi="BRH Malayalam Extra" w:cs="BRH Malayalam Extra"/>
-                <w:sz w:val="32"/>
-                <w:szCs w:val="40"/>
-                <w:lang w:val="it-IT"/>
-              </w:rPr>
-              <w:t>Zp— E</w:t>
-            </w:r>
-            <w:r>
-              <w:rPr>
-                <w:rFonts w:ascii="BRH Malayalam Extra" w:hAnsi="BRH Malayalam Extra" w:cs="BRH Malayalam Extra"/>
-                <w:sz w:val="26"/>
-                <w:szCs w:val="40"/>
-                <w:lang w:val="it-IT"/>
-              </w:rPr>
-              <w:t>–</w:t>
-            </w:r>
-            <w:r>
-              <w:rPr>
-                <w:rFonts w:ascii="BRH Malayalam Extra" w:hAnsi="BRH Malayalam Extra" w:cs="BRH Malayalam Extra"/>
-                <w:sz w:val="32"/>
-                <w:szCs w:val="40"/>
-                <w:lang w:val="it-IT"/>
-              </w:rPr>
-              <w:t>Z¡¥rû</w:t>
-            </w:r>
-            <w:r>
-              <w:rPr>
-                <w:rFonts w:ascii="BRH Malayalam Extra" w:hAnsi="BRH Malayalam Extra" w:cs="BRH Malayalam Extra"/>
-                <w:sz w:val="26"/>
-                <w:szCs w:val="40"/>
-                <w:lang w:val="it-IT"/>
-              </w:rPr>
-              <w:t>–</w:t>
-            </w:r>
-            <w:r>
-              <w:rPr>
-                <w:rFonts w:ascii="BRH Malayalam Extra" w:hAnsi="BRH Malayalam Extra" w:cs="BRH Malayalam Extra"/>
-                <w:sz w:val="32"/>
-                <w:szCs w:val="40"/>
-                <w:lang w:val="it-IT"/>
-              </w:rPr>
-              <w:t xml:space="preserve">p | </w:t>
-            </w:r>
-          </w:p>
-          <w:p>
-            <w:pPr>
-              <w:widowControl w:val="0"/>
-              <w:autoSpaceDE w:val="0"/>
-              <w:autoSpaceDN w:val="0"/>
-              <w:adjustRightInd w:val="0"/>
-              <w:spacing w:before="0" w:line="240" w:lineRule="auto"/>
-              <w:rPr>
-                <w:rFonts w:ascii="BRH Malayalam Extra" w:hAnsi="BRH Malayalam Extra" w:cs="BRH Malayalam Extra"/>
-                <w:sz w:val="32"/>
-                <w:szCs w:val="40"/>
-                <w:lang w:val="it-IT"/>
-              </w:rPr>
-            </w:pPr>
-            <w:r>
-              <w:rPr>
-                <w:rFonts w:cs="BRH Malayalam Extra"/>
-                <w:szCs w:val="40"/>
-                <w:lang w:val="it-IT"/>
-              </w:rPr>
+                <w:rFonts w:cs="BRH Malayalam Extra"/>
+                <w:szCs w:val="40"/>
+                <w:lang w:val="it-IT"/>
+              </w:rPr>
+              <w:lastRenderedPageBreak/>
               <w:t>2</w:t>
             </w:r>
             <w:r>
@@ -30632,7 +30503,6 @@
                 <w:highlight w:val="yellow"/>
                 <w:lang w:val="it-IT"/>
               </w:rPr>
-              <w:lastRenderedPageBreak/>
               <w:t>jx</w:t>
             </w:r>
             <w:r>
@@ -30985,7 +30855,6 @@
                 <w:rFonts w:cs="BRH Malayalam Extra"/>
                 <w:szCs w:val="40"/>
               </w:rPr>
-              <w:lastRenderedPageBreak/>
               <w:t>5</w:t>
             </w:r>
             <w:r>
@@ -31714,7 +31583,6 @@
                 <w:szCs w:val="40"/>
                 <w:highlight w:val="green"/>
               </w:rPr>
-              <w:lastRenderedPageBreak/>
               <w:t>jx</w:t>
             </w:r>
             <w:r>
@@ -32120,7 +31988,6 @@
                 <w:rFonts w:cs="BRH Malayalam Extra"/>
                 <w:szCs w:val="40"/>
               </w:rPr>
-              <w:lastRenderedPageBreak/>
               <w:t>48</w:t>
             </w:r>
             <w:r>
@@ -32486,6 +32353,7 @@
                 <w:sz w:val="32"/>
                 <w:szCs w:val="40"/>
               </w:rPr>
+              <w:lastRenderedPageBreak/>
               <w:t>põ¡—ræy ¥i</w:t>
             </w:r>
             <w:r>
@@ -32865,6 +32733,7 @@
                 <w:rFonts w:cs="BRH Malayalam Extra"/>
                 <w:szCs w:val="40"/>
               </w:rPr>
+              <w:lastRenderedPageBreak/>
               <w:t>48</w:t>
             </w:r>
             <w:r>
@@ -33222,6 +33091,7 @@
                 <w:sz w:val="32"/>
                 <w:szCs w:val="40"/>
               </w:rPr>
+              <w:lastRenderedPageBreak/>
               <w:t>põ¡—ræy ¥i</w:t>
             </w:r>
             <w:r>
@@ -33585,6 +33455,7 @@
                 <w:rFonts w:cs="BRH Malayalam Extra"/>
                 <w:szCs w:val="40"/>
               </w:rPr>
+              <w:lastRenderedPageBreak/>
               <w:t>76</w:t>
             </w:r>
             <w:r>
@@ -34864,7 +34735,7 @@
       </w:tr>
       <w:tr>
         <w:trPr>
-          <w:trHeight w:val="1701"/>
+          <w:trHeight w:val="557"/>
         </w:trPr>
         <w:tc>
           <w:tcPr>
@@ -34890,7 +34761,6 @@
                 <w:szCs w:val="40"/>
                 <w:lang w:val="it-IT"/>
               </w:rPr>
-              <w:lastRenderedPageBreak/>
               <w:t>40</w:t>
             </w:r>
             <w:r>
@@ -35704,7 +35574,17 @@
                 <w:szCs w:val="40"/>
                 <w:lang w:val="it-IT"/>
               </w:rPr>
-              <w:t xml:space="preserve">Àûx Kxix(³§—) AK¡ªpZ | </w:t>
+              <w:t xml:space="preserve">Àûx </w:t>
+            </w:r>
+            <w:r>
+              <w:rPr>
+                <w:rFonts w:ascii="BRH Malayalam Extra" w:hAnsi="BRH Malayalam Extra" w:cs="BRH Malayalam Extra"/>
+                <w:sz w:val="32"/>
+                <w:szCs w:val="40"/>
+                <w:lang w:val="it-IT"/>
+              </w:rPr>
+              <w:lastRenderedPageBreak/>
+              <w:t xml:space="preserve">Kxix(³§—) AK¡ªpZ | </w:t>
             </w:r>
           </w:p>
         </w:tc>
@@ -35732,6 +35612,7 @@
                 <w:szCs w:val="40"/>
                 <w:lang w:val="it-IT"/>
               </w:rPr>
+              <w:lastRenderedPageBreak/>
               <w:t>40</w:t>
             </w:r>
             <w:r>
@@ -36521,7 +36402,17 @@
                 <w:szCs w:val="40"/>
                 <w:lang w:val="it-IT"/>
               </w:rPr>
-              <w:t xml:space="preserve">Àûx Kxix(³§—) AK¡ªpZ | </w:t>
+              <w:t xml:space="preserve">Àûx </w:t>
+            </w:r>
+            <w:r>
+              <w:rPr>
+                <w:rFonts w:ascii="BRH Malayalam Extra" w:hAnsi="BRH Malayalam Extra" w:cs="BRH Malayalam Extra"/>
+                <w:sz w:val="32"/>
+                <w:szCs w:val="40"/>
+                <w:lang w:val="it-IT"/>
+              </w:rPr>
+              <w:lastRenderedPageBreak/>
+              <w:t xml:space="preserve">Kxix(³§—) AK¡ªpZ | </w:t>
             </w:r>
           </w:p>
         </w:tc>
@@ -36552,6 +36443,7 @@
                 <w:rFonts w:cs="BRH Malayalam Extra"/>
                 <w:szCs w:val="40"/>
               </w:rPr>
+              <w:lastRenderedPageBreak/>
               <w:t>7</w:t>
             </w:r>
             <w:r>
@@ -37644,16 +37536,7 @@
                 <w:sz w:val="32"/>
                 <w:szCs w:val="40"/>
               </w:rPr>
-              <w:t xml:space="preserve">— </w:t>
-            </w:r>
-            <w:r>
-              <w:rPr>
-                <w:rFonts w:ascii="BRH Malayalam Extra" w:hAnsi="BRH Malayalam Extra" w:cs="BRH Malayalam Extra"/>
-                <w:sz w:val="32"/>
-                <w:szCs w:val="40"/>
-              </w:rPr>
-              <w:lastRenderedPageBreak/>
-              <w:t>ªPâ</w:t>
+              <w:t>— ªPâ</w:t>
             </w:r>
             <w:r>
               <w:rPr>
@@ -37697,7 +37580,6 @@
                 <w:szCs w:val="40"/>
                 <w:lang w:val="it-IT"/>
               </w:rPr>
-              <w:lastRenderedPageBreak/>
               <w:t>32</w:t>
             </w:r>
             <w:r>
@@ -38403,17 +38285,7 @@
                 <w:szCs w:val="40"/>
                 <w:lang w:val="it-IT"/>
               </w:rPr>
-              <w:t xml:space="preserve"> </w:t>
-            </w:r>
-            <w:r>
-              <w:rPr>
-                <w:rFonts w:ascii="BRH Malayalam Extra" w:hAnsi="BRH Malayalam Extra" w:cs="BRH Malayalam Extra"/>
-                <w:sz w:val="32"/>
-                <w:szCs w:val="40"/>
-                <w:lang w:val="it-IT"/>
-              </w:rPr>
-              <w:lastRenderedPageBreak/>
-              <w:t>ªPâ</w:t>
+              <w:t xml:space="preserve"> ªPâ</w:t>
             </w:r>
             <w:r>
               <w:rPr>
@@ -38464,7 +38336,6 @@
                 <w:szCs w:val="40"/>
                 <w:lang w:val="it-IT"/>
               </w:rPr>
-              <w:lastRenderedPageBreak/>
               <w:t>63</w:t>
             </w:r>
             <w:r>
@@ -39949,6 +39820,7 @@
                 <w:szCs w:val="40"/>
                 <w:lang w:val="it-IT"/>
               </w:rPr>
+              <w:lastRenderedPageBreak/>
               <w:t>19</w:t>
             </w:r>
             <w:r>
@@ -40914,7 +40786,6 @@
                 <w:sz w:val="32"/>
                 <w:szCs w:val="40"/>
               </w:rPr>
-              <w:lastRenderedPageBreak/>
               <w:t>e</w:t>
             </w:r>
             <w:r>
@@ -41114,20 +40985,6 @@
               </w:rPr>
               <w:t xml:space="preserve"> sª¥p˜ | </w:t>
             </w:r>
-          </w:p>
-          <w:p>
-            <w:pPr>
-              <w:widowControl w:val="0"/>
-              <w:autoSpaceDE w:val="0"/>
-              <w:autoSpaceDN w:val="0"/>
-              <w:adjustRightInd w:val="0"/>
-              <w:spacing w:before="0" w:line="240" w:lineRule="auto"/>
-              <w:rPr>
-                <w:rFonts w:ascii="BRH Malayalam Extra" w:hAnsi="BRH Malayalam Extra" w:cs="BRH Malayalam Extra"/>
-                <w:sz w:val="32"/>
-                <w:szCs w:val="40"/>
-              </w:rPr>
-            </w:pPr>
           </w:p>
           <w:p>
             <w:pPr>
@@ -41413,7 +41270,6 @@
                 <w:rFonts w:cs="BRH Malayalam Extra"/>
                 <w:szCs w:val="40"/>
               </w:rPr>
-              <w:lastRenderedPageBreak/>
               <w:t>19</w:t>
             </w:r>
             <w:r>
@@ -42372,7 +42228,6 @@
                 <w:sz w:val="32"/>
                 <w:szCs w:val="40"/>
               </w:rPr>
-              <w:lastRenderedPageBreak/>
               <w:t>e</w:t>
             </w:r>
             <w:r>
@@ -42604,20 +42459,6 @@
               </w:rPr>
               <w:t xml:space="preserve"> sª¥p˜ | </w:t>
             </w:r>
-          </w:p>
-          <w:p>
-            <w:pPr>
-              <w:widowControl w:val="0"/>
-              <w:autoSpaceDE w:val="0"/>
-              <w:autoSpaceDN w:val="0"/>
-              <w:adjustRightInd w:val="0"/>
-              <w:spacing w:before="0" w:line="240" w:lineRule="auto"/>
-              <w:rPr>
-                <w:rFonts w:ascii="BRH Malayalam Extra" w:hAnsi="BRH Malayalam Extra" w:cs="BRH Malayalam Extra"/>
-                <w:sz w:val="32"/>
-                <w:szCs w:val="40"/>
-              </w:rPr>
-            </w:pPr>
           </w:p>
           <w:p>
             <w:pPr>
@@ -42903,7 +42744,6 @@
                 <w:rFonts w:cs="BRH Malayalam Extra"/>
                 <w:szCs w:val="40"/>
               </w:rPr>
-              <w:lastRenderedPageBreak/>
               <w:t>32</w:t>
             </w:r>
             <w:r>
@@ -43421,6 +43261,7 @@
                 <w:rFonts w:cs="BRH Malayalam Extra"/>
                 <w:szCs w:val="40"/>
               </w:rPr>
+              <w:lastRenderedPageBreak/>
               <w:t>33</w:t>
             </w:r>
             <w:r>
@@ -44479,7 +44320,6 @@
                 <w:sz w:val="32"/>
                 <w:szCs w:val="40"/>
               </w:rPr>
-              <w:lastRenderedPageBreak/>
               <w:t>öe</w:t>
             </w:r>
             <w:r>
@@ -45010,7 +44850,6 @@
                 <w:rFonts w:cs="BRH Malayalam Extra"/>
                 <w:szCs w:val="40"/>
               </w:rPr>
-              <w:lastRenderedPageBreak/>
               <w:t>33</w:t>
             </w:r>
             <w:r>
@@ -46181,7 +46020,6 @@
                 <w:sz w:val="32"/>
                 <w:szCs w:val="40"/>
               </w:rPr>
-              <w:lastRenderedPageBreak/>
               <w:t>öe</w:t>
             </w:r>
             <w:r>
@@ -46707,7 +46545,6 @@
                 <w:rFonts w:cs="BRH Malayalam Extra"/>
                 <w:szCs w:val="40"/>
               </w:rPr>
-              <w:lastRenderedPageBreak/>
               <w:t>41</w:t>
             </w:r>
             <w:r>
@@ -47108,6 +46945,7 @@
                 <w:rFonts w:cs="BRH Malayalam Extra"/>
                 <w:szCs w:val="40"/>
               </w:rPr>
+              <w:lastRenderedPageBreak/>
               <w:t>24</w:t>
             </w:r>
             <w:r>
@@ -48158,7 +47996,6 @@
                 <w:rFonts w:cs="BRH Malayalam Extra"/>
                 <w:szCs w:val="40"/>
               </w:rPr>
-              <w:lastRenderedPageBreak/>
               <w:t>24</w:t>
             </w:r>
             <w:r>
@@ -49289,18 +49126,6 @@
         </w:tc>
       </w:tr>
     </w:tbl>
-    <w:p>
-      <w:pPr>
-        <w:spacing w:before="0" w:line="240" w:lineRule="auto"/>
-        <w:rPr>
-          <w:b/>
-          <w:bCs/>
-          <w:sz w:val="32"/>
-          <w:szCs w:val="32"/>
-          <w:u w:val="single"/>
-        </w:rPr>
-      </w:pPr>
-    </w:p>
     <w:p>
       <w:pPr>
         <w:spacing w:before="0" w:line="240" w:lineRule="auto"/>
@@ -49323,18 +49148,6 @@
         </w:rPr>
         <w:t>====================</w:t>
       </w:r>
-    </w:p>
-    <w:p>
-      <w:pPr>
-        <w:spacing w:before="0" w:line="240" w:lineRule="auto"/>
-        <w:rPr>
-          <w:b/>
-          <w:bCs/>
-          <w:sz w:val="32"/>
-          <w:szCs w:val="32"/>
-          <w:u w:val="single"/>
-        </w:rPr>
-      </w:pPr>
     </w:p>
     <w:p>
       <w:pPr>
